--- a/EXPORTS/DOCX/published/niveau2/English/Suriname.docx
+++ b/EXPORTS/DOCX/published/niveau2/English/Suriname.docx
@@ -1558,13 +1558,131 @@
       </w:r>
       <w:r>
         <w:rPr>
-          <w:rFonts w:ascii="Charis SIL Regular" w:hAnsi="Charis SIL Regular" w:eastAsia="Charis SIL Regular"/>
-          <w:b w:val="0"/>
-          <w:i w:val="0"/>
-          <w:color w:val="000000"/>
-          <w:sz w:val="24"/>
-        </w:rPr>
-        <w:t xml:space="preserve">. Lammens, son-in-law and admirer of </w:t>
+          <w:u w:val="single" w:color="0000ff"/>
+          <w:rFonts w:ascii="Charis SIL Regular" w:hAnsi="Charis SIL Regular" w:eastAsia="Charis SIL Regular"/>
+          <w:b w:val="0"/>
+          <w:i w:val="0"/>
+          <w:color w:val="000000"/>
+          <w:sz w:val="24"/>
+        </w:rPr>
+        <w:hyperlink r:id="rId13" w:history="1">
+          <w:r>
+            <w:rPr>
+              <w:rStyle w:val="Hyperlink"/>
+            </w:rPr>
+            <w:t>. La</w:t>
+          </w:r>
+        </w:hyperlink>
+      </w:r>
+      <w:r>
+        <w:rPr>
+          <w:rFonts w:ascii="Charis SIL Regular" w:hAnsi="Charis SIL Regular" w:eastAsia="Charis SIL Regular"/>
+          <w:b w:val="0"/>
+          <w:i w:val="0"/>
+          <w:color w:val="000000"/>
+          <w:sz w:val="24"/>
+        </w:rPr>
+        <w:t>m</w:t>
+      </w:r>
+      <w:r>
+        <w:rPr>
+          <w:u w:val="single" w:color="0000ff"/>
+          <w:rFonts w:ascii="Charis SIL Regular" w:hAnsi="Charis SIL Regular" w:eastAsia="Charis SIL Regular"/>
+          <w:b w:val="0"/>
+          <w:i w:val="0"/>
+          <w:color w:val="000000"/>
+          <w:sz w:val="24"/>
+        </w:rPr>
+        <w:hyperlink r:id="rId14" w:history="1">
+          <w:r>
+            <w:rPr>
+              <w:rStyle w:val="Hyperlink"/>
+            </w:rPr>
+            <w:t>mens, s</w:t>
+          </w:r>
+        </w:hyperlink>
+      </w:r>
+      <w:r>
+        <w:rPr>
+          <w:u w:val="single" w:color="0000ff"/>
+          <w:rFonts w:ascii="Charis SIL Regular" w:hAnsi="Charis SIL Regular" w:eastAsia="Charis SIL Regular"/>
+          <w:b w:val="0"/>
+          <w:i w:val="0"/>
+          <w:color w:val="000000"/>
+          <w:sz w:val="24"/>
+        </w:rPr>
+        <w:hyperlink r:id="rId14" w:history="1">
+          <w:r>
+            <w:rPr>
+              <w:rStyle w:val="Hyperlink"/>
+            </w:rPr>
+            <w:t>on-in-law an</w:t>
+          </w:r>
+        </w:hyperlink>
+      </w:r>
+      <w:r>
+        <w:rPr>
+          <w:rFonts w:ascii="Charis SIL Regular" w:hAnsi="Charis SIL Regular" w:eastAsia="Charis SIL Regular"/>
+          <w:b w:val="0"/>
+          <w:i w:val="0"/>
+          <w:color w:val="000000"/>
+          <w:sz w:val="24"/>
+        </w:rPr>
+        <w:t>d</w:t>
+      </w:r>
+      <w:r>
+        <w:rPr>
+          <w:u w:val="single" w:color="0000ff"/>
+          <w:rFonts w:ascii="Charis SIL Regular" w:hAnsi="Charis SIL Regular" w:eastAsia="Charis SIL Regular"/>
+          <w:b w:val="0"/>
+          <w:i w:val="0"/>
+          <w:color w:val="000000"/>
+          <w:sz w:val="24"/>
+        </w:rPr>
+        <w:hyperlink r:id="rId15" w:history="1">
+          <w:r>
+            <w:rPr>
+              <w:rStyle w:val="Hyperlink"/>
+            </w:rPr>
+            <w:t xml:space="preserve"> admire</w:t>
+          </w:r>
+        </w:hyperlink>
+      </w:r>
+      <w:r>
+        <w:rPr>
+          <w:u w:val="single" w:color="0000ff"/>
+          <w:rFonts w:ascii="Charis SIL Regular" w:hAnsi="Charis SIL Regular" w:eastAsia="Charis SIL Regular"/>
+          <w:b w:val="0"/>
+          <w:i w:val="0"/>
+          <w:color w:val="000000"/>
+          <w:sz w:val="24"/>
+        </w:rPr>
+        <w:hyperlink r:id="rId15" w:history="1">
+          <w:r>
+            <w:rPr>
+              <w:rStyle w:val="Hyperlink"/>
+            </w:rPr>
+            <w:t>r</w:t>
+          </w:r>
+        </w:hyperlink>
+      </w:r>
+      <w:r>
+        <w:rPr>
+          <w:u w:val="single" w:color="0000ff"/>
+          <w:rFonts w:ascii="Charis SIL Regular" w:hAnsi="Charis SIL Regular" w:eastAsia="Charis SIL Regular"/>
+          <w:b w:val="0"/>
+          <w:i w:val="0"/>
+          <w:color w:val="000000"/>
+          <w:sz w:val="24"/>
+        </w:rPr>
+        <w:hyperlink r:id="rId15" w:history="1">
+          <w:r>
+            <w:rPr>
+              <w:rStyle w:val="Hyperlink"/>
+            </w:rPr>
+            <w:t xml:space="preserve"> of </w:t>
+          </w:r>
+        </w:hyperlink>
       </w:r>
       <w:r>
         <w:rPr>
@@ -1927,65 +2045,59 @@
             <w:rPr>
               <w:rStyle w:val="Hyperlink"/>
             </w:rPr>
-            <w:t>Scientif</w:t>
-          </w:r>
-        </w:hyperlink>
-      </w:r>
-      <w:r>
-        <w:rPr>
-          <w:rFonts w:ascii="Charis SIL Regular" w:hAnsi="Charis SIL Regular" w:eastAsia="Charis SIL Regular"/>
-          <w:b w:val="0"/>
-          <w:i w:val="0"/>
-          <w:color w:val="0000FF"/>
-          <w:sz w:val="24"/>
+            <w:t>Scientifi</w:t>
+          </w:r>
+        </w:hyperlink>
+      </w:r>
+      <w:r>
+        <w:rPr>
+          <w:rFonts w:ascii="Charis SIL Regular" w:hAnsi="Charis SIL Regular" w:eastAsia="Charis SIL Regular"/>
+          <w:b w:val="0"/>
+          <w:i w:val="0"/>
+          <w:color w:val="0000FF"/>
+          <w:sz w:val="24"/>
+          <w:u w:val="single"/>
+        </w:rPr>
+        <w:t>c</w:t>
+      </w:r>
+      <w:r>
+        <w:rPr>
+          <w:rFonts w:ascii="Charis SIL Regular" w:hAnsi="Charis SIL Regular" w:eastAsia="Charis SIL Regular"/>
+          <w:b w:val="0"/>
+          <w:i w:val="0"/>
+          <w:color w:val="0000FF"/>
+          <w:sz w:val="24"/>
+          <w:u w:val="single"/>
+        </w:rPr>
+        <w:t xml:space="preserve"> </w:t>
+      </w:r>
+      <w:r>
+        <w:rPr>
+          <w:rFonts w:ascii="Charis SIL Regular" w:hAnsi="Charis SIL Regular" w:eastAsia="Charis SIL Regular"/>
+          <w:b w:val="0"/>
+          <w:i w:val="0"/>
+          <w:color w:val="0000FF"/>
+          <w:sz w:val="24"/>
+          <w:u w:val="single"/>
         </w:rPr>
         <w:hyperlink r:id="rId19" w:history="1">
           <w:r>
             <w:rPr>
               <w:rStyle w:val="Hyperlink"/>
             </w:rPr>
-            <w:t>i</w:t>
-          </w:r>
-        </w:hyperlink>
-      </w:r>
-      <w:r>
-        <w:rPr>
-          <w:rFonts w:ascii="Charis SIL Regular" w:hAnsi="Charis SIL Regular" w:eastAsia="Charis SIL Regular"/>
-          <w:b w:val="0"/>
-          <w:i w:val="0"/>
-          <w:color w:val="0000FF"/>
-          <w:sz w:val="24"/>
-        </w:rPr>
-        <w:t>c</w:t>
-      </w:r>
-      <w:r>
-        <w:rPr>
-          <w:rFonts w:ascii="Charis SIL Regular" w:hAnsi="Charis SIL Regular" w:eastAsia="Charis SIL Regular"/>
-          <w:b w:val="0"/>
-          <w:i w:val="0"/>
-          <w:color w:val="0000FF"/>
-          <w:sz w:val="24"/>
-          <w:u w:val="single"/>
-        </w:rPr>
-        <w:t xml:space="preserve"> </w:t>
-      </w:r>
-      <w:r>
-        <w:rPr>
-          <w:rFonts w:ascii="Charis SIL Regular" w:hAnsi="Charis SIL Regular" w:eastAsia="Charis SIL Regular"/>
-          <w:b w:val="0"/>
-          <w:i w:val="0"/>
-          <w:color w:val="0000FF"/>
-          <w:sz w:val="24"/>
-          <w:u w:val="single"/>
-        </w:rPr>
-        <w:hyperlink r:id="rId19" w:history="1">
-          <w:r>
-            <w:rPr>
-              <w:rStyle w:val="Hyperlink"/>
-            </w:rPr>
-            <w:t>Society</w:t>
-          </w:r>
-        </w:hyperlink>
+            <w:t>Societ</w:t>
+          </w:r>
+        </w:hyperlink>
+      </w:r>
+      <w:r>
+        <w:rPr>
+          <w:rFonts w:ascii="Charis SIL Regular" w:hAnsi="Charis SIL Regular" w:eastAsia="Charis SIL Regular"/>
+          <w:b w:val="0"/>
+          <w:i w:val="0"/>
+          <w:color w:val="0000FF"/>
+          <w:sz w:val="24"/>
+        </w:rPr>
+        <w:t>y</w:t>
       </w:r>
       <w:r>
         <w:rPr>
@@ -3006,9 +3118,36 @@
             <w:rPr>
               <w:rStyle w:val="Hyperlink"/>
             </w:rPr>
-            <w:t>film</w:t>
-          </w:r>
-        </w:hyperlink>
+            <w:t>fil</w:t>
+          </w:r>
+        </w:hyperlink>
+      </w:r>
+      <w:r>
+        <w:rPr>
+          <w:rFonts w:ascii="Charis SIL Regular" w:hAnsi="Charis SIL Regular" w:eastAsia="Charis SIL Regular"/>
+          <w:b w:val="0"/>
+          <w:i w:val="0"/>
+          <w:color w:val="0000FF"/>
+          <w:sz w:val="24"/>
+        </w:rPr>
+        <w:hyperlink r:id="rId25" w:history="1">
+          <w:r>
+            <w:rPr>
+              <w:rStyle w:val="Hyperlink"/>
+            </w:rPr>
+            <w:t>m</w:t>
+          </w:r>
+        </w:hyperlink>
+      </w:r>
+      <w:r>
+        <w:rPr>
+          <w:rFonts w:ascii="Charis SIL Regular" w:hAnsi="Charis SIL Regular" w:eastAsia="Charis SIL Regular"/>
+          <w:b w:val="0"/>
+          <w:i w:val="0"/>
+          <w:color w:val="0000FF"/>
+          <w:sz w:val="24"/>
+        </w:rPr>
+        <w:t>s</w:t>
       </w:r>
       <w:r>
         <w:rPr>
@@ -3019,7 +3158,7 @@
           <w:sz w:val="24"/>
           <w:u w:val="single"/>
         </w:rPr>
-        <w:t>s</w:t>
+        <w:t xml:space="preserve"> </w:t>
       </w:r>
       <w:r>
         <w:rPr>
@@ -3030,6 +3169,24 @@
           <w:sz w:val="24"/>
           <w:u w:val="single"/>
         </w:rPr>
+        <w:hyperlink r:id="rId25" w:history="1">
+          <w:r>
+            <w:rPr>
+              <w:rStyle w:val="Hyperlink"/>
+            </w:rPr>
+            <w:t>and</w:t>
+          </w:r>
+        </w:hyperlink>
+      </w:r>
+      <w:r>
+        <w:rPr>
+          <w:rFonts w:ascii="Charis SIL Regular" w:hAnsi="Charis SIL Regular" w:eastAsia="Charis SIL Regular"/>
+          <w:b w:val="0"/>
+          <w:i w:val="0"/>
+          <w:color w:val="0000FF"/>
+          <w:sz w:val="24"/>
+          <w:u w:val="single"/>
+        </w:rPr>
         <w:t xml:space="preserve"> </w:t>
       </w:r>
       <w:r>
@@ -3046,7 +3203,7 @@
             <w:rPr>
               <w:rStyle w:val="Hyperlink"/>
             </w:rPr>
-            <w:t>and</w:t>
+            <w:t>audio</w:t>
           </w:r>
         </w:hyperlink>
       </w:r>
@@ -3075,48 +3232,9 @@
             <w:rPr>
               <w:rStyle w:val="Hyperlink"/>
             </w:rPr>
-            <w:t>audio</w:t>
-          </w:r>
-        </w:hyperlink>
-      </w:r>
-      <w:r>
-        <w:rPr>
-          <w:rFonts w:ascii="Charis SIL Regular" w:hAnsi="Charis SIL Regular" w:eastAsia="Charis SIL Regular"/>
-          <w:b w:val="0"/>
-          <w:i w:val="0"/>
-          <w:color w:val="0000FF"/>
-          <w:sz w:val="24"/>
-          <w:u w:val="single"/>
-        </w:rPr>
-        <w:t xml:space="preserve"> </w:t>
-      </w:r>
-      <w:r>
-        <w:rPr>
-          <w:rFonts w:ascii="Charis SIL Regular" w:hAnsi="Charis SIL Regular" w:eastAsia="Charis SIL Regular"/>
-          <w:b w:val="0"/>
-          <w:i w:val="0"/>
-          <w:color w:val="0000FF"/>
-          <w:sz w:val="24"/>
-          <w:u w:val="single"/>
-        </w:rPr>
-        <w:hyperlink r:id="rId25" w:history="1">
-          <w:r>
-            <w:rPr>
-              <w:rStyle w:val="Hyperlink"/>
-            </w:rPr>
-            <w:t>tape</w:t>
-          </w:r>
-        </w:hyperlink>
-      </w:r>
-      <w:r>
-        <w:rPr>
-          <w:rFonts w:ascii="Charis SIL Regular" w:hAnsi="Charis SIL Regular" w:eastAsia="Charis SIL Regular"/>
-          <w:b w:val="0"/>
-          <w:i w:val="0"/>
-          <w:color w:val="0000FF"/>
-          <w:sz w:val="24"/>
-        </w:rPr>
-        <w:t>s</w:t>
+            <w:t>tapes</w:t>
+          </w:r>
+        </w:hyperlink>
       </w:r>
       <w:r>
         <w:rPr>
@@ -3565,12 +3683,30 @@
           <w:sz w:val="24"/>
           <w:u w:val="single"/>
         </w:rPr>
+        <w:hyperlink r:id="rId28" w:history="1">
+          <w:r>
+            <w:rPr>
+              <w:rStyle w:val="Hyperlink"/>
+            </w:rPr>
+            <w:t>Assuee</w:t>
+          </w:r>
+        </w:hyperlink>
+      </w:r>
+      <w:r>
+        <w:rPr>
+          <w:rFonts w:ascii="Charis SIL Regular" w:hAnsi="Charis SIL Regular" w:eastAsia="Charis SIL Regular"/>
+          <w:b w:val="0"/>
+          <w:i w:val="0"/>
+          <w:color w:val="0000FF"/>
+          <w:sz w:val="24"/>
+          <w:u w:val="single"/>
+        </w:rPr>
         <w:hyperlink r:id="rId30" w:history="1">
           <w:r>
             <w:rPr>
               <w:rStyle w:val="Hyperlink"/>
             </w:rPr>
-            <w:t>Assuee</w:t>
+            <w:t>r</w:t>
           </w:r>
         </w:hyperlink>
       </w:r>
@@ -3583,11 +3719,356 @@
           <w:sz w:val="24"/>
           <w:u w:val="single"/>
         </w:rPr>
+        <w:t xml:space="preserve"> </w:t>
+      </w:r>
+      <w:r>
+        <w:rPr>
+          <w:rFonts w:ascii="Charis SIL Regular" w:hAnsi="Charis SIL Regular" w:eastAsia="Charis SIL Regular"/>
+          <w:b w:val="0"/>
+          <w:i w:val="0"/>
+          <w:color w:val="0000FF"/>
+          <w:sz w:val="24"/>
+          <w:u w:val="single"/>
+        </w:rPr>
         <w:hyperlink r:id="rId30" w:history="1">
           <w:r>
             <w:rPr>
               <w:rStyle w:val="Hyperlink"/>
             </w:rPr>
+            <w:t>Jacob</w:t>
+          </w:r>
+        </w:hyperlink>
+      </w:r>
+      <w:r>
+        <w:rPr>
+          <w:rFonts w:ascii="Charis SIL Regular" w:hAnsi="Charis SIL Regular" w:eastAsia="Charis SIL Regular"/>
+          <w:b w:val="0"/>
+          <w:i w:val="0"/>
+          <w:color w:val="0000FF"/>
+          <w:sz w:val="24"/>
+          <w:u w:val="single"/>
+        </w:rPr>
+        <w:t xml:space="preserve"> </w:t>
+      </w:r>
+      <w:r>
+        <w:rPr>
+          <w:rFonts w:ascii="Charis SIL Regular" w:hAnsi="Charis SIL Regular" w:eastAsia="Charis SIL Regular"/>
+          <w:b w:val="0"/>
+          <w:i w:val="0"/>
+          <w:color w:val="0000FF"/>
+          <w:sz w:val="24"/>
+          <w:u w:val="single"/>
+        </w:rPr>
+        <w:hyperlink r:id="rId30" w:history="1">
+          <w:r>
+            <w:rPr>
+              <w:rStyle w:val="Hyperlink"/>
+            </w:rPr>
+            <w:t xml:space="preserve">Schimmelpenninck </w:t>
+          </w:r>
+        </w:hyperlink>
+      </w:r>
+      <w:r>
+        <w:rPr>
+          <w:rFonts w:ascii="Charis SIL Regular" w:hAnsi="Charis SIL Regular" w:eastAsia="Charis SIL Regular"/>
+          <w:b w:val="0"/>
+          <w:i w:val="0"/>
+          <w:color w:val="0000FF"/>
+          <w:sz w:val="24"/>
+          <w:u w:val="single"/>
+        </w:rPr>
+        <w:hyperlink r:id="rId30" w:history="1">
+          <w:r>
+            <w:rPr>
+              <w:rStyle w:val="Hyperlink"/>
+            </w:rPr>
+            <w:t>van</w:t>
+          </w:r>
+        </w:hyperlink>
+      </w:r>
+      <w:r>
+        <w:rPr>
+          <w:rFonts w:ascii="Charis SIL Regular" w:hAnsi="Charis SIL Regular" w:eastAsia="Charis SIL Regular"/>
+          <w:b w:val="0"/>
+          <w:i w:val="0"/>
+          <w:color w:val="0000FF"/>
+          <w:sz w:val="24"/>
+          <w:u w:val="single"/>
+        </w:rPr>
+        <w:t xml:space="preserve"> </w:t>
+      </w:r>
+      <w:r>
+        <w:rPr>
+          <w:rFonts w:ascii="Charis SIL Regular" w:hAnsi="Charis SIL Regular" w:eastAsia="Charis SIL Regular"/>
+          <w:b w:val="0"/>
+          <w:i w:val="0"/>
+          <w:color w:val="0000FF"/>
+          <w:sz w:val="24"/>
+          <w:u w:val="single"/>
+        </w:rPr>
+        <w:hyperlink r:id="rId30" w:history="1">
+          <w:r>
+            <w:rPr>
+              <w:rStyle w:val="Hyperlink"/>
+            </w:rPr>
+            <w:t>der</w:t>
+          </w:r>
+        </w:hyperlink>
+      </w:r>
+      <w:r>
+        <w:rPr>
+          <w:rFonts w:ascii="Charis SIL Regular" w:hAnsi="Charis SIL Regular" w:eastAsia="Charis SIL Regular"/>
+          <w:b w:val="0"/>
+          <w:i w:val="0"/>
+          <w:color w:val="0000FF"/>
+          <w:sz w:val="24"/>
+          <w:u w:val="single"/>
+        </w:rPr>
+        <w:t xml:space="preserve"> </w:t>
+      </w:r>
+      <w:r>
+        <w:rPr>
+          <w:rFonts w:ascii="Charis SIL Regular" w:hAnsi="Charis SIL Regular" w:eastAsia="Charis SIL Regular"/>
+          <w:b w:val="0"/>
+          <w:i w:val="0"/>
+          <w:color w:val="0000FF"/>
+          <w:sz w:val="24"/>
+          <w:u w:val="single"/>
+        </w:rPr>
+        <w:hyperlink r:id="rId30" w:history="1">
+          <w:r>
+            <w:rPr>
+              <w:rStyle w:val="Hyperlink"/>
+            </w:rPr>
+            <w:t>Oye</w:t>
+          </w:r>
+        </w:hyperlink>
+      </w:r>
+      <w:r>
+        <w:rPr>
+          <w:u w:val="single" w:color="0000ff"/>
+          <w:rFonts w:ascii="Charis SIL Regular" w:hAnsi="Charis SIL Regular" w:eastAsia="Charis SIL Regular"/>
+          <w:b w:val="0"/>
+          <w:i w:val="0"/>
+          <w:color w:val="000000"/>
+          <w:sz w:val="24"/>
+        </w:rPr>
+        <w:hyperlink r:id="rId29" w:history="1">
+          <w:r>
+            <w:rPr>
+              <w:rStyle w:val="Hyperlink"/>
+            </w:rPr>
+            <w:t>. The</w:t>
+          </w:r>
+        </w:hyperlink>
+      </w:r>
+      <w:r>
+        <w:rPr>
+          <w:u w:val="single" w:color="0000ff"/>
+          <w:rFonts w:ascii="Charis SIL Regular" w:hAnsi="Charis SIL Regular" w:eastAsia="Charis SIL Regular"/>
+          <w:b w:val="0"/>
+          <w:i w:val="0"/>
+          <w:color w:val="000000"/>
+          <w:sz w:val="24"/>
+        </w:rPr>
+        <w:hyperlink r:id="rId29" w:history="1">
+          <w:r>
+            <w:rPr>
+              <w:rStyle w:val="Hyperlink"/>
+            </w:rPr>
+            <w:t>s</w:t>
+          </w:r>
+        </w:hyperlink>
+      </w:r>
+      <w:r>
+        <w:rPr>
+          <w:u w:val="single" w:color="0000ff"/>
+          <w:rFonts w:ascii="Charis SIL Regular" w:hAnsi="Charis SIL Regular" w:eastAsia="Charis SIL Regular"/>
+          <w:b w:val="0"/>
+          <w:i w:val="0"/>
+          <w:color w:val="000000"/>
+          <w:sz w:val="24"/>
+        </w:rPr>
+        <w:hyperlink r:id="rId29" w:history="1">
+          <w:r>
+            <w:rPr>
+              <w:rStyle w:val="Hyperlink"/>
+            </w:rPr>
+            <w:t>e w</w:t>
+          </w:r>
+        </w:hyperlink>
+      </w:r>
+      <w:r>
+        <w:rPr>
+          <w:u w:val="single" w:color="0000ff"/>
+          <w:rFonts w:ascii="Charis SIL Regular" w:hAnsi="Charis SIL Regular" w:eastAsia="Charis SIL Regular"/>
+          <w:b w:val="0"/>
+          <w:i w:val="0"/>
+          <w:color w:val="000000"/>
+          <w:sz w:val="24"/>
+        </w:rPr>
+        <w:hyperlink r:id="rId29" w:history="1">
+          <w:r>
+            <w:rPr>
+              <w:rStyle w:val="Hyperlink"/>
+            </w:rPr>
+            <w:t>e</w:t>
+          </w:r>
+        </w:hyperlink>
+      </w:r>
+      <w:r>
+        <w:rPr>
+          <w:u w:val="single" w:color="0000ff"/>
+          <w:rFonts w:ascii="Charis SIL Regular" w:hAnsi="Charis SIL Regular" w:eastAsia="Charis SIL Regular"/>
+          <w:b w:val="0"/>
+          <w:i w:val="0"/>
+          <w:color w:val="000000"/>
+          <w:sz w:val="24"/>
+        </w:rPr>
+        <w:hyperlink r:id="rId29" w:history="1">
+          <w:r>
+            <w:rPr>
+              <w:rStyle w:val="Hyperlink"/>
+            </w:rPr>
+            <w:t>re donate</w:t>
+          </w:r>
+        </w:hyperlink>
+      </w:r>
+      <w:r>
+        <w:rPr>
+          <w:rFonts w:ascii="Charis SIL Regular" w:hAnsi="Charis SIL Regular" w:eastAsia="Charis SIL Regular"/>
+          <w:b w:val="0"/>
+          <w:i w:val="0"/>
+          <w:color w:val="000000"/>
+          <w:sz w:val="24"/>
+        </w:rPr>
+        <w:t>d to the National Ethnograp</w:t>
+      </w:r>
+      <w:r>
+        <w:rPr>
+          <w:u w:val="single" w:color="0000ff"/>
+          <w:rFonts w:ascii="Charis SIL Regular" w:hAnsi="Charis SIL Regular" w:eastAsia="Charis SIL Regular"/>
+          <w:b w:val="0"/>
+          <w:i w:val="0"/>
+          <w:color w:val="000000"/>
+          <w:sz w:val="24"/>
+        </w:rPr>
+        <w:hyperlink r:id="rId30" w:history="1">
+          <w:r>
+            <w:rPr>
+              <w:rStyle w:val="Hyperlink"/>
+            </w:rPr>
+            <w:t>hic Mu</w:t>
+          </w:r>
+        </w:hyperlink>
+      </w:r>
+      <w:r>
+        <w:rPr>
+          <w:u w:val="single" w:color="0000ff"/>
+          <w:rFonts w:ascii="Charis SIL Regular" w:hAnsi="Charis SIL Regular" w:eastAsia="Charis SIL Regular"/>
+          <w:b w:val="0"/>
+          <w:i w:val="0"/>
+          <w:color w:val="000000"/>
+          <w:sz w:val="24"/>
+        </w:rPr>
+        <w:hyperlink r:id="rId30" w:history="1">
+          <w:r>
+            <w:rPr>
+              <w:rStyle w:val="Hyperlink"/>
+            </w:rPr>
+            <w:t>s</w:t>
+          </w:r>
+        </w:hyperlink>
+      </w:r>
+      <w:r>
+        <w:rPr>
+          <w:u w:val="single" w:color="0000ff"/>
+          <w:rFonts w:ascii="Charis SIL Regular" w:hAnsi="Charis SIL Regular" w:eastAsia="Charis SIL Regular"/>
+          <w:b w:val="0"/>
+          <w:i w:val="0"/>
+          <w:color w:val="000000"/>
+          <w:sz w:val="24"/>
+        </w:rPr>
+        <w:hyperlink r:id="rId30" w:history="1">
+          <w:r>
+            <w:rPr>
+              <w:rStyle w:val="Hyperlink"/>
+            </w:rPr>
+            <w:t xml:space="preserve">eum, </w:t>
+          </w:r>
+        </w:hyperlink>
+      </w:r>
+      <w:r>
+        <w:rPr>
+          <w:u w:val="single" w:color="0000ff"/>
+          <w:rFonts w:ascii="Charis SIL Regular" w:hAnsi="Charis SIL Regular" w:eastAsia="Charis SIL Regular"/>
+          <w:b w:val="0"/>
+          <w:i w:val="0"/>
+          <w:color w:val="000000"/>
+          <w:sz w:val="24"/>
+        </w:rPr>
+        <w:hyperlink r:id="rId30" w:history="1">
+          <w:r>
+            <w:rPr>
+              <w:rStyle w:val="Hyperlink"/>
+            </w:rPr>
+            <w:t>n</w:t>
+          </w:r>
+        </w:hyperlink>
+      </w:r>
+      <w:r>
+        <w:rPr>
+          <w:u w:val="single" w:color="0000ff"/>
+          <w:rFonts w:ascii="Charis SIL Regular" w:hAnsi="Charis SIL Regular" w:eastAsia="Charis SIL Regular"/>
+          <w:b w:val="0"/>
+          <w:i w:val="0"/>
+          <w:color w:val="000000"/>
+          <w:sz w:val="24"/>
+        </w:rPr>
+        <w:hyperlink r:id="rId30" w:history="1">
+          <w:r>
+            <w:rPr>
+              <w:rStyle w:val="Hyperlink"/>
+            </w:rPr>
+            <w:t xml:space="preserve">ow the </w:t>
+          </w:r>
+        </w:hyperlink>
+      </w:r>
+      <w:r>
+        <w:br/>
+      </w:r>
+      <w:r>
+        <w:rPr>
+          <w:rFonts w:ascii="Charis SIL Regular" w:hAnsi="Charis SIL Regular" w:eastAsia="Charis SIL Regular"/>
+          <w:b w:val="0"/>
+          <w:i w:val="0"/>
+          <w:color w:val="0000FF"/>
+          <w:sz w:val="24"/>
+          <w:u w:val="single"/>
+        </w:rPr>
+        <w:hyperlink r:id="rId30" w:history="1">
+          <w:r>
+            <w:rPr>
+              <w:rStyle w:val="Hyperlink"/>
+            </w:rPr>
+            <w:t>We</w:t>
+          </w:r>
+        </w:hyperlink>
+      </w:r>
+      <w:r>
+        <w:rPr>
+          <w:rFonts w:ascii="Charis SIL Regular" w:hAnsi="Charis SIL Regular" w:eastAsia="Charis SIL Regular"/>
+          <w:b w:val="0"/>
+          <w:i w:val="0"/>
+          <w:color w:val="0000FF"/>
+          <w:sz w:val="24"/>
+          <w:u w:val="single"/>
+        </w:rPr>
+        <w:hyperlink r:id="rId30" w:history="1">
+          <w:r>
+            <w:rPr>
+              <w:rStyle w:val="Hyperlink"/>
+            </w:rPr>
             <w:t>r</w:t>
           </w:r>
         </w:hyperlink>
@@ -3601,374 +4082,11 @@
           <w:sz w:val="24"/>
           <w:u w:val="single"/>
         </w:rPr>
-        <w:t xml:space="preserve"> </w:t>
-      </w:r>
-      <w:r>
-        <w:rPr>
-          <w:rFonts w:ascii="Charis SIL Regular" w:hAnsi="Charis SIL Regular" w:eastAsia="Charis SIL Regular"/>
-          <w:b w:val="0"/>
-          <w:i w:val="0"/>
-          <w:color w:val="0000FF"/>
-          <w:sz w:val="24"/>
-          <w:u w:val="single"/>
-        </w:rPr>
         <w:hyperlink r:id="rId30" w:history="1">
           <w:r>
             <w:rPr>
               <w:rStyle w:val="Hyperlink"/>
             </w:rPr>
-            <w:t>Jacob</w:t>
-          </w:r>
-        </w:hyperlink>
-      </w:r>
-      <w:r>
-        <w:rPr>
-          <w:rFonts w:ascii="Charis SIL Regular" w:hAnsi="Charis SIL Regular" w:eastAsia="Charis SIL Regular"/>
-          <w:b w:val="0"/>
-          <w:i w:val="0"/>
-          <w:color w:val="0000FF"/>
-          <w:sz w:val="24"/>
-          <w:u w:val="single"/>
-        </w:rPr>
-        <w:t xml:space="preserve"> </w:t>
-      </w:r>
-      <w:r>
-        <w:rPr>
-          <w:rFonts w:ascii="Charis SIL Regular" w:hAnsi="Charis SIL Regular" w:eastAsia="Charis SIL Regular"/>
-          <w:b w:val="0"/>
-          <w:i w:val="0"/>
-          <w:color w:val="0000FF"/>
-          <w:sz w:val="24"/>
-          <w:u w:val="single"/>
-        </w:rPr>
-        <w:hyperlink r:id="rId30" w:history="1">
-          <w:r>
-            <w:rPr>
-              <w:rStyle w:val="Hyperlink"/>
-            </w:rPr>
-            <w:t xml:space="preserve">Schimmelpenninck </w:t>
-          </w:r>
-        </w:hyperlink>
-      </w:r>
-      <w:r>
-        <w:rPr>
-          <w:rFonts w:ascii="Charis SIL Regular" w:hAnsi="Charis SIL Regular" w:eastAsia="Charis SIL Regular"/>
-          <w:b w:val="0"/>
-          <w:i w:val="0"/>
-          <w:color w:val="0000FF"/>
-          <w:sz w:val="24"/>
-          <w:u w:val="single"/>
-        </w:rPr>
-        <w:hyperlink r:id="rId30" w:history="1">
-          <w:r>
-            <w:rPr>
-              <w:rStyle w:val="Hyperlink"/>
-            </w:rPr>
-            <w:t>van</w:t>
-          </w:r>
-        </w:hyperlink>
-      </w:r>
-      <w:r>
-        <w:rPr>
-          <w:rFonts w:ascii="Charis SIL Regular" w:hAnsi="Charis SIL Regular" w:eastAsia="Charis SIL Regular"/>
-          <w:b w:val="0"/>
-          <w:i w:val="0"/>
-          <w:color w:val="0000FF"/>
-          <w:sz w:val="24"/>
-          <w:u w:val="single"/>
-        </w:rPr>
-        <w:t xml:space="preserve"> </w:t>
-      </w:r>
-      <w:r>
-        <w:rPr>
-          <w:rFonts w:ascii="Charis SIL Regular" w:hAnsi="Charis SIL Regular" w:eastAsia="Charis SIL Regular"/>
-          <w:b w:val="0"/>
-          <w:i w:val="0"/>
-          <w:color w:val="0000FF"/>
-          <w:sz w:val="24"/>
-          <w:u w:val="single"/>
-        </w:rPr>
-        <w:hyperlink r:id="rId30" w:history="1">
-          <w:r>
-            <w:rPr>
-              <w:rStyle w:val="Hyperlink"/>
-            </w:rPr>
-            <w:t>der</w:t>
-          </w:r>
-        </w:hyperlink>
-      </w:r>
-      <w:r>
-        <w:rPr>
-          <w:rFonts w:ascii="Charis SIL Regular" w:hAnsi="Charis SIL Regular" w:eastAsia="Charis SIL Regular"/>
-          <w:b w:val="0"/>
-          <w:i w:val="0"/>
-          <w:color w:val="0000FF"/>
-          <w:sz w:val="24"/>
-          <w:u w:val="single"/>
-        </w:rPr>
-        <w:t xml:space="preserve"> </w:t>
-      </w:r>
-      <w:r>
-        <w:rPr>
-          <w:rFonts w:ascii="Charis SIL Regular" w:hAnsi="Charis SIL Regular" w:eastAsia="Charis SIL Regular"/>
-          <w:b w:val="0"/>
-          <w:i w:val="0"/>
-          <w:color w:val="0000FF"/>
-          <w:sz w:val="24"/>
-          <w:u w:val="single"/>
-        </w:rPr>
-        <w:hyperlink r:id="rId30" w:history="1">
-          <w:r>
-            <w:rPr>
-              <w:rStyle w:val="Hyperlink"/>
-            </w:rPr>
-            <w:t>Oye</w:t>
-          </w:r>
-        </w:hyperlink>
-      </w:r>
-      <w:r>
-        <w:rPr>
-          <w:u w:val="single" w:color="0000ff"/>
-          <w:rFonts w:ascii="Charis SIL Regular" w:hAnsi="Charis SIL Regular" w:eastAsia="Charis SIL Regular"/>
-          <w:b w:val="0"/>
-          <w:i w:val="0"/>
-          <w:color w:val="000000"/>
-          <w:sz w:val="24"/>
-        </w:rPr>
-        <w:hyperlink r:id="rId29" w:history="1">
-          <w:r>
-            <w:rPr>
-              <w:rStyle w:val="Hyperlink"/>
-            </w:rPr>
-            <w:t>. The</w:t>
-          </w:r>
-        </w:hyperlink>
-      </w:r>
-      <w:r>
-        <w:rPr>
-          <w:u w:val="single" w:color="0000ff"/>
-          <w:rFonts w:ascii="Charis SIL Regular" w:hAnsi="Charis SIL Regular" w:eastAsia="Charis SIL Regular"/>
-          <w:b w:val="0"/>
-          <w:i w:val="0"/>
-          <w:color w:val="000000"/>
-          <w:sz w:val="24"/>
-        </w:rPr>
-        <w:hyperlink r:id="rId29" w:history="1">
-          <w:r>
-            <w:rPr>
-              <w:rStyle w:val="Hyperlink"/>
-            </w:rPr>
-            <w:t>s</w:t>
-          </w:r>
-        </w:hyperlink>
-      </w:r>
-      <w:r>
-        <w:rPr>
-          <w:u w:val="single" w:color="0000ff"/>
-          <w:rFonts w:ascii="Charis SIL Regular" w:hAnsi="Charis SIL Regular" w:eastAsia="Charis SIL Regular"/>
-          <w:b w:val="0"/>
-          <w:i w:val="0"/>
-          <w:color w:val="000000"/>
-          <w:sz w:val="24"/>
-        </w:rPr>
-        <w:hyperlink r:id="rId29" w:history="1">
-          <w:r>
-            <w:rPr>
-              <w:rStyle w:val="Hyperlink"/>
-            </w:rPr>
-            <w:t>e w</w:t>
-          </w:r>
-        </w:hyperlink>
-      </w:r>
-      <w:r>
-        <w:rPr>
-          <w:u w:val="single" w:color="0000ff"/>
-          <w:rFonts w:ascii="Charis SIL Regular" w:hAnsi="Charis SIL Regular" w:eastAsia="Charis SIL Regular"/>
-          <w:b w:val="0"/>
-          <w:i w:val="0"/>
-          <w:color w:val="000000"/>
-          <w:sz w:val="24"/>
-        </w:rPr>
-        <w:hyperlink r:id="rId29" w:history="1">
-          <w:r>
-            <w:rPr>
-              <w:rStyle w:val="Hyperlink"/>
-            </w:rPr>
-            <w:t>e</w:t>
-          </w:r>
-        </w:hyperlink>
-      </w:r>
-      <w:r>
-        <w:rPr>
-          <w:u w:val="single" w:color="0000ff"/>
-          <w:rFonts w:ascii="Charis SIL Regular" w:hAnsi="Charis SIL Regular" w:eastAsia="Charis SIL Regular"/>
-          <w:b w:val="0"/>
-          <w:i w:val="0"/>
-          <w:color w:val="000000"/>
-          <w:sz w:val="24"/>
-        </w:rPr>
-        <w:hyperlink r:id="rId29" w:history="1">
-          <w:r>
-            <w:rPr>
-              <w:rStyle w:val="Hyperlink"/>
-            </w:rPr>
-            <w:t>re donate</w:t>
-          </w:r>
-        </w:hyperlink>
-      </w:r>
-      <w:r>
-        <w:rPr>
-          <w:rFonts w:ascii="Charis SIL Regular" w:hAnsi="Charis SIL Regular" w:eastAsia="Charis SIL Regular"/>
-          <w:b w:val="0"/>
-          <w:i w:val="0"/>
-          <w:color w:val="000000"/>
-          <w:sz w:val="24"/>
-        </w:rPr>
-        <w:t>d to the National Ethnograp</w:t>
-      </w:r>
-      <w:r>
-        <w:rPr>
-          <w:u w:val="single" w:color="0000ff"/>
-          <w:rFonts w:ascii="Charis SIL Regular" w:hAnsi="Charis SIL Regular" w:eastAsia="Charis SIL Regular"/>
-          <w:b w:val="0"/>
-          <w:i w:val="0"/>
-          <w:color w:val="000000"/>
-          <w:sz w:val="24"/>
-        </w:rPr>
-        <w:hyperlink r:id="rId30" w:history="1">
-          <w:r>
-            <w:rPr>
-              <w:rStyle w:val="Hyperlink"/>
-            </w:rPr>
-            <w:t>hic Mu</w:t>
-          </w:r>
-        </w:hyperlink>
-      </w:r>
-      <w:r>
-        <w:rPr>
-          <w:u w:val="single" w:color="0000ff"/>
-          <w:rFonts w:ascii="Charis SIL Regular" w:hAnsi="Charis SIL Regular" w:eastAsia="Charis SIL Regular"/>
-          <w:b w:val="0"/>
-          <w:i w:val="0"/>
-          <w:color w:val="000000"/>
-          <w:sz w:val="24"/>
-        </w:rPr>
-        <w:hyperlink r:id="rId30" w:history="1">
-          <w:r>
-            <w:rPr>
-              <w:rStyle w:val="Hyperlink"/>
-            </w:rPr>
-            <w:t>s</w:t>
-          </w:r>
-        </w:hyperlink>
-      </w:r>
-      <w:r>
-        <w:rPr>
-          <w:u w:val="single" w:color="0000ff"/>
-          <w:rFonts w:ascii="Charis SIL Regular" w:hAnsi="Charis SIL Regular" w:eastAsia="Charis SIL Regular"/>
-          <w:b w:val="0"/>
-          <w:i w:val="0"/>
-          <w:color w:val="000000"/>
-          <w:sz w:val="24"/>
-        </w:rPr>
-        <w:hyperlink r:id="rId30" w:history="1">
-          <w:r>
-            <w:rPr>
-              <w:rStyle w:val="Hyperlink"/>
-            </w:rPr>
-            <w:t xml:space="preserve">eum, </w:t>
-          </w:r>
-        </w:hyperlink>
-      </w:r>
-      <w:r>
-        <w:rPr>
-          <w:u w:val="single" w:color="0000ff"/>
-          <w:rFonts w:ascii="Charis SIL Regular" w:hAnsi="Charis SIL Regular" w:eastAsia="Charis SIL Regular"/>
-          <w:b w:val="0"/>
-          <w:i w:val="0"/>
-          <w:color w:val="000000"/>
-          <w:sz w:val="24"/>
-        </w:rPr>
-        <w:hyperlink r:id="rId30" w:history="1">
-          <w:r>
-            <w:rPr>
-              <w:rStyle w:val="Hyperlink"/>
-            </w:rPr>
-            <w:t>n</w:t>
-          </w:r>
-        </w:hyperlink>
-      </w:r>
-      <w:r>
-        <w:rPr>
-          <w:u w:val="single" w:color="0000ff"/>
-          <w:rFonts w:ascii="Charis SIL Regular" w:hAnsi="Charis SIL Regular" w:eastAsia="Charis SIL Regular"/>
-          <w:b w:val="0"/>
-          <w:i w:val="0"/>
-          <w:color w:val="000000"/>
-          <w:sz w:val="24"/>
-        </w:rPr>
-        <w:hyperlink r:id="rId30" w:history="1">
-          <w:r>
-            <w:rPr>
-              <w:rStyle w:val="Hyperlink"/>
-            </w:rPr>
-            <w:t xml:space="preserve">ow the </w:t>
-          </w:r>
-        </w:hyperlink>
-      </w:r>
-      <w:r>
-        <w:br/>
-      </w:r>
-      <w:r>
-        <w:rPr>
-          <w:rFonts w:ascii="Charis SIL Regular" w:hAnsi="Charis SIL Regular" w:eastAsia="Charis SIL Regular"/>
-          <w:b w:val="0"/>
-          <w:i w:val="0"/>
-          <w:color w:val="0000FF"/>
-          <w:sz w:val="24"/>
-          <w:u w:val="single"/>
-        </w:rPr>
-        <w:hyperlink r:id="rId30" w:history="1">
-          <w:r>
-            <w:rPr>
-              <w:rStyle w:val="Hyperlink"/>
-            </w:rPr>
-            <w:t>We</w:t>
-          </w:r>
-        </w:hyperlink>
-      </w:r>
-      <w:r>
-        <w:rPr>
-          <w:rFonts w:ascii="Charis SIL Regular" w:hAnsi="Charis SIL Regular" w:eastAsia="Charis SIL Regular"/>
-          <w:b w:val="0"/>
-          <w:i w:val="0"/>
-          <w:color w:val="0000FF"/>
-          <w:sz w:val="24"/>
-          <w:u w:val="single"/>
-        </w:rPr>
-        <w:hyperlink r:id="rId30" w:history="1">
-          <w:r>
-            <w:rPr>
-              <w:rStyle w:val="Hyperlink"/>
-            </w:rPr>
-            <w:t>r</w:t>
-          </w:r>
-        </w:hyperlink>
-      </w:r>
-      <w:r>
-        <w:rPr>
-          <w:rFonts w:ascii="Charis SIL Regular" w:hAnsi="Charis SIL Regular" w:eastAsia="Charis SIL Regular"/>
-          <w:b w:val="0"/>
-          <w:i w:val="0"/>
-          <w:color w:val="0000FF"/>
-          <w:sz w:val="24"/>
-          <w:u w:val="single"/>
-        </w:rPr>
-        <w:hyperlink r:id="rId30" w:history="1">
-          <w:r>
-            <w:rPr>
-              <w:rStyle w:val="Hyperlink"/>
-            </w:rPr>
             <w:t>eld</w:t>
           </w:r>
         </w:hyperlink>
@@ -3980,7 +4098,6 @@
           <w:i w:val="0"/>
           <w:color w:val="0000FF"/>
           <w:sz w:val="24"/>
-          <w:u w:val="single"/>
         </w:rPr>
         <w:t>m</w:t>
       </w:r>
@@ -5682,25 +5799,7 @@
           <w:color w:val="000000"/>
           <w:sz w:val="24"/>
         </w:rPr>
-        <w:t>Berli</w:t>
-      </w:r>
-      <w:r>
-        <w:rPr>
-          <w:u w:val="single" w:color="0000ff"/>
-          <w:rFonts w:ascii="Charis SIL Italic" w:hAnsi="Charis SIL Italic" w:eastAsia="Charis SIL Italic"/>
-          <w:b w:val="0"/>
-          <w:i/>
-          <w:color w:val="000000"/>
-          <w:sz w:val="24"/>
-        </w:rPr>
-        <w:hyperlink r:id="rId46" w:history="1">
-          <w:r>
-            <w:rPr>
-              <w:rStyle w:val="Hyperlink"/>
-            </w:rPr>
-            <w:t>ner G</w:t>
-          </w:r>
-        </w:hyperlink>
+        <w:t>Berliner G</w:t>
       </w:r>
       <w:r>
         <w:rPr>
@@ -5928,14 +6027,7 @@
           <w:color w:val="000000"/>
           <w:sz w:val="24"/>
         </w:rPr>
-        <w:hyperlink r:id="rId47" w:history="1">
-          <w:r>
-            <w:rPr>
-              <w:rStyle w:val="Hyperlink"/>
-            </w:rPr>
-            <w:t>nologisch</w:t>
-          </w:r>
-        </w:hyperlink>
+        <w:t>nologisch</w:t>
       </w:r>
       <w:r>
         <w:rPr>
@@ -6279,14 +6371,52 @@
           <w:color w:val="000000"/>
           <w:sz w:val="24"/>
         </w:rPr>
+        <w:t>collection is no</w:t>
+      </w:r>
+      <w:r>
+        <w:rPr>
+          <w:u w:val="single" w:color="0000ff"/>
+          <w:rFonts w:ascii="Charis SIL Regular" w:hAnsi="Charis SIL Regular" w:eastAsia="Charis SIL Regular"/>
+          <w:b w:val="0"/>
+          <w:i w:val="0"/>
+          <w:color w:val="000000"/>
+          <w:sz w:val="24"/>
+        </w:rPr>
         <w:hyperlink r:id="rId49" w:history="1">
           <w:r>
             <w:rPr>
               <w:rStyle w:val="Hyperlink"/>
             </w:rPr>
-            <w:t>collec</w:t>
-          </w:r>
-        </w:hyperlink>
+            <w:t>w p</w:t>
+          </w:r>
+        </w:hyperlink>
+      </w:r>
+      <w:r>
+        <w:rPr>
+          <w:rFonts w:ascii="Charis SIL Regular" w:hAnsi="Charis SIL Regular" w:eastAsia="Charis SIL Regular"/>
+          <w:b w:val="0"/>
+          <w:i w:val="0"/>
+          <w:color w:val="000000"/>
+          <w:sz w:val="24"/>
+        </w:rPr>
+        <w:hyperlink r:id="rId49" w:history="1">
+          <w:r>
+            <w:rPr>
+              <w:rStyle w:val="Hyperlink"/>
+            </w:rPr>
+            <w:t>a</w:t>
+          </w:r>
+        </w:hyperlink>
+      </w:r>
+      <w:r>
+        <w:rPr>
+          <w:rFonts w:ascii="Charis SIL Regular" w:hAnsi="Charis SIL Regular" w:eastAsia="Charis SIL Regular"/>
+          <w:b w:val="0"/>
+          <w:i w:val="0"/>
+          <w:color w:val="000000"/>
+          <w:sz w:val="24"/>
+        </w:rPr>
+        <w:t xml:space="preserve">rt of </w:t>
       </w:r>
       <w:r>
         <w:rPr>
@@ -6302,74 +6432,17 @@
             <w:rPr>
               <w:rStyle w:val="Hyperlink"/>
             </w:rPr>
-            <w:t>tion is no</w:t>
-          </w:r>
-        </w:hyperlink>
-      </w:r>
-      <w:r>
-        <w:rPr>
-          <w:u w:val="single" w:color="0000ff"/>
-          <w:rFonts w:ascii="Charis SIL Regular" w:hAnsi="Charis SIL Regular" w:eastAsia="Charis SIL Regular"/>
-          <w:b w:val="0"/>
-          <w:i w:val="0"/>
-          <w:color w:val="000000"/>
-          <w:sz w:val="24"/>
-        </w:rPr>
-        <w:hyperlink r:id="rId49" w:history="1">
-          <w:r>
-            <w:rPr>
-              <w:rStyle w:val="Hyperlink"/>
-            </w:rPr>
-            <w:t>w p</w:t>
-          </w:r>
-        </w:hyperlink>
-      </w:r>
-      <w:r>
-        <w:rPr>
-          <w:rFonts w:ascii="Charis SIL Regular" w:hAnsi="Charis SIL Regular" w:eastAsia="Charis SIL Regular"/>
-          <w:b w:val="0"/>
-          <w:i w:val="0"/>
-          <w:color w:val="000000"/>
-          <w:sz w:val="24"/>
-        </w:rPr>
-        <w:hyperlink r:id="rId49" w:history="1">
-          <w:r>
-            <w:rPr>
-              <w:rStyle w:val="Hyperlink"/>
-            </w:rPr>
-            <w:t>a</w:t>
-          </w:r>
-        </w:hyperlink>
-      </w:r>
-      <w:r>
-        <w:rPr>
-          <w:rFonts w:ascii="Charis SIL Regular" w:hAnsi="Charis SIL Regular" w:eastAsia="Charis SIL Regular"/>
-          <w:b w:val="0"/>
-          <w:i w:val="0"/>
-          <w:color w:val="000000"/>
-          <w:sz w:val="24"/>
-        </w:rPr>
-        <w:t xml:space="preserve">rt of </w:t>
-      </w:r>
-      <w:r>
-        <w:rPr>
-          <w:u w:val="single" w:color="0000ff"/>
-          <w:rFonts w:ascii="Charis SIL Regular" w:hAnsi="Charis SIL Regular" w:eastAsia="Charis SIL Regular"/>
-          <w:b w:val="0"/>
-          <w:i w:val="0"/>
-          <w:color w:val="000000"/>
-          <w:sz w:val="24"/>
-        </w:rPr>
-        <w:t xml:space="preserve">the </w:t>
-      </w:r>
-      <w:r>
-        <w:rPr>
-          <w:rFonts w:ascii="Charis SIL Regular" w:hAnsi="Charis SIL Regular" w:eastAsia="Charis SIL Regular"/>
-          <w:b w:val="0"/>
-          <w:i w:val="0"/>
-          <w:color w:val="0000FF"/>
-          <w:sz w:val="24"/>
-          <w:u w:val="single"/>
+            <w:t xml:space="preserve">the </w:t>
+          </w:r>
+        </w:hyperlink>
+      </w:r>
+      <w:r>
+        <w:rPr>
+          <w:rFonts w:ascii="Charis SIL Regular" w:hAnsi="Charis SIL Regular" w:eastAsia="Charis SIL Regular"/>
+          <w:b w:val="0"/>
+          <w:i w:val="0"/>
+          <w:color w:val="0000FF"/>
+          <w:sz w:val="24"/>
         </w:rPr>
         <w:hyperlink r:id="rId49" w:history="1">
           <w:r>
@@ -6482,29 +6555,148 @@
           <w:i w:val="0"/>
           <w:color w:val="0000FF"/>
           <w:sz w:val="24"/>
+        </w:rPr>
+        <w:hyperlink r:id="rId51" w:history="1">
+          <w:r>
+            <w:rPr>
+              <w:rStyle w:val="Hyperlink"/>
+            </w:rPr>
+            <w:t>o</w:t>
+          </w:r>
+        </w:hyperlink>
+      </w:r>
+      <w:r>
+        <w:rPr>
+          <w:rFonts w:ascii="Charis SIL Regular" w:hAnsi="Charis SIL Regular" w:eastAsia="Charis SIL Regular"/>
+          <w:b w:val="0"/>
+          <w:i w:val="0"/>
+          <w:color w:val="0000FF"/>
+          <w:sz w:val="24"/>
+        </w:rPr>
+        <w:t>y</w:t>
+      </w:r>
+      <w:r>
+        <w:rPr>
+          <w:rFonts w:ascii="Charis SIL Regular" w:hAnsi="Charis SIL Regular" w:eastAsia="Charis SIL Regular"/>
+          <w:b w:val="0"/>
+          <w:i w:val="0"/>
+          <w:color w:val="000000"/>
+          <w:sz w:val="24"/>
+        </w:rPr>
+        <w:t xml:space="preserve">, director of the </w:t>
+      </w:r>
+      <w:r>
+        <w:rPr>
+          <w:rFonts w:ascii="Charis SIL Italic" w:hAnsi="Charis SIL Italic" w:eastAsia="Charis SIL Italic"/>
+          <w:b w:val="0"/>
+          <w:i/>
+          <w:color w:val="000000"/>
+          <w:sz w:val="24"/>
+        </w:rPr>
+        <w:t>Compagnie des mines d'or de la Guyane hollandaise</w:t>
+      </w:r>
+      <w:r>
+        <w:rPr>
+          <w:rFonts w:ascii="Charis SIL Regular" w:hAnsi="Charis SIL Regular" w:eastAsia="Charis SIL Regular"/>
+          <w:b w:val="0"/>
+          <w:i w:val="0"/>
+          <w:color w:val="000000"/>
+          <w:sz w:val="24"/>
+        </w:rPr>
+        <w:t xml:space="preserve">, </w:t>
+      </w:r>
+      <w:r>
+        <w:rPr>
+          <w:rFonts w:ascii="Charis SIL Regular" w:hAnsi="Charis SIL Regular" w:eastAsia="Charis SIL Regular"/>
+          <w:b w:val="0"/>
+          <w:i w:val="0"/>
+          <w:color w:val="0000FF"/>
+          <w:sz w:val="24"/>
           <w:u w:val="single"/>
         </w:rPr>
-        <w:t>o</w:t>
-      </w:r>
-      <w:r>
-        <w:rPr>
-          <w:rFonts w:ascii="Charis SIL Regular" w:hAnsi="Charis SIL Regular" w:eastAsia="Charis SIL Regular"/>
-          <w:b w:val="0"/>
-          <w:i w:val="0"/>
-          <w:color w:val="0000FF"/>
-          <w:sz w:val="24"/>
-        </w:rPr>
-        <w:t>y</w:t>
-      </w:r>
-      <w:r>
-        <w:rPr>
-          <w:rFonts w:ascii="Charis SIL Regular" w:hAnsi="Charis SIL Regular" w:eastAsia="Charis SIL Regular"/>
-          <w:b w:val="0"/>
-          <w:i w:val="0"/>
-          <w:color w:val="000000"/>
-          <w:sz w:val="24"/>
-        </w:rPr>
-        <w:t xml:space="preserve">, director of the </w:t>
+        <w:hyperlink r:id="rId52" w:history="1">
+          <w:r>
+            <w:rPr>
+              <w:rStyle w:val="Hyperlink"/>
+            </w:rPr>
+            <w:t>donated</w:t>
+          </w:r>
+        </w:hyperlink>
+      </w:r>
+      <w:r>
+        <w:rPr>
+          <w:u w:val="single" w:color="0000ff"/>
+          <w:rFonts w:ascii="Charis SIL Regular" w:hAnsi="Charis SIL Regular" w:eastAsia="Charis SIL Regular"/>
+          <w:b w:val="0"/>
+          <w:i w:val="0"/>
+          <w:color w:val="000000"/>
+          <w:sz w:val="24"/>
+        </w:rPr>
+        <w:t xml:space="preserve"> </w:t>
+      </w:r>
+      <w:r>
+        <w:rPr>
+          <w:u w:val="single" w:color="0000ff"/>
+          <w:rFonts w:ascii="Charis SIL Regular" w:hAnsi="Charis SIL Regular" w:eastAsia="Charis SIL Regular"/>
+          <w:b w:val="0"/>
+          <w:i w:val="0"/>
+          <w:color w:val="000000"/>
+          <w:sz w:val="24"/>
+        </w:rPr>
+        <w:hyperlink r:id="rId51" w:history="1">
+          <w:r>
+            <w:rPr>
+              <w:rStyle w:val="Hyperlink"/>
+            </w:rPr>
+            <w:t xml:space="preserve">a large </w:t>
+          </w:r>
+        </w:hyperlink>
+      </w:r>
+      <w:r>
+        <w:rPr>
+          <w:u w:val="single" w:color="0000ff"/>
+          <w:rFonts w:ascii="Charis SIL Regular" w:hAnsi="Charis SIL Regular" w:eastAsia="Charis SIL Regular"/>
+          <w:b w:val="0"/>
+          <w:i w:val="0"/>
+          <w:color w:val="000000"/>
+          <w:sz w:val="24"/>
+        </w:rPr>
+        <w:hyperlink r:id="rId51" w:history="1">
+          <w:r>
+            <w:rPr>
+              <w:rStyle w:val="Hyperlink"/>
+            </w:rPr>
+            <w:t>c</w:t>
+          </w:r>
+        </w:hyperlink>
+      </w:r>
+      <w:r>
+        <w:rPr>
+          <w:u w:val="single" w:color="0000ff"/>
+          <w:rFonts w:ascii="Charis SIL Regular" w:hAnsi="Charis SIL Regular" w:eastAsia="Charis SIL Regular"/>
+          <w:b w:val="0"/>
+          <w:i w:val="0"/>
+          <w:color w:val="000000"/>
+          <w:sz w:val="24"/>
+        </w:rPr>
+        <w:hyperlink r:id="rId51" w:history="1">
+          <w:r>
+            <w:rPr>
+              <w:rStyle w:val="Hyperlink"/>
+            </w:rPr>
+            <w:t>ollectio</w:t>
+          </w:r>
+        </w:hyperlink>
+      </w:r>
+      <w:r>
+        <w:rPr>
+          <w:rFonts w:ascii="Charis SIL Regular" w:hAnsi="Charis SIL Regular" w:eastAsia="Charis SIL Regular"/>
+          <w:b w:val="0"/>
+          <w:i w:val="0"/>
+          <w:color w:val="000000"/>
+          <w:sz w:val="24"/>
+        </w:rPr>
+        <w:t xml:space="preserve">n of Wayana and Aluku artifacts to the </w:t>
       </w:r>
       <w:r>
         <w:rPr>
@@ -6514,17 +6706,65 @@
           <w:color w:val="000000"/>
           <w:sz w:val="24"/>
         </w:rPr>
-        <w:t>Compagnie des mines d'or de la Guyane hollandaise</w:t>
-      </w:r>
-      <w:r>
-        <w:rPr>
-          <w:rFonts w:ascii="Charis SIL Regular" w:hAnsi="Charis SIL Regular" w:eastAsia="Charis SIL Regular"/>
-          <w:b w:val="0"/>
-          <w:i w:val="0"/>
-          <w:color w:val="000000"/>
-          <w:sz w:val="24"/>
-        </w:rPr>
-        <w:t xml:space="preserve">, </w:t>
+        <w:t>Musée du Trocadéro</w:t>
+      </w:r>
+      <w:r>
+        <w:rPr>
+          <w:rFonts w:ascii="Charis SIL Regular" w:hAnsi="Charis SIL Regular" w:eastAsia="Charis SIL Regular"/>
+          <w:b w:val="0"/>
+          <w:i w:val="0"/>
+          <w:color w:val="000000"/>
+          <w:sz w:val="24"/>
+        </w:rPr>
+        <w:t xml:space="preserve">. Three of </w:t>
+      </w:r>
+      <w:r>
+        <w:rPr>
+          <w:u w:val="single" w:color="0000ff"/>
+          <w:rFonts w:ascii="Charis SIL Regular" w:hAnsi="Charis SIL Regular" w:eastAsia="Charis SIL Regular"/>
+          <w:b w:val="0"/>
+          <w:i w:val="0"/>
+          <w:color w:val="000000"/>
+          <w:sz w:val="24"/>
+        </w:rPr>
+        <w:hyperlink r:id="rId52" w:history="1">
+          <w:r>
+            <w:rPr>
+              <w:rStyle w:val="Hyperlink"/>
+            </w:rPr>
+            <w:t>the eigh</w:t>
+          </w:r>
+        </w:hyperlink>
+      </w:r>
+      <w:r>
+        <w:rPr>
+          <w:rFonts w:ascii="Charis SIL Regular" w:hAnsi="Charis SIL Regular" w:eastAsia="Charis SIL Regular"/>
+          <w:b w:val="0"/>
+          <w:i w:val="0"/>
+          <w:color w:val="000000"/>
+          <w:sz w:val="24"/>
+        </w:rPr>
+        <w:t xml:space="preserve">t expeditions to Suriname organised shortly after the turn of the century under the </w:t>
+      </w:r>
+      <w:r>
+        <w:rPr>
+          <w:rFonts w:ascii="Charis SIL Regular" w:hAnsi="Charis SIL Regular" w:eastAsia="Charis SIL Regular"/>
+          <w:b w:val="0"/>
+          <w:i w:val="0"/>
+          <w:color w:val="000000"/>
+          <w:sz w:val="24"/>
+        </w:rPr>
+        <w:t xml:space="preserve">auspices of the Royal Dutch Geographical Society (KNAG) yielded extensive ethnographic </w:t>
+      </w:r>
+      <w:r>
+        <w:rPr>
+          <w:rFonts w:ascii="Charis SIL Regular" w:hAnsi="Charis SIL Regular" w:eastAsia="Charis SIL Regular"/>
+          <w:b w:val="0"/>
+          <w:i w:val="0"/>
+          <w:color w:val="000000"/>
+          <w:sz w:val="24"/>
+        </w:rPr>
+        <w:t xml:space="preserve">collections, which are now part of the collection of the </w:t>
       </w:r>
       <w:r>
         <w:rPr>
@@ -6535,12 +6775,97 @@
           <w:sz w:val="24"/>
           <w:u w:val="single"/>
         </w:rPr>
-        <w:hyperlink r:id="rId52" w:history="1">
-          <w:r>
-            <w:rPr>
-              <w:rStyle w:val="Hyperlink"/>
-            </w:rPr>
-            <w:t>donated</w:t>
+        <w:hyperlink r:id="rId53" w:history="1">
+          <w:r>
+            <w:rPr>
+              <w:rStyle w:val="Hyperlink"/>
+            </w:rPr>
+            <w:t>Wereldmuseum</w:t>
+          </w:r>
+        </w:hyperlink>
+      </w:r>
+      <w:r>
+        <w:rPr>
+          <w:rFonts w:ascii="Charis SIL Regular" w:hAnsi="Charis SIL Regular" w:eastAsia="Charis SIL Regular"/>
+          <w:b w:val="0"/>
+          <w:i w:val="0"/>
+          <w:color w:val="0000FF"/>
+          <w:sz w:val="24"/>
+          <w:u w:val="single"/>
+        </w:rPr>
+        <w:t xml:space="preserve"> </w:t>
+      </w:r>
+      <w:r>
+        <w:rPr>
+          <w:rFonts w:ascii="Charis SIL Regular" w:hAnsi="Charis SIL Regular" w:eastAsia="Charis SIL Regular"/>
+          <w:b w:val="0"/>
+          <w:i w:val="0"/>
+          <w:color w:val="0000FF"/>
+          <w:sz w:val="24"/>
+          <w:u w:val="single"/>
+        </w:rPr>
+        <w:hyperlink r:id="rId53" w:history="1">
+          <w:r>
+            <w:rPr>
+              <w:rStyle w:val="Hyperlink"/>
+            </w:rPr>
+            <w:t>Amsterdam</w:t>
+          </w:r>
+        </w:hyperlink>
+      </w:r>
+      <w:r>
+        <w:rPr>
+          <w:rFonts w:ascii="Charis SIL Regular" w:hAnsi="Charis SIL Regular" w:eastAsia="Charis SIL Regular"/>
+          <w:b w:val="0"/>
+          <w:i w:val="0"/>
+          <w:color w:val="000000"/>
+          <w:sz w:val="24"/>
+        </w:rPr>
+        <w:t xml:space="preserve">. The </w:t>
+      </w:r>
+      <w:r>
+        <w:rPr>
+          <w:rFonts w:ascii="Charis SIL Regular" w:hAnsi="Charis SIL Regular" w:eastAsia="Charis SIL Regular"/>
+          <w:b w:val="0"/>
+          <w:i w:val="0"/>
+          <w:color w:val="000000"/>
+          <w:sz w:val="24"/>
+        </w:rPr>
+        <w:t xml:space="preserve">1903 expedition to the Gonini River resulted in series </w:t>
+      </w:r>
+      <w:r>
+        <w:rPr>
+          <w:rFonts w:ascii="Charis SIL Regular" w:hAnsi="Charis SIL Regular" w:eastAsia="Charis SIL Regular"/>
+          <w:b w:val="0"/>
+          <w:i w:val="0"/>
+          <w:color w:val="0000FF"/>
+          <w:sz w:val="24"/>
+          <w:u w:val="single"/>
+        </w:rPr>
+        <w:hyperlink r:id="rId54" w:history="1">
+          <w:r>
+            <w:rPr>
+              <w:rStyle w:val="Hyperlink"/>
+            </w:rPr>
+            <w:t>T</w:t>
+          </w:r>
+        </w:hyperlink>
+      </w:r>
+      <w:r>
+        <w:rPr>
+          <w:rFonts w:ascii="Charis SIL Regular" w:hAnsi="Charis SIL Regular" w:eastAsia="Charis SIL Regular"/>
+          <w:b w:val="0"/>
+          <w:i w:val="0"/>
+          <w:color w:val="0000FF"/>
+          <w:sz w:val="24"/>
+          <w:u w:val="single"/>
+        </w:rPr>
+        <w:hyperlink r:id="rId54" w:history="1">
+          <w:r>
+            <w:rPr>
+              <w:rStyle w:val="Hyperlink"/>
+            </w:rPr>
+            <w:t>M-401</w:t>
           </w:r>
         </w:hyperlink>
       </w:r>
@@ -6553,10 +6878,242 @@
           <w:color w:val="000000"/>
           <w:sz w:val="24"/>
         </w:rPr>
+        <w:hyperlink r:id="rId53" w:history="1">
+          <w:r>
+            <w:rPr>
+              <w:rStyle w:val="Hyperlink"/>
+            </w:rPr>
+            <w:t xml:space="preserve"> with 86 </w:t>
+          </w:r>
+        </w:hyperlink>
+      </w:r>
+      <w:r>
+        <w:rPr>
+          <w:u w:val="single" w:color="0000ff"/>
+          <w:rFonts w:ascii="Charis SIL Regular" w:hAnsi="Charis SIL Regular" w:eastAsia="Charis SIL Regular"/>
+          <w:b w:val="0"/>
+          <w:i w:val="0"/>
+          <w:color w:val="000000"/>
+          <w:sz w:val="24"/>
+        </w:rPr>
+        <w:hyperlink r:id="rId53" w:history="1">
+          <w:r>
+            <w:rPr>
+              <w:rStyle w:val="Hyperlink"/>
+            </w:rPr>
+            <w:t xml:space="preserve">objects, the </w:t>
+          </w:r>
+        </w:hyperlink>
+      </w:r>
+      <w:r>
+        <w:rPr>
+          <w:rFonts w:ascii="Charis SIL Regular" w:hAnsi="Charis SIL Regular" w:eastAsia="Charis SIL Regular"/>
+          <w:b w:val="0"/>
+          <w:i w:val="0"/>
+          <w:color w:val="000000"/>
+          <w:sz w:val="24"/>
+        </w:rPr>
+        <w:t xml:space="preserve">1904 </w:t>
+      </w:r>
+      <w:r>
+        <w:rPr>
+          <w:rFonts w:ascii="Charis SIL Regular" w:hAnsi="Charis SIL Regular" w:eastAsia="Charis SIL Regular"/>
+          <w:b w:val="0"/>
+          <w:i w:val="0"/>
+          <w:color w:val="000000"/>
+          <w:sz w:val="24"/>
+        </w:rPr>
+        <w:t xml:space="preserve">expedition to the Tapanahony River yielded series </w:t>
+      </w:r>
+      <w:r>
+        <w:rPr>
+          <w:rFonts w:ascii="Charis SIL Regular" w:hAnsi="Charis SIL Regular" w:eastAsia="Charis SIL Regular"/>
+          <w:b w:val="0"/>
+          <w:i w:val="0"/>
+          <w:color w:val="0000FF"/>
+          <w:sz w:val="24"/>
+          <w:u w:val="single"/>
+        </w:rPr>
+        <w:hyperlink r:id="rId55" w:history="1">
+          <w:r>
+            <w:rPr>
+              <w:rStyle w:val="Hyperlink"/>
+            </w:rPr>
+            <w:t>TM</w:t>
+          </w:r>
+        </w:hyperlink>
+      </w:r>
+      <w:r>
+        <w:rPr>
+          <w:rFonts w:ascii="Charis SIL Regular" w:hAnsi="Charis SIL Regular" w:eastAsia="Charis SIL Regular"/>
+          <w:b w:val="0"/>
+          <w:i w:val="0"/>
+          <w:color w:val="0000FF"/>
+          <w:sz w:val="24"/>
+          <w:u w:val="single"/>
+        </w:rPr>
+        <w:hyperlink r:id="rId54" w:history="1">
+          <w:r>
+            <w:rPr>
+              <w:rStyle w:val="Hyperlink"/>
+            </w:rPr>
+            <w:t>-402</w:t>
+          </w:r>
+        </w:hyperlink>
+      </w:r>
+      <w:r>
+        <w:rPr>
+          <w:u w:val="single" w:color="0000ff"/>
+          <w:rFonts w:ascii="Charis SIL Regular" w:hAnsi="Charis SIL Regular" w:eastAsia="Charis SIL Regular"/>
+          <w:b w:val="0"/>
+          <w:i w:val="0"/>
+          <w:color w:val="000000"/>
+          <w:sz w:val="24"/>
+        </w:rPr>
+        <w:hyperlink r:id="rId54" w:history="1">
+          <w:r>
+            <w:rPr>
+              <w:rStyle w:val="Hyperlink"/>
+            </w:rPr>
+            <w:t xml:space="preserve"> co</w:t>
+          </w:r>
+        </w:hyperlink>
+      </w:r>
+      <w:r>
+        <w:rPr>
+          <w:rFonts w:ascii="Charis SIL Regular" w:hAnsi="Charis SIL Regular" w:eastAsia="Charis SIL Regular"/>
+          <w:b w:val="0"/>
+          <w:i w:val="0"/>
+          <w:color w:val="000000"/>
+          <w:sz w:val="24"/>
+        </w:rPr>
+        <w:t xml:space="preserve">mprising 493 objects and the </w:t>
+      </w:r>
+      <w:r>
+        <w:rPr>
+          <w:rFonts w:ascii="Charis SIL Regular" w:hAnsi="Charis SIL Regular" w:eastAsia="Charis SIL Regular"/>
+          <w:b w:val="0"/>
+          <w:i w:val="0"/>
+          <w:color w:val="000000"/>
+          <w:sz w:val="24"/>
+        </w:rPr>
+        <w:t>1907 expedition to the Tumuk Humak Mountains y</w:t>
+      </w:r>
+      <w:r>
+        <w:rPr>
+          <w:u w:val="single" w:color="0000ff"/>
+          <w:rFonts w:ascii="Charis SIL Regular" w:hAnsi="Charis SIL Regular" w:eastAsia="Charis SIL Regular"/>
+          <w:b w:val="0"/>
+          <w:i w:val="0"/>
+          <w:color w:val="000000"/>
+          <w:sz w:val="24"/>
+        </w:rPr>
+        <w:hyperlink r:id="rId55" w:history="1">
+          <w:r>
+            <w:rPr>
+              <w:rStyle w:val="Hyperlink"/>
+            </w:rPr>
+            <w:t>ielded s</w:t>
+          </w:r>
+        </w:hyperlink>
+      </w:r>
+      <w:r>
+        <w:rPr>
+          <w:rFonts w:ascii="Charis SIL Regular" w:hAnsi="Charis SIL Regular" w:eastAsia="Charis SIL Regular"/>
+          <w:b w:val="0"/>
+          <w:i w:val="0"/>
+          <w:color w:val="000000"/>
+          <w:sz w:val="24"/>
+        </w:rPr>
+        <w:t xml:space="preserve">eries </w:t>
+      </w:r>
+      <w:r>
+        <w:rPr>
+          <w:rFonts w:ascii="Charis SIL Regular" w:hAnsi="Charis SIL Regular" w:eastAsia="Charis SIL Regular"/>
+          <w:b w:val="0"/>
+          <w:i w:val="0"/>
+          <w:color w:val="0000FF"/>
+          <w:sz w:val="24"/>
+          <w:u w:val="single"/>
+        </w:rPr>
+        <w:hyperlink r:id="rId56" w:history="1">
+          <w:r>
+            <w:rPr>
+              <w:rStyle w:val="Hyperlink"/>
+            </w:rPr>
+            <w:t>TM-403</w:t>
+          </w:r>
+        </w:hyperlink>
+      </w:r>
+      <w:r>
+        <w:rPr>
+          <w:rFonts w:ascii="Charis SIL Regular" w:hAnsi="Charis SIL Regular" w:eastAsia="Charis SIL Regular"/>
+          <w:b w:val="0"/>
+          <w:i w:val="0"/>
+          <w:color w:val="000000"/>
+          <w:sz w:val="24"/>
+        </w:rPr>
+        <w:t xml:space="preserve"> with 186 objects. A </w:t>
+      </w:r>
+      <w:r>
+        <w:rPr>
+          <w:rFonts w:ascii="Charis SIL Regular" w:hAnsi="Charis SIL Regular" w:eastAsia="Charis SIL Regular"/>
+          <w:b w:val="0"/>
+          <w:i w:val="0"/>
+          <w:color w:val="0000FF"/>
+          <w:sz w:val="24"/>
+          <w:u w:val="single"/>
+        </w:rPr>
+        <w:hyperlink r:id="rId57" w:history="1">
+          <w:r>
+            <w:rPr>
+              <w:rStyle w:val="Hyperlink"/>
+            </w:rPr>
+            <w:t>jewellery</w:t>
+          </w:r>
+        </w:hyperlink>
+      </w:r>
+      <w:r>
+        <w:rPr>
+          <w:rFonts w:ascii="Charis SIL Regular" w:hAnsi="Charis SIL Regular" w:eastAsia="Charis SIL Regular"/>
+          <w:b w:val="0"/>
+          <w:i w:val="0"/>
+          <w:color w:val="0000FF"/>
+          <w:sz w:val="24"/>
+          <w:u w:val="single"/>
+        </w:rPr>
         <w:t xml:space="preserve"> </w:t>
       </w:r>
       <w:r>
         <w:rPr>
+          <w:rFonts w:ascii="Charis SIL Regular" w:hAnsi="Charis SIL Regular" w:eastAsia="Charis SIL Regular"/>
+          <w:b w:val="0"/>
+          <w:i w:val="0"/>
+          <w:color w:val="0000FF"/>
+          <w:sz w:val="24"/>
+          <w:u w:val="single"/>
+        </w:rPr>
+        <w:hyperlink r:id="rId57" w:history="1">
+          <w:r>
+            <w:rPr>
+              <w:rStyle w:val="Hyperlink"/>
+            </w:rPr>
+            <w:t>box</w:t>
+          </w:r>
+        </w:hyperlink>
+      </w:r>
+      <w:r>
+        <w:rPr>
+          <w:rFonts w:ascii="Charis SIL Regular" w:hAnsi="Charis SIL Regular" w:eastAsia="Charis SIL Regular"/>
+          <w:b w:val="0"/>
+          <w:i w:val="0"/>
+          <w:color w:val="000000"/>
+          <w:sz w:val="24"/>
+        </w:rPr>
+        <w:t xml:space="preserve"> referencing the Gonini expedition is part of the co</w:t>
+      </w:r>
+      <w:r>
+        <w:rPr>
           <w:u w:val="single" w:color="0000ff"/>
           <w:rFonts w:ascii="Charis SIL Regular" w:hAnsi="Charis SIL Regular" w:eastAsia="Charis SIL Regular"/>
           <w:b w:val="0"/>
@@ -6564,14 +7121,7 @@
           <w:color w:val="000000"/>
           <w:sz w:val="24"/>
         </w:rPr>
-        <w:hyperlink r:id="rId51" w:history="1">
-          <w:r>
-            <w:rPr>
-              <w:rStyle w:val="Hyperlink"/>
-            </w:rPr>
-            <w:t xml:space="preserve">a large </w:t>
-          </w:r>
-        </w:hyperlink>
+        <w:t>l</w:t>
       </w:r>
       <w:r>
         <w:rPr>
@@ -6582,12 +7132,76 @@
           <w:color w:val="000000"/>
           <w:sz w:val="24"/>
         </w:rPr>
-        <w:hyperlink r:id="rId51" w:history="1">
-          <w:r>
-            <w:rPr>
-              <w:rStyle w:val="Hyperlink"/>
-            </w:rPr>
-            <w:t>c</w:t>
+        <w:hyperlink r:id="rId56" w:history="1">
+          <w:r>
+            <w:rPr>
+              <w:rStyle w:val="Hyperlink"/>
+            </w:rPr>
+            <w:t xml:space="preserve">lection </w:t>
+          </w:r>
+        </w:hyperlink>
+      </w:r>
+      <w:r>
+        <w:rPr>
+          <w:rFonts w:ascii="Charis SIL Regular" w:hAnsi="Charis SIL Regular" w:eastAsia="Charis SIL Regular"/>
+          <w:b w:val="0"/>
+          <w:i w:val="0"/>
+          <w:color w:val="000000"/>
+          <w:sz w:val="24"/>
+        </w:rPr>
+        <w:t xml:space="preserve">of the </w:t>
+      </w:r>
+      <w:r>
+        <w:rPr>
+          <w:rFonts w:ascii="Charis SIL Regular" w:hAnsi="Charis SIL Regular" w:eastAsia="Charis SIL Regular"/>
+          <w:b w:val="0"/>
+          <w:i w:val="0"/>
+          <w:color w:val="0000FF"/>
+          <w:sz w:val="24"/>
+          <w:u w:val="single"/>
+        </w:rPr>
+        <w:hyperlink r:id="rId58" w:history="1">
+          <w:r>
+            <w:rPr>
+              <w:rStyle w:val="Hyperlink"/>
+            </w:rPr>
+            <w:t xml:space="preserve">Rijksmuseum </w:t>
+          </w:r>
+        </w:hyperlink>
+      </w:r>
+      <w:r>
+        <w:rPr>
+          <w:rFonts w:ascii="Charis SIL Regular" w:hAnsi="Charis SIL Regular" w:eastAsia="Charis SIL Regular"/>
+          <w:b w:val="0"/>
+          <w:i w:val="0"/>
+          <w:color w:val="0000FF"/>
+          <w:sz w:val="24"/>
+          <w:u w:val="single"/>
+        </w:rPr>
+        <w:hyperlink r:id="rId57" w:history="1">
+          <w:r>
+            <w:rPr>
+              <w:rStyle w:val="Hyperlink"/>
+            </w:rPr>
+            <w:t>Amsterda</w:t>
+          </w:r>
+        </w:hyperlink>
+      </w:r>
+      <w:r>
+        <w:rPr>
+          <w:rFonts w:ascii="Charis SIL Regular" w:hAnsi="Charis SIL Regular" w:eastAsia="Charis SIL Regular"/>
+          <w:b w:val="0"/>
+          <w:i w:val="0"/>
+          <w:color w:val="0000FF"/>
+          <w:sz w:val="24"/>
+          <w:u w:val="single"/>
+        </w:rPr>
+        <w:hyperlink r:id="rId58" w:history="1">
+          <w:r>
+            <w:rPr>
+              <w:rStyle w:val="Hyperlink"/>
+            </w:rPr>
+            <w:t>m</w:t>
           </w:r>
         </w:hyperlink>
       </w:r>
@@ -6600,44 +7214,110 @@
           <w:color w:val="000000"/>
           <w:sz w:val="24"/>
         </w:rPr>
-        <w:hyperlink r:id="rId51" w:history="1">
-          <w:r>
-            <w:rPr>
-              <w:rStyle w:val="Hyperlink"/>
-            </w:rPr>
-            <w:t>ollectio</w:t>
-          </w:r>
-        </w:hyperlink>
-      </w:r>
-      <w:r>
-        <w:rPr>
-          <w:rFonts w:ascii="Charis SIL Regular" w:hAnsi="Charis SIL Regular" w:eastAsia="Charis SIL Regular"/>
-          <w:b w:val="0"/>
-          <w:i w:val="0"/>
-          <w:color w:val="000000"/>
-          <w:sz w:val="24"/>
-        </w:rPr>
-        <w:t xml:space="preserve">n of Wayana and Aluku artifacts to the </w:t>
-      </w:r>
-      <w:r>
-        <w:rPr>
-          <w:rFonts w:ascii="Charis SIL Italic" w:hAnsi="Charis SIL Italic" w:eastAsia="Charis SIL Italic"/>
-          <w:b w:val="0"/>
-          <w:i/>
-          <w:color w:val="000000"/>
-          <w:sz w:val="24"/>
-        </w:rPr>
-        <w:t>Musée du Trocadéro</w:t>
-      </w:r>
-      <w:r>
-        <w:rPr>
-          <w:rFonts w:ascii="Charis SIL Regular" w:hAnsi="Charis SIL Regular" w:eastAsia="Charis SIL Regular"/>
-          <w:b w:val="0"/>
-          <w:i w:val="0"/>
-          <w:color w:val="000000"/>
-          <w:sz w:val="24"/>
-        </w:rPr>
-        <w:t xml:space="preserve">. Three of </w:t>
+        <w:hyperlink r:id="rId57" w:history="1">
+          <w:r>
+            <w:rPr>
+              <w:rStyle w:val="Hyperlink"/>
+            </w:rPr>
+            <w:t>. I</w:t>
+          </w:r>
+        </w:hyperlink>
+      </w:r>
+      <w:r>
+        <w:rPr>
+          <w:rFonts w:ascii="Charis SIL Regular" w:hAnsi="Charis SIL Regular" w:eastAsia="Charis SIL Regular"/>
+          <w:b w:val="0"/>
+          <w:i w:val="0"/>
+          <w:color w:val="000000"/>
+          <w:sz w:val="24"/>
+        </w:rPr>
+        <w:t xml:space="preserve">n 1904 expedition member </w:t>
+      </w:r>
+      <w:r>
+        <w:rPr>
+          <w:rFonts w:ascii="Charis SIL Regular" w:hAnsi="Charis SIL Regular" w:eastAsia="Charis SIL Regular"/>
+          <w:b w:val="0"/>
+          <w:i w:val="0"/>
+          <w:color w:val="0000FF"/>
+          <w:sz w:val="24"/>
+          <w:u w:val="single"/>
+        </w:rPr>
+        <w:hyperlink r:id="rId59" w:history="1">
+          <w:r>
+            <w:rPr>
+              <w:rStyle w:val="Hyperlink"/>
+            </w:rPr>
+            <w:t>Claudius</w:t>
+          </w:r>
+        </w:hyperlink>
+      </w:r>
+      <w:r>
+        <w:rPr>
+          <w:rFonts w:ascii="Charis SIL Regular" w:hAnsi="Charis SIL Regular" w:eastAsia="Charis SIL Regular"/>
+          <w:b w:val="0"/>
+          <w:i w:val="0"/>
+          <w:color w:val="0000FF"/>
+          <w:sz w:val="24"/>
+          <w:u w:val="single"/>
+        </w:rPr>
+        <w:t xml:space="preserve"> </w:t>
+      </w:r>
+      <w:r>
+        <w:rPr>
+          <w:rFonts w:ascii="Charis SIL Regular" w:hAnsi="Charis SIL Regular" w:eastAsia="Charis SIL Regular"/>
+          <w:b w:val="0"/>
+          <w:i w:val="0"/>
+          <w:color w:val="0000FF"/>
+          <w:sz w:val="24"/>
+          <w:u w:val="single"/>
+        </w:rPr>
+        <w:hyperlink r:id="rId59" w:history="1">
+          <w:r>
+            <w:rPr>
+              <w:rStyle w:val="Hyperlink"/>
+            </w:rPr>
+            <w:t>de</w:t>
+          </w:r>
+        </w:hyperlink>
+      </w:r>
+      <w:r>
+        <w:rPr>
+          <w:rFonts w:ascii="Charis SIL Regular" w:hAnsi="Charis SIL Regular" w:eastAsia="Charis SIL Regular"/>
+          <w:b w:val="0"/>
+          <w:i w:val="0"/>
+          <w:color w:val="0000FF"/>
+          <w:sz w:val="24"/>
+          <w:u w:val="single"/>
+        </w:rPr>
+        <w:t xml:space="preserve"> </w:t>
+      </w:r>
+      <w:r>
+        <w:rPr>
+          <w:rFonts w:ascii="Charis SIL Regular" w:hAnsi="Charis SIL Regular" w:eastAsia="Charis SIL Regular"/>
+          <w:b w:val="0"/>
+          <w:i w:val="0"/>
+          <w:color w:val="0000FF"/>
+          <w:sz w:val="24"/>
+          <w:u w:val="single"/>
+        </w:rPr>
+        <w:hyperlink r:id="rId59" w:history="1">
+          <w:r>
+            <w:rPr>
+              <w:rStyle w:val="Hyperlink"/>
+            </w:rPr>
+            <w:t>Goeje</w:t>
+          </w:r>
+        </w:hyperlink>
+      </w:r>
+      <w:r>
+        <w:rPr>
+          <w:rFonts w:ascii="Charis SIL Regular" w:hAnsi="Charis SIL Regular" w:eastAsia="Charis SIL Regular"/>
+          <w:b w:val="0"/>
+          <w:i w:val="0"/>
+          <w:color w:val="000000"/>
+          <w:sz w:val="24"/>
+        </w:rPr>
+        <w:t xml:space="preserve"> donated a personal</w:t>
       </w:r>
       <w:r>
         <w:rPr>
@@ -6648,145 +7328,12 @@
           <w:color w:val="000000"/>
           <w:sz w:val="24"/>
         </w:rPr>
-        <w:hyperlink r:id="rId52" w:history="1">
-          <w:r>
-            <w:rPr>
-              <w:rStyle w:val="Hyperlink"/>
-            </w:rPr>
-            <w:t>the eigh</w:t>
-          </w:r>
-        </w:hyperlink>
-      </w:r>
-      <w:r>
-        <w:rPr>
-          <w:rFonts w:ascii="Charis SIL Regular" w:hAnsi="Charis SIL Regular" w:eastAsia="Charis SIL Regular"/>
-          <w:b w:val="0"/>
-          <w:i w:val="0"/>
-          <w:color w:val="000000"/>
-          <w:sz w:val="24"/>
-        </w:rPr>
-        <w:t xml:space="preserve">t expeditions to Suriname organised shortly after the turn of the century under the </w:t>
-      </w:r>
-      <w:r>
-        <w:rPr>
-          <w:rFonts w:ascii="Charis SIL Regular" w:hAnsi="Charis SIL Regular" w:eastAsia="Charis SIL Regular"/>
-          <w:b w:val="0"/>
-          <w:i w:val="0"/>
-          <w:color w:val="000000"/>
-          <w:sz w:val="24"/>
-        </w:rPr>
-        <w:t xml:space="preserve">auspices of the Royal Dutch Geographical Society (KNAG) yielded extensive ethnographic </w:t>
-      </w:r>
-      <w:r>
-        <w:rPr>
-          <w:rFonts w:ascii="Charis SIL Regular" w:hAnsi="Charis SIL Regular" w:eastAsia="Charis SIL Regular"/>
-          <w:b w:val="0"/>
-          <w:i w:val="0"/>
-          <w:color w:val="000000"/>
-          <w:sz w:val="24"/>
-        </w:rPr>
-        <w:t xml:space="preserve">collections, which are now part of the collection of the </w:t>
-      </w:r>
-      <w:r>
-        <w:rPr>
-          <w:rFonts w:ascii="Charis SIL Regular" w:hAnsi="Charis SIL Regular" w:eastAsia="Charis SIL Regular"/>
-          <w:b w:val="0"/>
-          <w:i w:val="0"/>
-          <w:color w:val="0000FF"/>
-          <w:sz w:val="24"/>
-          <w:u w:val="single"/>
-        </w:rPr>
-        <w:hyperlink r:id="rId53" w:history="1">
-          <w:r>
-            <w:rPr>
-              <w:rStyle w:val="Hyperlink"/>
-            </w:rPr>
-            <w:t>Wereldmuseum</w:t>
-          </w:r>
-        </w:hyperlink>
-      </w:r>
-      <w:r>
-        <w:rPr>
-          <w:rFonts w:ascii="Charis SIL Regular" w:hAnsi="Charis SIL Regular" w:eastAsia="Charis SIL Regular"/>
-          <w:b w:val="0"/>
-          <w:i w:val="0"/>
-          <w:color w:val="0000FF"/>
-          <w:sz w:val="24"/>
-          <w:u w:val="single"/>
-        </w:rPr>
-        <w:t xml:space="preserve"> </w:t>
-      </w:r>
-      <w:r>
-        <w:rPr>
-          <w:rFonts w:ascii="Charis SIL Regular" w:hAnsi="Charis SIL Regular" w:eastAsia="Charis SIL Regular"/>
-          <w:b w:val="0"/>
-          <w:i w:val="0"/>
-          <w:color w:val="0000FF"/>
-          <w:sz w:val="24"/>
-          <w:u w:val="single"/>
-        </w:rPr>
-        <w:hyperlink r:id="rId53" w:history="1">
-          <w:r>
-            <w:rPr>
-              <w:rStyle w:val="Hyperlink"/>
-            </w:rPr>
-            <w:t>Amsterdam</w:t>
-          </w:r>
-        </w:hyperlink>
-      </w:r>
-      <w:r>
-        <w:rPr>
-          <w:rFonts w:ascii="Charis SIL Regular" w:hAnsi="Charis SIL Regular" w:eastAsia="Charis SIL Regular"/>
-          <w:b w:val="0"/>
-          <w:i w:val="0"/>
-          <w:color w:val="000000"/>
-          <w:sz w:val="24"/>
-        </w:rPr>
-        <w:t xml:space="preserve">. The </w:t>
-      </w:r>
-      <w:r>
-        <w:rPr>
-          <w:rFonts w:ascii="Charis SIL Regular" w:hAnsi="Charis SIL Regular" w:eastAsia="Charis SIL Regular"/>
-          <w:b w:val="0"/>
-          <w:i w:val="0"/>
-          <w:color w:val="000000"/>
-          <w:sz w:val="24"/>
-        </w:rPr>
-        <w:t xml:space="preserve">1903 expedition to the Gonini River resulted in series </w:t>
-      </w:r>
-      <w:r>
-        <w:rPr>
-          <w:rFonts w:ascii="Charis SIL Regular" w:hAnsi="Charis SIL Regular" w:eastAsia="Charis SIL Regular"/>
-          <w:b w:val="0"/>
-          <w:i w:val="0"/>
-          <w:color w:val="0000FF"/>
-          <w:sz w:val="24"/>
-          <w:u w:val="single"/>
-        </w:rPr>
-        <w:hyperlink r:id="rId54" w:history="1">
-          <w:r>
-            <w:rPr>
-              <w:rStyle w:val="Hyperlink"/>
-            </w:rPr>
-            <w:t>T</w:t>
-          </w:r>
-        </w:hyperlink>
-      </w:r>
-      <w:r>
-        <w:rPr>
-          <w:rFonts w:ascii="Charis SIL Regular" w:hAnsi="Charis SIL Regular" w:eastAsia="Charis SIL Regular"/>
-          <w:b w:val="0"/>
-          <w:i w:val="0"/>
-          <w:color w:val="0000FF"/>
-          <w:sz w:val="24"/>
-          <w:u w:val="single"/>
-        </w:rPr>
-        <w:hyperlink r:id="rId53" w:history="1">
-          <w:r>
-            <w:rPr>
-              <w:rStyle w:val="Hyperlink"/>
-            </w:rPr>
-            <w:t>M-401</w:t>
+        <w:hyperlink r:id="rId58" w:history="1">
+          <w:r>
+            <w:rPr>
+              <w:rStyle w:val="Hyperlink"/>
+            </w:rPr>
+            <w:t xml:space="preserve"> collection to </w:t>
           </w:r>
         </w:hyperlink>
       </w:r>
@@ -6799,14 +7346,24 @@
           <w:color w:val="000000"/>
           <w:sz w:val="24"/>
         </w:rPr>
-        <w:hyperlink r:id="rId53" w:history="1">
-          <w:r>
-            <w:rPr>
-              <w:rStyle w:val="Hyperlink"/>
-            </w:rPr>
-            <w:t xml:space="preserve"> with 86 </w:t>
-          </w:r>
-        </w:hyperlink>
+        <w:hyperlink r:id="rId58" w:history="1">
+          <w:r>
+            <w:rPr>
+              <w:rStyle w:val="Hyperlink"/>
+            </w:rPr>
+            <w:t>the museum</w:t>
+          </w:r>
+        </w:hyperlink>
+      </w:r>
+      <w:r>
+        <w:rPr>
+          <w:rFonts w:ascii="Charis SIL Regular" w:hAnsi="Charis SIL Regular" w:eastAsia="Charis SIL Regular"/>
+          <w:b w:val="0"/>
+          <w:i w:val="0"/>
+          <w:color w:val="000000"/>
+          <w:sz w:val="24"/>
+        </w:rPr>
+        <w:t xml:space="preserve"> in Leiden, where it was cata</w:t>
       </w:r>
       <w:r>
         <w:rPr>
@@ -6817,68 +7374,12 @@
           <w:color w:val="000000"/>
           <w:sz w:val="24"/>
         </w:rPr>
-        <w:hyperlink r:id="rId53" w:history="1">
-          <w:r>
-            <w:rPr>
-              <w:rStyle w:val="Hyperlink"/>
-            </w:rPr>
-            <w:t xml:space="preserve">objects, the </w:t>
-          </w:r>
-        </w:hyperlink>
-      </w:r>
-      <w:r>
-        <w:rPr>
-          <w:rFonts w:ascii="Charis SIL Regular" w:hAnsi="Charis SIL Regular" w:eastAsia="Charis SIL Regular"/>
-          <w:b w:val="0"/>
-          <w:i w:val="0"/>
-          <w:color w:val="000000"/>
-          <w:sz w:val="24"/>
-        </w:rPr>
-        <w:t xml:space="preserve">1904 </w:t>
-      </w:r>
-      <w:r>
-        <w:rPr>
-          <w:rFonts w:ascii="Charis SIL Regular" w:hAnsi="Charis SIL Regular" w:eastAsia="Charis SIL Regular"/>
-          <w:b w:val="0"/>
-          <w:i w:val="0"/>
-          <w:color w:val="000000"/>
-          <w:sz w:val="24"/>
-        </w:rPr>
-        <w:t xml:space="preserve">expedition to the Tapanahony River yielded series </w:t>
-      </w:r>
-      <w:r>
-        <w:rPr>
-          <w:rFonts w:ascii="Charis SIL Regular" w:hAnsi="Charis SIL Regular" w:eastAsia="Charis SIL Regular"/>
-          <w:b w:val="0"/>
-          <w:i w:val="0"/>
-          <w:color w:val="0000FF"/>
-          <w:sz w:val="24"/>
-          <w:u w:val="single"/>
-        </w:rPr>
-        <w:hyperlink r:id="rId55" w:history="1">
-          <w:r>
-            <w:rPr>
-              <w:rStyle w:val="Hyperlink"/>
-            </w:rPr>
-            <w:t>TM</w:t>
-          </w:r>
-        </w:hyperlink>
-      </w:r>
-      <w:r>
-        <w:rPr>
-          <w:rFonts w:ascii="Charis SIL Regular" w:hAnsi="Charis SIL Regular" w:eastAsia="Charis SIL Regular"/>
-          <w:b w:val="0"/>
-          <w:i w:val="0"/>
-          <w:color w:val="0000FF"/>
-          <w:sz w:val="24"/>
-          <w:u w:val="single"/>
-        </w:rPr>
-        <w:hyperlink r:id="rId54" w:history="1">
-          <w:r>
-            <w:rPr>
-              <w:rStyle w:val="Hyperlink"/>
-            </w:rPr>
-            <w:t>-402</w:t>
+        <w:hyperlink r:id="rId59" w:history="1">
+          <w:r>
+            <w:rPr>
+              <w:rStyle w:val="Hyperlink"/>
+            </w:rPr>
+            <w:t>logued u</w:t>
           </w:r>
         </w:hyperlink>
       </w:r>
@@ -6891,34 +7392,14 @@
           <w:color w:val="000000"/>
           <w:sz w:val="24"/>
         </w:rPr>
-        <w:hyperlink r:id="rId54" w:history="1">
-          <w:r>
-            <w:rPr>
-              <w:rStyle w:val="Hyperlink"/>
-            </w:rPr>
-            <w:t xml:space="preserve"> co</w:t>
-          </w:r>
-        </w:hyperlink>
-      </w:r>
-      <w:r>
-        <w:rPr>
-          <w:rFonts w:ascii="Charis SIL Regular" w:hAnsi="Charis SIL Regular" w:eastAsia="Charis SIL Regular"/>
-          <w:b w:val="0"/>
-          <w:i w:val="0"/>
-          <w:color w:val="000000"/>
-          <w:sz w:val="24"/>
-        </w:rPr>
-        <w:t xml:space="preserve">mprising 493 objects and the </w:t>
-      </w:r>
-      <w:r>
-        <w:rPr>
-          <w:rFonts w:ascii="Charis SIL Regular" w:hAnsi="Charis SIL Regular" w:eastAsia="Charis SIL Regular"/>
-          <w:b w:val="0"/>
-          <w:i w:val="0"/>
-          <w:color w:val="000000"/>
-          <w:sz w:val="24"/>
-        </w:rPr>
-        <w:t>1907 expedition to the Tumuk Humak Mountains y</w:t>
+        <w:hyperlink r:id="rId59" w:history="1">
+          <w:r>
+            <w:rPr>
+              <w:rStyle w:val="Hyperlink"/>
+            </w:rPr>
+            <w:t>n</w:t>
+          </w:r>
+        </w:hyperlink>
       </w:r>
       <w:r>
         <w:rPr>
@@ -6929,416 +7410,7 @@
           <w:color w:val="000000"/>
           <w:sz w:val="24"/>
         </w:rPr>
-        <w:hyperlink r:id="rId55" w:history="1">
-          <w:r>
-            <w:rPr>
-              <w:rStyle w:val="Hyperlink"/>
-            </w:rPr>
-            <w:t>ielded s</w:t>
-          </w:r>
-        </w:hyperlink>
-      </w:r>
-      <w:r>
-        <w:rPr>
-          <w:rFonts w:ascii="Charis SIL Regular" w:hAnsi="Charis SIL Regular" w:eastAsia="Charis SIL Regular"/>
-          <w:b w:val="0"/>
-          <w:i w:val="0"/>
-          <w:color w:val="000000"/>
-          <w:sz w:val="24"/>
-        </w:rPr>
-        <w:t xml:space="preserve">eries </w:t>
-      </w:r>
-      <w:r>
-        <w:rPr>
-          <w:rFonts w:ascii="Charis SIL Regular" w:hAnsi="Charis SIL Regular" w:eastAsia="Charis SIL Regular"/>
-          <w:b w:val="0"/>
-          <w:i w:val="0"/>
-          <w:color w:val="0000FF"/>
-          <w:sz w:val="24"/>
-          <w:u w:val="single"/>
-        </w:rPr>
-        <w:hyperlink r:id="rId56" w:history="1">
-          <w:r>
-            <w:rPr>
-              <w:rStyle w:val="Hyperlink"/>
-            </w:rPr>
-            <w:t>TM-403</w:t>
-          </w:r>
-        </w:hyperlink>
-      </w:r>
-      <w:r>
-        <w:rPr>
-          <w:rFonts w:ascii="Charis SIL Regular" w:hAnsi="Charis SIL Regular" w:eastAsia="Charis SIL Regular"/>
-          <w:b w:val="0"/>
-          <w:i w:val="0"/>
-          <w:color w:val="000000"/>
-          <w:sz w:val="24"/>
-        </w:rPr>
-        <w:t xml:space="preserve"> with 186 objects. A </w:t>
-      </w:r>
-      <w:r>
-        <w:rPr>
-          <w:rFonts w:ascii="Charis SIL Regular" w:hAnsi="Charis SIL Regular" w:eastAsia="Charis SIL Regular"/>
-          <w:b w:val="0"/>
-          <w:i w:val="0"/>
-          <w:color w:val="0000FF"/>
-          <w:sz w:val="24"/>
-          <w:u w:val="single"/>
-        </w:rPr>
-        <w:hyperlink r:id="rId57" w:history="1">
-          <w:r>
-            <w:rPr>
-              <w:rStyle w:val="Hyperlink"/>
-            </w:rPr>
-            <w:t>jewellery</w:t>
-          </w:r>
-        </w:hyperlink>
-      </w:r>
-      <w:r>
-        <w:rPr>
-          <w:rFonts w:ascii="Charis SIL Regular" w:hAnsi="Charis SIL Regular" w:eastAsia="Charis SIL Regular"/>
-          <w:b w:val="0"/>
-          <w:i w:val="0"/>
-          <w:color w:val="0000FF"/>
-          <w:sz w:val="24"/>
-          <w:u w:val="single"/>
-        </w:rPr>
-        <w:t xml:space="preserve"> </w:t>
-      </w:r>
-      <w:r>
-        <w:rPr>
-          <w:rFonts w:ascii="Charis SIL Regular" w:hAnsi="Charis SIL Regular" w:eastAsia="Charis SIL Regular"/>
-          <w:b w:val="0"/>
-          <w:i w:val="0"/>
-          <w:color w:val="0000FF"/>
-          <w:sz w:val="24"/>
-          <w:u w:val="single"/>
-        </w:rPr>
-        <w:hyperlink r:id="rId57" w:history="1">
-          <w:r>
-            <w:rPr>
-              <w:rStyle w:val="Hyperlink"/>
-            </w:rPr>
-            <w:t>box</w:t>
-          </w:r>
-        </w:hyperlink>
-      </w:r>
-      <w:r>
-        <w:rPr>
-          <w:rFonts w:ascii="Charis SIL Regular" w:hAnsi="Charis SIL Regular" w:eastAsia="Charis SIL Regular"/>
-          <w:b w:val="0"/>
-          <w:i w:val="0"/>
-          <w:color w:val="000000"/>
-          <w:sz w:val="24"/>
-        </w:rPr>
-        <w:t xml:space="preserve"> referencing the Gonini expedition is part of the co</w:t>
-      </w:r>
-      <w:r>
-        <w:rPr>
-          <w:u w:val="single" w:color="0000ff"/>
-          <w:rFonts w:ascii="Charis SIL Regular" w:hAnsi="Charis SIL Regular" w:eastAsia="Charis SIL Regular"/>
-          <w:b w:val="0"/>
-          <w:i w:val="0"/>
-          <w:color w:val="000000"/>
-          <w:sz w:val="24"/>
-        </w:rPr>
-        <w:t>l</w:t>
-      </w:r>
-      <w:r>
-        <w:rPr>
-          <w:u w:val="single" w:color="0000ff"/>
-          <w:rFonts w:ascii="Charis SIL Regular" w:hAnsi="Charis SIL Regular" w:eastAsia="Charis SIL Regular"/>
-          <w:b w:val="0"/>
-          <w:i w:val="0"/>
-          <w:color w:val="000000"/>
-          <w:sz w:val="24"/>
-        </w:rPr>
-        <w:hyperlink r:id="rId56" w:history="1">
-          <w:r>
-            <w:rPr>
-              <w:rStyle w:val="Hyperlink"/>
-            </w:rPr>
-            <w:t xml:space="preserve">lection </w:t>
-          </w:r>
-        </w:hyperlink>
-      </w:r>
-      <w:r>
-        <w:rPr>
-          <w:rFonts w:ascii="Charis SIL Regular" w:hAnsi="Charis SIL Regular" w:eastAsia="Charis SIL Regular"/>
-          <w:b w:val="0"/>
-          <w:i w:val="0"/>
-          <w:color w:val="000000"/>
-          <w:sz w:val="24"/>
-        </w:rPr>
-        <w:t xml:space="preserve">of the </w:t>
-      </w:r>
-      <w:r>
-        <w:rPr>
-          <w:rFonts w:ascii="Charis SIL Regular" w:hAnsi="Charis SIL Regular" w:eastAsia="Charis SIL Regular"/>
-          <w:b w:val="0"/>
-          <w:i w:val="0"/>
-          <w:color w:val="0000FF"/>
-          <w:sz w:val="24"/>
-          <w:u w:val="single"/>
-        </w:rPr>
-        <w:hyperlink r:id="rId58" w:history="1">
-          <w:r>
-            <w:rPr>
-              <w:rStyle w:val="Hyperlink"/>
-            </w:rPr>
-            <w:t xml:space="preserve">Rijksmuseum </w:t>
-          </w:r>
-        </w:hyperlink>
-      </w:r>
-      <w:r>
-        <w:rPr>
-          <w:rFonts w:ascii="Charis SIL Regular" w:hAnsi="Charis SIL Regular" w:eastAsia="Charis SIL Regular"/>
-          <w:b w:val="0"/>
-          <w:i w:val="0"/>
-          <w:color w:val="0000FF"/>
-          <w:sz w:val="24"/>
-          <w:u w:val="single"/>
-        </w:rPr>
-        <w:hyperlink r:id="rId57" w:history="1">
-          <w:r>
-            <w:rPr>
-              <w:rStyle w:val="Hyperlink"/>
-            </w:rPr>
-            <w:t>Amsterda</w:t>
-          </w:r>
-        </w:hyperlink>
-      </w:r>
-      <w:r>
-        <w:rPr>
-          <w:rFonts w:ascii="Charis SIL Regular" w:hAnsi="Charis SIL Regular" w:eastAsia="Charis SIL Regular"/>
-          <w:b w:val="0"/>
-          <w:i w:val="0"/>
-          <w:color w:val="0000FF"/>
-          <w:sz w:val="24"/>
-          <w:u w:val="single"/>
-        </w:rPr>
-        <w:hyperlink r:id="rId57" w:history="1">
-          <w:r>
-            <w:rPr>
-              <w:rStyle w:val="Hyperlink"/>
-            </w:rPr>
-            <w:t>m</w:t>
-          </w:r>
-        </w:hyperlink>
-      </w:r>
-      <w:r>
-        <w:rPr>
-          <w:u w:val="single" w:color="0000ff"/>
-          <w:rFonts w:ascii="Charis SIL Regular" w:hAnsi="Charis SIL Regular" w:eastAsia="Charis SIL Regular"/>
-          <w:b w:val="0"/>
-          <w:i w:val="0"/>
-          <w:color w:val="000000"/>
-          <w:sz w:val="24"/>
-        </w:rPr>
-        <w:hyperlink r:id="rId57" w:history="1">
-          <w:r>
-            <w:rPr>
-              <w:rStyle w:val="Hyperlink"/>
-            </w:rPr>
-            <w:t>. I</w:t>
-          </w:r>
-        </w:hyperlink>
-      </w:r>
-      <w:r>
-        <w:rPr>
-          <w:rFonts w:ascii="Charis SIL Regular" w:hAnsi="Charis SIL Regular" w:eastAsia="Charis SIL Regular"/>
-          <w:b w:val="0"/>
-          <w:i w:val="0"/>
-          <w:color w:val="000000"/>
-          <w:sz w:val="24"/>
-        </w:rPr>
-        <w:t xml:space="preserve">n 1904 expedition member </w:t>
-      </w:r>
-      <w:r>
-        <w:rPr>
-          <w:rFonts w:ascii="Charis SIL Regular" w:hAnsi="Charis SIL Regular" w:eastAsia="Charis SIL Regular"/>
-          <w:b w:val="0"/>
-          <w:i w:val="0"/>
-          <w:color w:val="0000FF"/>
-          <w:sz w:val="24"/>
-          <w:u w:val="single"/>
-        </w:rPr>
-        <w:hyperlink r:id="rId59" w:history="1">
-          <w:r>
-            <w:rPr>
-              <w:rStyle w:val="Hyperlink"/>
-            </w:rPr>
-            <w:t>Claudius</w:t>
-          </w:r>
-        </w:hyperlink>
-      </w:r>
-      <w:r>
-        <w:rPr>
-          <w:rFonts w:ascii="Charis SIL Regular" w:hAnsi="Charis SIL Regular" w:eastAsia="Charis SIL Regular"/>
-          <w:b w:val="0"/>
-          <w:i w:val="0"/>
-          <w:color w:val="0000FF"/>
-          <w:sz w:val="24"/>
-          <w:u w:val="single"/>
-        </w:rPr>
-        <w:t xml:space="preserve"> </w:t>
-      </w:r>
-      <w:r>
-        <w:rPr>
-          <w:rFonts w:ascii="Charis SIL Regular" w:hAnsi="Charis SIL Regular" w:eastAsia="Charis SIL Regular"/>
-          <w:b w:val="0"/>
-          <w:i w:val="0"/>
-          <w:color w:val="0000FF"/>
-          <w:sz w:val="24"/>
-          <w:u w:val="single"/>
-        </w:rPr>
-        <w:hyperlink r:id="rId59" w:history="1">
-          <w:r>
-            <w:rPr>
-              <w:rStyle w:val="Hyperlink"/>
-            </w:rPr>
-            <w:t>de</w:t>
-          </w:r>
-        </w:hyperlink>
-      </w:r>
-      <w:r>
-        <w:rPr>
-          <w:rFonts w:ascii="Charis SIL Regular" w:hAnsi="Charis SIL Regular" w:eastAsia="Charis SIL Regular"/>
-          <w:b w:val="0"/>
-          <w:i w:val="0"/>
-          <w:color w:val="0000FF"/>
-          <w:sz w:val="24"/>
-          <w:u w:val="single"/>
-        </w:rPr>
-        <w:t xml:space="preserve"> </w:t>
-      </w:r>
-      <w:r>
-        <w:rPr>
-          <w:rFonts w:ascii="Charis SIL Regular" w:hAnsi="Charis SIL Regular" w:eastAsia="Charis SIL Regular"/>
-          <w:b w:val="0"/>
-          <w:i w:val="0"/>
-          <w:color w:val="0000FF"/>
-          <w:sz w:val="24"/>
-          <w:u w:val="single"/>
-        </w:rPr>
-        <w:hyperlink r:id="rId59" w:history="1">
-          <w:r>
-            <w:rPr>
-              <w:rStyle w:val="Hyperlink"/>
-            </w:rPr>
-            <w:t>Goeje</w:t>
-          </w:r>
-        </w:hyperlink>
-      </w:r>
-      <w:r>
-        <w:rPr>
-          <w:rFonts w:ascii="Charis SIL Regular" w:hAnsi="Charis SIL Regular" w:eastAsia="Charis SIL Regular"/>
-          <w:b w:val="0"/>
-          <w:i w:val="0"/>
-          <w:color w:val="000000"/>
-          <w:sz w:val="24"/>
-        </w:rPr>
-        <w:t xml:space="preserve"> donated a personal</w:t>
-      </w:r>
-      <w:r>
-        <w:rPr>
-          <w:u w:val="single" w:color="0000ff"/>
-          <w:rFonts w:ascii="Charis SIL Regular" w:hAnsi="Charis SIL Regular" w:eastAsia="Charis SIL Regular"/>
-          <w:b w:val="0"/>
-          <w:i w:val="0"/>
-          <w:color w:val="000000"/>
-          <w:sz w:val="24"/>
-        </w:rPr>
-        <w:hyperlink r:id="rId58" w:history="1">
-          <w:r>
-            <w:rPr>
-              <w:rStyle w:val="Hyperlink"/>
-            </w:rPr>
-            <w:t xml:space="preserve"> collection to </w:t>
-          </w:r>
-        </w:hyperlink>
-      </w:r>
-      <w:r>
-        <w:rPr>
-          <w:u w:val="single" w:color="0000ff"/>
-          <w:rFonts w:ascii="Charis SIL Regular" w:hAnsi="Charis SIL Regular" w:eastAsia="Charis SIL Regular"/>
-          <w:b w:val="0"/>
-          <w:i w:val="0"/>
-          <w:color w:val="000000"/>
-          <w:sz w:val="24"/>
-        </w:rPr>
-        <w:hyperlink r:id="rId58" w:history="1">
-          <w:r>
-            <w:rPr>
-              <w:rStyle w:val="Hyperlink"/>
-            </w:rPr>
-            <w:t>the museum</w:t>
-          </w:r>
-        </w:hyperlink>
-      </w:r>
-      <w:r>
-        <w:rPr>
-          <w:rFonts w:ascii="Charis SIL Regular" w:hAnsi="Charis SIL Regular" w:eastAsia="Charis SIL Regular"/>
-          <w:b w:val="0"/>
-          <w:i w:val="0"/>
-          <w:color w:val="000000"/>
-          <w:sz w:val="24"/>
-        </w:rPr>
-        <w:t xml:space="preserve"> in Leiden, where it was cata</w:t>
-      </w:r>
-      <w:r>
-        <w:rPr>
-          <w:u w:val="single" w:color="0000ff"/>
-          <w:rFonts w:ascii="Charis SIL Regular" w:hAnsi="Charis SIL Regular" w:eastAsia="Charis SIL Regular"/>
-          <w:b w:val="0"/>
-          <w:i w:val="0"/>
-          <w:color w:val="000000"/>
-          <w:sz w:val="24"/>
-        </w:rPr>
-        <w:hyperlink r:id="rId59" w:history="1">
-          <w:r>
-            <w:rPr>
-              <w:rStyle w:val="Hyperlink"/>
-            </w:rPr>
-            <w:t>logued u</w:t>
-          </w:r>
-        </w:hyperlink>
-      </w:r>
-      <w:r>
-        <w:rPr>
-          <w:u w:val="single" w:color="0000ff"/>
-          <w:rFonts w:ascii="Charis SIL Regular" w:hAnsi="Charis SIL Regular" w:eastAsia="Charis SIL Regular"/>
-          <w:b w:val="0"/>
-          <w:i w:val="0"/>
-          <w:color w:val="000000"/>
-          <w:sz w:val="24"/>
-        </w:rPr>
-        <w:hyperlink r:id="rId59" w:history="1">
-          <w:r>
-            <w:rPr>
-              <w:rStyle w:val="Hyperlink"/>
-            </w:rPr>
-            <w:t>n</w:t>
-          </w:r>
-        </w:hyperlink>
-      </w:r>
-      <w:r>
-        <w:rPr>
-          <w:u w:val="single" w:color="0000ff"/>
-          <w:rFonts w:ascii="Charis SIL Regular" w:hAnsi="Charis SIL Regular" w:eastAsia="Charis SIL Regular"/>
-          <w:b w:val="0"/>
-          <w:i w:val="0"/>
-          <w:color w:val="000000"/>
-          <w:sz w:val="24"/>
-        </w:rPr>
-        <w:hyperlink r:id="rId59" w:history="1">
-          <w:r>
-            <w:rPr>
-              <w:rStyle w:val="Hyperlink"/>
-            </w:rPr>
-            <w:t>de</w:t>
-          </w:r>
-        </w:hyperlink>
+        <w:t>de</w:t>
       </w:r>
       <w:r>
         <w:rPr>
@@ -7974,7 +8046,7 @@
           <w:sz w:val="24"/>
           <w:u w:val="single"/>
         </w:rPr>
-        <w:hyperlink r:id="rId67" w:history="1">
+        <w:hyperlink r:id="rId68" w:history="1">
           <w:r>
             <w:rPr>
               <w:rStyle w:val="Hyperlink"/>
@@ -7992,7 +8064,7 @@
           <w:sz w:val="24"/>
           <w:u w:val="single"/>
         </w:rPr>
-        <w:hyperlink r:id="rId67" w:history="1">
+        <w:hyperlink r:id="rId68" w:history="1">
           <w:r>
             <w:rPr>
               <w:rStyle w:val="Hyperlink"/>
@@ -8293,7 +8365,6 @@
       </w:r>
       <w:r>
         <w:rPr>
-          <w:u w:val="single" w:color="0000ff"/>
           <w:rFonts w:ascii="Charis SIL Regular" w:hAnsi="Charis SIL Regular" w:eastAsia="Charis SIL Regular"/>
           <w:b w:val="0"/>
           <w:i w:val="0"/>
@@ -9472,6 +9543,7 @@
           <w:i w:val="0"/>
           <w:color w:val="0000FF"/>
           <w:sz w:val="24"/>
+          <w:u w:val="single"/>
         </w:rPr>
         <w:hyperlink r:id="rId75" w:history="1">
           <w:r>
@@ -9986,61 +10058,7 @@
           <w:color w:val="000000"/>
           <w:sz w:val="24"/>
         </w:rPr>
-        <w:t>extensive collection of 850 objects from S</w:t>
-      </w:r>
-      <w:r>
-        <w:rPr>
-          <w:u w:val="single" w:color="0000ff"/>
-          <w:rFonts w:ascii="Charis SIL Regular" w:hAnsi="Charis SIL Regular" w:eastAsia="Charis SIL Regular"/>
-          <w:b w:val="0"/>
-          <w:i w:val="0"/>
-          <w:color w:val="000000"/>
-          <w:sz w:val="24"/>
-        </w:rPr>
-        <w:hyperlink r:id="rId80" w:history="1">
-          <w:r>
-            <w:rPr>
-              <w:rStyle w:val="Hyperlink"/>
-            </w:rPr>
-            <w:t>uriname, i</w:t>
-          </w:r>
-        </w:hyperlink>
-      </w:r>
-      <w:r>
-        <w:rPr>
-          <w:u w:val="single" w:color="0000ff"/>
-          <w:rFonts w:ascii="Charis SIL Regular" w:hAnsi="Charis SIL Regular" w:eastAsia="Charis SIL Regular"/>
-          <w:b w:val="0"/>
-          <w:i w:val="0"/>
-          <w:color w:val="000000"/>
-          <w:sz w:val="24"/>
-        </w:rPr>
-        <w:hyperlink r:id="rId80" w:history="1">
-          <w:r>
-            <w:rPr>
-              <w:rStyle w:val="Hyperlink"/>
-            </w:rPr>
-            <w:t>s</w:t>
-          </w:r>
-        </w:hyperlink>
-      </w:r>
-      <w:r>
-        <w:rPr>
-          <w:u w:val="single" w:color="0000ff"/>
-          <w:rFonts w:ascii="Charis SIL Regular" w:hAnsi="Charis SIL Regular" w:eastAsia="Charis SIL Regular"/>
-          <w:b w:val="0"/>
-          <w:i w:val="0"/>
-          <w:color w:val="000000"/>
-          <w:sz w:val="24"/>
-        </w:rPr>
-        <w:hyperlink r:id="rId80" w:history="1">
-          <w:r>
-            <w:rPr>
-              <w:rStyle w:val="Hyperlink"/>
-            </w:rPr>
-            <w:t xml:space="preserve"> of great s</w:t>
-          </w:r>
-        </w:hyperlink>
+        <w:t>extensive collection of 850 objects from Suriname, is of great s</w:t>
       </w:r>
       <w:r>
         <w:rPr>
@@ -10941,55 +10959,47 @@
       </w:r>
       <w:r>
         <w:rPr>
-          <w:u w:val="single" w:color="0000ff"/>
-          <w:rFonts w:ascii="Charis SIL Regular" w:hAnsi="Charis SIL Regular" w:eastAsia="Charis SIL Regular"/>
-          <w:b w:val="0"/>
-          <w:i w:val="0"/>
-          <w:color w:val="000000"/>
-          <w:sz w:val="24"/>
+          <w:rFonts w:ascii="Charis SIL Regular" w:hAnsi="Charis SIL Regular" w:eastAsia="Charis SIL Regular"/>
+          <w:b w:val="0"/>
+          <w:i w:val="0"/>
+          <w:color w:val="000000"/>
+          <w:sz w:val="24"/>
+        </w:rPr>
+        <w:t xml:space="preserve">please contact the </w:t>
+      </w:r>
+      <w:r>
+        <w:rPr>
+          <w:rFonts w:ascii="Charis SIL Regular" w:hAnsi="Charis SIL Regular" w:eastAsia="Charis SIL Regular"/>
+          <w:b w:val="0"/>
+          <w:i w:val="0"/>
+          <w:color w:val="0000FF"/>
+          <w:sz w:val="24"/>
+          <w:u w:val="single"/>
         </w:rPr>
         <w:hyperlink r:id="rId86" w:history="1">
           <w:r>
             <w:rPr>
               <w:rStyle w:val="Hyperlink"/>
             </w:rPr>
-            <w:t>please cont</w:t>
-          </w:r>
-        </w:hyperlink>
-      </w:r>
-      <w:r>
-        <w:rPr>
-          <w:u w:val="single" w:color="0000ff"/>
-          <w:rFonts w:ascii="Charis SIL Regular" w:hAnsi="Charis SIL Regular" w:eastAsia="Charis SIL Regular"/>
-          <w:b w:val="0"/>
-          <w:i w:val="0"/>
-          <w:color w:val="000000"/>
-          <w:sz w:val="24"/>
+            <w:t>Sa</w:t>
+          </w:r>
+        </w:hyperlink>
+      </w:r>
+      <w:r>
+        <w:rPr>
+          <w:rFonts w:ascii="Charis SIL Regular" w:hAnsi="Charis SIL Regular" w:eastAsia="Charis SIL Regular"/>
+          <w:b w:val="0"/>
+          <w:i w:val="0"/>
+          <w:color w:val="0000FF"/>
+          <w:sz w:val="24"/>
+          <w:u w:val="single"/>
         </w:rPr>
         <w:hyperlink r:id="rId86" w:history="1">
           <w:r>
             <w:rPr>
               <w:rStyle w:val="Hyperlink"/>
             </w:rPr>
-            <w:t>a</w:t>
-          </w:r>
-        </w:hyperlink>
-      </w:r>
-      <w:r>
-        <w:rPr>
-          <w:u w:val="single" w:color="0000ff"/>
-          <w:rFonts w:ascii="Charis SIL Regular" w:hAnsi="Charis SIL Regular" w:eastAsia="Charis SIL Regular"/>
-          <w:b w:val="0"/>
-          <w:i w:val="0"/>
-          <w:color w:val="000000"/>
-          <w:sz w:val="24"/>
-        </w:rPr>
-        <w:hyperlink r:id="rId86" w:history="1">
-          <w:r>
-            <w:rPr>
-              <w:rStyle w:val="Hyperlink"/>
-            </w:rPr>
-            <w:t xml:space="preserve">ct the </w:t>
+            <w:t>amaka</w:t>
           </w:r>
         </w:hyperlink>
       </w:r>
@@ -11002,14 +11012,7 @@
           <w:sz w:val="24"/>
           <w:u w:val="single"/>
         </w:rPr>
-        <w:hyperlink r:id="rId86" w:history="1">
-          <w:r>
-            <w:rPr>
-              <w:rStyle w:val="Hyperlink"/>
-            </w:rPr>
-            <w:t>Sa</w:t>
-          </w:r>
-        </w:hyperlink>
+        <w:t xml:space="preserve"> </w:t>
       </w:r>
       <w:r>
         <w:rPr>
@@ -11020,36 +11023,7 @@
           <w:sz w:val="24"/>
           <w:u w:val="single"/>
         </w:rPr>
-        <w:hyperlink r:id="rId86" w:history="1">
-          <w:r>
-            <w:rPr>
-              <w:rStyle w:val="Hyperlink"/>
-            </w:rPr>
-            <w:t>amaka</w:t>
-          </w:r>
-        </w:hyperlink>
-      </w:r>
-      <w:r>
-        <w:rPr>
-          <w:rFonts w:ascii="Charis SIL Regular" w:hAnsi="Charis SIL Regular" w:eastAsia="Charis SIL Regular"/>
-          <w:b w:val="0"/>
-          <w:i w:val="0"/>
-          <w:color w:val="0000FF"/>
-          <w:sz w:val="24"/>
-          <w:u w:val="single"/>
-        </w:rPr>
-        <w:t xml:space="preserve"> </w:t>
-      </w:r>
-      <w:r>
-        <w:rPr>
-          <w:rFonts w:ascii="Charis SIL Regular" w:hAnsi="Charis SIL Regular" w:eastAsia="Charis SIL Regular"/>
-          <w:b w:val="0"/>
-          <w:i w:val="0"/>
-          <w:color w:val="0000FF"/>
-          <w:sz w:val="24"/>
-          <w:u w:val="single"/>
-        </w:rPr>
-        <w:hyperlink r:id="rId86" w:history="1">
+        <w:hyperlink r:id="rId87" w:history="1">
           <w:r>
             <w:rPr>
               <w:rStyle w:val="Hyperlink"/>

--- a/EXPORTS/DOCX/published/niveau2/English/Suriname.docx
+++ b/EXPORTS/DOCX/published/niveau2/English/Suriname.docx
@@ -1558,6 +1558,127 @@
       </w:r>
       <w:r>
         <w:rPr>
+          <w:rFonts w:ascii="Charis SIL Regular" w:hAnsi="Charis SIL Regular" w:eastAsia="Charis SIL Regular"/>
+          <w:b w:val="0"/>
+          <w:i w:val="0"/>
+          <w:color w:val="000000"/>
+          <w:sz w:val="24"/>
+        </w:rPr>
+        <w:t xml:space="preserve">. Lammens, son-in-law and admirer of </w:t>
+      </w:r>
+      <w:r>
+        <w:rPr>
+          <w:rFonts w:ascii="Charis SIL Regular" w:hAnsi="Charis SIL Regular" w:eastAsia="Charis SIL Regular"/>
+          <w:b w:val="0"/>
+          <w:i w:val="0"/>
+          <w:color w:val="0000FF"/>
+          <w:sz w:val="24"/>
+          <w:u w:val="single"/>
+        </w:rPr>
+        <w:hyperlink r:id="rId17" w:history="1">
+          <w:r>
+            <w:rPr>
+              <w:rStyle w:val="Hyperlink"/>
+            </w:rPr>
+            <w:t>Gerr</w:t>
+          </w:r>
+        </w:hyperlink>
+      </w:r>
+      <w:r>
+        <w:rPr>
+          <w:rFonts w:ascii="Charis SIL Regular" w:hAnsi="Charis SIL Regular" w:eastAsia="Charis SIL Regular"/>
+          <w:b w:val="0"/>
+          <w:i w:val="0"/>
+          <w:color w:val="0000FF"/>
+          <w:sz w:val="24"/>
+          <w:u w:val="single"/>
+        </w:rPr>
+        <w:hyperlink r:id="rId17" w:history="1">
+          <w:r>
+            <w:rPr>
+              <w:rStyle w:val="Hyperlink"/>
+            </w:rPr>
+            <w:t>i</w:t>
+          </w:r>
+        </w:hyperlink>
+      </w:r>
+      <w:r>
+        <w:rPr>
+          <w:rFonts w:ascii="Charis SIL Regular" w:hAnsi="Charis SIL Regular" w:eastAsia="Charis SIL Regular"/>
+          <w:b w:val="0"/>
+          <w:i w:val="0"/>
+          <w:color w:val="0000FF"/>
+          <w:sz w:val="24"/>
+          <w:u w:val="single"/>
+        </w:rPr>
+        <w:hyperlink r:id="rId17" w:history="1">
+          <w:r>
+            <w:rPr>
+              <w:rStyle w:val="Hyperlink"/>
+            </w:rPr>
+            <w:t>t</w:t>
+          </w:r>
+        </w:hyperlink>
+      </w:r>
+      <w:r>
+        <w:rPr>
+          <w:rFonts w:ascii="Charis SIL Regular" w:hAnsi="Charis SIL Regular" w:eastAsia="Charis SIL Regular"/>
+          <w:b w:val="0"/>
+          <w:i w:val="0"/>
+          <w:color w:val="0000FF"/>
+          <w:sz w:val="24"/>
+          <w:u w:val="single"/>
+        </w:rPr>
+        <w:t xml:space="preserve"> </w:t>
+      </w:r>
+      <w:r>
+        <w:rPr>
+          <w:rFonts w:ascii="Charis SIL Regular" w:hAnsi="Charis SIL Regular" w:eastAsia="Charis SIL Regular"/>
+          <w:b w:val="0"/>
+          <w:i w:val="0"/>
+          <w:color w:val="0000FF"/>
+          <w:sz w:val="24"/>
+          <w:u w:val="single"/>
+        </w:rPr>
+        <w:hyperlink r:id="rId17" w:history="1">
+          <w:r>
+            <w:rPr>
+              <w:rStyle w:val="Hyperlink"/>
+            </w:rPr>
+            <w:t>Schoute</w:t>
+          </w:r>
+        </w:hyperlink>
+      </w:r>
+      <w:r>
+        <w:rPr>
+          <w:rFonts w:ascii="Charis SIL Regular" w:hAnsi="Charis SIL Regular" w:eastAsia="Charis SIL Regular"/>
+          <w:b w:val="0"/>
+          <w:i w:val="0"/>
+          <w:color w:val="0000FF"/>
+          <w:sz w:val="24"/>
+          <w:u w:val="single"/>
+        </w:rPr>
+        <w:hyperlink r:id="rId17" w:history="1">
+          <w:r>
+            <w:rPr>
+              <w:rStyle w:val="Hyperlink"/>
+            </w:rPr>
+            <w:t>n</w:t>
+          </w:r>
+        </w:hyperlink>
+      </w:r>
+      <w:r>
+        <w:rPr>
+          <w:rFonts w:ascii="Charis SIL Regular" w:hAnsi="Charis SIL Regular" w:eastAsia="Charis SIL Regular"/>
+          <w:b w:val="0"/>
+          <w:i w:val="0"/>
+          <w:color w:val="000000"/>
+          <w:sz w:val="24"/>
+        </w:rPr>
+        <w:t>, wa</w:t>
+      </w:r>
+      <w:r>
+        <w:rPr>
           <w:u w:val="single" w:color="0000ff"/>
           <w:rFonts w:ascii="Charis SIL Regular" w:hAnsi="Charis SIL Regular" w:eastAsia="Charis SIL Regular"/>
           <w:b w:val="0"/>
@@ -1565,24 +1686,7 @@
           <w:color w:val="000000"/>
           <w:sz w:val="24"/>
         </w:rPr>
-        <w:hyperlink r:id="rId13" w:history="1">
-          <w:r>
-            <w:rPr>
-              <w:rStyle w:val="Hyperlink"/>
-            </w:rPr>
-            <w:t>. La</w:t>
-          </w:r>
-        </w:hyperlink>
-      </w:r>
-      <w:r>
-        <w:rPr>
-          <w:rFonts w:ascii="Charis SIL Regular" w:hAnsi="Charis SIL Regular" w:eastAsia="Charis SIL Regular"/>
-          <w:b w:val="0"/>
-          <w:i w:val="0"/>
-          <w:color w:val="000000"/>
-          <w:sz w:val="24"/>
-        </w:rPr>
-        <w:t>m</w:t>
+        <w:t>s</w:t>
       </w:r>
       <w:r>
         <w:rPr>
@@ -1593,12 +1697,12 @@
           <w:color w:val="000000"/>
           <w:sz w:val="24"/>
         </w:rPr>
-        <w:hyperlink r:id="rId14" w:history="1">
-          <w:r>
-            <w:rPr>
-              <w:rStyle w:val="Hyperlink"/>
-            </w:rPr>
-            <w:t>mens, s</w:t>
+        <w:hyperlink r:id="rId16" w:history="1">
+          <w:r>
+            <w:rPr>
+              <w:rStyle w:val="Hyperlink"/>
+            </w:rPr>
+            <w:t xml:space="preserve"> respon</w:t>
           </w:r>
         </w:hyperlink>
       </w:r>
@@ -1611,24 +1715,14 @@
           <w:color w:val="000000"/>
           <w:sz w:val="24"/>
         </w:rPr>
-        <w:hyperlink r:id="rId14" w:history="1">
-          <w:r>
-            <w:rPr>
-              <w:rStyle w:val="Hyperlink"/>
-            </w:rPr>
-            <w:t>on-in-law an</w:t>
-          </w:r>
-        </w:hyperlink>
-      </w:r>
-      <w:r>
-        <w:rPr>
-          <w:rFonts w:ascii="Charis SIL Regular" w:hAnsi="Charis SIL Regular" w:eastAsia="Charis SIL Regular"/>
-          <w:b w:val="0"/>
-          <w:i w:val="0"/>
-          <w:color w:val="000000"/>
-          <w:sz w:val="24"/>
-        </w:rPr>
-        <w:t>d</w:t>
+        <w:hyperlink r:id="rId16" w:history="1">
+          <w:r>
+            <w:rPr>
+              <w:rStyle w:val="Hyperlink"/>
+            </w:rPr>
+            <w:t>s</w:t>
+          </w:r>
+        </w:hyperlink>
       </w:r>
       <w:r>
         <w:rPr>
@@ -1639,12 +1733,12 @@
           <w:color w:val="000000"/>
           <w:sz w:val="24"/>
         </w:rPr>
-        <w:hyperlink r:id="rId15" w:history="1">
-          <w:r>
-            <w:rPr>
-              <w:rStyle w:val="Hyperlink"/>
-            </w:rPr>
-            <w:t xml:space="preserve"> admire</w:t>
+        <w:hyperlink r:id="rId16" w:history="1">
+          <w:r>
+            <w:rPr>
+              <w:rStyle w:val="Hyperlink"/>
+            </w:rPr>
+            <w:t xml:space="preserve">ible for </w:t>
           </w:r>
         </w:hyperlink>
       </w:r>
@@ -1657,14 +1751,24 @@
           <w:color w:val="000000"/>
           <w:sz w:val="24"/>
         </w:rPr>
-        <w:hyperlink r:id="rId15" w:history="1">
-          <w:r>
-            <w:rPr>
-              <w:rStyle w:val="Hyperlink"/>
-            </w:rPr>
-            <w:t>r</w:t>
-          </w:r>
-        </w:hyperlink>
+        <w:hyperlink r:id="rId16" w:history="1">
+          <w:r>
+            <w:rPr>
+              <w:rStyle w:val="Hyperlink"/>
+            </w:rPr>
+            <w:t xml:space="preserve">donating </w:t>
+          </w:r>
+        </w:hyperlink>
+      </w:r>
+      <w:r>
+        <w:rPr>
+          <w:rFonts w:ascii="Charis SIL Regular" w:hAnsi="Charis SIL Regular" w:eastAsia="Charis SIL Regular"/>
+          <w:b w:val="0"/>
+          <w:i w:val="0"/>
+          <w:color w:val="000000"/>
+          <w:sz w:val="24"/>
+        </w:rPr>
+        <w:t>many of Schouten's dioramas to the Ca</w:t>
       </w:r>
       <w:r>
         <w:rPr>
@@ -1675,43 +1779,167 @@
           <w:color w:val="000000"/>
           <w:sz w:val="24"/>
         </w:rPr>
-        <w:hyperlink r:id="rId15" w:history="1">
-          <w:r>
-            <w:rPr>
-              <w:rStyle w:val="Hyperlink"/>
-            </w:rPr>
-            <w:t xml:space="preserve"> of </w:t>
-          </w:r>
-        </w:hyperlink>
-      </w:r>
-      <w:r>
-        <w:rPr>
-          <w:rFonts w:ascii="Charis SIL Regular" w:hAnsi="Charis SIL Regular" w:eastAsia="Charis SIL Regular"/>
-          <w:b w:val="0"/>
-          <w:i w:val="0"/>
-          <w:color w:val="0000FF"/>
-          <w:sz w:val="24"/>
-          <w:u w:val="single"/>
-        </w:rPr>
-        <w:hyperlink r:id="rId15" w:history="1">
-          <w:r>
-            <w:rPr>
-              <w:rStyle w:val="Hyperlink"/>
-            </w:rPr>
-            <w:t>Gerr</w:t>
-          </w:r>
-        </w:hyperlink>
-      </w:r>
-      <w:r>
-        <w:rPr>
-          <w:rFonts w:ascii="Charis SIL Regular" w:hAnsi="Charis SIL Regular" w:eastAsia="Charis SIL Regular"/>
-          <w:b w:val="0"/>
-          <w:i w:val="0"/>
-          <w:color w:val="0000FF"/>
-          <w:sz w:val="24"/>
-          <w:u w:val="single"/>
-        </w:rPr>
-        <w:hyperlink r:id="rId15" w:history="1">
+        <w:hyperlink r:id="rId17" w:history="1">
+          <w:r>
+            <w:rPr>
+              <w:rStyle w:val="Hyperlink"/>
+            </w:rPr>
+            <w:t>binet.</w:t>
+          </w:r>
+        </w:hyperlink>
+      </w:r>
+      <w:r>
+        <w:rPr>
+          <w:u w:val="single" w:color="0000ff"/>
+          <w:rFonts w:ascii="Charis SIL Regular" w:hAnsi="Charis SIL Regular" w:eastAsia="Charis SIL Regular"/>
+          <w:b w:val="0"/>
+          <w:i w:val="0"/>
+          <w:color w:val="000000"/>
+          <w:sz w:val="24"/>
+        </w:rPr>
+        <w:t xml:space="preserve"> </w:t>
+      </w:r>
+      <w:r>
+        <w:rPr>
+          <w:u w:val="single" w:color="0000ff"/>
+          <w:rFonts w:ascii="Charis SIL Regular" w:hAnsi="Charis SIL Regular" w:eastAsia="Charis SIL Regular"/>
+          <w:b w:val="0"/>
+          <w:i w:val="0"/>
+          <w:color w:val="000000"/>
+          <w:sz w:val="24"/>
+        </w:rPr>
+        <w:hyperlink r:id="rId17" w:history="1">
+          <w:r>
+            <w:rPr>
+              <w:rStyle w:val="Hyperlink"/>
+            </w:rPr>
+            <w:t>As a nati</w:t>
+          </w:r>
+        </w:hyperlink>
+      </w:r>
+      <w:r>
+        <w:rPr>
+          <w:rFonts w:ascii="Charis SIL Regular" w:hAnsi="Charis SIL Regular" w:eastAsia="Charis SIL Regular"/>
+          <w:b w:val="0"/>
+          <w:i w:val="0"/>
+          <w:color w:val="000000"/>
+          <w:sz w:val="24"/>
+        </w:rPr>
+        <w:t xml:space="preserve">ve of Zeeland, he also </w:t>
+      </w:r>
+      <w:r>
+        <w:rPr>
+          <w:rFonts w:ascii="Charis SIL Regular" w:hAnsi="Charis SIL Regular" w:eastAsia="Charis SIL Regular"/>
+          <w:b w:val="0"/>
+          <w:i w:val="0"/>
+          <w:color w:val="0000FF"/>
+          <w:sz w:val="24"/>
+          <w:u w:val="single"/>
+        </w:rPr>
+        <w:hyperlink r:id="rId18" w:history="1">
+          <w:r>
+            <w:rPr>
+              <w:rStyle w:val="Hyperlink"/>
+            </w:rPr>
+            <w:t>donated</w:t>
+          </w:r>
+        </w:hyperlink>
+      </w:r>
+      <w:r>
+        <w:rPr>
+          <w:rFonts w:ascii="Charis SIL Regular" w:hAnsi="Charis SIL Regular" w:eastAsia="Charis SIL Regular"/>
+          <w:b w:val="0"/>
+          <w:i w:val="0"/>
+          <w:color w:val="000000"/>
+          <w:sz w:val="24"/>
+        </w:rPr>
+        <w:t xml:space="preserve"> artefacts from Suriname to the </w:t>
+      </w:r>
+      <w:r>
+        <w:rPr>
+          <w:rFonts w:ascii="Charis SIL Regular" w:hAnsi="Charis SIL Regular" w:eastAsia="Charis SIL Regular"/>
+          <w:b w:val="0"/>
+          <w:i w:val="0"/>
+          <w:color w:val="0000FF"/>
+          <w:sz w:val="24"/>
+          <w:u w:val="single"/>
+        </w:rPr>
+        <w:hyperlink r:id="rId19" w:history="1">
+          <w:r>
+            <w:rPr>
+              <w:rStyle w:val="Hyperlink"/>
+            </w:rPr>
+            <w:t>Royal</w:t>
+          </w:r>
+        </w:hyperlink>
+      </w:r>
+      <w:r>
+        <w:rPr>
+          <w:rFonts w:ascii="Charis SIL Regular" w:hAnsi="Charis SIL Regular" w:eastAsia="Charis SIL Regular"/>
+          <w:b w:val="0"/>
+          <w:i w:val="0"/>
+          <w:color w:val="0000FF"/>
+          <w:sz w:val="24"/>
+          <w:u w:val="single"/>
+        </w:rPr>
+        <w:t xml:space="preserve"> </w:t>
+      </w:r>
+      <w:r>
+        <w:rPr>
+          <w:rFonts w:ascii="Charis SIL Regular" w:hAnsi="Charis SIL Regular" w:eastAsia="Charis SIL Regular"/>
+          <w:b w:val="0"/>
+          <w:i w:val="0"/>
+          <w:color w:val="0000FF"/>
+          <w:sz w:val="24"/>
+          <w:u w:val="single"/>
+        </w:rPr>
+        <w:hyperlink r:id="rId19" w:history="1">
+          <w:r>
+            <w:rPr>
+              <w:rStyle w:val="Hyperlink"/>
+            </w:rPr>
+            <w:t>Zeeland</w:t>
+          </w:r>
+        </w:hyperlink>
+      </w:r>
+      <w:r>
+        <w:rPr>
+          <w:rFonts w:ascii="Charis SIL Regular" w:hAnsi="Charis SIL Regular" w:eastAsia="Charis SIL Regular"/>
+          <w:b w:val="0"/>
+          <w:i w:val="0"/>
+          <w:color w:val="0000FF"/>
+          <w:sz w:val="24"/>
+          <w:u w:val="single"/>
+        </w:rPr>
+        <w:t xml:space="preserve"> </w:t>
+      </w:r>
+      <w:r>
+        <w:rPr>
+          <w:rFonts w:ascii="Charis SIL Regular" w:hAnsi="Charis SIL Regular" w:eastAsia="Charis SIL Regular"/>
+          <w:b w:val="0"/>
+          <w:i w:val="0"/>
+          <w:color w:val="0000FF"/>
+          <w:sz w:val="24"/>
+          <w:u w:val="single"/>
+        </w:rPr>
+        <w:hyperlink r:id="rId19" w:history="1">
+          <w:r>
+            <w:rPr>
+              <w:rStyle w:val="Hyperlink"/>
+            </w:rPr>
+            <w:t>Scientif</w:t>
+          </w:r>
+        </w:hyperlink>
+      </w:r>
+      <w:r>
+        <w:rPr>
+          <w:rFonts w:ascii="Charis SIL Regular" w:hAnsi="Charis SIL Regular" w:eastAsia="Charis SIL Regular"/>
+          <w:b w:val="0"/>
+          <w:i w:val="0"/>
+          <w:color w:val="0000FF"/>
+          <w:sz w:val="24"/>
+        </w:rPr>
+        <w:hyperlink r:id="rId19" w:history="1">
           <w:r>
             <w:rPr>
               <w:rStyle w:val="Hyperlink"/>
@@ -1727,16 +1955,8 @@
           <w:i w:val="0"/>
           <w:color w:val="0000FF"/>
           <w:sz w:val="24"/>
-          <w:u w:val="single"/>
-        </w:rPr>
-        <w:hyperlink r:id="rId15" w:history="1">
-          <w:r>
-            <w:rPr>
-              <w:rStyle w:val="Hyperlink"/>
-            </w:rPr>
-            <w:t>t</w:t>
-          </w:r>
-        </w:hyperlink>
+        </w:rPr>
+        <w:t>c</w:t>
       </w:r>
       <w:r>
         <w:rPr>
@@ -1758,346 +1978,14 @@
           <w:sz w:val="24"/>
           <w:u w:val="single"/>
         </w:rPr>
-        <w:hyperlink r:id="rId15" w:history="1">
-          <w:r>
-            <w:rPr>
-              <w:rStyle w:val="Hyperlink"/>
-            </w:rPr>
-            <w:t>Schoute</w:t>
-          </w:r>
-        </w:hyperlink>
-      </w:r>
-      <w:r>
-        <w:rPr>
-          <w:rFonts w:ascii="Charis SIL Regular" w:hAnsi="Charis SIL Regular" w:eastAsia="Charis SIL Regular"/>
-          <w:b w:val="0"/>
-          <w:i w:val="0"/>
-          <w:color w:val="0000FF"/>
-          <w:sz w:val="24"/>
-          <w:u w:val="single"/>
-        </w:rPr>
-        <w:hyperlink r:id="rId17" w:history="1">
-          <w:r>
-            <w:rPr>
-              <w:rStyle w:val="Hyperlink"/>
-            </w:rPr>
-            <w:t>n</w:t>
-          </w:r>
-        </w:hyperlink>
-      </w:r>
-      <w:r>
-        <w:rPr>
-          <w:rFonts w:ascii="Charis SIL Regular" w:hAnsi="Charis SIL Regular" w:eastAsia="Charis SIL Regular"/>
-          <w:b w:val="0"/>
-          <w:i w:val="0"/>
-          <w:color w:val="000000"/>
-          <w:sz w:val="24"/>
-        </w:rPr>
-        <w:t>, wa</w:t>
-      </w:r>
-      <w:r>
-        <w:rPr>
-          <w:u w:val="single" w:color="0000ff"/>
-          <w:rFonts w:ascii="Charis SIL Regular" w:hAnsi="Charis SIL Regular" w:eastAsia="Charis SIL Regular"/>
-          <w:b w:val="0"/>
-          <w:i w:val="0"/>
-          <w:color w:val="000000"/>
-          <w:sz w:val="24"/>
-        </w:rPr>
-        <w:t>s</w:t>
-      </w:r>
-      <w:r>
-        <w:rPr>
-          <w:u w:val="single" w:color="0000ff"/>
-          <w:rFonts w:ascii="Charis SIL Regular" w:hAnsi="Charis SIL Regular" w:eastAsia="Charis SIL Regular"/>
-          <w:b w:val="0"/>
-          <w:i w:val="0"/>
-          <w:color w:val="000000"/>
-          <w:sz w:val="24"/>
-        </w:rPr>
-        <w:hyperlink r:id="rId16" w:history="1">
-          <w:r>
-            <w:rPr>
-              <w:rStyle w:val="Hyperlink"/>
-            </w:rPr>
-            <w:t xml:space="preserve"> respon</w:t>
-          </w:r>
-        </w:hyperlink>
-      </w:r>
-      <w:r>
-        <w:rPr>
-          <w:u w:val="single" w:color="0000ff"/>
-          <w:rFonts w:ascii="Charis SIL Regular" w:hAnsi="Charis SIL Regular" w:eastAsia="Charis SIL Regular"/>
-          <w:b w:val="0"/>
-          <w:i w:val="0"/>
-          <w:color w:val="000000"/>
-          <w:sz w:val="24"/>
-        </w:rPr>
-        <w:hyperlink r:id="rId16" w:history="1">
-          <w:r>
-            <w:rPr>
-              <w:rStyle w:val="Hyperlink"/>
-            </w:rPr>
-            <w:t>s</w:t>
-          </w:r>
-        </w:hyperlink>
-      </w:r>
-      <w:r>
-        <w:rPr>
-          <w:u w:val="single" w:color="0000ff"/>
-          <w:rFonts w:ascii="Charis SIL Regular" w:hAnsi="Charis SIL Regular" w:eastAsia="Charis SIL Regular"/>
-          <w:b w:val="0"/>
-          <w:i w:val="0"/>
-          <w:color w:val="000000"/>
-          <w:sz w:val="24"/>
-        </w:rPr>
-        <w:hyperlink r:id="rId16" w:history="1">
-          <w:r>
-            <w:rPr>
-              <w:rStyle w:val="Hyperlink"/>
-            </w:rPr>
-            <w:t xml:space="preserve">ible for </w:t>
-          </w:r>
-        </w:hyperlink>
-      </w:r>
-      <w:r>
-        <w:rPr>
-          <w:u w:val="single" w:color="0000ff"/>
-          <w:rFonts w:ascii="Charis SIL Regular" w:hAnsi="Charis SIL Regular" w:eastAsia="Charis SIL Regular"/>
-          <w:b w:val="0"/>
-          <w:i w:val="0"/>
-          <w:color w:val="000000"/>
-          <w:sz w:val="24"/>
-        </w:rPr>
-        <w:hyperlink r:id="rId16" w:history="1">
-          <w:r>
-            <w:rPr>
-              <w:rStyle w:val="Hyperlink"/>
-            </w:rPr>
-            <w:t xml:space="preserve">donating </w:t>
-          </w:r>
-        </w:hyperlink>
-      </w:r>
-      <w:r>
-        <w:rPr>
-          <w:rFonts w:ascii="Charis SIL Regular" w:hAnsi="Charis SIL Regular" w:eastAsia="Charis SIL Regular"/>
-          <w:b w:val="0"/>
-          <w:i w:val="0"/>
-          <w:color w:val="000000"/>
-          <w:sz w:val="24"/>
-        </w:rPr>
-        <w:t>many of Schouten's dioramas to the Ca</w:t>
-      </w:r>
-      <w:r>
-        <w:rPr>
-          <w:u w:val="single" w:color="0000ff"/>
-          <w:rFonts w:ascii="Charis SIL Regular" w:hAnsi="Charis SIL Regular" w:eastAsia="Charis SIL Regular"/>
-          <w:b w:val="0"/>
-          <w:i w:val="0"/>
-          <w:color w:val="000000"/>
-          <w:sz w:val="24"/>
-        </w:rPr>
-        <w:hyperlink r:id="rId17" w:history="1">
-          <w:r>
-            <w:rPr>
-              <w:rStyle w:val="Hyperlink"/>
-            </w:rPr>
-            <w:t>binet.</w:t>
-          </w:r>
-        </w:hyperlink>
-      </w:r>
-      <w:r>
-        <w:rPr>
-          <w:u w:val="single" w:color="0000ff"/>
-          <w:rFonts w:ascii="Charis SIL Regular" w:hAnsi="Charis SIL Regular" w:eastAsia="Charis SIL Regular"/>
-          <w:b w:val="0"/>
-          <w:i w:val="0"/>
-          <w:color w:val="000000"/>
-          <w:sz w:val="24"/>
-        </w:rPr>
-        <w:t xml:space="preserve"> </w:t>
-      </w:r>
-      <w:r>
-        <w:rPr>
-          <w:u w:val="single" w:color="0000ff"/>
-          <w:rFonts w:ascii="Charis SIL Regular" w:hAnsi="Charis SIL Regular" w:eastAsia="Charis SIL Regular"/>
-          <w:b w:val="0"/>
-          <w:i w:val="0"/>
-          <w:color w:val="000000"/>
-          <w:sz w:val="24"/>
-        </w:rPr>
-        <w:hyperlink r:id="rId17" w:history="1">
-          <w:r>
-            <w:rPr>
-              <w:rStyle w:val="Hyperlink"/>
-            </w:rPr>
-            <w:t>As a nati</w:t>
-          </w:r>
-        </w:hyperlink>
-      </w:r>
-      <w:r>
-        <w:rPr>
-          <w:rFonts w:ascii="Charis SIL Regular" w:hAnsi="Charis SIL Regular" w:eastAsia="Charis SIL Regular"/>
-          <w:b w:val="0"/>
-          <w:i w:val="0"/>
-          <w:color w:val="000000"/>
-          <w:sz w:val="24"/>
-        </w:rPr>
-        <w:t xml:space="preserve">ve of Zeeland, he also </w:t>
-      </w:r>
-      <w:r>
-        <w:rPr>
-          <w:rFonts w:ascii="Charis SIL Regular" w:hAnsi="Charis SIL Regular" w:eastAsia="Charis SIL Regular"/>
-          <w:b w:val="0"/>
-          <w:i w:val="0"/>
-          <w:color w:val="0000FF"/>
-          <w:sz w:val="24"/>
-          <w:u w:val="single"/>
-        </w:rPr>
-        <w:hyperlink r:id="rId18" w:history="1">
-          <w:r>
-            <w:rPr>
-              <w:rStyle w:val="Hyperlink"/>
-            </w:rPr>
-            <w:t>donated</w:t>
-          </w:r>
-        </w:hyperlink>
-      </w:r>
-      <w:r>
-        <w:rPr>
-          <w:rFonts w:ascii="Charis SIL Regular" w:hAnsi="Charis SIL Regular" w:eastAsia="Charis SIL Regular"/>
-          <w:b w:val="0"/>
-          <w:i w:val="0"/>
-          <w:color w:val="000000"/>
-          <w:sz w:val="24"/>
-        </w:rPr>
-        <w:t xml:space="preserve"> artefacts from Suriname to the </w:t>
-      </w:r>
-      <w:r>
-        <w:rPr>
-          <w:rFonts w:ascii="Charis SIL Regular" w:hAnsi="Charis SIL Regular" w:eastAsia="Charis SIL Regular"/>
-          <w:b w:val="0"/>
-          <w:i w:val="0"/>
-          <w:color w:val="0000FF"/>
-          <w:sz w:val="24"/>
-          <w:u w:val="single"/>
-        </w:rPr>
         <w:hyperlink r:id="rId19" w:history="1">
           <w:r>
             <w:rPr>
               <w:rStyle w:val="Hyperlink"/>
             </w:rPr>
-            <w:t>Royal</w:t>
-          </w:r>
-        </w:hyperlink>
-      </w:r>
-      <w:r>
-        <w:rPr>
-          <w:rFonts w:ascii="Charis SIL Regular" w:hAnsi="Charis SIL Regular" w:eastAsia="Charis SIL Regular"/>
-          <w:b w:val="0"/>
-          <w:i w:val="0"/>
-          <w:color w:val="0000FF"/>
-          <w:sz w:val="24"/>
-          <w:u w:val="single"/>
-        </w:rPr>
-        <w:t xml:space="preserve"> </w:t>
-      </w:r>
-      <w:r>
-        <w:rPr>
-          <w:rFonts w:ascii="Charis SIL Regular" w:hAnsi="Charis SIL Regular" w:eastAsia="Charis SIL Regular"/>
-          <w:b w:val="0"/>
-          <w:i w:val="0"/>
-          <w:color w:val="0000FF"/>
-          <w:sz w:val="24"/>
-          <w:u w:val="single"/>
-        </w:rPr>
-        <w:hyperlink r:id="rId19" w:history="1">
-          <w:r>
-            <w:rPr>
-              <w:rStyle w:val="Hyperlink"/>
-            </w:rPr>
-            <w:t>Zeeland</w:t>
-          </w:r>
-        </w:hyperlink>
-      </w:r>
-      <w:r>
-        <w:rPr>
-          <w:rFonts w:ascii="Charis SIL Regular" w:hAnsi="Charis SIL Regular" w:eastAsia="Charis SIL Regular"/>
-          <w:b w:val="0"/>
-          <w:i w:val="0"/>
-          <w:color w:val="0000FF"/>
-          <w:sz w:val="24"/>
-          <w:u w:val="single"/>
-        </w:rPr>
-        <w:t xml:space="preserve"> </w:t>
-      </w:r>
-      <w:r>
-        <w:rPr>
-          <w:rFonts w:ascii="Charis SIL Regular" w:hAnsi="Charis SIL Regular" w:eastAsia="Charis SIL Regular"/>
-          <w:b w:val="0"/>
-          <w:i w:val="0"/>
-          <w:color w:val="0000FF"/>
-          <w:sz w:val="24"/>
-          <w:u w:val="single"/>
-        </w:rPr>
-        <w:hyperlink r:id="rId19" w:history="1">
-          <w:r>
-            <w:rPr>
-              <w:rStyle w:val="Hyperlink"/>
-            </w:rPr>
-            <w:t>Scientifi</w:t>
-          </w:r>
-        </w:hyperlink>
-      </w:r>
-      <w:r>
-        <w:rPr>
-          <w:rFonts w:ascii="Charis SIL Regular" w:hAnsi="Charis SIL Regular" w:eastAsia="Charis SIL Regular"/>
-          <w:b w:val="0"/>
-          <w:i w:val="0"/>
-          <w:color w:val="0000FF"/>
-          <w:sz w:val="24"/>
-          <w:u w:val="single"/>
-        </w:rPr>
-        <w:t>c</w:t>
-      </w:r>
-      <w:r>
-        <w:rPr>
-          <w:rFonts w:ascii="Charis SIL Regular" w:hAnsi="Charis SIL Regular" w:eastAsia="Charis SIL Regular"/>
-          <w:b w:val="0"/>
-          <w:i w:val="0"/>
-          <w:color w:val="0000FF"/>
-          <w:sz w:val="24"/>
-          <w:u w:val="single"/>
-        </w:rPr>
-        <w:t xml:space="preserve"> </w:t>
-      </w:r>
-      <w:r>
-        <w:rPr>
-          <w:rFonts w:ascii="Charis SIL Regular" w:hAnsi="Charis SIL Regular" w:eastAsia="Charis SIL Regular"/>
-          <w:b w:val="0"/>
-          <w:i w:val="0"/>
-          <w:color w:val="0000FF"/>
-          <w:sz w:val="24"/>
-          <w:u w:val="single"/>
-        </w:rPr>
-        <w:hyperlink r:id="rId19" w:history="1">
-          <w:r>
-            <w:rPr>
-              <w:rStyle w:val="Hyperlink"/>
-            </w:rPr>
-            <w:t>Societ</w:t>
-          </w:r>
-        </w:hyperlink>
-      </w:r>
-      <w:r>
-        <w:rPr>
-          <w:rFonts w:ascii="Charis SIL Regular" w:hAnsi="Charis SIL Regular" w:eastAsia="Charis SIL Regular"/>
-          <w:b w:val="0"/>
-          <w:i w:val="0"/>
-          <w:color w:val="0000FF"/>
-          <w:sz w:val="24"/>
-        </w:rPr>
-        <w:t>y</w:t>
+            <w:t>Society</w:t>
+          </w:r>
+        </w:hyperlink>
       </w:r>
       <w:r>
         <w:rPr>
@@ -3118,24 +3006,105 @@
             <w:rPr>
               <w:rStyle w:val="Hyperlink"/>
             </w:rPr>
-            <w:t>fil</w:t>
-          </w:r>
-        </w:hyperlink>
-      </w:r>
-      <w:r>
-        <w:rPr>
-          <w:rFonts w:ascii="Charis SIL Regular" w:hAnsi="Charis SIL Regular" w:eastAsia="Charis SIL Regular"/>
-          <w:b w:val="0"/>
-          <w:i w:val="0"/>
-          <w:color w:val="0000FF"/>
-          <w:sz w:val="24"/>
+            <w:t>film</w:t>
+          </w:r>
+        </w:hyperlink>
+      </w:r>
+      <w:r>
+        <w:rPr>
+          <w:rFonts w:ascii="Charis SIL Regular" w:hAnsi="Charis SIL Regular" w:eastAsia="Charis SIL Regular"/>
+          <w:b w:val="0"/>
+          <w:i w:val="0"/>
+          <w:color w:val="0000FF"/>
+          <w:sz w:val="24"/>
+          <w:u w:val="single"/>
+        </w:rPr>
+        <w:t>s</w:t>
+      </w:r>
+      <w:r>
+        <w:rPr>
+          <w:rFonts w:ascii="Charis SIL Regular" w:hAnsi="Charis SIL Regular" w:eastAsia="Charis SIL Regular"/>
+          <w:b w:val="0"/>
+          <w:i w:val="0"/>
+          <w:color w:val="0000FF"/>
+          <w:sz w:val="24"/>
+          <w:u w:val="single"/>
+        </w:rPr>
+        <w:t xml:space="preserve"> </w:t>
+      </w:r>
+      <w:r>
+        <w:rPr>
+          <w:rFonts w:ascii="Charis SIL Regular" w:hAnsi="Charis SIL Regular" w:eastAsia="Charis SIL Regular"/>
+          <w:b w:val="0"/>
+          <w:i w:val="0"/>
+          <w:color w:val="0000FF"/>
+          <w:sz w:val="24"/>
+          <w:u w:val="single"/>
         </w:rPr>
         <w:hyperlink r:id="rId25" w:history="1">
           <w:r>
             <w:rPr>
               <w:rStyle w:val="Hyperlink"/>
             </w:rPr>
-            <w:t>m</w:t>
+            <w:t>and</w:t>
+          </w:r>
+        </w:hyperlink>
+      </w:r>
+      <w:r>
+        <w:rPr>
+          <w:rFonts w:ascii="Charis SIL Regular" w:hAnsi="Charis SIL Regular" w:eastAsia="Charis SIL Regular"/>
+          <w:b w:val="0"/>
+          <w:i w:val="0"/>
+          <w:color w:val="0000FF"/>
+          <w:sz w:val="24"/>
+          <w:u w:val="single"/>
+        </w:rPr>
+        <w:t xml:space="preserve"> </w:t>
+      </w:r>
+      <w:r>
+        <w:rPr>
+          <w:rFonts w:ascii="Charis SIL Regular" w:hAnsi="Charis SIL Regular" w:eastAsia="Charis SIL Regular"/>
+          <w:b w:val="0"/>
+          <w:i w:val="0"/>
+          <w:color w:val="0000FF"/>
+          <w:sz w:val="24"/>
+          <w:u w:val="single"/>
+        </w:rPr>
+        <w:hyperlink r:id="rId25" w:history="1">
+          <w:r>
+            <w:rPr>
+              <w:rStyle w:val="Hyperlink"/>
+            </w:rPr>
+            <w:t>audio</w:t>
+          </w:r>
+        </w:hyperlink>
+      </w:r>
+      <w:r>
+        <w:rPr>
+          <w:rFonts w:ascii="Charis SIL Regular" w:hAnsi="Charis SIL Regular" w:eastAsia="Charis SIL Regular"/>
+          <w:b w:val="0"/>
+          <w:i w:val="0"/>
+          <w:color w:val="0000FF"/>
+          <w:sz w:val="24"/>
+          <w:u w:val="single"/>
+        </w:rPr>
+        <w:t xml:space="preserve"> </w:t>
+      </w:r>
+      <w:r>
+        <w:rPr>
+          <w:rFonts w:ascii="Charis SIL Regular" w:hAnsi="Charis SIL Regular" w:eastAsia="Charis SIL Regular"/>
+          <w:b w:val="0"/>
+          <w:i w:val="0"/>
+          <w:color w:val="0000FF"/>
+          <w:sz w:val="24"/>
+          <w:u w:val="single"/>
+        </w:rPr>
+        <w:hyperlink r:id="rId25" w:history="1">
+          <w:r>
+            <w:rPr>
+              <w:rStyle w:val="Hyperlink"/>
+            </w:rPr>
+            <w:t>tape</w:t>
           </w:r>
         </w:hyperlink>
       </w:r>
@@ -3148,93 +3117,6 @@
           <w:sz w:val="24"/>
         </w:rPr>
         <w:t>s</w:t>
-      </w:r>
-      <w:r>
-        <w:rPr>
-          <w:rFonts w:ascii="Charis SIL Regular" w:hAnsi="Charis SIL Regular" w:eastAsia="Charis SIL Regular"/>
-          <w:b w:val="0"/>
-          <w:i w:val="0"/>
-          <w:color w:val="0000FF"/>
-          <w:sz w:val="24"/>
-          <w:u w:val="single"/>
-        </w:rPr>
-        <w:t xml:space="preserve"> </w:t>
-      </w:r>
-      <w:r>
-        <w:rPr>
-          <w:rFonts w:ascii="Charis SIL Regular" w:hAnsi="Charis SIL Regular" w:eastAsia="Charis SIL Regular"/>
-          <w:b w:val="0"/>
-          <w:i w:val="0"/>
-          <w:color w:val="0000FF"/>
-          <w:sz w:val="24"/>
-          <w:u w:val="single"/>
-        </w:rPr>
-        <w:hyperlink r:id="rId25" w:history="1">
-          <w:r>
-            <w:rPr>
-              <w:rStyle w:val="Hyperlink"/>
-            </w:rPr>
-            <w:t>and</w:t>
-          </w:r>
-        </w:hyperlink>
-      </w:r>
-      <w:r>
-        <w:rPr>
-          <w:rFonts w:ascii="Charis SIL Regular" w:hAnsi="Charis SIL Regular" w:eastAsia="Charis SIL Regular"/>
-          <w:b w:val="0"/>
-          <w:i w:val="0"/>
-          <w:color w:val="0000FF"/>
-          <w:sz w:val="24"/>
-          <w:u w:val="single"/>
-        </w:rPr>
-        <w:t xml:space="preserve"> </w:t>
-      </w:r>
-      <w:r>
-        <w:rPr>
-          <w:rFonts w:ascii="Charis SIL Regular" w:hAnsi="Charis SIL Regular" w:eastAsia="Charis SIL Regular"/>
-          <w:b w:val="0"/>
-          <w:i w:val="0"/>
-          <w:color w:val="0000FF"/>
-          <w:sz w:val="24"/>
-          <w:u w:val="single"/>
-        </w:rPr>
-        <w:hyperlink r:id="rId25" w:history="1">
-          <w:r>
-            <w:rPr>
-              <w:rStyle w:val="Hyperlink"/>
-            </w:rPr>
-            <w:t>audio</w:t>
-          </w:r>
-        </w:hyperlink>
-      </w:r>
-      <w:r>
-        <w:rPr>
-          <w:rFonts w:ascii="Charis SIL Regular" w:hAnsi="Charis SIL Regular" w:eastAsia="Charis SIL Regular"/>
-          <w:b w:val="0"/>
-          <w:i w:val="0"/>
-          <w:color w:val="0000FF"/>
-          <w:sz w:val="24"/>
-          <w:u w:val="single"/>
-        </w:rPr>
-        <w:t xml:space="preserve"> </w:t>
-      </w:r>
-      <w:r>
-        <w:rPr>
-          <w:rFonts w:ascii="Charis SIL Regular" w:hAnsi="Charis SIL Regular" w:eastAsia="Charis SIL Regular"/>
-          <w:b w:val="0"/>
-          <w:i w:val="0"/>
-          <w:color w:val="0000FF"/>
-          <w:sz w:val="24"/>
-          <w:u w:val="single"/>
-        </w:rPr>
-        <w:hyperlink r:id="rId25" w:history="1">
-          <w:r>
-            <w:rPr>
-              <w:rStyle w:val="Hyperlink"/>
-            </w:rPr>
-            <w:t>tapes</w:t>
-          </w:r>
-        </w:hyperlink>
       </w:r>
       <w:r>
         <w:rPr>
@@ -3683,7 +3565,7 @@
           <w:sz w:val="24"/>
           <w:u w:val="single"/>
         </w:rPr>
-        <w:hyperlink r:id="rId28" w:history="1">
+        <w:hyperlink r:id="rId30" w:history="1">
           <w:r>
             <w:rPr>
               <w:rStyle w:val="Hyperlink"/>
@@ -3775,72 +3657,178 @@
           <w:i w:val="0"/>
           <w:color w:val="0000FF"/>
           <w:sz w:val="24"/>
-          <w:u w:val="single"/>
+        </w:rPr>
+        <w:t xml:space="preserve">van der </w:t>
+      </w:r>
+      <w:r>
+        <w:rPr>
+          <w:rFonts w:ascii="Charis SIL Regular" w:hAnsi="Charis SIL Regular" w:eastAsia="Charis SIL Regular"/>
+          <w:b w:val="0"/>
+          <w:i w:val="0"/>
+          <w:color w:val="0000FF"/>
+          <w:sz w:val="24"/>
+          <w:u w:val="single"/>
+        </w:rPr>
+        <w:hyperlink r:id="rId29" w:history="1">
+          <w:r>
+            <w:rPr>
+              <w:rStyle w:val="Hyperlink"/>
+            </w:rPr>
+            <w:t>Oye</w:t>
+          </w:r>
+        </w:hyperlink>
+      </w:r>
+      <w:r>
+        <w:rPr>
+          <w:u w:val="single" w:color="0000ff"/>
+          <w:rFonts w:ascii="Charis SIL Regular" w:hAnsi="Charis SIL Regular" w:eastAsia="Charis SIL Regular"/>
+          <w:b w:val="0"/>
+          <w:i w:val="0"/>
+          <w:color w:val="000000"/>
+          <w:sz w:val="24"/>
+        </w:rPr>
+        <w:hyperlink r:id="rId29" w:history="1">
+          <w:r>
+            <w:rPr>
+              <w:rStyle w:val="Hyperlink"/>
+            </w:rPr>
+            <w:t>. The</w:t>
+          </w:r>
+        </w:hyperlink>
+      </w:r>
+      <w:r>
+        <w:rPr>
+          <w:u w:val="single" w:color="0000ff"/>
+          <w:rFonts w:ascii="Charis SIL Regular" w:hAnsi="Charis SIL Regular" w:eastAsia="Charis SIL Regular"/>
+          <w:b w:val="0"/>
+          <w:i w:val="0"/>
+          <w:color w:val="000000"/>
+          <w:sz w:val="24"/>
+        </w:rPr>
+        <w:hyperlink r:id="rId29" w:history="1">
+          <w:r>
+            <w:rPr>
+              <w:rStyle w:val="Hyperlink"/>
+            </w:rPr>
+            <w:t>s</w:t>
+          </w:r>
+        </w:hyperlink>
+      </w:r>
+      <w:r>
+        <w:rPr>
+          <w:u w:val="single" w:color="0000ff"/>
+          <w:rFonts w:ascii="Charis SIL Regular" w:hAnsi="Charis SIL Regular" w:eastAsia="Charis SIL Regular"/>
+          <w:b w:val="0"/>
+          <w:i w:val="0"/>
+          <w:color w:val="000000"/>
+          <w:sz w:val="24"/>
+        </w:rPr>
+        <w:hyperlink r:id="rId29" w:history="1">
+          <w:r>
+            <w:rPr>
+              <w:rStyle w:val="Hyperlink"/>
+            </w:rPr>
+            <w:t>e w</w:t>
+          </w:r>
+        </w:hyperlink>
+      </w:r>
+      <w:r>
+        <w:rPr>
+          <w:u w:val="single" w:color="0000ff"/>
+          <w:rFonts w:ascii="Charis SIL Regular" w:hAnsi="Charis SIL Regular" w:eastAsia="Charis SIL Regular"/>
+          <w:b w:val="0"/>
+          <w:i w:val="0"/>
+          <w:color w:val="000000"/>
+          <w:sz w:val="24"/>
+        </w:rPr>
+        <w:hyperlink r:id="rId29" w:history="1">
+          <w:r>
+            <w:rPr>
+              <w:rStyle w:val="Hyperlink"/>
+            </w:rPr>
+            <w:t>e</w:t>
+          </w:r>
+        </w:hyperlink>
+      </w:r>
+      <w:r>
+        <w:rPr>
+          <w:u w:val="single" w:color="0000ff"/>
+          <w:rFonts w:ascii="Charis SIL Regular" w:hAnsi="Charis SIL Regular" w:eastAsia="Charis SIL Regular"/>
+          <w:b w:val="0"/>
+          <w:i w:val="0"/>
+          <w:color w:val="000000"/>
+          <w:sz w:val="24"/>
+        </w:rPr>
+        <w:hyperlink r:id="rId29" w:history="1">
+          <w:r>
+            <w:rPr>
+              <w:rStyle w:val="Hyperlink"/>
+            </w:rPr>
+            <w:t>re donate</w:t>
+          </w:r>
+        </w:hyperlink>
+      </w:r>
+      <w:r>
+        <w:rPr>
+          <w:rFonts w:ascii="Charis SIL Regular" w:hAnsi="Charis SIL Regular" w:eastAsia="Charis SIL Regular"/>
+          <w:b w:val="0"/>
+          <w:i w:val="0"/>
+          <w:color w:val="000000"/>
+          <w:sz w:val="24"/>
+        </w:rPr>
+        <w:t>d to the National Ethnograp</w:t>
+      </w:r>
+      <w:r>
+        <w:rPr>
+          <w:u w:val="single" w:color="0000ff"/>
+          <w:rFonts w:ascii="Charis SIL Regular" w:hAnsi="Charis SIL Regular" w:eastAsia="Charis SIL Regular"/>
+          <w:b w:val="0"/>
+          <w:i w:val="0"/>
+          <w:color w:val="000000"/>
+          <w:sz w:val="24"/>
         </w:rPr>
         <w:hyperlink r:id="rId30" w:history="1">
           <w:r>
             <w:rPr>
               <w:rStyle w:val="Hyperlink"/>
             </w:rPr>
-            <w:t>van</w:t>
-          </w:r>
-        </w:hyperlink>
-      </w:r>
-      <w:r>
-        <w:rPr>
-          <w:rFonts w:ascii="Charis SIL Regular" w:hAnsi="Charis SIL Regular" w:eastAsia="Charis SIL Regular"/>
-          <w:b w:val="0"/>
-          <w:i w:val="0"/>
-          <w:color w:val="0000FF"/>
-          <w:sz w:val="24"/>
-          <w:u w:val="single"/>
-        </w:rPr>
-        <w:t xml:space="preserve"> </w:t>
-      </w:r>
-      <w:r>
-        <w:rPr>
-          <w:rFonts w:ascii="Charis SIL Regular" w:hAnsi="Charis SIL Regular" w:eastAsia="Charis SIL Regular"/>
-          <w:b w:val="0"/>
-          <w:i w:val="0"/>
-          <w:color w:val="0000FF"/>
-          <w:sz w:val="24"/>
-          <w:u w:val="single"/>
+            <w:t>hic Mu</w:t>
+          </w:r>
+        </w:hyperlink>
+      </w:r>
+      <w:r>
+        <w:rPr>
+          <w:u w:val="single" w:color="0000ff"/>
+          <w:rFonts w:ascii="Charis SIL Regular" w:hAnsi="Charis SIL Regular" w:eastAsia="Charis SIL Regular"/>
+          <w:b w:val="0"/>
+          <w:i w:val="0"/>
+          <w:color w:val="000000"/>
+          <w:sz w:val="24"/>
         </w:rPr>
         <w:hyperlink r:id="rId30" w:history="1">
           <w:r>
             <w:rPr>
               <w:rStyle w:val="Hyperlink"/>
             </w:rPr>
-            <w:t>der</w:t>
-          </w:r>
-        </w:hyperlink>
-      </w:r>
-      <w:r>
-        <w:rPr>
-          <w:rFonts w:ascii="Charis SIL Regular" w:hAnsi="Charis SIL Regular" w:eastAsia="Charis SIL Regular"/>
-          <w:b w:val="0"/>
-          <w:i w:val="0"/>
-          <w:color w:val="0000FF"/>
-          <w:sz w:val="24"/>
-          <w:u w:val="single"/>
-        </w:rPr>
-        <w:t xml:space="preserve"> </w:t>
-      </w:r>
-      <w:r>
-        <w:rPr>
-          <w:rFonts w:ascii="Charis SIL Regular" w:hAnsi="Charis SIL Regular" w:eastAsia="Charis SIL Regular"/>
-          <w:b w:val="0"/>
-          <w:i w:val="0"/>
-          <w:color w:val="0000FF"/>
-          <w:sz w:val="24"/>
-          <w:u w:val="single"/>
+            <w:t>s</w:t>
+          </w:r>
+        </w:hyperlink>
+      </w:r>
+      <w:r>
+        <w:rPr>
+          <w:u w:val="single" w:color="0000ff"/>
+          <w:rFonts w:ascii="Charis SIL Regular" w:hAnsi="Charis SIL Regular" w:eastAsia="Charis SIL Regular"/>
+          <w:b w:val="0"/>
+          <w:i w:val="0"/>
+          <w:color w:val="000000"/>
+          <w:sz w:val="24"/>
         </w:rPr>
         <w:hyperlink r:id="rId30" w:history="1">
           <w:r>
             <w:rPr>
               <w:rStyle w:val="Hyperlink"/>
             </w:rPr>
-            <w:t>Oye</w:t>
+            <w:t xml:space="preserve">eum, </w:t>
           </w:r>
         </w:hyperlink>
       </w:r>
@@ -3853,12 +3841,12 @@
           <w:color w:val="000000"/>
           <w:sz w:val="24"/>
         </w:rPr>
-        <w:hyperlink r:id="rId29" w:history="1">
-          <w:r>
-            <w:rPr>
-              <w:rStyle w:val="Hyperlink"/>
-            </w:rPr>
-            <w:t>. The</w:t>
+        <w:hyperlink r:id="rId30" w:history="1">
+          <w:r>
+            <w:rPr>
+              <w:rStyle w:val="Hyperlink"/>
+            </w:rPr>
+            <w:t>n</w:t>
           </w:r>
         </w:hyperlink>
       </w:r>
@@ -3871,222 +3859,68 @@
           <w:color w:val="000000"/>
           <w:sz w:val="24"/>
         </w:rPr>
-        <w:hyperlink r:id="rId29" w:history="1">
-          <w:r>
-            <w:rPr>
-              <w:rStyle w:val="Hyperlink"/>
-            </w:rPr>
-            <w:t>s</w:t>
-          </w:r>
-        </w:hyperlink>
-      </w:r>
-      <w:r>
-        <w:rPr>
-          <w:u w:val="single" w:color="0000ff"/>
-          <w:rFonts w:ascii="Charis SIL Regular" w:hAnsi="Charis SIL Regular" w:eastAsia="Charis SIL Regular"/>
-          <w:b w:val="0"/>
-          <w:i w:val="0"/>
-          <w:color w:val="000000"/>
-          <w:sz w:val="24"/>
-        </w:rPr>
-        <w:hyperlink r:id="rId29" w:history="1">
-          <w:r>
-            <w:rPr>
-              <w:rStyle w:val="Hyperlink"/>
-            </w:rPr>
-            <w:t>e w</w:t>
-          </w:r>
-        </w:hyperlink>
-      </w:r>
-      <w:r>
-        <w:rPr>
-          <w:u w:val="single" w:color="0000ff"/>
-          <w:rFonts w:ascii="Charis SIL Regular" w:hAnsi="Charis SIL Regular" w:eastAsia="Charis SIL Regular"/>
-          <w:b w:val="0"/>
-          <w:i w:val="0"/>
-          <w:color w:val="000000"/>
-          <w:sz w:val="24"/>
-        </w:rPr>
-        <w:hyperlink r:id="rId29" w:history="1">
-          <w:r>
-            <w:rPr>
-              <w:rStyle w:val="Hyperlink"/>
-            </w:rPr>
-            <w:t>e</w:t>
-          </w:r>
-        </w:hyperlink>
-      </w:r>
-      <w:r>
-        <w:rPr>
-          <w:u w:val="single" w:color="0000ff"/>
-          <w:rFonts w:ascii="Charis SIL Regular" w:hAnsi="Charis SIL Regular" w:eastAsia="Charis SIL Regular"/>
-          <w:b w:val="0"/>
-          <w:i w:val="0"/>
-          <w:color w:val="000000"/>
-          <w:sz w:val="24"/>
-        </w:rPr>
-        <w:hyperlink r:id="rId29" w:history="1">
-          <w:r>
-            <w:rPr>
-              <w:rStyle w:val="Hyperlink"/>
-            </w:rPr>
-            <w:t>re donate</w:t>
-          </w:r>
-        </w:hyperlink>
-      </w:r>
-      <w:r>
-        <w:rPr>
-          <w:rFonts w:ascii="Charis SIL Regular" w:hAnsi="Charis SIL Regular" w:eastAsia="Charis SIL Regular"/>
-          <w:b w:val="0"/>
-          <w:i w:val="0"/>
-          <w:color w:val="000000"/>
-          <w:sz w:val="24"/>
-        </w:rPr>
-        <w:t>d to the National Ethnograp</w:t>
-      </w:r>
-      <w:r>
-        <w:rPr>
-          <w:u w:val="single" w:color="0000ff"/>
-          <w:rFonts w:ascii="Charis SIL Regular" w:hAnsi="Charis SIL Regular" w:eastAsia="Charis SIL Regular"/>
-          <w:b w:val="0"/>
-          <w:i w:val="0"/>
-          <w:color w:val="000000"/>
-          <w:sz w:val="24"/>
-        </w:rPr>
         <w:hyperlink r:id="rId30" w:history="1">
           <w:r>
             <w:rPr>
               <w:rStyle w:val="Hyperlink"/>
             </w:rPr>
-            <w:t>hic Mu</w:t>
-          </w:r>
-        </w:hyperlink>
-      </w:r>
-      <w:r>
-        <w:rPr>
-          <w:u w:val="single" w:color="0000ff"/>
-          <w:rFonts w:ascii="Charis SIL Regular" w:hAnsi="Charis SIL Regular" w:eastAsia="Charis SIL Regular"/>
-          <w:b w:val="0"/>
-          <w:i w:val="0"/>
-          <w:color w:val="000000"/>
-          <w:sz w:val="24"/>
+            <w:t xml:space="preserve">ow the </w:t>
+          </w:r>
+        </w:hyperlink>
+      </w:r>
+      <w:r>
+        <w:br/>
+      </w:r>
+      <w:r>
+        <w:rPr>
+          <w:rFonts w:ascii="Charis SIL Regular" w:hAnsi="Charis SIL Regular" w:eastAsia="Charis SIL Regular"/>
+          <w:b w:val="0"/>
+          <w:i w:val="0"/>
+          <w:color w:val="0000FF"/>
+          <w:sz w:val="24"/>
+          <w:u w:val="single"/>
         </w:rPr>
         <w:hyperlink r:id="rId30" w:history="1">
           <w:r>
             <w:rPr>
               <w:rStyle w:val="Hyperlink"/>
             </w:rPr>
-            <w:t>s</w:t>
-          </w:r>
-        </w:hyperlink>
-      </w:r>
-      <w:r>
-        <w:rPr>
-          <w:u w:val="single" w:color="0000ff"/>
-          <w:rFonts w:ascii="Charis SIL Regular" w:hAnsi="Charis SIL Regular" w:eastAsia="Charis SIL Regular"/>
-          <w:b w:val="0"/>
-          <w:i w:val="0"/>
-          <w:color w:val="000000"/>
-          <w:sz w:val="24"/>
+            <w:t>We</w:t>
+          </w:r>
+        </w:hyperlink>
+      </w:r>
+      <w:r>
+        <w:rPr>
+          <w:rFonts w:ascii="Charis SIL Regular" w:hAnsi="Charis SIL Regular" w:eastAsia="Charis SIL Regular"/>
+          <w:b w:val="0"/>
+          <w:i w:val="0"/>
+          <w:color w:val="0000FF"/>
+          <w:sz w:val="24"/>
+          <w:u w:val="single"/>
         </w:rPr>
         <w:hyperlink r:id="rId30" w:history="1">
           <w:r>
             <w:rPr>
               <w:rStyle w:val="Hyperlink"/>
             </w:rPr>
-            <w:t xml:space="preserve">eum, </w:t>
-          </w:r>
-        </w:hyperlink>
-      </w:r>
-      <w:r>
-        <w:rPr>
-          <w:u w:val="single" w:color="0000ff"/>
-          <w:rFonts w:ascii="Charis SIL Regular" w:hAnsi="Charis SIL Regular" w:eastAsia="Charis SIL Regular"/>
-          <w:b w:val="0"/>
-          <w:i w:val="0"/>
-          <w:color w:val="000000"/>
-          <w:sz w:val="24"/>
+            <w:t>r</w:t>
+          </w:r>
+        </w:hyperlink>
+      </w:r>
+      <w:r>
+        <w:rPr>
+          <w:rFonts w:ascii="Charis SIL Regular" w:hAnsi="Charis SIL Regular" w:eastAsia="Charis SIL Regular"/>
+          <w:b w:val="0"/>
+          <w:i w:val="0"/>
+          <w:color w:val="0000FF"/>
+          <w:sz w:val="24"/>
+          <w:u w:val="single"/>
         </w:rPr>
         <w:hyperlink r:id="rId30" w:history="1">
           <w:r>
             <w:rPr>
               <w:rStyle w:val="Hyperlink"/>
             </w:rPr>
-            <w:t>n</w:t>
-          </w:r>
-        </w:hyperlink>
-      </w:r>
-      <w:r>
-        <w:rPr>
-          <w:u w:val="single" w:color="0000ff"/>
-          <w:rFonts w:ascii="Charis SIL Regular" w:hAnsi="Charis SIL Regular" w:eastAsia="Charis SIL Regular"/>
-          <w:b w:val="0"/>
-          <w:i w:val="0"/>
-          <w:color w:val="000000"/>
-          <w:sz w:val="24"/>
-        </w:rPr>
-        <w:hyperlink r:id="rId30" w:history="1">
-          <w:r>
-            <w:rPr>
-              <w:rStyle w:val="Hyperlink"/>
-            </w:rPr>
-            <w:t xml:space="preserve">ow the </w:t>
-          </w:r>
-        </w:hyperlink>
-      </w:r>
-      <w:r>
-        <w:br/>
-      </w:r>
-      <w:r>
-        <w:rPr>
-          <w:rFonts w:ascii="Charis SIL Regular" w:hAnsi="Charis SIL Regular" w:eastAsia="Charis SIL Regular"/>
-          <w:b w:val="0"/>
-          <w:i w:val="0"/>
-          <w:color w:val="0000FF"/>
-          <w:sz w:val="24"/>
-          <w:u w:val="single"/>
-        </w:rPr>
-        <w:hyperlink r:id="rId30" w:history="1">
-          <w:r>
-            <w:rPr>
-              <w:rStyle w:val="Hyperlink"/>
-            </w:rPr>
-            <w:t>We</w:t>
-          </w:r>
-        </w:hyperlink>
-      </w:r>
-      <w:r>
-        <w:rPr>
-          <w:rFonts w:ascii="Charis SIL Regular" w:hAnsi="Charis SIL Regular" w:eastAsia="Charis SIL Regular"/>
-          <w:b w:val="0"/>
-          <w:i w:val="0"/>
-          <w:color w:val="0000FF"/>
-          <w:sz w:val="24"/>
-          <w:u w:val="single"/>
-        </w:rPr>
-        <w:hyperlink r:id="rId30" w:history="1">
-          <w:r>
-            <w:rPr>
-              <w:rStyle w:val="Hyperlink"/>
-            </w:rPr>
-            <w:t>r</w:t>
-          </w:r>
-        </w:hyperlink>
-      </w:r>
-      <w:r>
-        <w:rPr>
-          <w:rFonts w:ascii="Charis SIL Regular" w:hAnsi="Charis SIL Regular" w:eastAsia="Charis SIL Regular"/>
-          <w:b w:val="0"/>
-          <w:i w:val="0"/>
-          <w:color w:val="0000FF"/>
-          <w:sz w:val="24"/>
-          <w:u w:val="single"/>
-        </w:rPr>
-        <w:hyperlink r:id="rId30" w:history="1">
-          <w:r>
-            <w:rPr>
-              <w:rStyle w:val="Hyperlink"/>
-            </w:rPr>
             <w:t>eld</w:t>
           </w:r>
         </w:hyperlink>
@@ -4098,6 +3932,7 @@
           <w:i w:val="0"/>
           <w:color w:val="0000FF"/>
           <w:sz w:val="24"/>
+          <w:u w:val="single"/>
         </w:rPr>
         <w:t>m</w:t>
       </w:r>
@@ -5799,7 +5634,25 @@
           <w:color w:val="000000"/>
           <w:sz w:val="24"/>
         </w:rPr>
-        <w:t>Berliner G</w:t>
+        <w:t>Berli</w:t>
+      </w:r>
+      <w:r>
+        <w:rPr>
+          <w:u w:val="single" w:color="0000ff"/>
+          <w:rFonts w:ascii="Charis SIL Italic" w:hAnsi="Charis SIL Italic" w:eastAsia="Charis SIL Italic"/>
+          <w:b w:val="0"/>
+          <w:i/>
+          <w:color w:val="000000"/>
+          <w:sz w:val="24"/>
+        </w:rPr>
+        <w:hyperlink r:id="rId46" w:history="1">
+          <w:r>
+            <w:rPr>
+              <w:rStyle w:val="Hyperlink"/>
+            </w:rPr>
+            <w:t>ner G</w:t>
+          </w:r>
+        </w:hyperlink>
       </w:r>
       <w:r>
         <w:rPr>
@@ -6027,7 +5880,14 @@
           <w:color w:val="000000"/>
           <w:sz w:val="24"/>
         </w:rPr>
-        <w:t>nologisch</w:t>
+        <w:hyperlink r:id="rId47" w:history="1">
+          <w:r>
+            <w:rPr>
+              <w:rStyle w:val="Hyperlink"/>
+            </w:rPr>
+            <w:t>nologisch</w:t>
+          </w:r>
+        </w:hyperlink>
       </w:r>
       <w:r>
         <w:rPr>
@@ -6360,7 +6220,7 @@
           <w:color w:val="000000"/>
           <w:sz w:val="24"/>
         </w:rPr>
-        <w:t xml:space="preserve"> during his posting in Albina between 1893 and 1896. This </w:t>
+        <w:t xml:space="preserve"> during his posting in Albina between 1893 and 1896. The </w:t>
       </w:r>
       <w:r>
         <w:rPr>
@@ -6371,7 +6231,14 @@
           <w:color w:val="000000"/>
           <w:sz w:val="24"/>
         </w:rPr>
-        <w:t>collection is no</w:t>
+        <w:hyperlink r:id="rId49" w:history="1">
+          <w:r>
+            <w:rPr>
+              <w:rStyle w:val="Hyperlink"/>
+            </w:rPr>
+            <w:t>mode</w:t>
+          </w:r>
+        </w:hyperlink>
       </w:r>
       <w:r>
         <w:rPr>
@@ -6387,12 +6254,13 @@
             <w:rPr>
               <w:rStyle w:val="Hyperlink"/>
             </w:rPr>
-            <w:t>w p</w:t>
-          </w:r>
-        </w:hyperlink>
-      </w:r>
-      <w:r>
-        <w:rPr>
+            <w:t>s</w:t>
+          </w:r>
+        </w:hyperlink>
+      </w:r>
+      <w:r>
+        <w:rPr>
+          <w:u w:val="single" w:color="0000ff"/>
           <w:rFonts w:ascii="Charis SIL Regular" w:hAnsi="Charis SIL Regular" w:eastAsia="Charis SIL Regular"/>
           <w:b w:val="0"/>
           <w:i w:val="0"/>
@@ -6404,19 +6272,9 @@
             <w:rPr>
               <w:rStyle w:val="Hyperlink"/>
             </w:rPr>
-            <w:t>a</w:t>
-          </w:r>
-        </w:hyperlink>
-      </w:r>
-      <w:r>
-        <w:rPr>
-          <w:rFonts w:ascii="Charis SIL Regular" w:hAnsi="Charis SIL Regular" w:eastAsia="Charis SIL Regular"/>
-          <w:b w:val="0"/>
-          <w:i w:val="0"/>
-          <w:color w:val="000000"/>
-          <w:sz w:val="24"/>
-        </w:rPr>
-        <w:t xml:space="preserve">rt of </w:t>
+            <w:t>t collecti</w:t>
+          </w:r>
+        </w:hyperlink>
       </w:r>
       <w:r>
         <w:rPr>
@@ -6432,16 +6290,17 @@
             <w:rPr>
               <w:rStyle w:val="Hyperlink"/>
             </w:rPr>
-            <w:t xml:space="preserve">the </w:t>
-          </w:r>
-        </w:hyperlink>
-      </w:r>
-      <w:r>
-        <w:rPr>
-          <w:rFonts w:ascii="Charis SIL Regular" w:hAnsi="Charis SIL Regular" w:eastAsia="Charis SIL Regular"/>
-          <w:b w:val="0"/>
-          <w:i w:val="0"/>
-          <w:color w:val="0000FF"/>
+            <w:t>o</w:t>
+          </w:r>
+        </w:hyperlink>
+      </w:r>
+      <w:r>
+        <w:rPr>
+          <w:u w:val="single" w:color="0000ff"/>
+          <w:rFonts w:ascii="Charis SIL Regular" w:hAnsi="Charis SIL Regular" w:eastAsia="Charis SIL Regular"/>
+          <w:b w:val="0"/>
+          <w:i w:val="0"/>
+          <w:color w:val="000000"/>
           <w:sz w:val="24"/>
         </w:rPr>
         <w:hyperlink r:id="rId49" w:history="1">
@@ -6449,6 +6308,247 @@
             <w:rPr>
               <w:rStyle w:val="Hyperlink"/>
             </w:rPr>
+            <w:t>n o</w:t>
+          </w:r>
+        </w:hyperlink>
+      </w:r>
+      <w:r>
+        <w:rPr>
+          <w:rFonts w:ascii="Charis SIL Regular" w:hAnsi="Charis SIL Regular" w:eastAsia="Charis SIL Regular"/>
+          <w:b w:val="0"/>
+          <w:i w:val="0"/>
+          <w:color w:val="000000"/>
+          <w:sz w:val="24"/>
+        </w:rPr>
+        <w:hyperlink r:id="rId49" w:history="1">
+          <w:r>
+            <w:rPr>
+              <w:rStyle w:val="Hyperlink"/>
+            </w:rPr>
+            <w:t xml:space="preserve">f </w:t>
+          </w:r>
+        </w:hyperlink>
+      </w:r>
+      <w:r>
+        <w:rPr>
+          <w:u w:val="single" w:color="0000ff"/>
+          <w:rFonts w:ascii="Charis SIL Regular" w:hAnsi="Charis SIL Regular" w:eastAsia="Charis SIL Regular"/>
+          <w:b w:val="0"/>
+          <w:i w:val="0"/>
+          <w:color w:val="000000"/>
+          <w:sz w:val="24"/>
+        </w:rPr>
+        <w:hyperlink r:id="rId49" w:history="1">
+          <w:r>
+            <w:rPr>
+              <w:rStyle w:val="Hyperlink"/>
+            </w:rPr>
+            <w:t>ethnogra</w:t>
+          </w:r>
+        </w:hyperlink>
+      </w:r>
+      <w:r>
+        <w:rPr>
+          <w:rFonts w:ascii="Charis SIL Regular" w:hAnsi="Charis SIL Regular" w:eastAsia="Charis SIL Regular"/>
+          <w:b w:val="0"/>
+          <w:i w:val="0"/>
+          <w:color w:val="000000"/>
+          <w:sz w:val="24"/>
+        </w:rPr>
+        <w:t xml:space="preserve">phic objects that </w:t>
+      </w:r>
+      <w:r>
+        <w:rPr>
+          <w:rFonts w:ascii="Charis SIL Regular" w:hAnsi="Charis SIL Regular" w:eastAsia="Charis SIL Regular"/>
+          <w:b w:val="0"/>
+          <w:i w:val="0"/>
+          <w:color w:val="0000FF"/>
+          <w:sz w:val="24"/>
+          <w:u w:val="single"/>
+        </w:rPr>
+        <w:hyperlink r:id="rId50" w:history="1">
+          <w:r>
+            <w:rPr>
+              <w:rStyle w:val="Hyperlink"/>
+            </w:rPr>
+            <w:t>Gaspard</w:t>
+          </w:r>
+        </w:hyperlink>
+      </w:r>
+      <w:r>
+        <w:rPr>
+          <w:rFonts w:ascii="Charis SIL Regular" w:hAnsi="Charis SIL Regular" w:eastAsia="Charis SIL Regular"/>
+          <w:b w:val="0"/>
+          <w:i w:val="0"/>
+          <w:color w:val="0000FF"/>
+          <w:sz w:val="24"/>
+          <w:u w:val="single"/>
+        </w:rPr>
+        <w:t xml:space="preserve"> </w:t>
+      </w:r>
+      <w:r>
+        <w:rPr>
+          <w:rFonts w:ascii="Charis SIL Regular" w:hAnsi="Charis SIL Regular" w:eastAsia="Charis SIL Regular"/>
+          <w:b w:val="0"/>
+          <w:i w:val="0"/>
+          <w:color w:val="0000FF"/>
+          <w:sz w:val="24"/>
+          <w:u w:val="single"/>
+        </w:rPr>
+        <w:hyperlink r:id="rId50" w:history="1">
+          <w:r>
+            <w:rPr>
+              <w:rStyle w:val="Hyperlink"/>
+            </w:rPr>
+            <w:t>van</w:t>
+          </w:r>
+        </w:hyperlink>
+      </w:r>
+      <w:r>
+        <w:rPr>
+          <w:rFonts w:ascii="Charis SIL Regular" w:hAnsi="Charis SIL Regular" w:eastAsia="Charis SIL Regular"/>
+          <w:b w:val="0"/>
+          <w:i w:val="0"/>
+          <w:color w:val="0000FF"/>
+          <w:sz w:val="24"/>
+          <w:u w:val="single"/>
+        </w:rPr>
+        <w:t xml:space="preserve"> </w:t>
+      </w:r>
+      <w:r>
+        <w:rPr>
+          <w:rFonts w:ascii="Charis SIL Regular" w:hAnsi="Charis SIL Regular" w:eastAsia="Charis SIL Regular"/>
+          <w:b w:val="0"/>
+          <w:i w:val="0"/>
+          <w:color w:val="0000FF"/>
+          <w:sz w:val="24"/>
+          <w:u w:val="single"/>
+        </w:rPr>
+        <w:hyperlink r:id="rId50" w:history="1">
+          <w:r>
+            <w:rPr>
+              <w:rStyle w:val="Hyperlink"/>
+            </w:rPr>
+            <w:t>Breugel</w:t>
+          </w:r>
+        </w:hyperlink>
+      </w:r>
+      <w:r>
+        <w:rPr>
+          <w:rFonts w:ascii="Charis SIL Regular" w:hAnsi="Charis SIL Regular" w:eastAsia="Charis SIL Regular"/>
+          <w:b w:val="0"/>
+          <w:i w:val="0"/>
+          <w:color w:val="000000"/>
+          <w:sz w:val="24"/>
+        </w:rPr>
+        <w:t xml:space="preserve"> had assembled in 1823 at the Clifford </w:t>
+      </w:r>
+      <w:r>
+        <w:rPr>
+          <w:rFonts w:ascii="Charis SIL Regular" w:hAnsi="Charis SIL Regular" w:eastAsia="Charis SIL Regular"/>
+          <w:b w:val="0"/>
+          <w:i w:val="0"/>
+          <w:color w:val="000000"/>
+          <w:sz w:val="24"/>
+        </w:rPr>
+        <w:t>Kocqshoven plantation wa</w:t>
+      </w:r>
+      <w:r>
+        <w:rPr>
+          <w:u w:val="single" w:color="0000ff"/>
+          <w:rFonts w:ascii="Charis SIL Regular" w:hAnsi="Charis SIL Regular" w:eastAsia="Charis SIL Regular"/>
+          <w:b w:val="0"/>
+          <w:i w:val="0"/>
+          <w:color w:val="000000"/>
+          <w:sz w:val="24"/>
+        </w:rPr>
+        <w:hyperlink r:id="rId50" w:history="1">
+          <w:r>
+            <w:rPr>
+              <w:rStyle w:val="Hyperlink"/>
+            </w:rPr>
+            <w:t>s also ex</w:t>
+          </w:r>
+        </w:hyperlink>
+      </w:r>
+      <w:r>
+        <w:rPr>
+          <w:u w:val="single" w:color="0000ff"/>
+          <w:rFonts w:ascii="Charis SIL Regular" w:hAnsi="Charis SIL Regular" w:eastAsia="Charis SIL Regular"/>
+          <w:b w:val="0"/>
+          <w:i w:val="0"/>
+          <w:color w:val="000000"/>
+          <w:sz w:val="24"/>
+        </w:rPr>
+        <w:hyperlink r:id="rId50" w:history="1">
+          <w:r>
+            <w:rPr>
+              <w:rStyle w:val="Hyperlink"/>
+            </w:rPr>
+            <w:t>hibi</w:t>
+          </w:r>
+        </w:hyperlink>
+      </w:r>
+      <w:r>
+        <w:rPr>
+          <w:u w:val="single" w:color="0000ff"/>
+          <w:rFonts w:ascii="Charis SIL Regular" w:hAnsi="Charis SIL Regular" w:eastAsia="Charis SIL Regular"/>
+          <w:b w:val="0"/>
+          <w:i w:val="0"/>
+          <w:color w:val="000000"/>
+          <w:sz w:val="24"/>
+        </w:rPr>
+        <w:hyperlink r:id="rId50" w:history="1">
+          <w:r>
+            <w:rPr>
+              <w:rStyle w:val="Hyperlink"/>
+            </w:rPr>
+            <w:t>t</w:t>
+          </w:r>
+        </w:hyperlink>
+      </w:r>
+      <w:r>
+        <w:rPr>
+          <w:u w:val="single" w:color="0000ff"/>
+          <w:rFonts w:ascii="Charis SIL Regular" w:hAnsi="Charis SIL Regular" w:eastAsia="Charis SIL Regular"/>
+          <w:b w:val="0"/>
+          <w:i w:val="0"/>
+          <w:color w:val="000000"/>
+          <w:sz w:val="24"/>
+        </w:rPr>
+        <w:hyperlink r:id="rId50" w:history="1">
+          <w:r>
+            <w:rPr>
+              <w:rStyle w:val="Hyperlink"/>
+            </w:rPr>
+            <w:t>ed at th</w:t>
+          </w:r>
+        </w:hyperlink>
+      </w:r>
+      <w:r>
+        <w:rPr>
+          <w:rFonts w:ascii="Charis SIL Regular" w:hAnsi="Charis SIL Regular" w:eastAsia="Charis SIL Regular"/>
+          <w:b w:val="0"/>
+          <w:i w:val="0"/>
+          <w:color w:val="000000"/>
+          <w:sz w:val="24"/>
+        </w:rPr>
+        <w:t xml:space="preserve">at time. This collection is now part of the </w:t>
+      </w:r>
+      <w:r>
+        <w:rPr>
+          <w:rFonts w:ascii="Charis SIL Regular" w:hAnsi="Charis SIL Regular" w:eastAsia="Charis SIL Regular"/>
+          <w:b w:val="0"/>
+          <w:i w:val="0"/>
+          <w:color w:val="0000FF"/>
+          <w:sz w:val="24"/>
+          <w:u w:val="single"/>
+        </w:rPr>
+        <w:hyperlink r:id="rId51" w:history="1">
+          <w:r>
+            <w:rPr>
+              <w:rStyle w:val="Hyperlink"/>
+            </w:rPr>
             <w:t>TM-</w:t>
           </w:r>
         </w:hyperlink>
@@ -6462,7 +6562,7 @@
           <w:sz w:val="24"/>
           <w:u w:val="single"/>
         </w:rPr>
-        <w:hyperlink r:id="rId50" w:history="1">
+        <w:hyperlink r:id="rId51" w:history="1">
           <w:r>
             <w:rPr>
               <w:rStyle w:val="Hyperlink"/>
@@ -6510,7 +6610,7 @@
           <w:sz w:val="24"/>
           <w:u w:val="single"/>
         </w:rPr>
-        <w:hyperlink r:id="rId51" w:history="1">
+        <w:hyperlink r:id="rId52" w:history="1">
           <w:r>
             <w:rPr>
               <w:rStyle w:val="Hyperlink"/>
@@ -6539,7 +6639,7 @@
           <w:sz w:val="24"/>
           <w:u w:val="single"/>
         </w:rPr>
-        <w:hyperlink r:id="rId51" w:history="1">
+        <w:hyperlink r:id="rId52" w:history="1">
           <w:r>
             <w:rPr>
               <w:rStyle w:val="Hyperlink"/>
@@ -6555,15 +6655,9 @@
           <w:i w:val="0"/>
           <w:color w:val="0000FF"/>
           <w:sz w:val="24"/>
-        </w:rPr>
-        <w:hyperlink r:id="rId51" w:history="1">
-          <w:r>
-            <w:rPr>
-              <w:rStyle w:val="Hyperlink"/>
-            </w:rPr>
-            <w:t>o</w:t>
-          </w:r>
-        </w:hyperlink>
+          <w:u w:val="single"/>
+        </w:rPr>
+        <w:t>o</w:t>
       </w:r>
       <w:r>
         <w:rPr>
@@ -6614,12 +6708,41 @@
           <w:sz w:val="24"/>
           <w:u w:val="single"/>
         </w:rPr>
+        <w:hyperlink r:id="rId53" w:history="1">
+          <w:r>
+            <w:rPr>
+              <w:rStyle w:val="Hyperlink"/>
+            </w:rPr>
+            <w:t>donated</w:t>
+          </w:r>
+        </w:hyperlink>
+      </w:r>
+      <w:r>
+        <w:rPr>
+          <w:u w:val="single" w:color="0000ff"/>
+          <w:rFonts w:ascii="Charis SIL Regular" w:hAnsi="Charis SIL Regular" w:eastAsia="Charis SIL Regular"/>
+          <w:b w:val="0"/>
+          <w:i w:val="0"/>
+          <w:color w:val="000000"/>
+          <w:sz w:val="24"/>
+        </w:rPr>
+        <w:t xml:space="preserve"> </w:t>
+      </w:r>
+      <w:r>
+        <w:rPr>
+          <w:u w:val="single" w:color="0000ff"/>
+          <w:rFonts w:ascii="Charis SIL Regular" w:hAnsi="Charis SIL Regular" w:eastAsia="Charis SIL Regular"/>
+          <w:b w:val="0"/>
+          <w:i w:val="0"/>
+          <w:color w:val="000000"/>
+          <w:sz w:val="24"/>
+        </w:rPr>
         <w:hyperlink r:id="rId52" w:history="1">
           <w:r>
             <w:rPr>
               <w:rStyle w:val="Hyperlink"/>
             </w:rPr>
-            <w:t>donated</w:t>
+            <w:t xml:space="preserve">a large </w:t>
           </w:r>
         </w:hyperlink>
       </w:r>
@@ -6632,10 +6755,226 @@
           <w:color w:val="000000"/>
           <w:sz w:val="24"/>
         </w:rPr>
+        <w:hyperlink r:id="rId52" w:history="1">
+          <w:r>
+            <w:rPr>
+              <w:rStyle w:val="Hyperlink"/>
+            </w:rPr>
+            <w:t>c</w:t>
+          </w:r>
+        </w:hyperlink>
+      </w:r>
+      <w:r>
+        <w:rPr>
+          <w:u w:val="single" w:color="0000ff"/>
+          <w:rFonts w:ascii="Charis SIL Regular" w:hAnsi="Charis SIL Regular" w:eastAsia="Charis SIL Regular"/>
+          <w:b w:val="0"/>
+          <w:i w:val="0"/>
+          <w:color w:val="000000"/>
+          <w:sz w:val="24"/>
+        </w:rPr>
+        <w:hyperlink r:id="rId52" w:history="1">
+          <w:r>
+            <w:rPr>
+              <w:rStyle w:val="Hyperlink"/>
+            </w:rPr>
+            <w:t>ollectio</w:t>
+          </w:r>
+        </w:hyperlink>
+      </w:r>
+      <w:r>
+        <w:rPr>
+          <w:rFonts w:ascii="Charis SIL Regular" w:hAnsi="Charis SIL Regular" w:eastAsia="Charis SIL Regular"/>
+          <w:b w:val="0"/>
+          <w:i w:val="0"/>
+          <w:color w:val="000000"/>
+          <w:sz w:val="24"/>
+        </w:rPr>
+        <w:t xml:space="preserve">n of Wayana and Aluku artifacts to the </w:t>
+      </w:r>
+      <w:r>
+        <w:rPr>
+          <w:rFonts w:ascii="Charis SIL Italic" w:hAnsi="Charis SIL Italic" w:eastAsia="Charis SIL Italic"/>
+          <w:b w:val="0"/>
+          <w:i/>
+          <w:color w:val="000000"/>
+          <w:sz w:val="24"/>
+        </w:rPr>
+        <w:t>Musée du Trocadéro</w:t>
+      </w:r>
+      <w:r>
+        <w:rPr>
+          <w:rFonts w:ascii="Charis SIL Regular" w:hAnsi="Charis SIL Regular" w:eastAsia="Charis SIL Regular"/>
+          <w:b w:val="0"/>
+          <w:i w:val="0"/>
+          <w:color w:val="000000"/>
+          <w:sz w:val="24"/>
+        </w:rPr>
+        <w:t xml:space="preserve">. Three of </w:t>
+      </w:r>
+      <w:r>
+        <w:rPr>
+          <w:u w:val="single" w:color="0000ff"/>
+          <w:rFonts w:ascii="Charis SIL Regular" w:hAnsi="Charis SIL Regular" w:eastAsia="Charis SIL Regular"/>
+          <w:b w:val="0"/>
+          <w:i w:val="0"/>
+          <w:color w:val="000000"/>
+          <w:sz w:val="24"/>
+        </w:rPr>
+        <w:hyperlink r:id="rId53" w:history="1">
+          <w:r>
+            <w:rPr>
+              <w:rStyle w:val="Hyperlink"/>
+            </w:rPr>
+            <w:t>the eigh</w:t>
+          </w:r>
+        </w:hyperlink>
+      </w:r>
+      <w:r>
+        <w:rPr>
+          <w:rFonts w:ascii="Charis SIL Regular" w:hAnsi="Charis SIL Regular" w:eastAsia="Charis SIL Regular"/>
+          <w:b w:val="0"/>
+          <w:i w:val="0"/>
+          <w:color w:val="000000"/>
+          <w:sz w:val="24"/>
+        </w:rPr>
+        <w:t xml:space="preserve">t expeditions to Suriname organised shortly after the turn of the century under the </w:t>
+      </w:r>
+      <w:r>
+        <w:rPr>
+          <w:rFonts w:ascii="Charis SIL Regular" w:hAnsi="Charis SIL Regular" w:eastAsia="Charis SIL Regular"/>
+          <w:b w:val="0"/>
+          <w:i w:val="0"/>
+          <w:color w:val="000000"/>
+          <w:sz w:val="24"/>
+        </w:rPr>
+        <w:t xml:space="preserve">auspices of the Royal Dutch Geographical Society (KNAG) yielded extensive ethnographic </w:t>
+      </w:r>
+      <w:r>
+        <w:rPr>
+          <w:rFonts w:ascii="Charis SIL Regular" w:hAnsi="Charis SIL Regular" w:eastAsia="Charis SIL Regular"/>
+          <w:b w:val="0"/>
+          <w:i w:val="0"/>
+          <w:color w:val="000000"/>
+          <w:sz w:val="24"/>
+        </w:rPr>
+        <w:t xml:space="preserve">collections, which are now part of the collection of the </w:t>
+      </w:r>
+      <w:r>
+        <w:rPr>
+          <w:rFonts w:ascii="Charis SIL Regular" w:hAnsi="Charis SIL Regular" w:eastAsia="Charis SIL Regular"/>
+          <w:b w:val="0"/>
+          <w:i w:val="0"/>
+          <w:color w:val="0000FF"/>
+          <w:sz w:val="24"/>
+          <w:u w:val="single"/>
+        </w:rPr>
+        <w:hyperlink r:id="rId54" w:history="1">
+          <w:r>
+            <w:rPr>
+              <w:rStyle w:val="Hyperlink"/>
+            </w:rPr>
+            <w:t>Wereldmuseum</w:t>
+          </w:r>
+        </w:hyperlink>
+      </w:r>
+      <w:r>
+        <w:rPr>
+          <w:rFonts w:ascii="Charis SIL Regular" w:hAnsi="Charis SIL Regular" w:eastAsia="Charis SIL Regular"/>
+          <w:b w:val="0"/>
+          <w:i w:val="0"/>
+          <w:color w:val="0000FF"/>
+          <w:sz w:val="24"/>
+          <w:u w:val="single"/>
+        </w:rPr>
         <w:t xml:space="preserve"> </w:t>
       </w:r>
       <w:r>
         <w:rPr>
+          <w:rFonts w:ascii="Charis SIL Regular" w:hAnsi="Charis SIL Regular" w:eastAsia="Charis SIL Regular"/>
+          <w:b w:val="0"/>
+          <w:i w:val="0"/>
+          <w:color w:val="0000FF"/>
+          <w:sz w:val="24"/>
+          <w:u w:val="single"/>
+        </w:rPr>
+        <w:hyperlink r:id="rId54" w:history="1">
+          <w:r>
+            <w:rPr>
+              <w:rStyle w:val="Hyperlink"/>
+            </w:rPr>
+            <w:t>Amsterdam</w:t>
+          </w:r>
+        </w:hyperlink>
+      </w:r>
+      <w:r>
+        <w:rPr>
+          <w:rFonts w:ascii="Charis SIL Regular" w:hAnsi="Charis SIL Regular" w:eastAsia="Charis SIL Regular"/>
+          <w:b w:val="0"/>
+          <w:i w:val="0"/>
+          <w:color w:val="000000"/>
+          <w:sz w:val="24"/>
+        </w:rPr>
+        <w:t xml:space="preserve">. The </w:t>
+      </w:r>
+      <w:r>
+        <w:rPr>
+          <w:rFonts w:ascii="Charis SIL Regular" w:hAnsi="Charis SIL Regular" w:eastAsia="Charis SIL Regular"/>
+          <w:b w:val="0"/>
+          <w:i w:val="0"/>
+          <w:color w:val="000000"/>
+          <w:sz w:val="24"/>
+        </w:rPr>
+        <w:t xml:space="preserve">1903 expedition to the Gonini River resulted in series </w:t>
+      </w:r>
+      <w:r>
+        <w:rPr>
+          <w:rFonts w:ascii="Charis SIL Regular" w:hAnsi="Charis SIL Regular" w:eastAsia="Charis SIL Regular"/>
+          <w:b w:val="0"/>
+          <w:i w:val="0"/>
+          <w:color w:val="0000FF"/>
+          <w:sz w:val="24"/>
+          <w:u w:val="single"/>
+        </w:rPr>
+        <w:hyperlink r:id="rId55" w:history="1">
+          <w:r>
+            <w:rPr>
+              <w:rStyle w:val="Hyperlink"/>
+            </w:rPr>
+            <w:t>T</w:t>
+          </w:r>
+        </w:hyperlink>
+      </w:r>
+      <w:r>
+        <w:rPr>
+          <w:rFonts w:ascii="Charis SIL Regular" w:hAnsi="Charis SIL Regular" w:eastAsia="Charis SIL Regular"/>
+          <w:b w:val="0"/>
+          <w:i w:val="0"/>
+          <w:color w:val="0000FF"/>
+          <w:sz w:val="24"/>
+          <w:u w:val="single"/>
+        </w:rPr>
+        <w:hyperlink r:id="rId55" w:history="1">
+          <w:r>
+            <w:rPr>
+              <w:rStyle w:val="Hyperlink"/>
+            </w:rPr>
+            <w:t>M-401</w:t>
+          </w:r>
+        </w:hyperlink>
+      </w:r>
+      <w:r>
+        <w:rPr>
+          <w:rFonts w:ascii="Charis SIL Regular" w:hAnsi="Charis SIL Regular" w:eastAsia="Charis SIL Regular"/>
+          <w:b w:val="0"/>
+          <w:i w:val="0"/>
+          <w:color w:val="000000"/>
+          <w:sz w:val="24"/>
+        </w:rPr>
+        <w:t xml:space="preserve"> with 86 </w:t>
+      </w:r>
+      <w:r>
+        <w:rPr>
           <w:u w:val="single" w:color="0000ff"/>
           <w:rFonts w:ascii="Charis SIL Regular" w:hAnsi="Charis SIL Regular" w:eastAsia="Charis SIL Regular"/>
           <w:b w:val="0"/>
@@ -6643,12 +6982,67 @@
           <w:color w:val="000000"/>
           <w:sz w:val="24"/>
         </w:rPr>
-        <w:hyperlink r:id="rId51" w:history="1">
-          <w:r>
-            <w:rPr>
-              <w:rStyle w:val="Hyperlink"/>
-            </w:rPr>
-            <w:t xml:space="preserve">a large </w:t>
+        <w:hyperlink r:id="rId54" w:history="1">
+          <w:r>
+            <w:rPr>
+              <w:rStyle w:val="Hyperlink"/>
+            </w:rPr>
+            <w:t xml:space="preserve">objects, the </w:t>
+          </w:r>
+        </w:hyperlink>
+      </w:r>
+      <w:r>
+        <w:rPr>
+          <w:rFonts w:ascii="Charis SIL Regular" w:hAnsi="Charis SIL Regular" w:eastAsia="Charis SIL Regular"/>
+          <w:b w:val="0"/>
+          <w:i w:val="0"/>
+          <w:color w:val="000000"/>
+          <w:sz w:val="24"/>
+        </w:rPr>
+        <w:t xml:space="preserve">1904 </w:t>
+      </w:r>
+      <w:r>
+        <w:rPr>
+          <w:rFonts w:ascii="Charis SIL Regular" w:hAnsi="Charis SIL Regular" w:eastAsia="Charis SIL Regular"/>
+          <w:b w:val="0"/>
+          <w:i w:val="0"/>
+          <w:color w:val="000000"/>
+          <w:sz w:val="24"/>
+        </w:rPr>
+        <w:t xml:space="preserve">expedition to the Tapanahony River yielded series </w:t>
+      </w:r>
+      <w:r>
+        <w:rPr>
+          <w:rFonts w:ascii="Charis SIL Regular" w:hAnsi="Charis SIL Regular" w:eastAsia="Charis SIL Regular"/>
+          <w:b w:val="0"/>
+          <w:i w:val="0"/>
+          <w:color w:val="0000FF"/>
+          <w:sz w:val="24"/>
+        </w:rPr>
+        <w:hyperlink r:id="rId56" w:history="1">
+          <w:r>
+            <w:rPr>
+              <w:rStyle w:val="Hyperlink"/>
+            </w:rPr>
+            <w:t>TM</w:t>
+          </w:r>
+        </w:hyperlink>
+      </w:r>
+      <w:r>
+        <w:rPr>
+          <w:rFonts w:ascii="Charis SIL Regular" w:hAnsi="Charis SIL Regular" w:eastAsia="Charis SIL Regular"/>
+          <w:b w:val="0"/>
+          <w:i w:val="0"/>
+          <w:color w:val="0000FF"/>
+          <w:sz w:val="24"/>
+          <w:u w:val="single"/>
+        </w:rPr>
+        <w:hyperlink r:id="rId55" w:history="1">
+          <w:r>
+            <w:rPr>
+              <w:rStyle w:val="Hyperlink"/>
+            </w:rPr>
+            <w:t>-402</w:t>
           </w:r>
         </w:hyperlink>
       </w:r>
@@ -6661,14 +7055,34 @@
           <w:color w:val="000000"/>
           <w:sz w:val="24"/>
         </w:rPr>
-        <w:hyperlink r:id="rId51" w:history="1">
-          <w:r>
-            <w:rPr>
-              <w:rStyle w:val="Hyperlink"/>
-            </w:rPr>
-            <w:t>c</w:t>
-          </w:r>
-        </w:hyperlink>
+        <w:hyperlink r:id="rId55" w:history="1">
+          <w:r>
+            <w:rPr>
+              <w:rStyle w:val="Hyperlink"/>
+            </w:rPr>
+            <w:t xml:space="preserve"> co</w:t>
+          </w:r>
+        </w:hyperlink>
+      </w:r>
+      <w:r>
+        <w:rPr>
+          <w:rFonts w:ascii="Charis SIL Regular" w:hAnsi="Charis SIL Regular" w:eastAsia="Charis SIL Regular"/>
+          <w:b w:val="0"/>
+          <w:i w:val="0"/>
+          <w:color w:val="000000"/>
+          <w:sz w:val="24"/>
+        </w:rPr>
+        <w:t xml:space="preserve">mprising 493 objects and the </w:t>
+      </w:r>
+      <w:r>
+        <w:rPr>
+          <w:rFonts w:ascii="Charis SIL Regular" w:hAnsi="Charis SIL Regular" w:eastAsia="Charis SIL Regular"/>
+          <w:b w:val="0"/>
+          <w:i w:val="0"/>
+          <w:color w:val="000000"/>
+          <w:sz w:val="24"/>
+        </w:rPr>
+        <w:t>1907 expedition to the Tumuk Humak Mountains y</w:t>
       </w:r>
       <w:r>
         <w:rPr>
@@ -6679,44 +7093,109 @@
           <w:color w:val="000000"/>
           <w:sz w:val="24"/>
         </w:rPr>
-        <w:hyperlink r:id="rId51" w:history="1">
-          <w:r>
-            <w:rPr>
-              <w:rStyle w:val="Hyperlink"/>
-            </w:rPr>
-            <w:t>ollectio</w:t>
-          </w:r>
-        </w:hyperlink>
-      </w:r>
-      <w:r>
-        <w:rPr>
-          <w:rFonts w:ascii="Charis SIL Regular" w:hAnsi="Charis SIL Regular" w:eastAsia="Charis SIL Regular"/>
-          <w:b w:val="0"/>
-          <w:i w:val="0"/>
-          <w:color w:val="000000"/>
-          <w:sz w:val="24"/>
-        </w:rPr>
-        <w:t xml:space="preserve">n of Wayana and Aluku artifacts to the </w:t>
-      </w:r>
-      <w:r>
-        <w:rPr>
-          <w:rFonts w:ascii="Charis SIL Italic" w:hAnsi="Charis SIL Italic" w:eastAsia="Charis SIL Italic"/>
-          <w:b w:val="0"/>
-          <w:i/>
-          <w:color w:val="000000"/>
-          <w:sz w:val="24"/>
-        </w:rPr>
-        <w:t>Musée du Trocadéro</w:t>
-      </w:r>
-      <w:r>
-        <w:rPr>
-          <w:rFonts w:ascii="Charis SIL Regular" w:hAnsi="Charis SIL Regular" w:eastAsia="Charis SIL Regular"/>
-          <w:b w:val="0"/>
-          <w:i w:val="0"/>
-          <w:color w:val="000000"/>
-          <w:sz w:val="24"/>
-        </w:rPr>
-        <w:t xml:space="preserve">. Three of </w:t>
+        <w:hyperlink r:id="rId56" w:history="1">
+          <w:r>
+            <w:rPr>
+              <w:rStyle w:val="Hyperlink"/>
+            </w:rPr>
+            <w:t>ielded s</w:t>
+          </w:r>
+        </w:hyperlink>
+      </w:r>
+      <w:r>
+        <w:rPr>
+          <w:rFonts w:ascii="Charis SIL Regular" w:hAnsi="Charis SIL Regular" w:eastAsia="Charis SIL Regular"/>
+          <w:b w:val="0"/>
+          <w:i w:val="0"/>
+          <w:color w:val="000000"/>
+          <w:sz w:val="24"/>
+        </w:rPr>
+        <w:t xml:space="preserve">eries </w:t>
+      </w:r>
+      <w:r>
+        <w:rPr>
+          <w:rFonts w:ascii="Charis SIL Regular" w:hAnsi="Charis SIL Regular" w:eastAsia="Charis SIL Regular"/>
+          <w:b w:val="0"/>
+          <w:i w:val="0"/>
+          <w:color w:val="0000FF"/>
+          <w:sz w:val="24"/>
+          <w:u w:val="single"/>
+        </w:rPr>
+        <w:hyperlink r:id="rId57" w:history="1">
+          <w:r>
+            <w:rPr>
+              <w:rStyle w:val="Hyperlink"/>
+            </w:rPr>
+            <w:t>TM-403</w:t>
+          </w:r>
+        </w:hyperlink>
+      </w:r>
+      <w:r>
+        <w:rPr>
+          <w:rFonts w:ascii="Charis SIL Regular" w:hAnsi="Charis SIL Regular" w:eastAsia="Charis SIL Regular"/>
+          <w:b w:val="0"/>
+          <w:i w:val="0"/>
+          <w:color w:val="000000"/>
+          <w:sz w:val="24"/>
+        </w:rPr>
+        <w:t xml:space="preserve"> with 186 objects. A </w:t>
+      </w:r>
+      <w:r>
+        <w:rPr>
+          <w:rFonts w:ascii="Charis SIL Regular" w:hAnsi="Charis SIL Regular" w:eastAsia="Charis SIL Regular"/>
+          <w:b w:val="0"/>
+          <w:i w:val="0"/>
+          <w:color w:val="0000FF"/>
+          <w:sz w:val="24"/>
+          <w:u w:val="single"/>
+        </w:rPr>
+        <w:hyperlink r:id="rId58" w:history="1">
+          <w:r>
+            <w:rPr>
+              <w:rStyle w:val="Hyperlink"/>
+            </w:rPr>
+            <w:t>jewellery</w:t>
+          </w:r>
+        </w:hyperlink>
+      </w:r>
+      <w:r>
+        <w:rPr>
+          <w:rFonts w:ascii="Charis SIL Regular" w:hAnsi="Charis SIL Regular" w:eastAsia="Charis SIL Regular"/>
+          <w:b w:val="0"/>
+          <w:i w:val="0"/>
+          <w:color w:val="0000FF"/>
+          <w:sz w:val="24"/>
+          <w:u w:val="single"/>
+        </w:rPr>
+        <w:t xml:space="preserve"> </w:t>
+      </w:r>
+      <w:r>
+        <w:rPr>
+          <w:rFonts w:ascii="Charis SIL Regular" w:hAnsi="Charis SIL Regular" w:eastAsia="Charis SIL Regular"/>
+          <w:b w:val="0"/>
+          <w:i w:val="0"/>
+          <w:color w:val="0000FF"/>
+          <w:sz w:val="24"/>
+          <w:u w:val="single"/>
+        </w:rPr>
+        <w:hyperlink r:id="rId58" w:history="1">
+          <w:r>
+            <w:rPr>
+              <w:rStyle w:val="Hyperlink"/>
+            </w:rPr>
+            <w:t>box</w:t>
+          </w:r>
+        </w:hyperlink>
+      </w:r>
+      <w:r>
+        <w:rPr>
+          <w:rFonts w:ascii="Charis SIL Regular" w:hAnsi="Charis SIL Regular" w:eastAsia="Charis SIL Regular"/>
+          <w:b w:val="0"/>
+          <w:i w:val="0"/>
+          <w:color w:val="000000"/>
+          <w:sz w:val="24"/>
+        </w:rPr>
+        <w:t xml:space="preserve"> referencing the Gonini expedition is part of the co</w:t>
       </w:r>
       <w:r>
         <w:rPr>
@@ -6727,60 +7206,133 @@
           <w:color w:val="000000"/>
           <w:sz w:val="24"/>
         </w:rPr>
-        <w:hyperlink r:id="rId52" w:history="1">
-          <w:r>
-            <w:rPr>
-              <w:rStyle w:val="Hyperlink"/>
-            </w:rPr>
-            <w:t>the eigh</w:t>
-          </w:r>
-        </w:hyperlink>
-      </w:r>
-      <w:r>
-        <w:rPr>
-          <w:rFonts w:ascii="Charis SIL Regular" w:hAnsi="Charis SIL Regular" w:eastAsia="Charis SIL Regular"/>
-          <w:b w:val="0"/>
-          <w:i w:val="0"/>
-          <w:color w:val="000000"/>
-          <w:sz w:val="24"/>
-        </w:rPr>
-        <w:t xml:space="preserve">t expeditions to Suriname organised shortly after the turn of the century under the </w:t>
-      </w:r>
-      <w:r>
-        <w:rPr>
-          <w:rFonts w:ascii="Charis SIL Regular" w:hAnsi="Charis SIL Regular" w:eastAsia="Charis SIL Regular"/>
-          <w:b w:val="0"/>
-          <w:i w:val="0"/>
-          <w:color w:val="000000"/>
-          <w:sz w:val="24"/>
-        </w:rPr>
-        <w:t xml:space="preserve">auspices of the Royal Dutch Geographical Society (KNAG) yielded extensive ethnographic </w:t>
-      </w:r>
-      <w:r>
-        <w:rPr>
-          <w:rFonts w:ascii="Charis SIL Regular" w:hAnsi="Charis SIL Regular" w:eastAsia="Charis SIL Regular"/>
-          <w:b w:val="0"/>
-          <w:i w:val="0"/>
-          <w:color w:val="000000"/>
-          <w:sz w:val="24"/>
-        </w:rPr>
-        <w:t xml:space="preserve">collections, which are now part of the collection of the </w:t>
-      </w:r>
-      <w:r>
-        <w:rPr>
-          <w:rFonts w:ascii="Charis SIL Regular" w:hAnsi="Charis SIL Regular" w:eastAsia="Charis SIL Regular"/>
-          <w:b w:val="0"/>
-          <w:i w:val="0"/>
-          <w:color w:val="0000FF"/>
-          <w:sz w:val="24"/>
-          <w:u w:val="single"/>
-        </w:rPr>
-        <w:hyperlink r:id="rId53" w:history="1">
-          <w:r>
-            <w:rPr>
-              <w:rStyle w:val="Hyperlink"/>
-            </w:rPr>
-            <w:t>Wereldmuseum</w:t>
+        <w:t>l</w:t>
+      </w:r>
+      <w:r>
+        <w:rPr>
+          <w:u w:val="single" w:color="0000ff"/>
+          <w:rFonts w:ascii="Charis SIL Regular" w:hAnsi="Charis SIL Regular" w:eastAsia="Charis SIL Regular"/>
+          <w:b w:val="0"/>
+          <w:i w:val="0"/>
+          <w:color w:val="000000"/>
+          <w:sz w:val="24"/>
+        </w:rPr>
+        <w:hyperlink r:id="rId57" w:history="1">
+          <w:r>
+            <w:rPr>
+              <w:rStyle w:val="Hyperlink"/>
+            </w:rPr>
+            <w:t xml:space="preserve">lection </w:t>
+          </w:r>
+        </w:hyperlink>
+      </w:r>
+      <w:r>
+        <w:rPr>
+          <w:rFonts w:ascii="Charis SIL Regular" w:hAnsi="Charis SIL Regular" w:eastAsia="Charis SIL Regular"/>
+          <w:b w:val="0"/>
+          <w:i w:val="0"/>
+          <w:color w:val="000000"/>
+          <w:sz w:val="24"/>
+        </w:rPr>
+        <w:t xml:space="preserve">of the </w:t>
+      </w:r>
+      <w:r>
+        <w:rPr>
+          <w:rFonts w:ascii="Charis SIL Regular" w:hAnsi="Charis SIL Regular" w:eastAsia="Charis SIL Regular"/>
+          <w:b w:val="0"/>
+          <w:i w:val="0"/>
+          <w:color w:val="0000FF"/>
+          <w:sz w:val="24"/>
+          <w:u w:val="single"/>
+        </w:rPr>
+        <w:hyperlink r:id="rId59" w:history="1">
+          <w:r>
+            <w:rPr>
+              <w:rStyle w:val="Hyperlink"/>
+            </w:rPr>
+            <w:t xml:space="preserve">Rijksmuseum </w:t>
+          </w:r>
+        </w:hyperlink>
+      </w:r>
+      <w:r>
+        <w:rPr>
+          <w:rFonts w:ascii="Charis SIL Regular" w:hAnsi="Charis SIL Regular" w:eastAsia="Charis SIL Regular"/>
+          <w:b w:val="0"/>
+          <w:i w:val="0"/>
+          <w:color w:val="0000FF"/>
+          <w:sz w:val="24"/>
+          <w:u w:val="single"/>
+        </w:rPr>
+        <w:hyperlink r:id="rId58" w:history="1">
+          <w:r>
+            <w:rPr>
+              <w:rStyle w:val="Hyperlink"/>
+            </w:rPr>
+            <w:t>Amsterda</w:t>
+          </w:r>
+        </w:hyperlink>
+      </w:r>
+      <w:r>
+        <w:rPr>
+          <w:rFonts w:ascii="Charis SIL Regular" w:hAnsi="Charis SIL Regular" w:eastAsia="Charis SIL Regular"/>
+          <w:b w:val="0"/>
+          <w:i w:val="0"/>
+          <w:color w:val="0000FF"/>
+          <w:sz w:val="24"/>
+          <w:u w:val="single"/>
+        </w:rPr>
+        <w:hyperlink r:id="rId58" w:history="1">
+          <w:r>
+            <w:rPr>
+              <w:rStyle w:val="Hyperlink"/>
+            </w:rPr>
+            <w:t>m</w:t>
+          </w:r>
+        </w:hyperlink>
+      </w:r>
+      <w:r>
+        <w:rPr>
+          <w:u w:val="single" w:color="0000ff"/>
+          <w:rFonts w:ascii="Charis SIL Regular" w:hAnsi="Charis SIL Regular" w:eastAsia="Charis SIL Regular"/>
+          <w:b w:val="0"/>
+          <w:i w:val="0"/>
+          <w:color w:val="000000"/>
+          <w:sz w:val="24"/>
+        </w:rPr>
+        <w:hyperlink r:id="rId58" w:history="1">
+          <w:r>
+            <w:rPr>
+              <w:rStyle w:val="Hyperlink"/>
+            </w:rPr>
+            <w:t>. I</w:t>
+          </w:r>
+        </w:hyperlink>
+      </w:r>
+      <w:r>
+        <w:rPr>
+          <w:rFonts w:ascii="Charis SIL Regular" w:hAnsi="Charis SIL Regular" w:eastAsia="Charis SIL Regular"/>
+          <w:b w:val="0"/>
+          <w:i w:val="0"/>
+          <w:color w:val="000000"/>
+          <w:sz w:val="24"/>
+        </w:rPr>
+        <w:t xml:space="preserve">n 1904 expedition member </w:t>
+      </w:r>
+      <w:r>
+        <w:rPr>
+          <w:rFonts w:ascii="Charis SIL Regular" w:hAnsi="Charis SIL Regular" w:eastAsia="Charis SIL Regular"/>
+          <w:b w:val="0"/>
+          <w:i w:val="0"/>
+          <w:color w:val="0000FF"/>
+          <w:sz w:val="24"/>
+          <w:u w:val="single"/>
+        </w:rPr>
+        <w:hyperlink r:id="rId60" w:history="1">
+          <w:r>
+            <w:rPr>
+              <w:rStyle w:val="Hyperlink"/>
+            </w:rPr>
+            <w:t>Claudius</w:t>
           </w:r>
         </w:hyperlink>
       </w:r>
@@ -6804,70 +7356,53 @@
           <w:sz w:val="24"/>
           <w:u w:val="single"/>
         </w:rPr>
-        <w:hyperlink r:id="rId53" w:history="1">
-          <w:r>
-            <w:rPr>
-              <w:rStyle w:val="Hyperlink"/>
-            </w:rPr>
-            <w:t>Amsterdam</w:t>
-          </w:r>
-        </w:hyperlink>
-      </w:r>
-      <w:r>
-        <w:rPr>
-          <w:rFonts w:ascii="Charis SIL Regular" w:hAnsi="Charis SIL Regular" w:eastAsia="Charis SIL Regular"/>
-          <w:b w:val="0"/>
-          <w:i w:val="0"/>
-          <w:color w:val="000000"/>
-          <w:sz w:val="24"/>
-        </w:rPr>
-        <w:t xml:space="preserve">. The </w:t>
-      </w:r>
-      <w:r>
-        <w:rPr>
-          <w:rFonts w:ascii="Charis SIL Regular" w:hAnsi="Charis SIL Regular" w:eastAsia="Charis SIL Regular"/>
-          <w:b w:val="0"/>
-          <w:i w:val="0"/>
-          <w:color w:val="000000"/>
-          <w:sz w:val="24"/>
-        </w:rPr>
-        <w:t xml:space="preserve">1903 expedition to the Gonini River resulted in series </w:t>
-      </w:r>
-      <w:r>
-        <w:rPr>
-          <w:rFonts w:ascii="Charis SIL Regular" w:hAnsi="Charis SIL Regular" w:eastAsia="Charis SIL Regular"/>
-          <w:b w:val="0"/>
-          <w:i w:val="0"/>
-          <w:color w:val="0000FF"/>
-          <w:sz w:val="24"/>
-          <w:u w:val="single"/>
-        </w:rPr>
-        <w:hyperlink r:id="rId54" w:history="1">
-          <w:r>
-            <w:rPr>
-              <w:rStyle w:val="Hyperlink"/>
-            </w:rPr>
-            <w:t>T</w:t>
-          </w:r>
-        </w:hyperlink>
-      </w:r>
-      <w:r>
-        <w:rPr>
-          <w:rFonts w:ascii="Charis SIL Regular" w:hAnsi="Charis SIL Regular" w:eastAsia="Charis SIL Regular"/>
-          <w:b w:val="0"/>
-          <w:i w:val="0"/>
-          <w:color w:val="0000FF"/>
-          <w:sz w:val="24"/>
-          <w:u w:val="single"/>
-        </w:rPr>
-        <w:hyperlink r:id="rId54" w:history="1">
-          <w:r>
-            <w:rPr>
-              <w:rStyle w:val="Hyperlink"/>
-            </w:rPr>
-            <w:t>M-401</w:t>
-          </w:r>
-        </w:hyperlink>
+        <w:hyperlink r:id="rId60" w:history="1">
+          <w:r>
+            <w:rPr>
+              <w:rStyle w:val="Hyperlink"/>
+            </w:rPr>
+            <w:t>de</w:t>
+          </w:r>
+        </w:hyperlink>
+      </w:r>
+      <w:r>
+        <w:rPr>
+          <w:rFonts w:ascii="Charis SIL Regular" w:hAnsi="Charis SIL Regular" w:eastAsia="Charis SIL Regular"/>
+          <w:b w:val="0"/>
+          <w:i w:val="0"/>
+          <w:color w:val="0000FF"/>
+          <w:sz w:val="24"/>
+          <w:u w:val="single"/>
+        </w:rPr>
+        <w:t xml:space="preserve"> </w:t>
+      </w:r>
+      <w:r>
+        <w:rPr>
+          <w:rFonts w:ascii="Charis SIL Regular" w:hAnsi="Charis SIL Regular" w:eastAsia="Charis SIL Regular"/>
+          <w:b w:val="0"/>
+          <w:i w:val="0"/>
+          <w:color w:val="0000FF"/>
+          <w:sz w:val="24"/>
+          <w:u w:val="single"/>
+        </w:rPr>
+        <w:hyperlink r:id="rId60" w:history="1">
+          <w:r>
+            <w:rPr>
+              <w:rStyle w:val="Hyperlink"/>
+            </w:rPr>
+            <w:t>Goeje</w:t>
+          </w:r>
+        </w:hyperlink>
+      </w:r>
+      <w:r>
+        <w:rPr>
+          <w:rFonts w:ascii="Charis SIL Regular" w:hAnsi="Charis SIL Regular" w:eastAsia="Charis SIL Regular"/>
+          <w:b w:val="0"/>
+          <w:i w:val="0"/>
+          <w:color w:val="000000"/>
+          <w:sz w:val="24"/>
+        </w:rPr>
+        <w:t xml:space="preserve"> donated a personal</w:t>
       </w:r>
       <w:r>
         <w:rPr>
@@ -6878,12 +7413,12 @@
           <w:color w:val="000000"/>
           <w:sz w:val="24"/>
         </w:rPr>
-        <w:hyperlink r:id="rId53" w:history="1">
-          <w:r>
-            <w:rPr>
-              <w:rStyle w:val="Hyperlink"/>
-            </w:rPr>
-            <w:t xml:space="preserve"> with 86 </w:t>
+        <w:hyperlink r:id="rId59" w:history="1">
+          <w:r>
+            <w:rPr>
+              <w:rStyle w:val="Hyperlink"/>
+            </w:rPr>
+            <w:t xml:space="preserve"> collection to </w:t>
           </w:r>
         </w:hyperlink>
       </w:r>
@@ -6896,70 +7431,24 @@
           <w:color w:val="000000"/>
           <w:sz w:val="24"/>
         </w:rPr>
-        <w:hyperlink r:id="rId53" w:history="1">
-          <w:r>
-            <w:rPr>
-              <w:rStyle w:val="Hyperlink"/>
-            </w:rPr>
-            <w:t xml:space="preserve">objects, the </w:t>
-          </w:r>
-        </w:hyperlink>
-      </w:r>
-      <w:r>
-        <w:rPr>
-          <w:rFonts w:ascii="Charis SIL Regular" w:hAnsi="Charis SIL Regular" w:eastAsia="Charis SIL Regular"/>
-          <w:b w:val="0"/>
-          <w:i w:val="0"/>
-          <w:color w:val="000000"/>
-          <w:sz w:val="24"/>
-        </w:rPr>
-        <w:t xml:space="preserve">1904 </w:t>
-      </w:r>
-      <w:r>
-        <w:rPr>
-          <w:rFonts w:ascii="Charis SIL Regular" w:hAnsi="Charis SIL Regular" w:eastAsia="Charis SIL Regular"/>
-          <w:b w:val="0"/>
-          <w:i w:val="0"/>
-          <w:color w:val="000000"/>
-          <w:sz w:val="24"/>
-        </w:rPr>
-        <w:t xml:space="preserve">expedition to the Tapanahony River yielded series </w:t>
-      </w:r>
-      <w:r>
-        <w:rPr>
-          <w:rFonts w:ascii="Charis SIL Regular" w:hAnsi="Charis SIL Regular" w:eastAsia="Charis SIL Regular"/>
-          <w:b w:val="0"/>
-          <w:i w:val="0"/>
-          <w:color w:val="0000FF"/>
-          <w:sz w:val="24"/>
-          <w:u w:val="single"/>
-        </w:rPr>
-        <w:hyperlink r:id="rId55" w:history="1">
-          <w:r>
-            <w:rPr>
-              <w:rStyle w:val="Hyperlink"/>
-            </w:rPr>
-            <w:t>TM</w:t>
-          </w:r>
-        </w:hyperlink>
-      </w:r>
-      <w:r>
-        <w:rPr>
-          <w:rFonts w:ascii="Charis SIL Regular" w:hAnsi="Charis SIL Regular" w:eastAsia="Charis SIL Regular"/>
-          <w:b w:val="0"/>
-          <w:i w:val="0"/>
-          <w:color w:val="0000FF"/>
-          <w:sz w:val="24"/>
-          <w:u w:val="single"/>
-        </w:rPr>
-        <w:hyperlink r:id="rId54" w:history="1">
-          <w:r>
-            <w:rPr>
-              <w:rStyle w:val="Hyperlink"/>
-            </w:rPr>
-            <w:t>-402</w:t>
-          </w:r>
-        </w:hyperlink>
+        <w:hyperlink r:id="rId59" w:history="1">
+          <w:r>
+            <w:rPr>
+              <w:rStyle w:val="Hyperlink"/>
+            </w:rPr>
+            <w:t>the museum</w:t>
+          </w:r>
+        </w:hyperlink>
+      </w:r>
+      <w:r>
+        <w:rPr>
+          <w:rFonts w:ascii="Charis SIL Regular" w:hAnsi="Charis SIL Regular" w:eastAsia="Charis SIL Regular"/>
+          <w:b w:val="0"/>
+          <w:i w:val="0"/>
+          <w:color w:val="000000"/>
+          <w:sz w:val="24"/>
+        </w:rPr>
+        <w:t xml:space="preserve"> in Leiden, where it was cata</w:t>
       </w:r>
       <w:r>
         <w:rPr>
@@ -6970,34 +7459,14 @@
           <w:color w:val="000000"/>
           <w:sz w:val="24"/>
         </w:rPr>
-        <w:hyperlink r:id="rId54" w:history="1">
-          <w:r>
-            <w:rPr>
-              <w:rStyle w:val="Hyperlink"/>
-            </w:rPr>
-            <w:t xml:space="preserve"> co</w:t>
-          </w:r>
-        </w:hyperlink>
-      </w:r>
-      <w:r>
-        <w:rPr>
-          <w:rFonts w:ascii="Charis SIL Regular" w:hAnsi="Charis SIL Regular" w:eastAsia="Charis SIL Regular"/>
-          <w:b w:val="0"/>
-          <w:i w:val="0"/>
-          <w:color w:val="000000"/>
-          <w:sz w:val="24"/>
-        </w:rPr>
-        <w:t xml:space="preserve">mprising 493 objects and the </w:t>
-      </w:r>
-      <w:r>
-        <w:rPr>
-          <w:rFonts w:ascii="Charis SIL Regular" w:hAnsi="Charis SIL Regular" w:eastAsia="Charis SIL Regular"/>
-          <w:b w:val="0"/>
-          <w:i w:val="0"/>
-          <w:color w:val="000000"/>
-          <w:sz w:val="24"/>
-        </w:rPr>
-        <w:t>1907 expedition to the Tumuk Humak Mountains y</w:t>
+        <w:hyperlink r:id="rId60" w:history="1">
+          <w:r>
+            <w:rPr>
+              <w:rStyle w:val="Hyperlink"/>
+            </w:rPr>
+            <w:t>logued u</w:t>
+          </w:r>
+        </w:hyperlink>
       </w:r>
       <w:r>
         <w:rPr>
@@ -7008,109 +7477,14 @@
           <w:color w:val="000000"/>
           <w:sz w:val="24"/>
         </w:rPr>
-        <w:hyperlink r:id="rId55" w:history="1">
-          <w:r>
-            <w:rPr>
-              <w:rStyle w:val="Hyperlink"/>
-            </w:rPr>
-            <w:t>ielded s</w:t>
-          </w:r>
-        </w:hyperlink>
-      </w:r>
-      <w:r>
-        <w:rPr>
-          <w:rFonts w:ascii="Charis SIL Regular" w:hAnsi="Charis SIL Regular" w:eastAsia="Charis SIL Regular"/>
-          <w:b w:val="0"/>
-          <w:i w:val="0"/>
-          <w:color w:val="000000"/>
-          <w:sz w:val="24"/>
-        </w:rPr>
-        <w:t xml:space="preserve">eries </w:t>
-      </w:r>
-      <w:r>
-        <w:rPr>
-          <w:rFonts w:ascii="Charis SIL Regular" w:hAnsi="Charis SIL Regular" w:eastAsia="Charis SIL Regular"/>
-          <w:b w:val="0"/>
-          <w:i w:val="0"/>
-          <w:color w:val="0000FF"/>
-          <w:sz w:val="24"/>
-          <w:u w:val="single"/>
-        </w:rPr>
-        <w:hyperlink r:id="rId56" w:history="1">
-          <w:r>
-            <w:rPr>
-              <w:rStyle w:val="Hyperlink"/>
-            </w:rPr>
-            <w:t>TM-403</w:t>
-          </w:r>
-        </w:hyperlink>
-      </w:r>
-      <w:r>
-        <w:rPr>
-          <w:rFonts w:ascii="Charis SIL Regular" w:hAnsi="Charis SIL Regular" w:eastAsia="Charis SIL Regular"/>
-          <w:b w:val="0"/>
-          <w:i w:val="0"/>
-          <w:color w:val="000000"/>
-          <w:sz w:val="24"/>
-        </w:rPr>
-        <w:t xml:space="preserve"> with 186 objects. A </w:t>
-      </w:r>
-      <w:r>
-        <w:rPr>
-          <w:rFonts w:ascii="Charis SIL Regular" w:hAnsi="Charis SIL Regular" w:eastAsia="Charis SIL Regular"/>
-          <w:b w:val="0"/>
-          <w:i w:val="0"/>
-          <w:color w:val="0000FF"/>
-          <w:sz w:val="24"/>
-          <w:u w:val="single"/>
-        </w:rPr>
-        <w:hyperlink r:id="rId57" w:history="1">
-          <w:r>
-            <w:rPr>
-              <w:rStyle w:val="Hyperlink"/>
-            </w:rPr>
-            <w:t>jewellery</w:t>
-          </w:r>
-        </w:hyperlink>
-      </w:r>
-      <w:r>
-        <w:rPr>
-          <w:rFonts w:ascii="Charis SIL Regular" w:hAnsi="Charis SIL Regular" w:eastAsia="Charis SIL Regular"/>
-          <w:b w:val="0"/>
-          <w:i w:val="0"/>
-          <w:color w:val="0000FF"/>
-          <w:sz w:val="24"/>
-          <w:u w:val="single"/>
-        </w:rPr>
-        <w:t xml:space="preserve"> </w:t>
-      </w:r>
-      <w:r>
-        <w:rPr>
-          <w:rFonts w:ascii="Charis SIL Regular" w:hAnsi="Charis SIL Regular" w:eastAsia="Charis SIL Regular"/>
-          <w:b w:val="0"/>
-          <w:i w:val="0"/>
-          <w:color w:val="0000FF"/>
-          <w:sz w:val="24"/>
-          <w:u w:val="single"/>
-        </w:rPr>
-        <w:hyperlink r:id="rId57" w:history="1">
-          <w:r>
-            <w:rPr>
-              <w:rStyle w:val="Hyperlink"/>
-            </w:rPr>
-            <w:t>box</w:t>
-          </w:r>
-        </w:hyperlink>
-      </w:r>
-      <w:r>
-        <w:rPr>
-          <w:rFonts w:ascii="Charis SIL Regular" w:hAnsi="Charis SIL Regular" w:eastAsia="Charis SIL Regular"/>
-          <w:b w:val="0"/>
-          <w:i w:val="0"/>
-          <w:color w:val="000000"/>
-          <w:sz w:val="24"/>
-        </w:rPr>
-        <w:t xml:space="preserve"> referencing the Gonini expedition is part of the co</w:t>
+        <w:hyperlink r:id="rId60" w:history="1">
+          <w:r>
+            <w:rPr>
+              <w:rStyle w:val="Hyperlink"/>
+            </w:rPr>
+            <w:t>n</w:t>
+          </w:r>
+        </w:hyperlink>
       </w:r>
       <w:r>
         <w:rPr>
@@ -7121,7 +7495,14 @@
           <w:color w:val="000000"/>
           <w:sz w:val="24"/>
         </w:rPr>
-        <w:t>l</w:t>
+        <w:hyperlink r:id="rId60" w:history="1">
+          <w:r>
+            <w:rPr>
+              <w:rStyle w:val="Hyperlink"/>
+            </w:rPr>
+            <w:t>de</w:t>
+          </w:r>
+        </w:hyperlink>
       </w:r>
       <w:r>
         <w:rPr>
@@ -7132,296 +7513,7 @@
           <w:color w:val="000000"/>
           <w:sz w:val="24"/>
         </w:rPr>
-        <w:hyperlink r:id="rId56" w:history="1">
-          <w:r>
-            <w:rPr>
-              <w:rStyle w:val="Hyperlink"/>
-            </w:rPr>
-            <w:t xml:space="preserve">lection </w:t>
-          </w:r>
-        </w:hyperlink>
-      </w:r>
-      <w:r>
-        <w:rPr>
-          <w:rFonts w:ascii="Charis SIL Regular" w:hAnsi="Charis SIL Regular" w:eastAsia="Charis SIL Regular"/>
-          <w:b w:val="0"/>
-          <w:i w:val="0"/>
-          <w:color w:val="000000"/>
-          <w:sz w:val="24"/>
-        </w:rPr>
-        <w:t xml:space="preserve">of the </w:t>
-      </w:r>
-      <w:r>
-        <w:rPr>
-          <w:rFonts w:ascii="Charis SIL Regular" w:hAnsi="Charis SIL Regular" w:eastAsia="Charis SIL Regular"/>
-          <w:b w:val="0"/>
-          <w:i w:val="0"/>
-          <w:color w:val="0000FF"/>
-          <w:sz w:val="24"/>
-          <w:u w:val="single"/>
-        </w:rPr>
-        <w:hyperlink r:id="rId58" w:history="1">
-          <w:r>
-            <w:rPr>
-              <w:rStyle w:val="Hyperlink"/>
-            </w:rPr>
-            <w:t xml:space="preserve">Rijksmuseum </w:t>
-          </w:r>
-        </w:hyperlink>
-      </w:r>
-      <w:r>
-        <w:rPr>
-          <w:rFonts w:ascii="Charis SIL Regular" w:hAnsi="Charis SIL Regular" w:eastAsia="Charis SIL Regular"/>
-          <w:b w:val="0"/>
-          <w:i w:val="0"/>
-          <w:color w:val="0000FF"/>
-          <w:sz w:val="24"/>
-          <w:u w:val="single"/>
-        </w:rPr>
-        <w:hyperlink r:id="rId57" w:history="1">
-          <w:r>
-            <w:rPr>
-              <w:rStyle w:val="Hyperlink"/>
-            </w:rPr>
-            <w:t>Amsterda</w:t>
-          </w:r>
-        </w:hyperlink>
-      </w:r>
-      <w:r>
-        <w:rPr>
-          <w:rFonts w:ascii="Charis SIL Regular" w:hAnsi="Charis SIL Regular" w:eastAsia="Charis SIL Regular"/>
-          <w:b w:val="0"/>
-          <w:i w:val="0"/>
-          <w:color w:val="0000FF"/>
-          <w:sz w:val="24"/>
-          <w:u w:val="single"/>
-        </w:rPr>
-        <w:hyperlink r:id="rId58" w:history="1">
-          <w:r>
-            <w:rPr>
-              <w:rStyle w:val="Hyperlink"/>
-            </w:rPr>
-            <w:t>m</w:t>
-          </w:r>
-        </w:hyperlink>
-      </w:r>
-      <w:r>
-        <w:rPr>
-          <w:u w:val="single" w:color="0000ff"/>
-          <w:rFonts w:ascii="Charis SIL Regular" w:hAnsi="Charis SIL Regular" w:eastAsia="Charis SIL Regular"/>
-          <w:b w:val="0"/>
-          <w:i w:val="0"/>
-          <w:color w:val="000000"/>
-          <w:sz w:val="24"/>
-        </w:rPr>
-        <w:hyperlink r:id="rId57" w:history="1">
-          <w:r>
-            <w:rPr>
-              <w:rStyle w:val="Hyperlink"/>
-            </w:rPr>
-            <w:t>. I</w:t>
-          </w:r>
-        </w:hyperlink>
-      </w:r>
-      <w:r>
-        <w:rPr>
-          <w:rFonts w:ascii="Charis SIL Regular" w:hAnsi="Charis SIL Regular" w:eastAsia="Charis SIL Regular"/>
-          <w:b w:val="0"/>
-          <w:i w:val="0"/>
-          <w:color w:val="000000"/>
-          <w:sz w:val="24"/>
-        </w:rPr>
-        <w:t xml:space="preserve">n 1904 expedition member </w:t>
-      </w:r>
-      <w:r>
-        <w:rPr>
-          <w:rFonts w:ascii="Charis SIL Regular" w:hAnsi="Charis SIL Regular" w:eastAsia="Charis SIL Regular"/>
-          <w:b w:val="0"/>
-          <w:i w:val="0"/>
-          <w:color w:val="0000FF"/>
-          <w:sz w:val="24"/>
-          <w:u w:val="single"/>
-        </w:rPr>
-        <w:hyperlink r:id="rId59" w:history="1">
-          <w:r>
-            <w:rPr>
-              <w:rStyle w:val="Hyperlink"/>
-            </w:rPr>
-            <w:t>Claudius</w:t>
-          </w:r>
-        </w:hyperlink>
-      </w:r>
-      <w:r>
-        <w:rPr>
-          <w:rFonts w:ascii="Charis SIL Regular" w:hAnsi="Charis SIL Regular" w:eastAsia="Charis SIL Regular"/>
-          <w:b w:val="0"/>
-          <w:i w:val="0"/>
-          <w:color w:val="0000FF"/>
-          <w:sz w:val="24"/>
-          <w:u w:val="single"/>
-        </w:rPr>
-        <w:t xml:space="preserve"> </w:t>
-      </w:r>
-      <w:r>
-        <w:rPr>
-          <w:rFonts w:ascii="Charis SIL Regular" w:hAnsi="Charis SIL Regular" w:eastAsia="Charis SIL Regular"/>
-          <w:b w:val="0"/>
-          <w:i w:val="0"/>
-          <w:color w:val="0000FF"/>
-          <w:sz w:val="24"/>
-          <w:u w:val="single"/>
-        </w:rPr>
-        <w:hyperlink r:id="rId59" w:history="1">
-          <w:r>
-            <w:rPr>
-              <w:rStyle w:val="Hyperlink"/>
-            </w:rPr>
-            <w:t>de</w:t>
-          </w:r>
-        </w:hyperlink>
-      </w:r>
-      <w:r>
-        <w:rPr>
-          <w:rFonts w:ascii="Charis SIL Regular" w:hAnsi="Charis SIL Regular" w:eastAsia="Charis SIL Regular"/>
-          <w:b w:val="0"/>
-          <w:i w:val="0"/>
-          <w:color w:val="0000FF"/>
-          <w:sz w:val="24"/>
-          <w:u w:val="single"/>
-        </w:rPr>
-        <w:t xml:space="preserve"> </w:t>
-      </w:r>
-      <w:r>
-        <w:rPr>
-          <w:rFonts w:ascii="Charis SIL Regular" w:hAnsi="Charis SIL Regular" w:eastAsia="Charis SIL Regular"/>
-          <w:b w:val="0"/>
-          <w:i w:val="0"/>
-          <w:color w:val="0000FF"/>
-          <w:sz w:val="24"/>
-          <w:u w:val="single"/>
-        </w:rPr>
-        <w:hyperlink r:id="rId59" w:history="1">
-          <w:r>
-            <w:rPr>
-              <w:rStyle w:val="Hyperlink"/>
-            </w:rPr>
-            <w:t>Goeje</w:t>
-          </w:r>
-        </w:hyperlink>
-      </w:r>
-      <w:r>
-        <w:rPr>
-          <w:rFonts w:ascii="Charis SIL Regular" w:hAnsi="Charis SIL Regular" w:eastAsia="Charis SIL Regular"/>
-          <w:b w:val="0"/>
-          <w:i w:val="0"/>
-          <w:color w:val="000000"/>
-          <w:sz w:val="24"/>
-        </w:rPr>
-        <w:t xml:space="preserve"> donated a personal</w:t>
-      </w:r>
-      <w:r>
-        <w:rPr>
-          <w:u w:val="single" w:color="0000ff"/>
-          <w:rFonts w:ascii="Charis SIL Regular" w:hAnsi="Charis SIL Regular" w:eastAsia="Charis SIL Regular"/>
-          <w:b w:val="0"/>
-          <w:i w:val="0"/>
-          <w:color w:val="000000"/>
-          <w:sz w:val="24"/>
-        </w:rPr>
-        <w:hyperlink r:id="rId58" w:history="1">
-          <w:r>
-            <w:rPr>
-              <w:rStyle w:val="Hyperlink"/>
-            </w:rPr>
-            <w:t xml:space="preserve"> collection to </w:t>
-          </w:r>
-        </w:hyperlink>
-      </w:r>
-      <w:r>
-        <w:rPr>
-          <w:u w:val="single" w:color="0000ff"/>
-          <w:rFonts w:ascii="Charis SIL Regular" w:hAnsi="Charis SIL Regular" w:eastAsia="Charis SIL Regular"/>
-          <w:b w:val="0"/>
-          <w:i w:val="0"/>
-          <w:color w:val="000000"/>
-          <w:sz w:val="24"/>
-        </w:rPr>
-        <w:hyperlink r:id="rId58" w:history="1">
-          <w:r>
-            <w:rPr>
-              <w:rStyle w:val="Hyperlink"/>
-            </w:rPr>
-            <w:t>the museum</w:t>
-          </w:r>
-        </w:hyperlink>
-      </w:r>
-      <w:r>
-        <w:rPr>
-          <w:rFonts w:ascii="Charis SIL Regular" w:hAnsi="Charis SIL Regular" w:eastAsia="Charis SIL Regular"/>
-          <w:b w:val="0"/>
-          <w:i w:val="0"/>
-          <w:color w:val="000000"/>
-          <w:sz w:val="24"/>
-        </w:rPr>
-        <w:t xml:space="preserve"> in Leiden, where it was cata</w:t>
-      </w:r>
-      <w:r>
-        <w:rPr>
-          <w:u w:val="single" w:color="0000ff"/>
-          <w:rFonts w:ascii="Charis SIL Regular" w:hAnsi="Charis SIL Regular" w:eastAsia="Charis SIL Regular"/>
-          <w:b w:val="0"/>
-          <w:i w:val="0"/>
-          <w:color w:val="000000"/>
-          <w:sz w:val="24"/>
-        </w:rPr>
-        <w:hyperlink r:id="rId59" w:history="1">
-          <w:r>
-            <w:rPr>
-              <w:rStyle w:val="Hyperlink"/>
-            </w:rPr>
-            <w:t>logued u</w:t>
-          </w:r>
-        </w:hyperlink>
-      </w:r>
-      <w:r>
-        <w:rPr>
-          <w:u w:val="single" w:color="0000ff"/>
-          <w:rFonts w:ascii="Charis SIL Regular" w:hAnsi="Charis SIL Regular" w:eastAsia="Charis SIL Regular"/>
-          <w:b w:val="0"/>
-          <w:i w:val="0"/>
-          <w:color w:val="000000"/>
-          <w:sz w:val="24"/>
-        </w:rPr>
-        <w:hyperlink r:id="rId59" w:history="1">
-          <w:r>
-            <w:rPr>
-              <w:rStyle w:val="Hyperlink"/>
-            </w:rPr>
-            <w:t>n</w:t>
-          </w:r>
-        </w:hyperlink>
-      </w:r>
-      <w:r>
-        <w:rPr>
-          <w:u w:val="single" w:color="0000ff"/>
-          <w:rFonts w:ascii="Charis SIL Regular" w:hAnsi="Charis SIL Regular" w:eastAsia="Charis SIL Regular"/>
-          <w:b w:val="0"/>
-          <w:i w:val="0"/>
-          <w:color w:val="000000"/>
-          <w:sz w:val="24"/>
-        </w:rPr>
-        <w:t>de</w:t>
-      </w:r>
-      <w:r>
-        <w:rPr>
-          <w:u w:val="single" w:color="0000ff"/>
-          <w:rFonts w:ascii="Charis SIL Regular" w:hAnsi="Charis SIL Regular" w:eastAsia="Charis SIL Regular"/>
-          <w:b w:val="0"/>
-          <w:i w:val="0"/>
-          <w:color w:val="000000"/>
-          <w:sz w:val="24"/>
-        </w:rPr>
-        <w:hyperlink r:id="rId59" w:history="1">
+        <w:hyperlink r:id="rId60" w:history="1">
           <w:r>
             <w:rPr>
               <w:rStyle w:val="Hyperlink"/>
@@ -7449,7 +7541,7 @@
           <w:sz w:val="24"/>
           <w:u w:val="single"/>
         </w:rPr>
-        <w:hyperlink r:id="rId60" w:history="1">
+        <w:hyperlink r:id="rId61" w:history="1">
           <w:r>
             <w:rPr>
               <w:rStyle w:val="Hyperlink"/>
@@ -7477,7 +7569,7 @@
           <w:sz w:val="24"/>
           <w:u w:val="single"/>
         </w:rPr>
-        <w:hyperlink r:id="rId61" w:history="1">
+        <w:hyperlink r:id="rId62" w:history="1">
           <w:r>
             <w:rPr>
               <w:rStyle w:val="Hyperlink"/>
@@ -7525,7 +7617,7 @@
           <w:sz w:val="24"/>
           <w:u w:val="single"/>
         </w:rPr>
-        <w:hyperlink r:id="rId62" w:history="1">
+        <w:hyperlink r:id="rId63" w:history="1">
           <w:r>
             <w:rPr>
               <w:rStyle w:val="Hyperlink"/>
@@ -7553,34 +7645,73 @@
           <w:sz w:val="24"/>
           <w:u w:val="single"/>
         </w:rPr>
+        <w:hyperlink r:id="rId64" w:history="1">
+          <w:r>
+            <w:rPr>
+              <w:rStyle w:val="Hyperlink"/>
+            </w:rPr>
+            <w:t>RV-2349</w:t>
+          </w:r>
+        </w:hyperlink>
+      </w:r>
+      <w:r>
+        <w:rPr>
+          <w:rFonts w:ascii="Charis SIL Regular" w:hAnsi="Charis SIL Regular" w:eastAsia="Charis SIL Regular"/>
+          <w:b w:val="0"/>
+          <w:i w:val="0"/>
+          <w:color w:val="000000"/>
+          <w:sz w:val="24"/>
+        </w:rPr>
+        <w:t xml:space="preserve">, which were gathered from Caribs by the Surinamese </w:t>
+      </w:r>
+      <w:r>
+        <w:rPr>
+          <w:rFonts w:ascii="Charis SIL Regular" w:hAnsi="Charis SIL Regular" w:eastAsia="Charis SIL Regular"/>
+          <w:b w:val="0"/>
+          <w:i w:val="0"/>
+          <w:color w:val="000000"/>
+          <w:sz w:val="24"/>
+        </w:rPr>
+        <w:t>brothers Fr</w:t>
+      </w:r>
+      <w:r>
+        <w:rPr>
+          <w:u w:val="single" w:color="0000ff"/>
+          <w:rFonts w:ascii="Charis SIL Regular" w:hAnsi="Charis SIL Regular" w:eastAsia="Charis SIL Regular"/>
+          <w:b w:val="0"/>
+          <w:i w:val="0"/>
+          <w:color w:val="000000"/>
+          <w:sz w:val="24"/>
+        </w:rPr>
+        <w:t>e</w:t>
+      </w:r>
+      <w:r>
+        <w:rPr>
+          <w:u w:val="single" w:color="0000ff"/>
+          <w:rFonts w:ascii="Charis SIL Regular" w:hAnsi="Charis SIL Regular" w:eastAsia="Charis SIL Regular"/>
+          <w:b w:val="0"/>
+          <w:i w:val="0"/>
+          <w:color w:val="000000"/>
+          <w:sz w:val="24"/>
+        </w:rPr>
         <w:hyperlink r:id="rId63" w:history="1">
           <w:r>
             <w:rPr>
               <w:rStyle w:val="Hyperlink"/>
             </w:rPr>
-            <w:t>RV-2349</w:t>
-          </w:r>
-        </w:hyperlink>
-      </w:r>
-      <w:r>
-        <w:rPr>
-          <w:rFonts w:ascii="Charis SIL Regular" w:hAnsi="Charis SIL Regular" w:eastAsia="Charis SIL Regular"/>
-          <w:b w:val="0"/>
-          <w:i w:val="0"/>
-          <w:color w:val="000000"/>
-          <w:sz w:val="24"/>
-        </w:rPr>
-        <w:t xml:space="preserve">, which were gathered from Caribs by the Surinamese </w:t>
-      </w:r>
-      <w:r>
-        <w:rPr>
-          <w:rFonts w:ascii="Charis SIL Regular" w:hAnsi="Charis SIL Regular" w:eastAsia="Charis SIL Regular"/>
-          <w:b w:val="0"/>
-          <w:i w:val="0"/>
-          <w:color w:val="000000"/>
-          <w:sz w:val="24"/>
-        </w:rPr>
-        <w:t>brothers Fr</w:t>
+            <w:t>derik Pa</w:t>
+          </w:r>
+        </w:hyperlink>
+      </w:r>
+      <w:r>
+        <w:rPr>
+          <w:rFonts w:ascii="Charis SIL Regular" w:hAnsi="Charis SIL Regular" w:eastAsia="Charis SIL Regular"/>
+          <w:b w:val="0"/>
+          <w:i w:val="0"/>
+          <w:color w:val="000000"/>
+          <w:sz w:val="24"/>
+        </w:rPr>
+        <w:t>ul an</w:t>
       </w:r>
       <w:r>
         <w:rPr>
@@ -7591,46 +7722,7 @@
           <w:color w:val="000000"/>
           <w:sz w:val="24"/>
         </w:rPr>
-        <w:t>e</w:t>
-      </w:r>
-      <w:r>
-        <w:rPr>
-          <w:u w:val="single" w:color="0000ff"/>
-          <w:rFonts w:ascii="Charis SIL Regular" w:hAnsi="Charis SIL Regular" w:eastAsia="Charis SIL Regular"/>
-          <w:b w:val="0"/>
-          <w:i w:val="0"/>
-          <w:color w:val="000000"/>
-          <w:sz w:val="24"/>
-        </w:rPr>
-        <w:hyperlink r:id="rId62" w:history="1">
-          <w:r>
-            <w:rPr>
-              <w:rStyle w:val="Hyperlink"/>
-            </w:rPr>
-            <w:t>derik Pa</w:t>
-          </w:r>
-        </w:hyperlink>
-      </w:r>
-      <w:r>
-        <w:rPr>
-          <w:rFonts w:ascii="Charis SIL Regular" w:hAnsi="Charis SIL Regular" w:eastAsia="Charis SIL Regular"/>
-          <w:b w:val="0"/>
-          <w:i w:val="0"/>
-          <w:color w:val="000000"/>
-          <w:sz w:val="24"/>
-        </w:rPr>
-        <w:t>ul an</w:t>
-      </w:r>
-      <w:r>
-        <w:rPr>
-          <w:u w:val="single" w:color="0000ff"/>
-          <w:rFonts w:ascii="Charis SIL Regular" w:hAnsi="Charis SIL Regular" w:eastAsia="Charis SIL Regular"/>
-          <w:b w:val="0"/>
-          <w:i w:val="0"/>
-          <w:color w:val="000000"/>
-          <w:sz w:val="24"/>
-        </w:rPr>
-        <w:hyperlink r:id="rId63" w:history="1">
+        <w:hyperlink r:id="rId64" w:history="1">
           <w:r>
             <w:rPr>
               <w:rStyle w:val="Hyperlink"/>
@@ -7678,7 +7770,7 @@
           <w:sz w:val="24"/>
           <w:u w:val="single"/>
         </w:rPr>
-        <w:hyperlink r:id="rId64" w:history="1">
+        <w:hyperlink r:id="rId65" w:history="1">
           <w:r>
             <w:rPr>
               <w:rStyle w:val="Hyperlink"/>
@@ -7709,79 +7801,13 @@
           <w:sz w:val="24"/>
         </w:rPr>
         <w:t>Amsterdam.</w:t>
-      </w:r>
-    </w:p>
-    <w:p>
-      <w:pPr>
-        <w:autoSpaceDN w:val="0"/>
-        <w:autoSpaceDE w:val="0"/>
-        <w:widowControl/>
-        <w:spacing w:line="352" w:lineRule="exact" w:before="176" w:after="0"/>
-        <w:ind w:left="10" w:right="0" w:firstLine="0"/>
-        <w:jc w:val="left"/>
-      </w:pPr>
-      <w:r>
-        <w:rPr>
-          <w:rFonts w:ascii="Charis SIL Regular" w:hAnsi="Charis SIL Regular" w:eastAsia="Charis SIL Regular"/>
-          <w:b w:val="0"/>
-          <w:i w:val="0"/>
-          <w:color w:val="000000"/>
-          <w:sz w:val="24"/>
-        </w:rPr>
-        <w:t xml:space="preserve">The Museum for Education in The Hague, now the </w:t>
-      </w:r>
-      <w:r>
-        <w:rPr>
-          <w:rFonts w:ascii="Charis SIL Regular" w:hAnsi="Charis SIL Regular" w:eastAsia="Charis SIL Regular"/>
-          <w:b w:val="0"/>
-          <w:i w:val="0"/>
-          <w:color w:val="0000FF"/>
-          <w:sz w:val="24"/>
-          <w:u w:val="single"/>
-        </w:rPr>
-        <w:hyperlink r:id="rId65" w:history="1">
-          <w:r>
-            <w:rPr>
-              <w:rStyle w:val="Hyperlink"/>
-            </w:rPr>
-            <w:t>Museon-</w:t>
-          </w:r>
-        </w:hyperlink>
-      </w:r>
-      <w:r>
-        <w:rPr>
-          <w:rFonts w:ascii="Charis SIL Regular" w:hAnsi="Charis SIL Regular" w:eastAsia="Charis SIL Regular"/>
-          <w:b w:val="0"/>
-          <w:i w:val="0"/>
-          <w:color w:val="0000FF"/>
-          <w:sz w:val="24"/>
-          <w:u w:val="single"/>
-        </w:rPr>
-        <w:hyperlink r:id="rId65" w:history="1">
-          <w:r>
-            <w:rPr>
-              <w:rStyle w:val="Hyperlink"/>
-            </w:rPr>
-            <w:t>Omniversum</w:t>
-          </w:r>
-        </w:hyperlink>
-      </w:r>
-      <w:r>
-        <w:rPr>
-          <w:rFonts w:ascii="Charis SIL Regular" w:hAnsi="Charis SIL Regular" w:eastAsia="Charis SIL Regular"/>
-          <w:b w:val="0"/>
-          <w:i w:val="0"/>
-          <w:color w:val="000000"/>
-          <w:sz w:val="24"/>
-        </w:rPr>
-        <w:t>, opened an</w:t>
       </w:r>
     </w:p>
     <w:p>
       <w:pPr>
         <w:sectPr>
           <w:pgSz w:w="11900" w:h="16840"/>
-          <w:pgMar w:top="324" w:right="950" w:bottom="456" w:left="950" w:header="720" w:footer="720" w:gutter="0"/>
+          <w:pgMar w:top="324" w:right="950" w:bottom="432" w:left="950" w:header="720" w:footer="720" w:gutter="0"/>
           <w:cols/>
           <w:docGrid w:linePitch="360"/>
         </w:sectPr>
@@ -7813,7 +7839,7 @@
           <w:color w:val="000000"/>
           <w:sz w:val="24"/>
         </w:rPr>
-        <w:t xml:space="preserve">exhibition on Suriname in late 1923. The exhibition was based on objects collected </w:t>
+        <w:t xml:space="preserve">The Museum for Education in The Hague, now the </w:t>
       </w:r>
       <w:r>
         <w:rPr>
@@ -7829,6 +7855,108 @@
             <w:rPr>
               <w:rStyle w:val="Hyperlink"/>
             </w:rPr>
+            <w:t>Museon-</w:t>
+          </w:r>
+        </w:hyperlink>
+      </w:r>
+      <w:r>
+        <w:rPr>
+          <w:rFonts w:ascii="Charis SIL Regular" w:hAnsi="Charis SIL Regular" w:eastAsia="Charis SIL Regular"/>
+          <w:b w:val="0"/>
+          <w:i w:val="0"/>
+          <w:color w:val="0000FF"/>
+          <w:sz w:val="24"/>
+          <w:u w:val="single"/>
+        </w:rPr>
+        <w:hyperlink r:id="rId66" w:history="1">
+          <w:r>
+            <w:rPr>
+              <w:rStyle w:val="Hyperlink"/>
+            </w:rPr>
+            <w:t>Omniversum</w:t>
+          </w:r>
+        </w:hyperlink>
+      </w:r>
+      <w:r>
+        <w:rPr>
+          <w:rFonts w:ascii="Charis SIL Regular" w:hAnsi="Charis SIL Regular" w:eastAsia="Charis SIL Regular"/>
+          <w:b w:val="0"/>
+          <w:i w:val="0"/>
+          <w:color w:val="000000"/>
+          <w:sz w:val="24"/>
+        </w:rPr>
+        <w:t xml:space="preserve">, opened an </w:t>
+      </w:r>
+      <w:r>
+        <w:rPr>
+          <w:rFonts w:ascii="Charis SIL Regular" w:hAnsi="Charis SIL Regular" w:eastAsia="Charis SIL Regular"/>
+          <w:b w:val="0"/>
+          <w:i w:val="0"/>
+          <w:color w:val="000000"/>
+          <w:sz w:val="24"/>
+        </w:rPr>
+        <w:t>exhibition on Suriname in late 1923. The exhibitio</w:t>
+      </w:r>
+      <w:r>
+        <w:rPr>
+          <w:u w:val="single" w:color="0000ff"/>
+          <w:rFonts w:ascii="Charis SIL Regular" w:hAnsi="Charis SIL Regular" w:eastAsia="Charis SIL Regular"/>
+          <w:b w:val="0"/>
+          <w:i w:val="0"/>
+          <w:color w:val="000000"/>
+          <w:sz w:val="24"/>
+        </w:rPr>
+        <w:hyperlink r:id="rId66" w:history="1">
+          <w:r>
+            <w:rPr>
+              <w:rStyle w:val="Hyperlink"/>
+            </w:rPr>
+            <w:t>n was ba</w:t>
+          </w:r>
+        </w:hyperlink>
+      </w:r>
+      <w:r>
+        <w:rPr>
+          <w:u w:val="single" w:color="0000ff"/>
+          <w:rFonts w:ascii="Charis SIL Regular" w:hAnsi="Charis SIL Regular" w:eastAsia="Charis SIL Regular"/>
+          <w:b w:val="0"/>
+          <w:i w:val="0"/>
+          <w:color w:val="000000"/>
+          <w:sz w:val="24"/>
+        </w:rPr>
+        <w:hyperlink r:id="rId66" w:history="1">
+          <w:r>
+            <w:rPr>
+              <w:rStyle w:val="Hyperlink"/>
+            </w:rPr>
+            <w:t>sed on object</w:t>
+          </w:r>
+        </w:hyperlink>
+      </w:r>
+      <w:r>
+        <w:rPr>
+          <w:rFonts w:ascii="Charis SIL Regular" w:hAnsi="Charis SIL Regular" w:eastAsia="Charis SIL Regular"/>
+          <w:b w:val="0"/>
+          <w:i w:val="0"/>
+          <w:color w:val="000000"/>
+          <w:sz w:val="24"/>
+        </w:rPr>
+        <w:t xml:space="preserve">s collected </w:t>
+      </w:r>
+      <w:r>
+        <w:rPr>
+          <w:rFonts w:ascii="Charis SIL Regular" w:hAnsi="Charis SIL Regular" w:eastAsia="Charis SIL Regular"/>
+          <w:b w:val="0"/>
+          <w:i w:val="0"/>
+          <w:color w:val="0000FF"/>
+          <w:sz w:val="24"/>
+          <w:u w:val="single"/>
+        </w:rPr>
+        <w:hyperlink r:id="rId67" w:history="1">
+          <w:r>
+            <w:rPr>
+              <w:rStyle w:val="Hyperlink"/>
+            </w:rPr>
             <w:t xml:space="preserve">Herman </w:t>
           </w:r>
         </w:hyperlink>
@@ -7842,7 +7970,7 @@
           <w:sz w:val="24"/>
           <w:u w:val="single"/>
         </w:rPr>
-        <w:hyperlink r:id="rId66" w:history="1">
+        <w:hyperlink r:id="rId67" w:history="1">
           <w:r>
             <w:rPr>
               <w:rStyle w:val="Hyperlink"/>
@@ -7871,7 +7999,7 @@
           <w:sz w:val="24"/>
           <w:u w:val="single"/>
         </w:rPr>
-        <w:hyperlink r:id="rId66" w:history="1">
+        <w:hyperlink r:id="rId67" w:history="1">
           <w:r>
             <w:rPr>
               <w:rStyle w:val="Hyperlink"/>
@@ -7899,7 +8027,7 @@
           <w:color w:val="000000"/>
           <w:sz w:val="24"/>
         </w:rPr>
-        <w:hyperlink r:id="rId66" w:history="1">
+        <w:hyperlink r:id="rId67" w:history="1">
           <w:r>
             <w:rPr>
               <w:rStyle w:val="Hyperlink"/>
@@ -7917,7 +8045,7 @@
           <w:sz w:val="24"/>
           <w:u w:val="single"/>
         </w:rPr>
-        <w:hyperlink r:id="rId66" w:history="1">
+        <w:hyperlink r:id="rId68" w:history="1">
           <w:r>
             <w:rPr>
               <w:rStyle w:val="Hyperlink"/>
@@ -7935,7 +8063,7 @@
           <w:sz w:val="24"/>
           <w:u w:val="single"/>
         </w:rPr>
-        <w:hyperlink r:id="rId66" w:history="1">
+        <w:hyperlink r:id="rId67" w:history="1">
           <w:r>
             <w:rPr>
               <w:rStyle w:val="Hyperlink"/>
@@ -7953,7 +8081,7 @@
           <w:sz w:val="24"/>
           <w:u w:val="single"/>
         </w:rPr>
-        <w:hyperlink r:id="rId66" w:history="1">
+        <w:hyperlink r:id="rId67" w:history="1">
           <w:r>
             <w:rPr>
               <w:rStyle w:val="Hyperlink"/>
@@ -7982,7 +8110,7 @@
           <w:sz w:val="24"/>
           <w:u w:val="single"/>
         </w:rPr>
-        <w:hyperlink r:id="rId66" w:history="1">
+        <w:hyperlink r:id="rId67" w:history="1">
           <w:r>
             <w:rPr>
               <w:rStyle w:val="Hyperlink"/>
@@ -8000,7 +8128,7 @@
           <w:sz w:val="24"/>
           <w:u w:val="single"/>
         </w:rPr>
-        <w:hyperlink r:id="rId67" w:history="1">
+        <w:hyperlink r:id="rId68" w:history="1">
           <w:r>
             <w:rPr>
               <w:rStyle w:val="Hyperlink"/>
@@ -8028,12 +8156,30 @@
           <w:sz w:val="24"/>
           <w:u w:val="single"/>
         </w:rPr>
+        <w:hyperlink r:id="rId69" w:history="1">
+          <w:r>
+            <w:rPr>
+              <w:rStyle w:val="Hyperlink"/>
+            </w:rPr>
+            <w:t xml:space="preserve">Tropisch </w:t>
+          </w:r>
+        </w:hyperlink>
+      </w:r>
+      <w:r>
+        <w:rPr>
+          <w:rFonts w:ascii="Charis SIL Regular" w:hAnsi="Charis SIL Regular" w:eastAsia="Charis SIL Regular"/>
+          <w:b w:val="0"/>
+          <w:i w:val="0"/>
+          <w:color w:val="0000FF"/>
+          <w:sz w:val="24"/>
+          <w:u w:val="single"/>
+        </w:rPr>
         <w:hyperlink r:id="rId68" w:history="1">
           <w:r>
             <w:rPr>
               <w:rStyle w:val="Hyperlink"/>
             </w:rPr>
-            <w:t xml:space="preserve">Tropisch </w:t>
+            <w:t>Landbo</w:t>
           </w:r>
         </w:hyperlink>
       </w:r>
@@ -8051,38 +8197,20 @@
             <w:rPr>
               <w:rStyle w:val="Hyperlink"/>
             </w:rPr>
-            <w:t>Landbo</w:t>
-          </w:r>
-        </w:hyperlink>
-      </w:r>
-      <w:r>
-        <w:rPr>
-          <w:rFonts w:ascii="Charis SIL Regular" w:hAnsi="Charis SIL Regular" w:eastAsia="Charis SIL Regular"/>
-          <w:b w:val="0"/>
-          <w:i w:val="0"/>
-          <w:color w:val="0000FF"/>
-          <w:sz w:val="24"/>
-          <w:u w:val="single"/>
+            <w:t>uwmuseum</w:t>
+          </w:r>
+        </w:hyperlink>
+      </w:r>
+      <w:r>
+        <w:rPr>
+          <w:u w:val="single" w:color="0000ff"/>
+          <w:rFonts w:ascii="Charis SIL Regular" w:hAnsi="Charis SIL Regular" w:eastAsia="Charis SIL Regular"/>
+          <w:b w:val="0"/>
+          <w:i w:val="0"/>
+          <w:color w:val="000000"/>
+          <w:sz w:val="24"/>
         </w:rPr>
         <w:hyperlink r:id="rId68" w:history="1">
-          <w:r>
-            <w:rPr>
-              <w:rStyle w:val="Hyperlink"/>
-            </w:rPr>
-            <w:t>uwmuseum</w:t>
-          </w:r>
-        </w:hyperlink>
-      </w:r>
-      <w:r>
-        <w:rPr>
-          <w:u w:val="single" w:color="0000ff"/>
-          <w:rFonts w:ascii="Charis SIL Regular" w:hAnsi="Charis SIL Regular" w:eastAsia="Charis SIL Regular"/>
-          <w:b w:val="0"/>
-          <w:i w:val="0"/>
-          <w:color w:val="000000"/>
-          <w:sz w:val="24"/>
-        </w:rPr>
-        <w:hyperlink r:id="rId67" w:history="1">
           <w:r>
             <w:rPr>
               <w:rStyle w:val="Hyperlink"/>
@@ -8240,7 +8368,7 @@
           <w:sz w:val="24"/>
           <w:u w:val="single"/>
         </w:rPr>
-        <w:hyperlink r:id="rId69" w:history="1">
+        <w:hyperlink r:id="rId70" w:history="1">
           <w:r>
             <w:rPr>
               <w:rStyle w:val="Hyperlink"/>
@@ -8269,7 +8397,7 @@
           <w:sz w:val="24"/>
           <w:u w:val="single"/>
         </w:rPr>
-        <w:hyperlink r:id="rId69" w:history="1">
+        <w:hyperlink r:id="rId70" w:history="1">
           <w:r>
             <w:rPr>
               <w:rStyle w:val="Hyperlink"/>
@@ -8298,7 +8426,7 @@
           <w:sz w:val="24"/>
           <w:u w:val="single"/>
         </w:rPr>
-        <w:hyperlink r:id="rId69" w:history="1">
+        <w:hyperlink r:id="rId70" w:history="1">
           <w:r>
             <w:rPr>
               <w:rStyle w:val="Hyperlink"/>
@@ -8336,7 +8464,7 @@
           <w:color w:val="000000"/>
           <w:sz w:val="24"/>
         </w:rPr>
-        <w:hyperlink r:id="rId69" w:history="1">
+        <w:hyperlink r:id="rId70" w:history="1">
           <w:r>
             <w:rPr>
               <w:rStyle w:val="Hyperlink"/>
@@ -8354,7 +8482,7 @@
           <w:color w:val="000000"/>
           <w:sz w:val="24"/>
         </w:rPr>
-        <w:hyperlink r:id="rId69" w:history="1">
+        <w:hyperlink r:id="rId70" w:history="1">
           <w:r>
             <w:rPr>
               <w:rStyle w:val="Hyperlink"/>
@@ -8365,6 +8493,7 @@
       </w:r>
       <w:r>
         <w:rPr>
+          <w:u w:val="single" w:color="0000ff"/>
           <w:rFonts w:ascii="Charis SIL Regular" w:hAnsi="Charis SIL Regular" w:eastAsia="Charis SIL Regular"/>
           <w:b w:val="0"/>
           <w:i w:val="0"/>
@@ -8382,7 +8511,7 @@
           <w:sz w:val="24"/>
           <w:u w:val="single"/>
         </w:rPr>
-        <w:hyperlink r:id="rId69" w:history="1">
+        <w:hyperlink r:id="rId70" w:history="1">
           <w:r>
             <w:rPr>
               <w:rStyle w:val="Hyperlink"/>
@@ -8400,7 +8529,7 @@
           <w:sz w:val="24"/>
           <w:u w:val="single"/>
         </w:rPr>
-        <w:hyperlink r:id="rId69" w:history="1">
+        <w:hyperlink r:id="rId70" w:history="1">
           <w:r>
             <w:rPr>
               <w:rStyle w:val="Hyperlink"/>
@@ -8418,7 +8547,7 @@
           <w:sz w:val="24"/>
           <w:u w:val="single"/>
         </w:rPr>
-        <w:hyperlink r:id="rId69" w:history="1">
+        <w:hyperlink r:id="rId70" w:history="1">
           <w:r>
             <w:rPr>
               <w:rStyle w:val="Hyperlink"/>
@@ -8447,7 +8576,7 @@
           <w:sz w:val="24"/>
           <w:u w:val="single"/>
         </w:rPr>
-        <w:hyperlink r:id="rId69" w:history="1">
+        <w:hyperlink r:id="rId70" w:history="1">
           <w:r>
             <w:rPr>
               <w:rStyle w:val="Hyperlink"/>
@@ -8465,7 +8594,7 @@
           <w:sz w:val="24"/>
           <w:u w:val="single"/>
         </w:rPr>
-        <w:hyperlink r:id="rId70" w:history="1">
+        <w:hyperlink r:id="rId71" w:history="1">
           <w:r>
             <w:rPr>
               <w:rStyle w:val="Hyperlink"/>
@@ -8494,7 +8623,7 @@
           <w:sz w:val="24"/>
           <w:u w:val="single"/>
         </w:rPr>
-        <w:hyperlink r:id="rId70" w:history="1">
+        <w:hyperlink r:id="rId71" w:history="1">
           <w:r>
             <w:rPr>
               <w:rStyle w:val="Hyperlink"/>
@@ -8523,7 +8652,7 @@
           <w:sz w:val="24"/>
           <w:u w:val="single"/>
         </w:rPr>
-        <w:hyperlink r:id="rId70" w:history="1">
+        <w:hyperlink r:id="rId71" w:history="1">
           <w:r>
             <w:rPr>
               <w:rStyle w:val="Hyperlink"/>
@@ -8552,7 +8681,7 @@
           <w:sz w:val="24"/>
           <w:u w:val="single"/>
         </w:rPr>
-        <w:hyperlink r:id="rId70" w:history="1">
+        <w:hyperlink r:id="rId71" w:history="1">
           <w:r>
             <w:rPr>
               <w:rStyle w:val="Hyperlink"/>
@@ -8581,7 +8710,7 @@
           <w:sz w:val="24"/>
           <w:u w:val="single"/>
         </w:rPr>
-        <w:hyperlink r:id="rId70" w:history="1">
+        <w:hyperlink r:id="rId71" w:history="1">
           <w:r>
             <w:rPr>
               <w:rStyle w:val="Hyperlink"/>
@@ -8610,7 +8739,7 @@
           <w:sz w:val="24"/>
           <w:u w:val="single"/>
         </w:rPr>
-        <w:hyperlink r:id="rId70" w:history="1">
+        <w:hyperlink r:id="rId71" w:history="1">
           <w:r>
             <w:rPr>
               <w:rStyle w:val="Hyperlink"/>
@@ -8648,7 +8777,7 @@
           <w:color w:val="000000"/>
           <w:sz w:val="24"/>
         </w:rPr>
-        <w:hyperlink r:id="rId70" w:history="1">
+        <w:hyperlink r:id="rId71" w:history="1">
           <w:r>
             <w:rPr>
               <w:rStyle w:val="Hyperlink"/>
@@ -8666,7 +8795,7 @@
           <w:sz w:val="24"/>
           <w:u w:val="single"/>
         </w:rPr>
-        <w:hyperlink r:id="rId70" w:history="1">
+        <w:hyperlink r:id="rId71" w:history="1">
           <w:r>
             <w:rPr>
               <w:rStyle w:val="Hyperlink"/>
@@ -8695,7 +8824,7 @@
           <w:sz w:val="24"/>
           <w:u w:val="single"/>
         </w:rPr>
-        <w:hyperlink r:id="rId70" w:history="1">
+        <w:hyperlink r:id="rId71" w:history="1">
           <w:r>
             <w:rPr>
               <w:rStyle w:val="Hyperlink"/>
@@ -8713,7 +8842,7 @@
           <w:sz w:val="24"/>
           <w:u w:val="single"/>
         </w:rPr>
-        <w:hyperlink r:id="rId70" w:history="1">
+        <w:hyperlink r:id="rId71" w:history="1">
           <w:r>
             <w:rPr>
               <w:rStyle w:val="Hyperlink"/>
@@ -8731,7 +8860,7 @@
           <w:sz w:val="24"/>
           <w:u w:val="single"/>
         </w:rPr>
-        <w:hyperlink r:id="rId70" w:history="1">
+        <w:hyperlink r:id="rId71" w:history="1">
           <w:r>
             <w:rPr>
               <w:rStyle w:val="Hyperlink"/>
@@ -8760,7 +8889,7 @@
           <w:sz w:val="24"/>
           <w:u w:val="single"/>
         </w:rPr>
-        <w:hyperlink r:id="rId70" w:history="1">
+        <w:hyperlink r:id="rId71" w:history="1">
           <w:r>
             <w:rPr>
               <w:rStyle w:val="Hyperlink"/>
@@ -8778,7 +8907,7 @@
           <w:sz w:val="24"/>
           <w:u w:val="single"/>
         </w:rPr>
-        <w:hyperlink r:id="rId70" w:history="1">
+        <w:hyperlink r:id="rId71" w:history="1">
           <w:r>
             <w:rPr>
               <w:rStyle w:val="Hyperlink"/>
@@ -8796,7 +8925,7 @@
           <w:sz w:val="24"/>
           <w:u w:val="single"/>
         </w:rPr>
-        <w:hyperlink r:id="rId70" w:history="1">
+        <w:hyperlink r:id="rId71" w:history="1">
           <w:r>
             <w:rPr>
               <w:rStyle w:val="Hyperlink"/>
@@ -8814,7 +8943,7 @@
           <w:sz w:val="24"/>
           <w:u w:val="single"/>
         </w:rPr>
-        <w:hyperlink r:id="rId70" w:history="1">
+        <w:hyperlink r:id="rId71" w:history="1">
           <w:r>
             <w:rPr>
               <w:rStyle w:val="Hyperlink"/>
@@ -8843,7 +8972,7 @@
           <w:sz w:val="24"/>
           <w:u w:val="single"/>
         </w:rPr>
-        <w:hyperlink r:id="rId70" w:history="1">
+        <w:hyperlink r:id="rId71" w:history="1">
           <w:r>
             <w:rPr>
               <w:rStyle w:val="Hyperlink"/>
@@ -8861,7 +8990,7 @@
           <w:sz w:val="24"/>
           <w:u w:val="single"/>
         </w:rPr>
-        <w:hyperlink r:id="rId70" w:history="1">
+        <w:hyperlink r:id="rId71" w:history="1">
           <w:r>
             <w:rPr>
               <w:rStyle w:val="Hyperlink"/>
@@ -8879,7 +9008,7 @@
           <w:sz w:val="24"/>
           <w:u w:val="single"/>
         </w:rPr>
-        <w:hyperlink r:id="rId70" w:history="1">
+        <w:hyperlink r:id="rId71" w:history="1">
           <w:r>
             <w:rPr>
               <w:rStyle w:val="Hyperlink"/>
@@ -8897,7 +9026,7 @@
           <w:sz w:val="24"/>
           <w:u w:val="single"/>
         </w:rPr>
-        <w:hyperlink r:id="rId70" w:history="1">
+        <w:hyperlink r:id="rId71" w:history="1">
           <w:r>
             <w:rPr>
               <w:rStyle w:val="Hyperlink"/>
@@ -8926,7 +9055,7 @@
           <w:sz w:val="24"/>
           <w:u w:val="single"/>
         </w:rPr>
-        <w:hyperlink r:id="rId70" w:history="1">
+        <w:hyperlink r:id="rId71" w:history="1">
           <w:r>
             <w:rPr>
               <w:rStyle w:val="Hyperlink"/>
@@ -8944,7 +9073,7 @@
           <w:sz w:val="24"/>
           <w:u w:val="single"/>
         </w:rPr>
-        <w:hyperlink r:id="rId71" w:history="1">
+        <w:hyperlink r:id="rId72" w:history="1">
           <w:r>
             <w:rPr>
               <w:rStyle w:val="Hyperlink"/>
@@ -8962,7 +9091,7 @@
           <w:sz w:val="24"/>
           <w:u w:val="single"/>
         </w:rPr>
-        <w:hyperlink r:id="rId71" w:history="1">
+        <w:hyperlink r:id="rId72" w:history="1">
           <w:r>
             <w:rPr>
               <w:rStyle w:val="Hyperlink"/>
@@ -8991,7 +9120,7 @@
           <w:sz w:val="24"/>
           <w:u w:val="single"/>
         </w:rPr>
-        <w:hyperlink r:id="rId71" w:history="1">
+        <w:hyperlink r:id="rId72" w:history="1">
           <w:r>
             <w:rPr>
               <w:rStyle w:val="Hyperlink"/>
@@ -9020,7 +9149,7 @@
           <w:sz w:val="24"/>
           <w:u w:val="single"/>
         </w:rPr>
-        <w:hyperlink r:id="rId71" w:history="1">
+        <w:hyperlink r:id="rId72" w:history="1">
           <w:r>
             <w:rPr>
               <w:rStyle w:val="Hyperlink"/>
@@ -9049,7 +9178,7 @@
           <w:sz w:val="24"/>
           <w:u w:val="single"/>
         </w:rPr>
-        <w:hyperlink r:id="rId71" w:history="1">
+        <w:hyperlink r:id="rId72" w:history="1">
           <w:r>
             <w:rPr>
               <w:rStyle w:val="Hyperlink"/>
@@ -9097,7 +9226,7 @@
           <w:sz w:val="24"/>
           <w:u w:val="single"/>
         </w:rPr>
-        <w:hyperlink r:id="rId72" w:history="1">
+        <w:hyperlink r:id="rId73" w:history="1">
           <w:r>
             <w:rPr>
               <w:rStyle w:val="Hyperlink"/>
@@ -9135,143 +9264,249 @@
           <w:sz w:val="24"/>
           <w:u w:val="single"/>
         </w:rPr>
+        <w:hyperlink r:id="rId74" w:history="1">
+          <w:r>
+            <w:rPr>
+              <w:rStyle w:val="Hyperlink"/>
+            </w:rPr>
+            <w:t>American</w:t>
+          </w:r>
+        </w:hyperlink>
+      </w:r>
+      <w:r>
+        <w:rPr>
+          <w:rFonts w:ascii="Charis SIL Regular" w:hAnsi="Charis SIL Regular" w:eastAsia="Charis SIL Regular"/>
+          <w:b w:val="0"/>
+          <w:i w:val="0"/>
+          <w:color w:val="0000FF"/>
+          <w:sz w:val="24"/>
+          <w:u w:val="single"/>
+        </w:rPr>
+        <w:t xml:space="preserve"> </w:t>
+      </w:r>
+      <w:r>
+        <w:rPr>
+          <w:rFonts w:ascii="Charis SIL Regular" w:hAnsi="Charis SIL Regular" w:eastAsia="Charis SIL Regular"/>
+          <w:b w:val="0"/>
+          <w:i w:val="0"/>
+          <w:color w:val="0000FF"/>
+          <w:sz w:val="24"/>
+          <w:u w:val="single"/>
+        </w:rPr>
+        <w:hyperlink r:id="rId74" w:history="1">
+          <w:r>
+            <w:rPr>
+              <w:rStyle w:val="Hyperlink"/>
+            </w:rPr>
+            <w:t>Museum</w:t>
+          </w:r>
+        </w:hyperlink>
+      </w:r>
+      <w:r>
+        <w:rPr>
+          <w:rFonts w:ascii="Charis SIL Regular" w:hAnsi="Charis SIL Regular" w:eastAsia="Charis SIL Regular"/>
+          <w:b w:val="0"/>
+          <w:i w:val="0"/>
+          <w:color w:val="0000FF"/>
+          <w:sz w:val="24"/>
+          <w:u w:val="single"/>
+        </w:rPr>
+        <w:t xml:space="preserve"> </w:t>
+      </w:r>
+      <w:r>
+        <w:rPr>
+          <w:rFonts w:ascii="Charis SIL Regular" w:hAnsi="Charis SIL Regular" w:eastAsia="Charis SIL Regular"/>
+          <w:b w:val="0"/>
+          <w:i w:val="0"/>
+          <w:color w:val="0000FF"/>
+          <w:sz w:val="24"/>
+          <w:u w:val="single"/>
+        </w:rPr>
+        <w:hyperlink r:id="rId74" w:history="1">
+          <w:r>
+            <w:rPr>
+              <w:rStyle w:val="Hyperlink"/>
+            </w:rPr>
+            <w:t>of</w:t>
+          </w:r>
+        </w:hyperlink>
+      </w:r>
+      <w:r>
+        <w:rPr>
+          <w:rFonts w:ascii="Charis SIL Regular" w:hAnsi="Charis SIL Regular" w:eastAsia="Charis SIL Regular"/>
+          <w:b w:val="0"/>
+          <w:i w:val="0"/>
+          <w:color w:val="0000FF"/>
+          <w:sz w:val="24"/>
+          <w:u w:val="single"/>
+        </w:rPr>
+        <w:t xml:space="preserve"> </w:t>
+      </w:r>
+      <w:r>
+        <w:rPr>
+          <w:rFonts w:ascii="Charis SIL Regular" w:hAnsi="Charis SIL Regular" w:eastAsia="Charis SIL Regular"/>
+          <w:b w:val="0"/>
+          <w:i w:val="0"/>
+          <w:color w:val="0000FF"/>
+          <w:sz w:val="24"/>
+          <w:u w:val="single"/>
+        </w:rPr>
+        <w:hyperlink r:id="rId74" w:history="1">
+          <w:r>
+            <w:rPr>
+              <w:rStyle w:val="Hyperlink"/>
+            </w:rPr>
+            <w:t>Natural</w:t>
+          </w:r>
+        </w:hyperlink>
+      </w:r>
+      <w:r>
+        <w:rPr>
+          <w:rFonts w:ascii="Charis SIL Regular" w:hAnsi="Charis SIL Regular" w:eastAsia="Charis SIL Regular"/>
+          <w:b w:val="0"/>
+          <w:i w:val="0"/>
+          <w:color w:val="0000FF"/>
+          <w:sz w:val="24"/>
+          <w:u w:val="single"/>
+        </w:rPr>
+        <w:t xml:space="preserve"> </w:t>
+      </w:r>
+      <w:r>
+        <w:rPr>
+          <w:rFonts w:ascii="Charis SIL Regular" w:hAnsi="Charis SIL Regular" w:eastAsia="Charis SIL Regular"/>
+          <w:b w:val="0"/>
+          <w:i w:val="0"/>
+          <w:color w:val="0000FF"/>
+          <w:sz w:val="24"/>
+          <w:u w:val="single"/>
+        </w:rPr>
+        <w:hyperlink r:id="rId74" w:history="1">
+          <w:r>
+            <w:rPr>
+              <w:rStyle w:val="Hyperlink"/>
+            </w:rPr>
+            <w:t>History</w:t>
+          </w:r>
+        </w:hyperlink>
+      </w:r>
+      <w:r>
+        <w:rPr>
+          <w:rFonts w:ascii="Charis SIL Regular" w:hAnsi="Charis SIL Regular" w:eastAsia="Charis SIL Regular"/>
+          <w:b w:val="0"/>
+          <w:i w:val="0"/>
+          <w:color w:val="000000"/>
+          <w:sz w:val="24"/>
+        </w:rPr>
+        <w:t>. In 1931, French i</w:t>
+      </w:r>
+      <w:r>
+        <w:rPr>
+          <w:u w:val="single" w:color="0000ff"/>
+          <w:rFonts w:ascii="Charis SIL Regular" w:hAnsi="Charis SIL Regular" w:eastAsia="Charis SIL Regular"/>
+          <w:b w:val="0"/>
+          <w:i w:val="0"/>
+          <w:color w:val="000000"/>
+          <w:sz w:val="24"/>
+        </w:rPr>
         <w:hyperlink r:id="rId73" w:history="1">
           <w:r>
             <w:rPr>
               <w:rStyle w:val="Hyperlink"/>
             </w:rPr>
-            <w:t>American</w:t>
-          </w:r>
-        </w:hyperlink>
-      </w:r>
-      <w:r>
-        <w:rPr>
-          <w:rFonts w:ascii="Charis SIL Regular" w:hAnsi="Charis SIL Regular" w:eastAsia="Charis SIL Regular"/>
-          <w:b w:val="0"/>
-          <w:i w:val="0"/>
-          <w:color w:val="0000FF"/>
-          <w:sz w:val="24"/>
-          <w:u w:val="single"/>
+            <w:t>ndustrial</w:t>
+          </w:r>
+        </w:hyperlink>
+      </w:r>
+      <w:r>
+        <w:rPr>
+          <w:rFonts w:ascii="Charis SIL Regular" w:hAnsi="Charis SIL Regular" w:eastAsia="Charis SIL Regular"/>
+          <w:b w:val="0"/>
+          <w:i w:val="0"/>
+          <w:color w:val="000000"/>
+          <w:sz w:val="24"/>
+        </w:rPr>
+        <w:t xml:space="preserve">ists Marcel Monteux and </w:t>
+      </w:r>
+      <w:r>
+        <w:rPr>
+          <w:rFonts w:ascii="Charis SIL Regular" w:hAnsi="Charis SIL Regular" w:eastAsia="Charis SIL Regular"/>
+          <w:b w:val="0"/>
+          <w:i w:val="0"/>
+          <w:color w:val="000000"/>
+          <w:sz w:val="24"/>
+        </w:rPr>
+        <w:t>Mar</w:t>
+      </w:r>
+      <w:r>
+        <w:rPr>
+          <w:u w:val="single" w:color="0000ff"/>
+          <w:rFonts w:ascii="Charis SIL Regular" w:hAnsi="Charis SIL Regular" w:eastAsia="Charis SIL Regular"/>
+          <w:b w:val="0"/>
+          <w:i w:val="0"/>
+          <w:color w:val="000000"/>
+          <w:sz w:val="24"/>
+        </w:rPr>
+        <w:hyperlink r:id="rId74" w:history="1">
+          <w:r>
+            <w:rPr>
+              <w:rStyle w:val="Hyperlink"/>
+            </w:rPr>
+            <w:t>c Richard</w:t>
+          </w:r>
+        </w:hyperlink>
+      </w:r>
+      <w:r>
+        <w:rPr>
+          <w:u w:val="single" w:color="0000ff"/>
+          <w:rFonts w:ascii="Charis SIL Regular" w:hAnsi="Charis SIL Regular" w:eastAsia="Charis SIL Regular"/>
+          <w:b w:val="0"/>
+          <w:i w:val="0"/>
+          <w:color w:val="000000"/>
+          <w:sz w:val="24"/>
         </w:rPr>
         <w:t xml:space="preserve"> </w:t>
       </w:r>
       <w:r>
         <w:rPr>
-          <w:rFonts w:ascii="Charis SIL Regular" w:hAnsi="Charis SIL Regular" w:eastAsia="Charis SIL Regular"/>
-          <w:b w:val="0"/>
-          <w:i w:val="0"/>
-          <w:color w:val="0000FF"/>
-          <w:sz w:val="24"/>
-          <w:u w:val="single"/>
-        </w:rPr>
-        <w:hyperlink r:id="rId73" w:history="1">
-          <w:r>
-            <w:rPr>
-              <w:rStyle w:val="Hyperlink"/>
-            </w:rPr>
-            <w:t>Museum</w:t>
-          </w:r>
-        </w:hyperlink>
-      </w:r>
-      <w:r>
-        <w:rPr>
-          <w:rFonts w:ascii="Charis SIL Regular" w:hAnsi="Charis SIL Regular" w:eastAsia="Charis SIL Regular"/>
-          <w:b w:val="0"/>
-          <w:i w:val="0"/>
-          <w:color w:val="0000FF"/>
-          <w:sz w:val="24"/>
-          <w:u w:val="single"/>
+          <w:u w:val="single" w:color="0000ff"/>
+          <w:rFonts w:ascii="Charis SIL Regular" w:hAnsi="Charis SIL Regular" w:eastAsia="Charis SIL Regular"/>
+          <w:b w:val="0"/>
+          <w:i w:val="0"/>
+          <w:color w:val="000000"/>
+          <w:sz w:val="24"/>
+        </w:rPr>
+        <w:hyperlink r:id="rId74" w:history="1">
+          <w:r>
+            <w:rPr>
+              <w:rStyle w:val="Hyperlink"/>
+            </w:rPr>
+            <w:t>finance</w:t>
+          </w:r>
+        </w:hyperlink>
+      </w:r>
+      <w:r>
+        <w:rPr>
+          <w:u w:val="single" w:color="0000ff"/>
+          <w:rFonts w:ascii="Charis SIL Regular" w:hAnsi="Charis SIL Regular" w:eastAsia="Charis SIL Regular"/>
+          <w:b w:val="0"/>
+          <w:i w:val="0"/>
+          <w:color w:val="000000"/>
+          <w:sz w:val="24"/>
+        </w:rPr>
+        <w:t>d</w:t>
+      </w:r>
+      <w:r>
+        <w:rPr>
+          <w:rFonts w:ascii="Charis SIL Regular" w:hAnsi="Charis SIL Regular" w:eastAsia="Charis SIL Regular"/>
+          <w:b w:val="0"/>
+          <w:i w:val="0"/>
+          <w:color w:val="000000"/>
+          <w:sz w:val="24"/>
         </w:rPr>
         <w:t xml:space="preserve"> </w:t>
       </w:r>
       <w:r>
         <w:rPr>
-          <w:rFonts w:ascii="Charis SIL Regular" w:hAnsi="Charis SIL Regular" w:eastAsia="Charis SIL Regular"/>
-          <w:b w:val="0"/>
-          <w:i w:val="0"/>
-          <w:color w:val="0000FF"/>
-          <w:sz w:val="24"/>
-          <w:u w:val="single"/>
-        </w:rPr>
-        <w:hyperlink r:id="rId73" w:history="1">
-          <w:r>
-            <w:rPr>
-              <w:rStyle w:val="Hyperlink"/>
-            </w:rPr>
-            <w:t>of</w:t>
-          </w:r>
-        </w:hyperlink>
-      </w:r>
-      <w:r>
-        <w:rPr>
-          <w:rFonts w:ascii="Charis SIL Regular" w:hAnsi="Charis SIL Regular" w:eastAsia="Charis SIL Regular"/>
-          <w:b w:val="0"/>
-          <w:i w:val="0"/>
-          <w:color w:val="0000FF"/>
-          <w:sz w:val="24"/>
-          <w:u w:val="single"/>
-        </w:rPr>
-        <w:t xml:space="preserve"> </w:t>
-      </w:r>
-      <w:r>
-        <w:rPr>
-          <w:rFonts w:ascii="Charis SIL Regular" w:hAnsi="Charis SIL Regular" w:eastAsia="Charis SIL Regular"/>
-          <w:b w:val="0"/>
-          <w:i w:val="0"/>
-          <w:color w:val="0000FF"/>
-          <w:sz w:val="24"/>
-          <w:u w:val="single"/>
-        </w:rPr>
-        <w:hyperlink r:id="rId73" w:history="1">
-          <w:r>
-            <w:rPr>
-              <w:rStyle w:val="Hyperlink"/>
-            </w:rPr>
-            <w:t>Natural</w:t>
-          </w:r>
-        </w:hyperlink>
-      </w:r>
-      <w:r>
-        <w:rPr>
-          <w:rFonts w:ascii="Charis SIL Regular" w:hAnsi="Charis SIL Regular" w:eastAsia="Charis SIL Regular"/>
-          <w:b w:val="0"/>
-          <w:i w:val="0"/>
-          <w:color w:val="0000FF"/>
-          <w:sz w:val="24"/>
-          <w:u w:val="single"/>
-        </w:rPr>
-        <w:t xml:space="preserve"> </w:t>
-      </w:r>
-      <w:r>
-        <w:rPr>
-          <w:rFonts w:ascii="Charis SIL Regular" w:hAnsi="Charis SIL Regular" w:eastAsia="Charis SIL Regular"/>
-          <w:b w:val="0"/>
-          <w:i w:val="0"/>
-          <w:color w:val="0000FF"/>
-          <w:sz w:val="24"/>
-          <w:u w:val="single"/>
-        </w:rPr>
-        <w:hyperlink r:id="rId73" w:history="1">
-          <w:r>
-            <w:rPr>
-              <w:rStyle w:val="Hyperlink"/>
-            </w:rPr>
-            <w:t>History</w:t>
-          </w:r>
-        </w:hyperlink>
-      </w:r>
-      <w:r>
-        <w:rPr>
-          <w:rFonts w:ascii="Charis SIL Regular" w:hAnsi="Charis SIL Regular" w:eastAsia="Charis SIL Regular"/>
-          <w:b w:val="0"/>
-          <w:i w:val="0"/>
-          <w:color w:val="000000"/>
-          <w:sz w:val="24"/>
-        </w:rPr>
-        <w:t>. In 1931, French i</w:t>
-      </w:r>
-      <w:r>
-        <w:rPr>
           <w:u w:val="single" w:color="0000ff"/>
           <w:rFonts w:ascii="Charis SIL Regular" w:hAnsi="Charis SIL Regular" w:eastAsia="Charis SIL Regular"/>
           <w:b w:val="0"/>
@@ -9279,34 +9514,14 @@
           <w:color w:val="000000"/>
           <w:sz w:val="24"/>
         </w:rPr>
-        <w:hyperlink r:id="rId72" w:history="1">
-          <w:r>
-            <w:rPr>
-              <w:rStyle w:val="Hyperlink"/>
-            </w:rPr>
-            <w:t>ndustrial</w:t>
-          </w:r>
-        </w:hyperlink>
-      </w:r>
-      <w:r>
-        <w:rPr>
-          <w:rFonts w:ascii="Charis SIL Regular" w:hAnsi="Charis SIL Regular" w:eastAsia="Charis SIL Regular"/>
-          <w:b w:val="0"/>
-          <w:i w:val="0"/>
-          <w:color w:val="000000"/>
-          <w:sz w:val="24"/>
-        </w:rPr>
-        <w:t xml:space="preserve">ists Marcel Monteux and </w:t>
-      </w:r>
-      <w:r>
-        <w:rPr>
-          <w:rFonts w:ascii="Charis SIL Regular" w:hAnsi="Charis SIL Regular" w:eastAsia="Charis SIL Regular"/>
-          <w:b w:val="0"/>
-          <w:i w:val="0"/>
-          <w:color w:val="000000"/>
-          <w:sz w:val="24"/>
-        </w:rPr>
-        <w:t>Mar</w:t>
+        <w:hyperlink r:id="rId74" w:history="1">
+          <w:r>
+            <w:rPr>
+              <w:rStyle w:val="Hyperlink"/>
+            </w:rPr>
+            <w:t xml:space="preserve">a </w:t>
+          </w:r>
+        </w:hyperlink>
       </w:r>
       <w:r>
         <w:rPr>
@@ -9317,12 +9532,12 @@
           <w:color w:val="000000"/>
           <w:sz w:val="24"/>
         </w:rPr>
-        <w:hyperlink r:id="rId73" w:history="1">
-          <w:r>
-            <w:rPr>
-              <w:rStyle w:val="Hyperlink"/>
-            </w:rPr>
-            <w:t>c Richard</w:t>
+        <w:hyperlink r:id="rId74" w:history="1">
+          <w:r>
+            <w:rPr>
+              <w:rStyle w:val="Hyperlink"/>
+            </w:rPr>
+            <w:t>multidis</w:t>
           </w:r>
         </w:hyperlink>
       </w:r>
@@ -9335,7 +9550,14 @@
           <w:color w:val="000000"/>
           <w:sz w:val="24"/>
         </w:rPr>
-        <w:t xml:space="preserve"> </w:t>
+        <w:hyperlink r:id="rId74" w:history="1">
+          <w:r>
+            <w:rPr>
+              <w:rStyle w:val="Hyperlink"/>
+            </w:rPr>
+            <w:t>c</w:t>
+          </w:r>
+        </w:hyperlink>
       </w:r>
       <w:r>
         <w:rPr>
@@ -9346,41 +9568,120 @@
           <w:color w:val="000000"/>
           <w:sz w:val="24"/>
         </w:rPr>
-        <w:hyperlink r:id="rId73" w:history="1">
-          <w:r>
-            <w:rPr>
-              <w:rStyle w:val="Hyperlink"/>
-            </w:rPr>
-            <w:t>financ</w:t>
-          </w:r>
-        </w:hyperlink>
-      </w:r>
-      <w:r>
-        <w:rPr>
-          <w:rFonts w:ascii="Charis SIL Regular" w:hAnsi="Charis SIL Regular" w:eastAsia="Charis SIL Regular"/>
-          <w:b w:val="0"/>
-          <w:i w:val="0"/>
-          <w:color w:val="000000"/>
-          <w:sz w:val="24"/>
-        </w:rPr>
-        <w:hyperlink r:id="rId73" w:history="1">
-          <w:r>
-            <w:rPr>
-              <w:rStyle w:val="Hyperlink"/>
-            </w:rPr>
-            <w:t>e</w:t>
-          </w:r>
-        </w:hyperlink>
-      </w:r>
-      <w:r>
-        <w:rPr>
-          <w:rFonts w:ascii="Charis SIL Regular" w:hAnsi="Charis SIL Regular" w:eastAsia="Charis SIL Regular"/>
-          <w:b w:val="0"/>
-          <w:i w:val="0"/>
-          <w:color w:val="000000"/>
-          <w:sz w:val="24"/>
-        </w:rPr>
-        <w:t>d</w:t>
+        <w:hyperlink r:id="rId74" w:history="1">
+          <w:r>
+            <w:rPr>
+              <w:rStyle w:val="Hyperlink"/>
+            </w:rPr>
+            <w:t>iplinar</w:t>
+          </w:r>
+        </w:hyperlink>
+      </w:r>
+      <w:r>
+        <w:rPr>
+          <w:rFonts w:ascii="Charis SIL Regular" w:hAnsi="Charis SIL Regular" w:eastAsia="Charis SIL Regular"/>
+          <w:b w:val="0"/>
+          <w:i w:val="0"/>
+          <w:color w:val="000000"/>
+          <w:sz w:val="24"/>
+        </w:rPr>
+        <w:t xml:space="preserve">y research mission to French Guiana, which yielded </w:t>
+      </w:r>
+      <w:r>
+        <w:rPr>
+          <w:rFonts w:ascii="Charis SIL Regular" w:hAnsi="Charis SIL Regular" w:eastAsia="Charis SIL Regular"/>
+          <w:b w:val="0"/>
+          <w:i w:val="0"/>
+          <w:color w:val="000000"/>
+          <w:sz w:val="24"/>
+        </w:rPr>
+        <w:t xml:space="preserve">a </w:t>
+      </w:r>
+      <w:r>
+        <w:rPr>
+          <w:rFonts w:ascii="Charis SIL Regular" w:hAnsi="Charis SIL Regular" w:eastAsia="Charis SIL Regular"/>
+          <w:b w:val="0"/>
+          <w:i w:val="0"/>
+          <w:color w:val="0000FF"/>
+          <w:sz w:val="24"/>
+          <w:u w:val="single"/>
+        </w:rPr>
+        <w:hyperlink r:id="rId75" w:history="1">
+          <w:r>
+            <w:rPr>
+              <w:rStyle w:val="Hyperlink"/>
+            </w:rPr>
+            <w:t>collection</w:t>
+          </w:r>
+        </w:hyperlink>
+      </w:r>
+      <w:r>
+        <w:rPr>
+          <w:rFonts w:ascii="Charis SIL Regular" w:hAnsi="Charis SIL Regular" w:eastAsia="Charis SIL Regular"/>
+          <w:b w:val="0"/>
+          <w:i w:val="0"/>
+          <w:color w:val="000000"/>
+          <w:sz w:val="24"/>
+        </w:rPr>
+        <w:t xml:space="preserve"> of artifacts that was donated to the </w:t>
+      </w:r>
+      <w:r>
+        <w:rPr>
+          <w:rFonts w:ascii="Charis SIL Italic" w:hAnsi="Charis SIL Italic" w:eastAsia="Charis SIL Italic"/>
+          <w:b w:val="0"/>
+          <w:i/>
+          <w:color w:val="000000"/>
+          <w:sz w:val="24"/>
+        </w:rPr>
+        <w:t>Musée du Trocadéro</w:t>
+      </w:r>
+      <w:r>
+        <w:rPr>
+          <w:rFonts w:ascii="Charis SIL Regular" w:hAnsi="Charis SIL Regular" w:eastAsia="Charis SIL Regular"/>
+          <w:b w:val="0"/>
+          <w:i w:val="0"/>
+          <w:color w:val="000000"/>
+          <w:sz w:val="24"/>
+        </w:rPr>
+        <w:t xml:space="preserve">. In 1934 a large </w:t>
+      </w:r>
+      <w:r>
+        <w:br/>
+      </w:r>
+      <w:r>
+        <w:rPr>
+          <w:rFonts w:ascii="Charis SIL Regular" w:hAnsi="Charis SIL Regular" w:eastAsia="Charis SIL Regular"/>
+          <w:b w:val="0"/>
+          <w:i w:val="0"/>
+          <w:color w:val="0000FF"/>
+          <w:sz w:val="24"/>
+        </w:rPr>
+        <w:hyperlink r:id="rId76" w:history="1">
+          <w:r>
+            <w:rPr>
+              <w:rStyle w:val="Hyperlink"/>
+            </w:rPr>
+            <w:t>co</w:t>
+          </w:r>
+        </w:hyperlink>
+      </w:r>
+      <w:r>
+        <w:rPr>
+          <w:rFonts w:ascii="Charis SIL Regular" w:hAnsi="Charis SIL Regular" w:eastAsia="Charis SIL Regular"/>
+          <w:b w:val="0"/>
+          <w:i w:val="0"/>
+          <w:color w:val="0000FF"/>
+          <w:sz w:val="24"/>
+          <w:u w:val="single"/>
+        </w:rPr>
+        <w:hyperlink r:id="rId75" w:history="1">
+          <w:r>
+            <w:rPr>
+              <w:rStyle w:val="Hyperlink"/>
+            </w:rPr>
+            <w:t>llection</w:t>
+          </w:r>
+        </w:hyperlink>
       </w:r>
       <w:r>
         <w:rPr>
@@ -9391,7 +9692,44 @@
           <w:color w:val="000000"/>
           <w:sz w:val="24"/>
         </w:rPr>
-        <w:t xml:space="preserve"> </w:t>
+        <w:hyperlink r:id="rId75" w:history="1">
+          <w:r>
+            <w:rPr>
+              <w:rStyle w:val="Hyperlink"/>
+            </w:rPr>
+            <w:t xml:space="preserve"> o</w:t>
+          </w:r>
+        </w:hyperlink>
+      </w:r>
+      <w:r>
+        <w:rPr>
+          <w:rFonts w:ascii="Charis SIL Regular" w:hAnsi="Charis SIL Regular" w:eastAsia="Charis SIL Regular"/>
+          <w:b w:val="0"/>
+          <w:i w:val="0"/>
+          <w:color w:val="000000"/>
+          <w:sz w:val="24"/>
+        </w:rPr>
+        <w:t xml:space="preserve">f objects was gathered along the Marowijne River for the </w:t>
+      </w:r>
+      <w:r>
+        <w:rPr>
+          <w:rFonts w:ascii="Charis SIL Italic" w:hAnsi="Charis SIL Italic" w:eastAsia="Charis SIL Italic"/>
+          <w:b w:val="0"/>
+          <w:i/>
+          <w:color w:val="000000"/>
+          <w:sz w:val="24"/>
+        </w:rPr>
+        <w:t>Musée du Trocadéro</w:t>
+      </w:r>
+      <w:r>
+        <w:rPr>
+          <w:rFonts w:ascii="Charis SIL Regular" w:hAnsi="Charis SIL Regular" w:eastAsia="Charis SIL Regular"/>
+          <w:b w:val="0"/>
+          <w:i w:val="0"/>
+          <w:color w:val="000000"/>
+          <w:sz w:val="24"/>
+        </w:rPr>
+        <w:t xml:space="preserve"> by </w:t>
       </w:r>
       <w:r>
         <w:rPr>
@@ -9402,234 +9740,7 @@
           <w:color w:val="000000"/>
           <w:sz w:val="24"/>
         </w:rPr>
-        <w:hyperlink r:id="rId73" w:history="1">
-          <w:r>
-            <w:rPr>
-              <w:rStyle w:val="Hyperlink"/>
-            </w:rPr>
-            <w:t xml:space="preserve">a </w:t>
-          </w:r>
-        </w:hyperlink>
-      </w:r>
-      <w:r>
-        <w:rPr>
-          <w:u w:val="single" w:color="0000ff"/>
-          <w:rFonts w:ascii="Charis SIL Regular" w:hAnsi="Charis SIL Regular" w:eastAsia="Charis SIL Regular"/>
-          <w:b w:val="0"/>
-          <w:i w:val="0"/>
-          <w:color w:val="000000"/>
-          <w:sz w:val="24"/>
-        </w:rPr>
-        <w:hyperlink r:id="rId73" w:history="1">
-          <w:r>
-            <w:rPr>
-              <w:rStyle w:val="Hyperlink"/>
-            </w:rPr>
-            <w:t>multidis</w:t>
-          </w:r>
-        </w:hyperlink>
-      </w:r>
-      <w:r>
-        <w:rPr>
-          <w:u w:val="single" w:color="0000ff"/>
-          <w:rFonts w:ascii="Charis SIL Regular" w:hAnsi="Charis SIL Regular" w:eastAsia="Charis SIL Regular"/>
-          <w:b w:val="0"/>
-          <w:i w:val="0"/>
-          <w:color w:val="000000"/>
-          <w:sz w:val="24"/>
-        </w:rPr>
-        <w:hyperlink r:id="rId73" w:history="1">
-          <w:r>
-            <w:rPr>
-              <w:rStyle w:val="Hyperlink"/>
-            </w:rPr>
-            <w:t>c</w:t>
-          </w:r>
-        </w:hyperlink>
-      </w:r>
-      <w:r>
-        <w:rPr>
-          <w:u w:val="single" w:color="0000ff"/>
-          <w:rFonts w:ascii="Charis SIL Regular" w:hAnsi="Charis SIL Regular" w:eastAsia="Charis SIL Regular"/>
-          <w:b w:val="0"/>
-          <w:i w:val="0"/>
-          <w:color w:val="000000"/>
-          <w:sz w:val="24"/>
-        </w:rPr>
-        <w:hyperlink r:id="rId73" w:history="1">
-          <w:r>
-            <w:rPr>
-              <w:rStyle w:val="Hyperlink"/>
-            </w:rPr>
-            <w:t>iplinar</w:t>
-          </w:r>
-        </w:hyperlink>
-      </w:r>
-      <w:r>
-        <w:rPr>
-          <w:rFonts w:ascii="Charis SIL Regular" w:hAnsi="Charis SIL Regular" w:eastAsia="Charis SIL Regular"/>
-          <w:b w:val="0"/>
-          <w:i w:val="0"/>
-          <w:color w:val="000000"/>
-          <w:sz w:val="24"/>
-        </w:rPr>
-        <w:t xml:space="preserve">y research mission to French Guiana, which yielded </w:t>
-      </w:r>
-      <w:r>
-        <w:rPr>
-          <w:rFonts w:ascii="Charis SIL Regular" w:hAnsi="Charis SIL Regular" w:eastAsia="Charis SIL Regular"/>
-          <w:b w:val="0"/>
-          <w:i w:val="0"/>
-          <w:color w:val="000000"/>
-          <w:sz w:val="24"/>
-        </w:rPr>
-        <w:t xml:space="preserve">a </w:t>
-      </w:r>
-      <w:r>
-        <w:rPr>
-          <w:rFonts w:ascii="Charis SIL Regular" w:hAnsi="Charis SIL Regular" w:eastAsia="Charis SIL Regular"/>
-          <w:b w:val="0"/>
-          <w:i w:val="0"/>
-          <w:color w:val="0000FF"/>
-          <w:sz w:val="24"/>
-          <w:u w:val="single"/>
-        </w:rPr>
-        <w:hyperlink r:id="rId74" w:history="1">
-          <w:r>
-            <w:rPr>
-              <w:rStyle w:val="Hyperlink"/>
-            </w:rPr>
-            <w:t>collection</w:t>
-          </w:r>
-        </w:hyperlink>
-      </w:r>
-      <w:r>
-        <w:rPr>
-          <w:rFonts w:ascii="Charis SIL Regular" w:hAnsi="Charis SIL Regular" w:eastAsia="Charis SIL Regular"/>
-          <w:b w:val="0"/>
-          <w:i w:val="0"/>
-          <w:color w:val="000000"/>
-          <w:sz w:val="24"/>
-        </w:rPr>
-        <w:t xml:space="preserve"> of artifacts that was donated to the </w:t>
-      </w:r>
-      <w:r>
-        <w:rPr>
-          <w:rFonts w:ascii="Charis SIL Italic" w:hAnsi="Charis SIL Italic" w:eastAsia="Charis SIL Italic"/>
-          <w:b w:val="0"/>
-          <w:i/>
-          <w:color w:val="000000"/>
-          <w:sz w:val="24"/>
-        </w:rPr>
-        <w:t>Musée du Trocadéro</w:t>
-      </w:r>
-      <w:r>
-        <w:rPr>
-          <w:rFonts w:ascii="Charis SIL Regular" w:hAnsi="Charis SIL Regular" w:eastAsia="Charis SIL Regular"/>
-          <w:b w:val="0"/>
-          <w:i w:val="0"/>
-          <w:color w:val="000000"/>
-          <w:sz w:val="24"/>
-        </w:rPr>
-        <w:t xml:space="preserve">. In 1934 a large </w:t>
-      </w:r>
-      <w:r>
-        <w:br/>
-      </w:r>
-      <w:r>
-        <w:rPr>
-          <w:rFonts w:ascii="Charis SIL Regular" w:hAnsi="Charis SIL Regular" w:eastAsia="Charis SIL Regular"/>
-          <w:b w:val="0"/>
-          <w:i w:val="0"/>
-          <w:color w:val="0000FF"/>
-          <w:sz w:val="24"/>
-          <w:u w:val="single"/>
-        </w:rPr>
-        <w:hyperlink r:id="rId75" w:history="1">
-          <w:r>
-            <w:rPr>
-              <w:rStyle w:val="Hyperlink"/>
-            </w:rPr>
-            <w:t>co</w:t>
-          </w:r>
-        </w:hyperlink>
-      </w:r>
-      <w:r>
-        <w:rPr>
-          <w:rFonts w:ascii="Charis SIL Regular" w:hAnsi="Charis SIL Regular" w:eastAsia="Charis SIL Regular"/>
-          <w:b w:val="0"/>
-          <w:i w:val="0"/>
-          <w:color w:val="0000FF"/>
-          <w:sz w:val="24"/>
-          <w:u w:val="single"/>
-        </w:rPr>
-        <w:hyperlink r:id="rId74" w:history="1">
-          <w:r>
-            <w:rPr>
-              <w:rStyle w:val="Hyperlink"/>
-            </w:rPr>
-            <w:t>llection</w:t>
-          </w:r>
-        </w:hyperlink>
-      </w:r>
-      <w:r>
-        <w:rPr>
-          <w:u w:val="single" w:color="0000ff"/>
-          <w:rFonts w:ascii="Charis SIL Regular" w:hAnsi="Charis SIL Regular" w:eastAsia="Charis SIL Regular"/>
-          <w:b w:val="0"/>
-          <w:i w:val="0"/>
-          <w:color w:val="000000"/>
-          <w:sz w:val="24"/>
-        </w:rPr>
-        <w:hyperlink r:id="rId74" w:history="1">
-          <w:r>
-            <w:rPr>
-              <w:rStyle w:val="Hyperlink"/>
-            </w:rPr>
-            <w:t xml:space="preserve"> o</w:t>
-          </w:r>
-        </w:hyperlink>
-      </w:r>
-      <w:r>
-        <w:rPr>
-          <w:rFonts w:ascii="Charis SIL Regular" w:hAnsi="Charis SIL Regular" w:eastAsia="Charis SIL Regular"/>
-          <w:b w:val="0"/>
-          <w:i w:val="0"/>
-          <w:color w:val="000000"/>
-          <w:sz w:val="24"/>
-        </w:rPr>
-        <w:t xml:space="preserve">f objects was gathered along the Marowijne River for the </w:t>
-      </w:r>
-      <w:r>
-        <w:rPr>
-          <w:rFonts w:ascii="Charis SIL Italic" w:hAnsi="Charis SIL Italic" w:eastAsia="Charis SIL Italic"/>
-          <w:b w:val="0"/>
-          <w:i/>
-          <w:color w:val="000000"/>
-          <w:sz w:val="24"/>
-        </w:rPr>
-        <w:t>Musée du Trocadéro</w:t>
-      </w:r>
-      <w:r>
-        <w:rPr>
-          <w:rFonts w:ascii="Charis SIL Regular" w:hAnsi="Charis SIL Regular" w:eastAsia="Charis SIL Regular"/>
-          <w:b w:val="0"/>
-          <w:i w:val="0"/>
-          <w:color w:val="000000"/>
-          <w:sz w:val="24"/>
-        </w:rPr>
-        <w:t xml:space="preserve"> by </w:t>
-      </w:r>
-      <w:r>
-        <w:rPr>
-          <w:u w:val="single" w:color="0000ff"/>
-          <w:rFonts w:ascii="Charis SIL Regular" w:hAnsi="Charis SIL Regular" w:eastAsia="Charis SIL Regular"/>
-          <w:b w:val="0"/>
-          <w:i w:val="0"/>
-          <w:color w:val="000000"/>
-          <w:sz w:val="24"/>
-        </w:rPr>
-        <w:hyperlink r:id="rId75" w:history="1">
+        <w:hyperlink r:id="rId76" w:history="1">
           <w:r>
             <w:rPr>
               <w:rStyle w:val="Hyperlink"/>
@@ -9747,7 +9858,7 @@
           <w:sz w:val="24"/>
           <w:u w:val="single"/>
         </w:rPr>
-        <w:hyperlink r:id="rId76" w:history="1">
+        <w:hyperlink r:id="rId77" w:history="1">
           <w:r>
             <w:rPr>
               <w:rStyle w:val="Hyperlink"/>
@@ -9775,157 +9886,157 @@
           <w:sz w:val="24"/>
           <w:u w:val="single"/>
         </w:rPr>
+        <w:hyperlink r:id="rId78" w:history="1">
+          <w:r>
+            <w:rPr>
+              <w:rStyle w:val="Hyperlink"/>
+            </w:rPr>
+            <w:t>RV-2363</w:t>
+          </w:r>
+        </w:hyperlink>
+      </w:r>
+      <w:r>
+        <w:rPr>
+          <w:rFonts w:ascii="Charis SIL Regular" w:hAnsi="Charis SIL Regular" w:eastAsia="Charis SIL Regular"/>
+          <w:b w:val="0"/>
+          <w:i w:val="0"/>
+          <w:color w:val="000000"/>
+          <w:sz w:val="24"/>
+        </w:rPr>
+        <w:t xml:space="preserve"> and </w:t>
+      </w:r>
+      <w:r>
+        <w:rPr>
+          <w:rFonts w:ascii="Charis SIL Regular" w:hAnsi="Charis SIL Regular" w:eastAsia="Charis SIL Regular"/>
+          <w:b w:val="0"/>
+          <w:i w:val="0"/>
+          <w:color w:val="0000FF"/>
+          <w:sz w:val="24"/>
+          <w:u w:val="single"/>
+        </w:rPr>
+        <w:hyperlink r:id="rId79" w:history="1">
+          <w:r>
+            <w:rPr>
+              <w:rStyle w:val="Hyperlink"/>
+            </w:rPr>
+            <w:t>RV-2404</w:t>
+          </w:r>
+        </w:hyperlink>
+      </w:r>
+      <w:r>
+        <w:rPr>
+          <w:rFonts w:ascii="Charis SIL Regular" w:hAnsi="Charis SIL Regular" w:eastAsia="Charis SIL Regular"/>
+          <w:b w:val="0"/>
+          <w:i w:val="0"/>
+          <w:color w:val="000000"/>
+          <w:sz w:val="24"/>
+        </w:rPr>
+        <w:t xml:space="preserve">. The French </w:t>
+      </w:r>
+      <w:r>
+        <w:rPr>
+          <w:rFonts w:ascii="Charis SIL Regular" w:hAnsi="Charis SIL Regular" w:eastAsia="Charis SIL Regular"/>
+          <w:b w:val="0"/>
+          <w:i w:val="0"/>
+          <w:color w:val="000000"/>
+          <w:sz w:val="24"/>
+        </w:rPr>
+        <w:t xml:space="preserve">ethnologist Paul Sangnier also </w:t>
+      </w:r>
+      <w:r>
+        <w:rPr>
+          <w:rFonts w:ascii="Charis SIL Regular" w:hAnsi="Charis SIL Regular" w:eastAsia="Charis SIL Regular"/>
+          <w:b w:val="0"/>
+          <w:i w:val="0"/>
+          <w:color w:val="0000FF"/>
+          <w:sz w:val="24"/>
+          <w:u w:val="single"/>
+        </w:rPr>
+        <w:hyperlink r:id="rId80" w:history="1">
+          <w:r>
+            <w:rPr>
+              <w:rStyle w:val="Hyperlink"/>
+            </w:rPr>
+            <w:t>collected</w:t>
+          </w:r>
+        </w:hyperlink>
+      </w:r>
+      <w:r>
+        <w:rPr>
+          <w:rFonts w:ascii="Charis SIL Regular" w:hAnsi="Charis SIL Regular" w:eastAsia="Charis SIL Regular"/>
+          <w:b w:val="0"/>
+          <w:i w:val="0"/>
+          <w:color w:val="000000"/>
+          <w:sz w:val="24"/>
+        </w:rPr>
+        <w:t xml:space="preserve"> objec</w:t>
+      </w:r>
+      <w:r>
+        <w:rPr>
+          <w:u w:val="single" w:color="0000ff"/>
+          <w:rFonts w:ascii="Charis SIL Regular" w:hAnsi="Charis SIL Regular" w:eastAsia="Charis SIL Regular"/>
+          <w:b w:val="0"/>
+          <w:i w:val="0"/>
+          <w:color w:val="000000"/>
+          <w:sz w:val="24"/>
+        </w:rPr>
         <w:hyperlink r:id="rId77" w:history="1">
           <w:r>
             <w:rPr>
               <w:rStyle w:val="Hyperlink"/>
             </w:rPr>
-            <w:t>RV-2363</w:t>
-          </w:r>
-        </w:hyperlink>
-      </w:r>
-      <w:r>
-        <w:rPr>
-          <w:rFonts w:ascii="Charis SIL Regular" w:hAnsi="Charis SIL Regular" w:eastAsia="Charis SIL Regular"/>
-          <w:b w:val="0"/>
-          <w:i w:val="0"/>
-          <w:color w:val="000000"/>
-          <w:sz w:val="24"/>
-        </w:rPr>
-        <w:t xml:space="preserve"> and </w:t>
-      </w:r>
-      <w:r>
-        <w:rPr>
-          <w:rFonts w:ascii="Charis SIL Regular" w:hAnsi="Charis SIL Regular" w:eastAsia="Charis SIL Regular"/>
-          <w:b w:val="0"/>
-          <w:i w:val="0"/>
-          <w:color w:val="0000FF"/>
-          <w:sz w:val="24"/>
-          <w:u w:val="single"/>
+            <w:t>ts from t</w:t>
+          </w:r>
+        </w:hyperlink>
+      </w:r>
+      <w:r>
+        <w:rPr>
+          <w:rFonts w:ascii="Charis SIL Regular" w:hAnsi="Charis SIL Regular" w:eastAsia="Charis SIL Regular"/>
+          <w:b w:val="0"/>
+          <w:i w:val="0"/>
+          <w:color w:val="000000"/>
+          <w:sz w:val="24"/>
+        </w:rPr>
+        <w:t>h</w:t>
+      </w:r>
+      <w:r>
+        <w:rPr>
+          <w:u w:val="single" w:color="0000ff"/>
+          <w:rFonts w:ascii="Charis SIL Regular" w:hAnsi="Charis SIL Regular" w:eastAsia="Charis SIL Regular"/>
+          <w:b w:val="0"/>
+          <w:i w:val="0"/>
+          <w:color w:val="000000"/>
+          <w:sz w:val="24"/>
         </w:rPr>
         <w:hyperlink r:id="rId78" w:history="1">
           <w:r>
             <w:rPr>
               <w:rStyle w:val="Hyperlink"/>
             </w:rPr>
-            <w:t>RV-2404</w:t>
-          </w:r>
-        </w:hyperlink>
-      </w:r>
-      <w:r>
-        <w:rPr>
-          <w:rFonts w:ascii="Charis SIL Regular" w:hAnsi="Charis SIL Regular" w:eastAsia="Charis SIL Regular"/>
-          <w:b w:val="0"/>
-          <w:i w:val="0"/>
-          <w:color w:val="000000"/>
-          <w:sz w:val="24"/>
-        </w:rPr>
-        <w:t xml:space="preserve">. The French </w:t>
-      </w:r>
-      <w:r>
-        <w:rPr>
-          <w:rFonts w:ascii="Charis SIL Regular" w:hAnsi="Charis SIL Regular" w:eastAsia="Charis SIL Regular"/>
-          <w:b w:val="0"/>
-          <w:i w:val="0"/>
-          <w:color w:val="000000"/>
-          <w:sz w:val="24"/>
-        </w:rPr>
-        <w:t xml:space="preserve">ethnologist Paul Sangnier also </w:t>
-      </w:r>
-      <w:r>
-        <w:rPr>
-          <w:rFonts w:ascii="Charis SIL Regular" w:hAnsi="Charis SIL Regular" w:eastAsia="Charis SIL Regular"/>
-          <w:b w:val="0"/>
-          <w:i w:val="0"/>
-          <w:color w:val="0000FF"/>
-          <w:sz w:val="24"/>
-          <w:u w:val="single"/>
+            <w:t>e Wayan</w:t>
+          </w:r>
+        </w:hyperlink>
+      </w:r>
+      <w:r>
+        <w:rPr>
+          <w:rFonts w:ascii="Charis SIL Regular" w:hAnsi="Charis SIL Regular" w:eastAsia="Charis SIL Regular"/>
+          <w:b w:val="0"/>
+          <w:i w:val="0"/>
+          <w:color w:val="000000"/>
+          <w:sz w:val="24"/>
+        </w:rPr>
+        <w:t>a and</w:t>
+      </w:r>
+      <w:r>
+        <w:rPr>
+          <w:u w:val="single" w:color="0000ff"/>
+          <w:rFonts w:ascii="Charis SIL Regular" w:hAnsi="Charis SIL Regular" w:eastAsia="Charis SIL Regular"/>
+          <w:b w:val="0"/>
+          <w:i w:val="0"/>
+          <w:color w:val="000000"/>
+          <w:sz w:val="24"/>
         </w:rPr>
         <w:hyperlink r:id="rId79" w:history="1">
-          <w:r>
-            <w:rPr>
-              <w:rStyle w:val="Hyperlink"/>
-            </w:rPr>
-            <w:t>collected</w:t>
-          </w:r>
-        </w:hyperlink>
-      </w:r>
-      <w:r>
-        <w:rPr>
-          <w:rFonts w:ascii="Charis SIL Regular" w:hAnsi="Charis SIL Regular" w:eastAsia="Charis SIL Regular"/>
-          <w:b w:val="0"/>
-          <w:i w:val="0"/>
-          <w:color w:val="000000"/>
-          <w:sz w:val="24"/>
-        </w:rPr>
-        <w:t xml:space="preserve"> objec</w:t>
-      </w:r>
-      <w:r>
-        <w:rPr>
-          <w:u w:val="single" w:color="0000ff"/>
-          <w:rFonts w:ascii="Charis SIL Regular" w:hAnsi="Charis SIL Regular" w:eastAsia="Charis SIL Regular"/>
-          <w:b w:val="0"/>
-          <w:i w:val="0"/>
-          <w:color w:val="000000"/>
-          <w:sz w:val="24"/>
-        </w:rPr>
-        <w:hyperlink r:id="rId76" w:history="1">
-          <w:r>
-            <w:rPr>
-              <w:rStyle w:val="Hyperlink"/>
-            </w:rPr>
-            <w:t>ts from t</w:t>
-          </w:r>
-        </w:hyperlink>
-      </w:r>
-      <w:r>
-        <w:rPr>
-          <w:rFonts w:ascii="Charis SIL Regular" w:hAnsi="Charis SIL Regular" w:eastAsia="Charis SIL Regular"/>
-          <w:b w:val="0"/>
-          <w:i w:val="0"/>
-          <w:color w:val="000000"/>
-          <w:sz w:val="24"/>
-        </w:rPr>
-        <w:t>h</w:t>
-      </w:r>
-      <w:r>
-        <w:rPr>
-          <w:u w:val="single" w:color="0000ff"/>
-          <w:rFonts w:ascii="Charis SIL Regular" w:hAnsi="Charis SIL Regular" w:eastAsia="Charis SIL Regular"/>
-          <w:b w:val="0"/>
-          <w:i w:val="0"/>
-          <w:color w:val="000000"/>
-          <w:sz w:val="24"/>
-        </w:rPr>
-        <w:hyperlink r:id="rId77" w:history="1">
-          <w:r>
-            <w:rPr>
-              <w:rStyle w:val="Hyperlink"/>
-            </w:rPr>
-            <w:t>e Wayan</w:t>
-          </w:r>
-        </w:hyperlink>
-      </w:r>
-      <w:r>
-        <w:rPr>
-          <w:rFonts w:ascii="Charis SIL Regular" w:hAnsi="Charis SIL Regular" w:eastAsia="Charis SIL Regular"/>
-          <w:b w:val="0"/>
-          <w:i w:val="0"/>
-          <w:color w:val="000000"/>
-          <w:sz w:val="24"/>
-        </w:rPr>
-        <w:t>a and</w:t>
-      </w:r>
-      <w:r>
-        <w:rPr>
-          <w:u w:val="single" w:color="0000ff"/>
-          <w:rFonts w:ascii="Charis SIL Regular" w:hAnsi="Charis SIL Regular" w:eastAsia="Charis SIL Regular"/>
-          <w:b w:val="0"/>
-          <w:i w:val="0"/>
-          <w:color w:val="000000"/>
-          <w:sz w:val="24"/>
-        </w:rPr>
-        <w:hyperlink r:id="rId78" w:history="1">
           <w:r>
             <w:rPr>
               <w:rStyle w:val="Hyperlink"/>
@@ -9973,7 +10084,7 @@
           <w:sz w:val="24"/>
           <w:u w:val="single"/>
         </w:rPr>
-        <w:hyperlink r:id="rId80" w:history="1">
+        <w:hyperlink r:id="rId81" w:history="1">
           <w:r>
             <w:rPr>
               <w:rStyle w:val="Hyperlink"/>
@@ -10002,7 +10113,7 @@
           <w:sz w:val="24"/>
           <w:u w:val="single"/>
         </w:rPr>
-        <w:hyperlink r:id="rId80" w:history="1">
+        <w:hyperlink r:id="rId81" w:history="1">
           <w:r>
             <w:rPr>
               <w:rStyle w:val="Hyperlink"/>
@@ -10031,7 +10142,7 @@
           <w:sz w:val="24"/>
           <w:u w:val="single"/>
         </w:rPr>
-        <w:hyperlink r:id="rId80" w:history="1">
+        <w:hyperlink r:id="rId81" w:history="1">
           <w:r>
             <w:rPr>
               <w:rStyle w:val="Hyperlink"/>
@@ -10058,7 +10169,7 @@
           <w:color w:val="000000"/>
           <w:sz w:val="24"/>
         </w:rPr>
-        <w:t>extensive collection of 850 objects from Suriname, is of great s</w:t>
+        <w:t>extensive collection of 850 objects from S</w:t>
       </w:r>
       <w:r>
         <w:rPr>
@@ -10069,7 +10180,61 @@
           <w:color w:val="000000"/>
           <w:sz w:val="24"/>
         </w:rPr>
-        <w:hyperlink r:id="rId80" w:history="1">
+        <w:hyperlink r:id="rId81" w:history="1">
+          <w:r>
+            <w:rPr>
+              <w:rStyle w:val="Hyperlink"/>
+            </w:rPr>
+            <w:t>uriname, i</w:t>
+          </w:r>
+        </w:hyperlink>
+      </w:r>
+      <w:r>
+        <w:rPr>
+          <w:u w:val="single" w:color="0000ff"/>
+          <w:rFonts w:ascii="Charis SIL Regular" w:hAnsi="Charis SIL Regular" w:eastAsia="Charis SIL Regular"/>
+          <w:b w:val="0"/>
+          <w:i w:val="0"/>
+          <w:color w:val="000000"/>
+          <w:sz w:val="24"/>
+        </w:rPr>
+        <w:hyperlink r:id="rId81" w:history="1">
+          <w:r>
+            <w:rPr>
+              <w:rStyle w:val="Hyperlink"/>
+            </w:rPr>
+            <w:t>s</w:t>
+          </w:r>
+        </w:hyperlink>
+      </w:r>
+      <w:r>
+        <w:rPr>
+          <w:u w:val="single" w:color="0000ff"/>
+          <w:rFonts w:ascii="Charis SIL Regular" w:hAnsi="Charis SIL Regular" w:eastAsia="Charis SIL Regular"/>
+          <w:b w:val="0"/>
+          <w:i w:val="0"/>
+          <w:color w:val="000000"/>
+          <w:sz w:val="24"/>
+        </w:rPr>
+        <w:hyperlink r:id="rId81" w:history="1">
+          <w:r>
+            <w:rPr>
+              <w:rStyle w:val="Hyperlink"/>
+            </w:rPr>
+            <w:t xml:space="preserve"> of great s</w:t>
+          </w:r>
+        </w:hyperlink>
+      </w:r>
+      <w:r>
+        <w:rPr>
+          <w:u w:val="single" w:color="0000ff"/>
+          <w:rFonts w:ascii="Charis SIL Regular" w:hAnsi="Charis SIL Regular" w:eastAsia="Charis SIL Regular"/>
+          <w:b w:val="0"/>
+          <w:i w:val="0"/>
+          <w:color w:val="000000"/>
+          <w:sz w:val="24"/>
+        </w:rPr>
+        <w:hyperlink r:id="rId81" w:history="1">
           <w:r>
             <w:rPr>
               <w:rStyle w:val="Hyperlink"/>
@@ -10086,7 +10251,7 @@
           <w:color w:val="000000"/>
           <w:sz w:val="24"/>
         </w:rPr>
-        <w:hyperlink r:id="rId80" w:history="1">
+        <w:hyperlink r:id="rId81" w:history="1">
           <w:r>
             <w:rPr>
               <w:rStyle w:val="Hyperlink"/>
@@ -10145,7 +10310,7 @@
           <w:sz w:val="24"/>
           <w:u w:val="single"/>
         </w:rPr>
-        <w:hyperlink r:id="rId81" w:history="1">
+        <w:hyperlink r:id="rId82" w:history="1">
           <w:r>
             <w:rPr>
               <w:rStyle w:val="Hyperlink"/>
@@ -10243,7 +10408,7 @@
           <w:sz w:val="24"/>
           <w:u w:val="single"/>
         </w:rPr>
-        <w:hyperlink r:id="rId82" w:history="1">
+        <w:hyperlink r:id="rId83" w:history="1">
           <w:r>
             <w:rPr>
               <w:rStyle w:val="Hyperlink"/>
@@ -10321,7 +10486,7 @@
           <w:sz w:val="24"/>
           <w:u w:val="single"/>
         </w:rPr>
-        <w:hyperlink r:id="rId83" w:history="1">
+        <w:hyperlink r:id="rId84" w:history="1">
           <w:r>
             <w:rPr>
               <w:rStyle w:val="Hyperlink"/>
@@ -10350,7 +10515,7 @@
           <w:sz w:val="24"/>
           <w:u w:val="single"/>
         </w:rPr>
-        <w:hyperlink r:id="rId83" w:history="1">
+        <w:hyperlink r:id="rId84" w:history="1">
           <w:r>
             <w:rPr>
               <w:rStyle w:val="Hyperlink"/>
@@ -10379,7 +10544,7 @@
           <w:sz w:val="24"/>
           <w:u w:val="single"/>
         </w:rPr>
-        <w:hyperlink r:id="rId83" w:history="1">
+        <w:hyperlink r:id="rId84" w:history="1">
           <w:r>
             <w:rPr>
               <w:rStyle w:val="Hyperlink"/>
@@ -10407,7 +10572,7 @@
           <w:sz w:val="24"/>
           <w:u w:val="single"/>
         </w:rPr>
-        <w:hyperlink r:id="rId83" w:history="1">
+        <w:hyperlink r:id="rId84" w:history="1">
           <w:r>
             <w:rPr>
               <w:rStyle w:val="Hyperlink"/>
@@ -10434,7 +10599,7 @@
           <w:color w:val="000000"/>
           <w:sz w:val="24"/>
         </w:rPr>
-        <w:hyperlink r:id="rId83" w:history="1">
+        <w:hyperlink r:id="rId84" w:history="1">
           <w:r>
             <w:rPr>
               <w:rStyle w:val="Hyperlink"/>
@@ -10451,7 +10616,7 @@
           <w:color w:val="000000"/>
           <w:sz w:val="24"/>
         </w:rPr>
-        <w:hyperlink r:id="rId83" w:history="1">
+        <w:hyperlink r:id="rId84" w:history="1">
           <w:r>
             <w:rPr>
               <w:rStyle w:val="Hyperlink"/>
@@ -10468,7 +10633,7 @@
           <w:color w:val="000000"/>
           <w:sz w:val="24"/>
         </w:rPr>
-        <w:hyperlink r:id="rId83" w:history="1">
+        <w:hyperlink r:id="rId84" w:history="1">
           <w:r>
             <w:rPr>
               <w:rStyle w:val="Hyperlink"/>
@@ -10485,7 +10650,7 @@
           <w:color w:val="000000"/>
           <w:sz w:val="24"/>
         </w:rPr>
-        <w:hyperlink r:id="rId83" w:history="1">
+        <w:hyperlink r:id="rId84" w:history="1">
           <w:r>
             <w:rPr>
               <w:rStyle w:val="Hyperlink"/>
@@ -10502,7 +10667,7 @@
           <w:color w:val="000000"/>
           <w:sz w:val="24"/>
         </w:rPr>
-        <w:hyperlink r:id="rId83" w:history="1">
+        <w:hyperlink r:id="rId84" w:history="1">
           <w:r>
             <w:rPr>
               <w:rStyle w:val="Hyperlink"/>
@@ -10519,7 +10684,7 @@
           <w:color w:val="000000"/>
           <w:sz w:val="24"/>
         </w:rPr>
-        <w:hyperlink r:id="rId83" w:history="1">
+        <w:hyperlink r:id="rId84" w:history="1">
           <w:r>
             <w:rPr>
               <w:rStyle w:val="Hyperlink"/>
@@ -10547,7 +10712,7 @@
           <w:color w:val="000000"/>
           <w:sz w:val="24"/>
         </w:rPr>
-        <w:hyperlink r:id="rId83" w:history="1">
+        <w:hyperlink r:id="rId84" w:history="1">
           <w:r>
             <w:rPr>
               <w:rStyle w:val="Hyperlink"/>
@@ -10595,7 +10760,7 @@
           <w:sz w:val="24"/>
           <w:u w:val="single"/>
         </w:rPr>
-        <w:hyperlink r:id="rId84" w:history="1">
+        <w:hyperlink r:id="rId85" w:history="1">
           <w:r>
             <w:rPr>
               <w:rStyle w:val="Hyperlink"/>
@@ -10659,7 +10824,7 @@
       <w:pPr>
         <w:sectPr>
           <w:pgSz w:w="11900" w:h="16840"/>
-          <w:pgMar w:top="324" w:right="956" w:bottom="520" w:left="950" w:header="720" w:footer="720" w:gutter="0"/>
+          <w:pgMar w:top="324" w:right="956" w:bottom="378" w:left="950" w:header="720" w:footer="720" w:gutter="0"/>
           <w:cols/>
           <w:docGrid w:linePitch="360"/>
         </w:sectPr>
@@ -10772,7 +10937,7 @@
           <w:sz w:val="24"/>
           <w:u w:val="single"/>
         </w:rPr>
-        <w:hyperlink r:id="rId85" w:history="1">
+        <w:hyperlink r:id="rId86" w:history="1">
           <w:r>
             <w:rPr>
               <w:rStyle w:val="Hyperlink"/>
@@ -10880,7 +11045,7 @@
           <w:sz w:val="24"/>
           <w:u w:val="single"/>
         </w:rPr>
-        <w:hyperlink r:id="rId86" w:history="1">
+        <w:hyperlink r:id="rId87" w:history="1">
           <w:r>
             <w:rPr>
               <w:rStyle w:val="Hyperlink"/>
@@ -10909,7 +11074,7 @@
           <w:sz w:val="24"/>
           <w:u w:val="single"/>
         </w:rPr>
-        <w:hyperlink r:id="rId86" w:history="1">
+        <w:hyperlink r:id="rId87" w:history="1">
           <w:r>
             <w:rPr>
               <w:rStyle w:val="Hyperlink"/>
@@ -10938,7 +11103,7 @@
           <w:sz w:val="24"/>
           <w:u w:val="single"/>
         </w:rPr>
-        <w:hyperlink r:id="rId86" w:history="1">
+        <w:hyperlink r:id="rId87" w:history="1">
           <w:r>
             <w:rPr>
               <w:rStyle w:val="Hyperlink"/>
@@ -10976,7 +11141,7 @@
           <w:sz w:val="24"/>
           <w:u w:val="single"/>
         </w:rPr>
-        <w:hyperlink r:id="rId86" w:history="1">
+        <w:hyperlink r:id="rId87" w:history="1">
           <w:r>
             <w:rPr>
               <w:rStyle w:val="Hyperlink"/>
@@ -10994,7 +11159,7 @@
           <w:sz w:val="24"/>
           <w:u w:val="single"/>
         </w:rPr>
-        <w:hyperlink r:id="rId86" w:history="1">
+        <w:hyperlink r:id="rId87" w:history="1">
           <w:r>
             <w:rPr>
               <w:rStyle w:val="Hyperlink"/>
@@ -11023,7 +11188,7 @@
           <w:sz w:val="24"/>
           <w:u w:val="single"/>
         </w:rPr>
-        <w:hyperlink r:id="rId87" w:history="1">
+        <w:hyperlink r:id="rId88" w:history="1">
           <w:r>
             <w:rPr>
               <w:rStyle w:val="Hyperlink"/>
@@ -11041,7 +11206,7 @@
           <w:sz w:val="24"/>
           <w:u w:val="single"/>
         </w:rPr>
-        <w:hyperlink r:id="rId87" w:history="1">
+        <w:hyperlink r:id="rId88" w:history="1">
           <w:r>
             <w:rPr>
               <w:rStyle w:val="Hyperlink"/>
@@ -11069,7 +11234,7 @@
           <w:sz w:val="24"/>
           <w:u w:val="single"/>
         </w:rPr>
-        <w:hyperlink r:id="rId88" w:history="1">
+        <w:hyperlink r:id="rId89" w:history="1">
           <w:r>
             <w:rPr>
               <w:rStyle w:val="Hyperlink"/>
@@ -11098,7 +11263,7 @@
           <w:sz w:val="24"/>
           <w:u w:val="single"/>
         </w:rPr>
-        <w:hyperlink r:id="rId88" w:history="1">
+        <w:hyperlink r:id="rId89" w:history="1">
           <w:r>
             <w:rPr>
               <w:rStyle w:val="Hyperlink"/>
@@ -11127,7 +11292,7 @@
           <w:sz w:val="24"/>
           <w:u w:val="single"/>
         </w:rPr>
-        <w:hyperlink r:id="rId88" w:history="1">
+        <w:hyperlink r:id="rId89" w:history="1">
           <w:r>
             <w:rPr>
               <w:rStyle w:val="Hyperlink"/>
@@ -11156,7 +11321,7 @@
           <w:sz w:val="24"/>
           <w:u w:val="single"/>
         </w:rPr>
-        <w:hyperlink r:id="rId88" w:history="1">
+        <w:hyperlink r:id="rId89" w:history="1">
           <w:r>
             <w:rPr>
               <w:rStyle w:val="Hyperlink"/>
@@ -11691,7 +11856,7 @@
           <w:sz w:val="24"/>
           <w:u w:val="single"/>
         </w:rPr>
-        <w:hyperlink r:id="rId89" w:history="1">
+        <w:hyperlink r:id="rId90" w:history="1">
           <w:r>
             <w:rPr>
               <w:rStyle w:val="Hyperlink"/>
@@ -11709,7 +11874,7 @@
           <w:sz w:val="24"/>
           <w:u w:val="single"/>
         </w:rPr>
-        <w:hyperlink r:id="rId89" w:history="1">
+        <w:hyperlink r:id="rId90" w:history="1">
           <w:r>
             <w:rPr>
               <w:rStyle w:val="Hyperlink"/>
@@ -11727,7 +11892,7 @@
           <w:sz w:val="24"/>
           <w:u w:val="single"/>
         </w:rPr>
-        <w:hyperlink r:id="rId89" w:history="1">
+        <w:hyperlink r:id="rId90" w:history="1">
           <w:r>
             <w:rPr>
               <w:rStyle w:val="Hyperlink"/>
@@ -11745,7 +11910,7 @@
           <w:sz w:val="24"/>
           <w:u w:val="single"/>
         </w:rPr>
-        <w:hyperlink r:id="rId89" w:history="1">
+        <w:hyperlink r:id="rId90" w:history="1">
           <w:r>
             <w:rPr>
               <w:rStyle w:val="Hyperlink"/>
@@ -11763,7 +11928,7 @@
           <w:sz w:val="24"/>
           <w:u w:val="single"/>
         </w:rPr>
-        <w:hyperlink r:id="rId89" w:history="1">
+        <w:hyperlink r:id="rId90" w:history="1">
           <w:r>
             <w:rPr>
               <w:rStyle w:val="Hyperlink"/>
@@ -11781,7 +11946,7 @@
           <w:sz w:val="24"/>
           <w:u w:val="single"/>
         </w:rPr>
-        <w:hyperlink r:id="rId89" w:history="1">
+        <w:hyperlink r:id="rId90" w:history="1">
           <w:r>
             <w:rPr>
               <w:rStyle w:val="Hyperlink"/>
@@ -11799,7 +11964,7 @@
           <w:sz w:val="24"/>
           <w:u w:val="single"/>
         </w:rPr>
-        <w:hyperlink r:id="rId89" w:history="1">
+        <w:hyperlink r:id="rId90" w:history="1">
           <w:r>
             <w:rPr>
               <w:rStyle w:val="Hyperlink"/>
@@ -11817,7 +11982,7 @@
           <w:sz w:val="24"/>
           <w:u w:val="single"/>
         </w:rPr>
-        <w:hyperlink r:id="rId89" w:history="1">
+        <w:hyperlink r:id="rId90" w:history="1">
           <w:r>
             <w:rPr>
               <w:rStyle w:val="Hyperlink"/>
@@ -11834,7 +11999,7 @@
           <w:color w:val="0000FF"/>
           <w:sz w:val="24"/>
         </w:rPr>
-        <w:hyperlink r:id="rId89" w:history="1">
+        <w:hyperlink r:id="rId90" w:history="1">
           <w:r>
             <w:rPr>
               <w:rStyle w:val="Hyperlink"/>
@@ -11862,7 +12027,7 @@
           <w:sz w:val="24"/>
           <w:u w:val="single"/>
         </w:rPr>
-        <w:hyperlink r:id="rId89" w:history="1">
+        <w:hyperlink r:id="rId90" w:history="1">
           <w:r>
             <w:rPr>
               <w:rStyle w:val="Hyperlink"/>
@@ -11880,7 +12045,7 @@
           <w:sz w:val="24"/>
           <w:u w:val="single"/>
         </w:rPr>
-        <w:hyperlink r:id="rId89" w:history="1">
+        <w:hyperlink r:id="rId90" w:history="1">
           <w:r>
             <w:rPr>
               <w:rStyle w:val="Hyperlink"/>
@@ -11898,7 +12063,7 @@
           <w:sz w:val="24"/>
           <w:u w:val="single"/>
         </w:rPr>
-        <w:hyperlink r:id="rId89" w:history="1">
+        <w:hyperlink r:id="rId90" w:history="1">
           <w:r>
             <w:rPr>
               <w:rStyle w:val="Hyperlink"/>
@@ -11916,7 +12081,7 @@
           <w:sz w:val="24"/>
           <w:u w:val="single"/>
         </w:rPr>
-        <w:hyperlink r:id="rId89" w:history="1">
+        <w:hyperlink r:id="rId90" w:history="1">
           <w:r>
             <w:rPr>
               <w:rStyle w:val="Hyperlink"/>
@@ -11934,7 +12099,7 @@
           <w:sz w:val="24"/>
           <w:u w:val="single"/>
         </w:rPr>
-        <w:hyperlink r:id="rId89" w:history="1">
+        <w:hyperlink r:id="rId90" w:history="1">
           <w:r>
             <w:rPr>
               <w:rStyle w:val="Hyperlink"/>
@@ -12084,7 +12249,7 @@
           <w:sz w:val="24"/>
           <w:u w:val="single"/>
         </w:rPr>
-        <w:hyperlink r:id="rId90" w:history="1">
+        <w:hyperlink r:id="rId91" w:history="1">
           <w:r>
             <w:rPr>
               <w:rStyle w:val="Hyperlink"/>
@@ -12102,7 +12267,7 @@
           <w:sz w:val="24"/>
           <w:u w:val="single"/>
         </w:rPr>
-        <w:hyperlink r:id="rId90" w:history="1">
+        <w:hyperlink r:id="rId91" w:history="1">
           <w:r>
             <w:rPr>
               <w:rStyle w:val="Hyperlink"/>
@@ -12120,7 +12285,7 @@
           <w:sz w:val="24"/>
           <w:u w:val="single"/>
         </w:rPr>
-        <w:hyperlink r:id="rId90" w:history="1">
+        <w:hyperlink r:id="rId91" w:history="1">
           <w:r>
             <w:rPr>
               <w:rStyle w:val="Hyperlink"/>
@@ -12138,7 +12303,7 @@
           <w:sz w:val="24"/>
           <w:u w:val="single"/>
         </w:rPr>
-        <w:hyperlink r:id="rId90" w:history="1">
+        <w:hyperlink r:id="rId91" w:history="1">
           <w:r>
             <w:rPr>
               <w:rStyle w:val="Hyperlink"/>
@@ -12156,7 +12321,7 @@
           <w:sz w:val="24"/>
           <w:u w:val="single"/>
         </w:rPr>
-        <w:hyperlink r:id="rId90" w:history="1">
+        <w:hyperlink r:id="rId91" w:history="1">
           <w:r>
             <w:rPr>
               <w:rStyle w:val="Hyperlink"/>
@@ -12174,7 +12339,7 @@
           <w:sz w:val="24"/>
           <w:u w:val="single"/>
         </w:rPr>
-        <w:hyperlink r:id="rId90" w:history="1">
+        <w:hyperlink r:id="rId91" w:history="1">
           <w:r>
             <w:rPr>
               <w:rStyle w:val="Hyperlink"/>
@@ -12192,7 +12357,7 @@
           <w:sz w:val="24"/>
           <w:u w:val="single"/>
         </w:rPr>
-        <w:hyperlink r:id="rId90" w:history="1">
+        <w:hyperlink r:id="rId91" w:history="1">
           <w:r>
             <w:rPr>
               <w:rStyle w:val="Hyperlink"/>
@@ -12210,7 +12375,7 @@
           <w:sz w:val="24"/>
           <w:u w:val="single"/>
         </w:rPr>
-        <w:hyperlink r:id="rId90" w:history="1">
+        <w:hyperlink r:id="rId91" w:history="1">
           <w:r>
             <w:rPr>
               <w:rStyle w:val="Hyperlink"/>
@@ -12238,7 +12403,7 @@
           <w:sz w:val="24"/>
           <w:u w:val="single"/>
         </w:rPr>
-        <w:hyperlink r:id="rId90" w:history="1">
+        <w:hyperlink r:id="rId91" w:history="1">
           <w:r>
             <w:rPr>
               <w:rStyle w:val="Hyperlink"/>
@@ -12267,7 +12432,7 @@
           <w:sz w:val="24"/>
           <w:u w:val="single"/>
         </w:rPr>
-        <w:hyperlink r:id="rId90" w:history="1">
+        <w:hyperlink r:id="rId91" w:history="1">
           <w:r>
             <w:rPr>
               <w:rStyle w:val="Hyperlink"/>
@@ -12285,7 +12450,7 @@
           <w:sz w:val="24"/>
           <w:u w:val="single"/>
         </w:rPr>
-        <w:hyperlink r:id="rId90" w:history="1">
+        <w:hyperlink r:id="rId91" w:history="1">
           <w:r>
             <w:rPr>
               <w:rStyle w:val="Hyperlink"/>
@@ -12383,7 +12548,7 @@
           <w:sz w:val="24"/>
           <w:u w:val="single"/>
         </w:rPr>
-        <w:hyperlink r:id="rId91" w:history="1">
+        <w:hyperlink r:id="rId92" w:history="1">
           <w:r>
             <w:rPr>
               <w:rStyle w:val="Hyperlink"/>
@@ -12401,7 +12566,7 @@
           <w:sz w:val="24"/>
           <w:u w:val="single"/>
         </w:rPr>
-        <w:hyperlink r:id="rId91" w:history="1">
+        <w:hyperlink r:id="rId92" w:history="1">
           <w:r>
             <w:rPr>
               <w:rStyle w:val="Hyperlink"/>
@@ -12419,7 +12584,7 @@
           <w:sz w:val="24"/>
           <w:u w:val="single"/>
         </w:rPr>
-        <w:hyperlink r:id="rId91" w:history="1">
+        <w:hyperlink r:id="rId92" w:history="1">
           <w:r>
             <w:rPr>
               <w:rStyle w:val="Hyperlink"/>
@@ -12447,7 +12612,7 @@
           <w:sz w:val="24"/>
           <w:u w:val="single"/>
         </w:rPr>
-        <w:hyperlink r:id="rId92" w:history="1">
+        <w:hyperlink r:id="rId93" w:history="1">
           <w:r>
             <w:rPr>
               <w:rStyle w:val="Hyperlink"/>
@@ -12476,7 +12641,7 @@
           <w:sz w:val="24"/>
           <w:u w:val="single"/>
         </w:rPr>
-        <w:hyperlink r:id="rId92" w:history="1">
+        <w:hyperlink r:id="rId93" w:history="1">
           <w:r>
             <w:rPr>
               <w:rStyle w:val="Hyperlink"/>
@@ -12607,7 +12772,7 @@
           <w:sz w:val="24"/>
           <w:u w:val="single"/>
         </w:rPr>
-        <w:hyperlink r:id="rId93" w:history="1">
+        <w:hyperlink r:id="rId94" w:history="1">
           <w:r>
             <w:rPr>
               <w:rStyle w:val="Hyperlink"/>
@@ -12625,7 +12790,7 @@
           <w:sz w:val="24"/>
           <w:u w:val="single"/>
         </w:rPr>
-        <w:hyperlink r:id="rId93" w:history="1">
+        <w:hyperlink r:id="rId94" w:history="1">
           <w:r>
             <w:rPr>
               <w:rStyle w:val="Hyperlink"/>
@@ -12643,7 +12808,7 @@
           <w:sz w:val="24"/>
           <w:u w:val="single"/>
         </w:rPr>
-        <w:hyperlink r:id="rId93" w:history="1">
+        <w:hyperlink r:id="rId94" w:history="1">
           <w:r>
             <w:rPr>
               <w:rStyle w:val="Hyperlink"/>
@@ -12661,7 +12826,7 @@
           <w:sz w:val="24"/>
           <w:u w:val="single"/>
         </w:rPr>
-        <w:hyperlink r:id="rId93" w:history="1">
+        <w:hyperlink r:id="rId94" w:history="1">
           <w:r>
             <w:rPr>
               <w:rStyle w:val="Hyperlink"/>
@@ -12689,7 +12854,7 @@
           <w:sz w:val="24"/>
           <w:u w:val="single"/>
         </w:rPr>
-        <w:hyperlink r:id="rId93" w:history="1">
+        <w:hyperlink r:id="rId95" w:history="1">
           <w:r>
             <w:rPr>
               <w:rStyle w:val="Hyperlink"/>
@@ -12707,7 +12872,7 @@
           <w:sz w:val="24"/>
           <w:u w:val="single"/>
         </w:rPr>
-        <w:hyperlink r:id="rId93" w:history="1">
+        <w:hyperlink r:id="rId95" w:history="1">
           <w:r>
             <w:rPr>
               <w:rStyle w:val="Hyperlink"/>
@@ -12736,7 +12901,7 @@
           <w:sz w:val="24"/>
           <w:u w:val="single"/>
         </w:rPr>
-        <w:hyperlink r:id="rId93" w:history="1">
+        <w:hyperlink r:id="rId95" w:history="1">
           <w:r>
             <w:rPr>
               <w:rStyle w:val="Hyperlink"/>
@@ -12763,7 +12928,7 @@
           <w:color w:val="000000"/>
           <w:sz w:val="24"/>
         </w:rPr>
-        <w:t>Scientific article:</w:t>
+        <w:t>Book chapter:</w:t>
       </w:r>
     </w:p>
     <w:p>
@@ -12783,7 +12948,7 @@
           <w:color w:val="000000"/>
           <w:sz w:val="24"/>
         </w:rPr>
-        <w:t xml:space="preserve">Price, R. and S. Price ‘John Gabriel Stedman's collection of 18th-century artifacts </w:t>
+        <w:t xml:space="preserve">Legêne, S. From brooms to obeah and back: Fetish conversion and border crossings </w:t>
       </w:r>
       <w:r>
         <w:rPr>
@@ -12793,7 +12958,7 @@
           <w:color w:val="000000"/>
           <w:sz w:val="24"/>
         </w:rPr>
-        <w:t xml:space="preserve">from Suriname’, New West Indian Guide / Nieuwe West-Indische Gids, 53(1) </w:t>
+        <w:t xml:space="preserve">in nineteenth-century Suriname, in: P. Spyer (ed) Border Fetishisms. Material </w:t>
       </w:r>
       <w:r>
         <w:rPr>
@@ -12803,7 +12968,7 @@
           <w:color w:val="000000"/>
           <w:sz w:val="24"/>
         </w:rPr>
-        <w:t>(1979), 121-140.</w:t>
+        <w:t>Objects in Unstable Spaces. New York/London: Routlege, 1998.</w:t>
       </w:r>
       <w:r>
         <w:rPr>
@@ -12813,7 +12978,7 @@
           <w:color w:val="000000"/>
           <w:sz w:val="24"/>
         </w:rPr>
-        <w:t xml:space="preserve">Scientific article about objects in the collection of the former </w:t>
+        <w:t xml:space="preserve">An article about </w:t>
       </w:r>
       <w:r>
         <w:rPr>
@@ -12823,7 +12988,27 @@
           <w:color w:val="000000"/>
           <w:sz w:val="24"/>
         </w:rPr>
-        <w:t>Royal Cabinet of Curiosities that may originate from John Gabriel Stedman.</w:t>
+        <w:t xml:space="preserve">the collection of artefacts that Gaspard van Breugel assembled in 1823 at the </w:t>
+      </w:r>
+      <w:r>
+        <w:rPr>
+          <w:rFonts w:ascii="Charis SIL Italic" w:hAnsi="Charis SIL Italic" w:eastAsia="Charis SIL Italic"/>
+          <w:b w:val="0"/>
+          <w:i/>
+          <w:color w:val="000000"/>
+          <w:sz w:val="24"/>
+        </w:rPr>
+        <w:t xml:space="preserve">Clifford Kocqshoven plantation and which was donated to the Colonial Museum in </w:t>
+      </w:r>
+      <w:r>
+        <w:rPr>
+          <w:rFonts w:ascii="Charis SIL Italic" w:hAnsi="Charis SIL Italic" w:eastAsia="Charis SIL Italic"/>
+          <w:b w:val="0"/>
+          <w:i/>
+          <w:color w:val="000000"/>
+          <w:sz w:val="24"/>
+        </w:rPr>
+        <w:t>Haarlem in 1873.</w:t>
       </w:r>
     </w:p>
     <w:p>
@@ -12844,7 +13029,7 @@
           <w:sz w:val="24"/>
           <w:u w:val="single"/>
         </w:rPr>
-        <w:hyperlink r:id="rId94" w:history="1">
+        <w:hyperlink r:id="rId96" w:history="1">
           <w:r>
             <w:rPr>
               <w:rStyle w:val="Hyperlink"/>
@@ -12862,12 +13047,169 @@
           <w:sz w:val="24"/>
           <w:u w:val="single"/>
         </w:rPr>
-        <w:hyperlink r:id="rId94" w:history="1">
-          <w:r>
-            <w:rPr>
-              <w:rStyle w:val="Hyperlink"/>
-            </w:rPr>
-            <w:t>doi.org/10.1163/22134360-90002148</w:t>
+        <w:hyperlink r:id="rId96" w:history="1">
+          <w:r>
+            <w:rPr>
+              <w:rStyle w:val="Hyperlink"/>
+            </w:rPr>
+            <w:t>books.google.nl/</w:t>
+          </w:r>
+        </w:hyperlink>
+      </w:r>
+      <w:r>
+        <w:rPr>
+          <w:rFonts w:ascii="Charis SIL Regular" w:hAnsi="Charis SIL Regular" w:eastAsia="Charis SIL Regular"/>
+          <w:b w:val="0"/>
+          <w:i w:val="0"/>
+          <w:color w:val="0000FF"/>
+          <w:sz w:val="24"/>
+          <w:u w:val="single"/>
+        </w:rPr>
+        <w:hyperlink r:id="rId96" w:history="1">
+          <w:r>
+            <w:rPr>
+              <w:rStyle w:val="Hyperlink"/>
+            </w:rPr>
+            <w:t>books?</w:t>
+          </w:r>
+        </w:hyperlink>
+      </w:r>
+    </w:p>
+    <w:p>
+      <w:pPr>
+        <w:autoSpaceDN w:val="0"/>
+        <w:autoSpaceDE w:val="0"/>
+        <w:widowControl/>
+        <w:spacing w:line="288" w:lineRule="exact" w:before="64" w:after="0"/>
+        <w:ind w:left="800" w:right="432" w:firstLine="0"/>
+        <w:jc w:val="left"/>
+      </w:pPr>
+      <w:r>
+        <w:rPr>
+          <w:rFonts w:ascii="Charis SIL Regular" w:hAnsi="Charis SIL Regular" w:eastAsia="Charis SIL Regular"/>
+          <w:b w:val="0"/>
+          <w:i w:val="0"/>
+          <w:color w:val="0000FF"/>
+          <w:sz w:val="24"/>
+          <w:u w:val="single"/>
+        </w:rPr>
+        <w:hyperlink r:id="rId96" w:history="1">
+          <w:r>
+            <w:rPr>
+              <w:rStyle w:val="Hyperlink"/>
+            </w:rPr>
+            <w:t>id=z4R</w:t>
+          </w:r>
+        </w:hyperlink>
+      </w:r>
+      <w:r>
+        <w:rPr>
+          <w:rFonts w:ascii="Charis SIL Regular" w:hAnsi="Charis SIL Regular" w:eastAsia="Charis SIL Regular"/>
+          <w:b w:val="0"/>
+          <w:i w:val="0"/>
+          <w:color w:val="0000FF"/>
+          <w:sz w:val="24"/>
+          <w:u w:val="single"/>
+        </w:rPr>
+        <w:hyperlink r:id="rId96" w:history="1">
+          <w:r>
+            <w:rPr>
+              <w:rStyle w:val="Hyperlink"/>
+            </w:rPr>
+            <w:t>rZYLTNagC&amp;lpg</w:t>
+          </w:r>
+        </w:hyperlink>
+      </w:r>
+      <w:r>
+        <w:rPr>
+          <w:rFonts w:ascii="Charis SIL Regular" w:hAnsi="Charis SIL Regular" w:eastAsia="Charis SIL Regular"/>
+          <w:b w:val="0"/>
+          <w:i w:val="0"/>
+          <w:color w:val="0000FF"/>
+          <w:sz w:val="24"/>
+          <w:u w:val="single"/>
+        </w:rPr>
+        <w:hyperlink r:id="rId96" w:history="1">
+          <w:r>
+            <w:rPr>
+              <w:rStyle w:val="Hyperlink"/>
+            </w:rPr>
+            <w:t>=PP1&amp;</w:t>
+          </w:r>
+        </w:hyperlink>
+      </w:r>
+      <w:r>
+        <w:rPr>
+          <w:rFonts w:ascii="Charis SIL Regular" w:hAnsi="Charis SIL Regular" w:eastAsia="Charis SIL Regular"/>
+          <w:b w:val="0"/>
+          <w:i w:val="0"/>
+          <w:color w:val="0000FF"/>
+          <w:sz w:val="24"/>
+          <w:u w:val="single"/>
+        </w:rPr>
+        <w:hyperlink r:id="rId96" w:history="1">
+          <w:r>
+            <w:rPr>
+              <w:rStyle w:val="Hyperlink"/>
+            </w:rPr>
+            <w:t>hl=ms&amp;pg=PA35#v=onepage&amp;q&amp;f=false</w:t>
+          </w:r>
+        </w:hyperlink>
+      </w:r>
+      <w:r>
+        <w:rPr>
+          <w:rFonts w:ascii="Charis SIL Regular" w:hAnsi="Charis SIL Regular" w:eastAsia="Charis SIL Regular"/>
+          <w:b w:val="0"/>
+          <w:i w:val="0"/>
+          <w:color w:val="000000"/>
+          <w:sz w:val="24"/>
+        </w:rPr>
+        <w:t xml:space="preserve">, </w:t>
+      </w:r>
+      <w:r>
+        <w:rPr>
+          <w:rFonts w:ascii="Charis SIL Regular" w:hAnsi="Charis SIL Regular" w:eastAsia="Charis SIL Regular"/>
+          <w:b w:val="0"/>
+          <w:i w:val="0"/>
+          <w:color w:val="0000FF"/>
+          <w:sz w:val="24"/>
+          <w:u w:val="single"/>
+        </w:rPr>
+        <w:hyperlink r:id="rId96" w:history="1">
+          <w:r>
+            <w:rPr>
+              <w:rStyle w:val="Hyperlink"/>
+            </w:rPr>
+            <w:t>ISBN</w:t>
+          </w:r>
+        </w:hyperlink>
+      </w:r>
+      <w:r>
+        <w:rPr>
+          <w:rFonts w:ascii="Charis SIL Regular" w:hAnsi="Charis SIL Regular" w:eastAsia="Charis SIL Regular"/>
+          <w:b w:val="0"/>
+          <w:i w:val="0"/>
+          <w:color w:val="0000FF"/>
+          <w:sz w:val="24"/>
+          <w:u w:val="single"/>
+        </w:rPr>
+        <w:t xml:space="preserve"> </w:t>
+      </w:r>
+      <w:r>
+        <w:rPr>
+          <w:rFonts w:ascii="Charis SIL Regular" w:hAnsi="Charis SIL Regular" w:eastAsia="Charis SIL Regular"/>
+          <w:b w:val="0"/>
+          <w:i w:val="0"/>
+          <w:color w:val="0000FF"/>
+          <w:sz w:val="24"/>
+          <w:u w:val="single"/>
+        </w:rPr>
+        <w:hyperlink r:id="rId96" w:history="1">
+          <w:r>
+            <w:rPr>
+              <w:rStyle w:val="Hyperlink"/>
+            </w:rPr>
+            <w:t>978-0-415-91856-5</w:t>
           </w:r>
         </w:hyperlink>
       </w:r>
@@ -12889,6 +13231,132 @@
           <w:color w:val="000000"/>
           <w:sz w:val="24"/>
         </w:rPr>
+        <w:t>Scientific article:</w:t>
+      </w:r>
+    </w:p>
+    <w:p>
+      <w:pPr>
+        <w:autoSpaceDN w:val="0"/>
+        <w:autoSpaceDE w:val="0"/>
+        <w:widowControl/>
+        <w:spacing w:line="288" w:lineRule="exact" w:before="240" w:after="0"/>
+        <w:ind w:left="800" w:right="432" w:firstLine="0"/>
+        <w:jc w:val="left"/>
+      </w:pPr>
+      <w:r>
+        <w:rPr>
+          <w:rFonts w:ascii="Charis SIL Italic" w:hAnsi="Charis SIL Italic" w:eastAsia="Charis SIL Italic"/>
+          <w:b w:val="0"/>
+          <w:i/>
+          <w:color w:val="000000"/>
+          <w:sz w:val="24"/>
+        </w:rPr>
+        <w:t xml:space="preserve">Price, R. and S. Price ‘John Gabriel Stedman's collection of 18th-century artifacts </w:t>
+      </w:r>
+      <w:r>
+        <w:rPr>
+          <w:rFonts w:ascii="Charis SIL Italic" w:hAnsi="Charis SIL Italic" w:eastAsia="Charis SIL Italic"/>
+          <w:b w:val="0"/>
+          <w:i/>
+          <w:color w:val="000000"/>
+          <w:sz w:val="24"/>
+        </w:rPr>
+        <w:t xml:space="preserve">from Suriname’, New West Indian Guide / Nieuwe West-Indische Gids, 53(1) </w:t>
+      </w:r>
+      <w:r>
+        <w:rPr>
+          <w:rFonts w:ascii="Charis SIL Italic" w:hAnsi="Charis SIL Italic" w:eastAsia="Charis SIL Italic"/>
+          <w:b w:val="0"/>
+          <w:i/>
+          <w:color w:val="000000"/>
+          <w:sz w:val="24"/>
+        </w:rPr>
+        <w:t>(1979), 121-140.</w:t>
+      </w:r>
+      <w:r>
+        <w:rPr>
+          <w:rFonts w:ascii="Charis SIL Italic" w:hAnsi="Charis SIL Italic" w:eastAsia="Charis SIL Italic"/>
+          <w:b w:val="0"/>
+          <w:i/>
+          <w:color w:val="000000"/>
+          <w:sz w:val="24"/>
+        </w:rPr>
+        <w:t xml:space="preserve">Scientific article about objects in the collection of the former </w:t>
+      </w:r>
+      <w:r>
+        <w:rPr>
+          <w:rFonts w:ascii="Charis SIL Italic" w:hAnsi="Charis SIL Italic" w:eastAsia="Charis SIL Italic"/>
+          <w:b w:val="0"/>
+          <w:i/>
+          <w:color w:val="000000"/>
+          <w:sz w:val="24"/>
+        </w:rPr>
+        <w:t>Royal Cabinet of Curiosities that may originate from John Gabriel Stedman.</w:t>
+      </w:r>
+    </w:p>
+    <w:p>
+      <w:pPr>
+        <w:autoSpaceDN w:val="0"/>
+        <w:autoSpaceDE w:val="0"/>
+        <w:widowControl/>
+        <w:spacing w:line="352" w:lineRule="exact" w:before="176" w:after="0"/>
+        <w:ind w:left="800" w:right="0" w:firstLine="0"/>
+        <w:jc w:val="left"/>
+      </w:pPr>
+      <w:r>
+        <w:rPr>
+          <w:rFonts w:ascii="Charis SIL Regular" w:hAnsi="Charis SIL Regular" w:eastAsia="Charis SIL Regular"/>
+          <w:b w:val="0"/>
+          <w:i w:val="0"/>
+          <w:color w:val="0000FF"/>
+          <w:sz w:val="24"/>
+          <w:u w:val="single"/>
+        </w:rPr>
+        <w:hyperlink r:id="rId97" w:history="1">
+          <w:r>
+            <w:rPr>
+              <w:rStyle w:val="Hyperlink"/>
+            </w:rPr>
+            <w:t>https://</w:t>
+          </w:r>
+        </w:hyperlink>
+      </w:r>
+      <w:r>
+        <w:rPr>
+          <w:rFonts w:ascii="Charis SIL Regular" w:hAnsi="Charis SIL Regular" w:eastAsia="Charis SIL Regular"/>
+          <w:b w:val="0"/>
+          <w:i w:val="0"/>
+          <w:color w:val="0000FF"/>
+          <w:sz w:val="24"/>
+          <w:u w:val="single"/>
+        </w:rPr>
+        <w:hyperlink r:id="rId97" w:history="1">
+          <w:r>
+            <w:rPr>
+              <w:rStyle w:val="Hyperlink"/>
+            </w:rPr>
+            <w:t>doi.org/10.1163/22134360-90002148</w:t>
+          </w:r>
+        </w:hyperlink>
+      </w:r>
+    </w:p>
+    <w:p>
+      <w:pPr>
+        <w:autoSpaceDN w:val="0"/>
+        <w:autoSpaceDE w:val="0"/>
+        <w:widowControl/>
+        <w:spacing w:line="352" w:lineRule="exact" w:before="176" w:after="0"/>
+        <w:ind w:left="0" w:right="0" w:firstLine="0"/>
+        <w:jc w:val="left"/>
+      </w:pPr>
+      <w:r>
+        <w:rPr>
+          <w:rFonts w:ascii="Charis SIL Regular" w:hAnsi="Charis SIL Regular" w:eastAsia="Charis SIL Regular"/>
+          <w:b w:val="0"/>
+          <w:i w:val="0"/>
+          <w:color w:val="000000"/>
+          <w:sz w:val="24"/>
+        </w:rPr>
         <w:t>Book:</w:t>
       </w:r>
     </w:p>
@@ -12960,7 +13428,7 @@
           <w:sz w:val="24"/>
           <w:u w:val="single"/>
         </w:rPr>
-        <w:hyperlink r:id="rId95" w:history="1">
+        <w:hyperlink r:id="rId98" w:history="1">
           <w:r>
             <w:rPr>
               <w:rStyle w:val="Hyperlink"/>
@@ -12989,7 +13457,7 @@
           <w:sz w:val="24"/>
           <w:u w:val="single"/>
         </w:rPr>
-        <w:hyperlink r:id="rId95" w:history="1">
+        <w:hyperlink r:id="rId98" w:history="1">
           <w:r>
             <w:rPr>
               <w:rStyle w:val="Hyperlink"/>
@@ -13061,287 +13529,9 @@
     </w:p>
     <w:p>
       <w:pPr>
-        <w:autoSpaceDN w:val="0"/>
-        <w:autoSpaceDE w:val="0"/>
-        <w:widowControl/>
-        <w:spacing w:line="352" w:lineRule="exact" w:before="176" w:after="0"/>
-        <w:ind w:left="800" w:right="0" w:firstLine="0"/>
-        <w:jc w:val="left"/>
-      </w:pPr>
-      <w:r>
-        <w:rPr>
-          <w:rFonts w:ascii="Charis SIL Regular" w:hAnsi="Charis SIL Regular" w:eastAsia="Charis SIL Regular"/>
-          <w:b w:val="0"/>
-          <w:i w:val="0"/>
-          <w:color w:val="0000FF"/>
-          <w:sz w:val="24"/>
-          <w:u w:val="single"/>
-        </w:rPr>
-        <w:hyperlink r:id="rId96" w:history="1">
-          <w:r>
-            <w:rPr>
-              <w:rStyle w:val="Hyperlink"/>
-            </w:rPr>
-            <w:t>WorldCat</w:t>
-          </w:r>
-        </w:hyperlink>
-      </w:r>
-      <w:r>
-        <w:rPr>
-          <w:rFonts w:ascii="Charis SIL Regular" w:hAnsi="Charis SIL Regular" w:eastAsia="Charis SIL Regular"/>
-          <w:b w:val="0"/>
-          <w:i w:val="0"/>
-          <w:color w:val="0000FF"/>
-          <w:sz w:val="24"/>
-          <w:u w:val="single"/>
-        </w:rPr>
-        <w:t xml:space="preserve"> </w:t>
-      </w:r>
-      <w:r>
-        <w:rPr>
-          <w:rFonts w:ascii="Charis SIL Regular" w:hAnsi="Charis SIL Regular" w:eastAsia="Charis SIL Regular"/>
-          <w:b w:val="0"/>
-          <w:i w:val="0"/>
-          <w:color w:val="0000FF"/>
-          <w:sz w:val="24"/>
-          <w:u w:val="single"/>
-        </w:rPr>
-        <w:hyperlink r:id="rId96" w:history="1">
-          <w:r>
-            <w:rPr>
-              <w:rStyle w:val="Hyperlink"/>
-            </w:rPr>
-            <w:t>905783269</w:t>
-          </w:r>
-        </w:hyperlink>
-      </w:r>
-      <w:r>
-        <w:rPr>
-          <w:rFonts w:ascii="Charis SIL Regular" w:hAnsi="Charis SIL Regular" w:eastAsia="Charis SIL Regular"/>
-          <w:b w:val="0"/>
-          <w:i w:val="0"/>
-          <w:color w:val="000000"/>
-          <w:sz w:val="24"/>
-        </w:rPr>
-        <w:t xml:space="preserve">, </w:t>
-      </w:r>
-      <w:r>
-        <w:rPr>
-          <w:rFonts w:ascii="Charis SIL Regular" w:hAnsi="Charis SIL Regular" w:eastAsia="Charis SIL Regular"/>
-          <w:b w:val="0"/>
-          <w:i w:val="0"/>
-          <w:color w:val="0000FF"/>
-          <w:sz w:val="24"/>
-          <w:u w:val="single"/>
-        </w:rPr>
-        <w:hyperlink r:id="rId97" w:history="1">
-          <w:r>
-            <w:rPr>
-              <w:rStyle w:val="Hyperlink"/>
-            </w:rPr>
-            <w:t>ISBN</w:t>
-          </w:r>
-        </w:hyperlink>
-      </w:r>
-      <w:r>
-        <w:rPr>
-          <w:rFonts w:ascii="Charis SIL Regular" w:hAnsi="Charis SIL Regular" w:eastAsia="Charis SIL Regular"/>
-          <w:b w:val="0"/>
-          <w:i w:val="0"/>
-          <w:color w:val="0000FF"/>
-          <w:sz w:val="24"/>
-          <w:u w:val="single"/>
-        </w:rPr>
-        <w:t xml:space="preserve"> </w:t>
-      </w:r>
-      <w:r>
-        <w:rPr>
-          <w:rFonts w:ascii="Charis SIL Regular" w:hAnsi="Charis SIL Regular" w:eastAsia="Charis SIL Regular"/>
-          <w:b w:val="0"/>
-          <w:i w:val="0"/>
-          <w:color w:val="0000FF"/>
-          <w:sz w:val="24"/>
-          <w:u w:val="single"/>
-        </w:rPr>
-        <w:hyperlink r:id="rId97" w:history="1">
-          <w:r>
-            <w:rPr>
-              <w:rStyle w:val="Hyperlink"/>
-            </w:rPr>
-            <w:t>978-0-8070-8550-9</w:t>
-          </w:r>
-        </w:hyperlink>
-      </w:r>
-    </w:p>
-    <w:p>
-      <w:pPr>
-        <w:autoSpaceDN w:val="0"/>
-        <w:autoSpaceDE w:val="0"/>
-        <w:widowControl/>
-        <w:spacing w:line="352" w:lineRule="exact" w:before="176" w:after="0"/>
-        <w:ind w:left="0" w:right="0" w:firstLine="0"/>
-        <w:jc w:val="left"/>
-      </w:pPr>
-      <w:r>
-        <w:rPr>
-          <w:rFonts w:ascii="Charis SIL Regular" w:hAnsi="Charis SIL Regular" w:eastAsia="Charis SIL Regular"/>
-          <w:b w:val="0"/>
-          <w:i w:val="0"/>
-          <w:color w:val="000000"/>
-          <w:sz w:val="24"/>
-        </w:rPr>
-        <w:t>Scientific article:</w:t>
-      </w:r>
-    </w:p>
-    <w:p>
-      <w:pPr>
-        <w:autoSpaceDN w:val="0"/>
-        <w:autoSpaceDE w:val="0"/>
-        <w:widowControl/>
-        <w:spacing w:line="288" w:lineRule="exact" w:before="240" w:after="0"/>
-        <w:ind w:left="800" w:right="288" w:firstLine="0"/>
-        <w:jc w:val="left"/>
-      </w:pPr>
-      <w:r>
-        <w:rPr>
-          <w:rFonts w:ascii="Charis SIL Italic" w:hAnsi="Charis SIL Italic" w:eastAsia="Charis SIL Italic"/>
-          <w:b w:val="0"/>
-          <w:i/>
-          <w:color w:val="000000"/>
-          <w:sz w:val="24"/>
-        </w:rPr>
-        <w:t xml:space="preserve">Ruiter, I. de, T. van Andel, M. Françozo, C.F. Caromano ‘Surinamese Maroon and </w:t>
-      </w:r>
-      <w:r>
-        <w:rPr>
-          <w:rFonts w:ascii="Charis SIL Italic" w:hAnsi="Charis SIL Italic" w:eastAsia="Charis SIL Italic"/>
-          <w:b w:val="0"/>
-          <w:i/>
-          <w:color w:val="000000"/>
-          <w:sz w:val="24"/>
-        </w:rPr>
-        <w:t xml:space="preserve">Indigenous Knowledge in the Creation of Natural and Ethnographic Collections </w:t>
-      </w:r>
-      <w:r>
-        <w:rPr>
-          <w:rFonts w:ascii="Charis SIL Italic" w:hAnsi="Charis SIL Italic" w:eastAsia="Charis SIL Italic"/>
-          <w:b w:val="0"/>
-          <w:i/>
-          <w:color w:val="000000"/>
-          <w:sz w:val="24"/>
-        </w:rPr>
-        <w:t xml:space="preserve">Housed in The Netherlands’, New West Indian Guide / Nieuwe West-Indische Gids, </w:t>
-      </w:r>
-      <w:r>
-        <w:rPr>
-          <w:rFonts w:ascii="Charis SIL Italic" w:hAnsi="Charis SIL Italic" w:eastAsia="Charis SIL Italic"/>
-          <w:b w:val="0"/>
-          <w:i/>
-          <w:color w:val="000000"/>
-          <w:sz w:val="24"/>
-        </w:rPr>
-        <w:t>99(3-4) (2025), 287-324.</w:t>
-      </w:r>
-      <w:r>
-        <w:rPr>
-          <w:rFonts w:ascii="Charis SIL Italic" w:hAnsi="Charis SIL Italic" w:eastAsia="Charis SIL Italic"/>
-          <w:b w:val="0"/>
-          <w:i/>
-          <w:color w:val="000000"/>
-          <w:sz w:val="24"/>
-        </w:rPr>
-        <w:t xml:space="preserve">Scientific article about the contribution of Maroons and </w:t>
-      </w:r>
-      <w:r>
-        <w:rPr>
-          <w:rFonts w:ascii="Charis SIL Italic" w:hAnsi="Charis SIL Italic" w:eastAsia="Charis SIL Italic"/>
-          <w:b w:val="0"/>
-          <w:i/>
-          <w:color w:val="000000"/>
-          <w:sz w:val="24"/>
-        </w:rPr>
-        <w:t xml:space="preserve">Amerindians to the creation of natural and ethnographic collections housed in the </w:t>
-      </w:r>
-      <w:r>
-        <w:rPr>
-          <w:rFonts w:ascii="Charis SIL Italic" w:hAnsi="Charis SIL Italic" w:eastAsia="Charis SIL Italic"/>
-          <w:b w:val="0"/>
-          <w:i/>
-          <w:color w:val="000000"/>
-          <w:sz w:val="24"/>
-        </w:rPr>
-        <w:t>Netherlands.</w:t>
-      </w:r>
-    </w:p>
-    <w:p>
-      <w:pPr>
-        <w:autoSpaceDN w:val="0"/>
-        <w:autoSpaceDE w:val="0"/>
-        <w:widowControl/>
-        <w:spacing w:line="352" w:lineRule="exact" w:before="176" w:after="0"/>
-        <w:ind w:left="800" w:right="0" w:firstLine="0"/>
-        <w:jc w:val="left"/>
-      </w:pPr>
-      <w:r>
-        <w:rPr>
-          <w:rFonts w:ascii="Charis SIL Regular" w:hAnsi="Charis SIL Regular" w:eastAsia="Charis SIL Regular"/>
-          <w:b w:val="0"/>
-          <w:i w:val="0"/>
-          <w:color w:val="0000FF"/>
-          <w:sz w:val="24"/>
-          <w:u w:val="single"/>
-        </w:rPr>
-        <w:hyperlink r:id="rId98" w:history="1">
-          <w:r>
-            <w:rPr>
-              <w:rStyle w:val="Hyperlink"/>
-            </w:rPr>
-            <w:t>https://</w:t>
-          </w:r>
-        </w:hyperlink>
-      </w:r>
-      <w:r>
-        <w:rPr>
-          <w:rFonts w:ascii="Charis SIL Regular" w:hAnsi="Charis SIL Regular" w:eastAsia="Charis SIL Regular"/>
-          <w:b w:val="0"/>
-          <w:i w:val="0"/>
-          <w:color w:val="0000FF"/>
-          <w:sz w:val="24"/>
-          <w:u w:val="single"/>
-        </w:rPr>
-        <w:hyperlink r:id="rId98" w:history="1">
-          <w:r>
-            <w:rPr>
-              <w:rStyle w:val="Hyperlink"/>
-            </w:rPr>
-            <w:t>doi.org/10.1163/22134360-</w:t>
-          </w:r>
-        </w:hyperlink>
-      </w:r>
-      <w:r>
-        <w:rPr>
-          <w:rFonts w:ascii="Charis SIL Regular" w:hAnsi="Charis SIL Regular" w:eastAsia="Charis SIL Regular"/>
-          <w:b w:val="0"/>
-          <w:i w:val="0"/>
-          <w:color w:val="0000FF"/>
-          <w:sz w:val="24"/>
-          <w:u w:val="single"/>
-        </w:rPr>
-        <w:hyperlink r:id="rId98" w:history="1">
-          <w:r>
-            <w:rPr>
-              <w:rStyle w:val="Hyperlink"/>
-            </w:rPr>
-            <w:t>bja10038</w:t>
-          </w:r>
-        </w:hyperlink>
-      </w:r>
-    </w:p>
-    <w:p>
-      <w:pPr>
         <w:sectPr>
           <w:pgSz w:w="11900" w:h="16840"/>
-          <w:pgMar w:top="324" w:right="1440" w:bottom="432" w:left="960" w:header="720" w:footer="720" w:gutter="0"/>
+          <w:pgMar w:top="324" w:right="1440" w:bottom="408" w:left="960" w:header="720" w:footer="720" w:gutter="0"/>
           <w:cols/>
           <w:docGrid w:linePitch="360"/>
         </w:sectPr>
@@ -13361,8 +13551,8 @@
         <w:autoSpaceDN w:val="0"/>
         <w:autoSpaceDE w:val="0"/>
         <w:widowControl/>
-        <w:spacing w:line="336" w:lineRule="exact" w:before="16" w:after="0"/>
-        <w:ind w:left="800" w:right="288" w:hanging="800"/>
+        <w:spacing w:line="352" w:lineRule="exact" w:before="0" w:after="0"/>
+        <w:ind w:left="800" w:right="0" w:firstLine="0"/>
         <w:jc w:val="left"/>
       </w:pPr>
       <w:r>
@@ -13370,98 +13560,6 @@
           <w:rFonts w:ascii="Charis SIL Regular" w:hAnsi="Charis SIL Regular" w:eastAsia="Charis SIL Regular"/>
           <w:b w:val="0"/>
           <w:i w:val="0"/>
-          <w:color w:val="000000"/>
-          <w:sz w:val="24"/>
-        </w:rPr>
-        <w:t xml:space="preserve">Scientific article: </w:t>
-      </w:r>
-      <w:r>
-        <w:br/>
-      </w:r>
-      <w:r>
-        <w:rPr>
-          <w:rFonts w:ascii="Charis SIL Italic" w:hAnsi="Charis SIL Italic" w:eastAsia="Charis SIL Italic"/>
-          <w:b w:val="0"/>
-          <w:i/>
-          <w:color w:val="000000"/>
-          <w:sz w:val="24"/>
-        </w:rPr>
-        <w:t xml:space="preserve">Ruiter, I. de, C.F. Caromano ‘Looking Beyond Knives, Buttons and Beaded Aprons: </w:t>
-      </w:r>
-      <w:r>
-        <w:rPr>
-          <w:rFonts w:ascii="Charis SIL Italic" w:hAnsi="Charis SIL Italic" w:eastAsia="Charis SIL Italic"/>
-          <w:b w:val="0"/>
-          <w:i/>
-          <w:color w:val="000000"/>
-          <w:sz w:val="24"/>
-        </w:rPr>
-        <w:t xml:space="preserve">Indigenous and Maroon Agency in Colonial Collecting Practices and the </w:t>
-      </w:r>
-      <w:r>
-        <w:br/>
-      </w:r>
-      <w:r>
-        <w:rPr>
-          <w:rFonts w:ascii="Charis SIL Italic" w:hAnsi="Charis SIL Italic" w:eastAsia="Charis SIL Italic"/>
-          <w:b w:val="0"/>
-          <w:i/>
-          <w:color w:val="000000"/>
-          <w:sz w:val="24"/>
-        </w:rPr>
-        <w:t xml:space="preserve">Provenance of Ten Surinamese Objects in The Netherlands’, Museum International, </w:t>
-      </w:r>
-      <w:r>
-        <w:rPr>
-          <w:rFonts w:ascii="Charis SIL Italic" w:hAnsi="Charis SIL Italic" w:eastAsia="Charis SIL Italic"/>
-          <w:b w:val="0"/>
-          <w:i/>
-          <w:color w:val="000000"/>
-          <w:sz w:val="24"/>
-        </w:rPr>
-        <w:t>78(1-2) (2026), 110-123.</w:t>
-      </w:r>
-      <w:r>
-        <w:rPr>
-          <w:rFonts w:ascii="Charis SIL Italic" w:hAnsi="Charis SIL Italic" w:eastAsia="Charis SIL Italic"/>
-          <w:b w:val="0"/>
-          <w:i/>
-          <w:color w:val="000000"/>
-          <w:sz w:val="24"/>
-        </w:rPr>
-        <w:t xml:space="preserve">Scientific article about the agency of Maroons and </w:t>
-      </w:r>
-      <w:r>
-        <w:rPr>
-          <w:rFonts w:ascii="Charis SIL Italic" w:hAnsi="Charis SIL Italic" w:eastAsia="Charis SIL Italic"/>
-          <w:b w:val="0"/>
-          <w:i/>
-          <w:color w:val="000000"/>
-          <w:sz w:val="24"/>
-        </w:rPr>
-        <w:t>Amerindians in the collecting of ten objects housed in the Netherlands.</w:t>
-      </w:r>
-    </w:p>
-    <w:p>
-      <w:pPr>
-        <w:autoSpaceDN w:val="0"/>
-        <w:tabs>
-          <w:tab w:pos="800" w:val="left"/>
-        </w:tabs>
-        <w:autoSpaceDE w:val="0"/>
-        <w:widowControl/>
-        <w:spacing w:line="408" w:lineRule="exact" w:before="120" w:after="0"/>
-        <w:ind w:left="0" w:right="576" w:firstLine="0"/>
-        <w:jc w:val="left"/>
-      </w:pPr>
-      <w:r>
-        <w:tab/>
-      </w:r>
-      <w:r>
-        <w:rPr>
-          <w:rFonts w:ascii="Charis SIL Regular" w:hAnsi="Charis SIL Regular" w:eastAsia="Charis SIL Regular"/>
-          <w:b w:val="0"/>
-          <w:i w:val="0"/>
           <w:color w:val="0000FF"/>
           <w:sz w:val="24"/>
           <w:u w:val="single"/>
@@ -13471,9 +13569,20 @@
             <w:rPr>
               <w:rStyle w:val="Hyperlink"/>
             </w:rPr>
-            <w:t>https://</w:t>
-          </w:r>
-        </w:hyperlink>
+            <w:t>WorldCat</w:t>
+          </w:r>
+        </w:hyperlink>
+      </w:r>
+      <w:r>
+        <w:rPr>
+          <w:rFonts w:ascii="Charis SIL Regular" w:hAnsi="Charis SIL Regular" w:eastAsia="Charis SIL Regular"/>
+          <w:b w:val="0"/>
+          <w:i w:val="0"/>
+          <w:color w:val="0000FF"/>
+          <w:sz w:val="24"/>
+          <w:u w:val="single"/>
+        </w:rPr>
+        <w:t xml:space="preserve"> </w:t>
       </w:r>
       <w:r>
         <w:rPr>
@@ -13489,90 +13598,19 @@
             <w:rPr>
               <w:rStyle w:val="Hyperlink"/>
             </w:rPr>
-            <w:t xml:space="preserve">doi.org/10.1080/13500775.2026.2683276 </w:t>
-          </w:r>
-        </w:hyperlink>
-      </w:r>
-      <w:r>
-        <w:br/>
-      </w:r>
-      <w:r>
-        <w:rPr>
-          <w:rFonts w:ascii="Charis SIL Regular" w:hAnsi="Charis SIL Regular" w:eastAsia="Charis SIL Regular"/>
-          <w:b w:val="0"/>
-          <w:i w:val="0"/>
-          <w:color w:val="000000"/>
-          <w:sz w:val="24"/>
-        </w:rPr>
-        <w:t xml:space="preserve">Book: </w:t>
-      </w:r>
-      <w:r>
-        <w:br/>
-      </w:r>
-      <w:r>
-        <w:tab/>
-      </w:r>
-      <w:r>
-        <w:rPr>
-          <w:rFonts w:ascii="Charis SIL Italic" w:hAnsi="Charis SIL Italic" w:eastAsia="Charis SIL Italic"/>
-          <w:b w:val="0"/>
-          <w:i/>
-          <w:color w:val="000000"/>
-          <w:sz w:val="24"/>
-        </w:rPr>
-        <w:t xml:space="preserve">Sint Nicolaas, Eveline. Shackles and bonds: Suriname and the Netherlands since </w:t>
-      </w:r>
-      <w:r>
-        <w:tab/>
-      </w:r>
-      <w:r>
-        <w:rPr>
-          <w:rFonts w:ascii="Charis SIL Italic" w:hAnsi="Charis SIL Italic" w:eastAsia="Charis SIL Italic"/>
-          <w:b w:val="0"/>
-          <w:i/>
-          <w:color w:val="000000"/>
-          <w:sz w:val="24"/>
-        </w:rPr>
-        <w:t>1600. Nijmegen: Vantilt, 2018.</w:t>
-      </w:r>
-      <w:r>
-        <w:rPr>
-          <w:rFonts w:ascii="Charis SIL Italic" w:hAnsi="Charis SIL Italic" w:eastAsia="Charis SIL Italic"/>
-          <w:b w:val="0"/>
-          <w:i/>
-          <w:color w:val="000000"/>
-          <w:sz w:val="24"/>
-        </w:rPr>
-        <w:t xml:space="preserve">Book about objects from Suriname in the </w:t>
-      </w:r>
-      <w:r>
-        <w:tab/>
-      </w:r>
-      <w:r>
-        <w:rPr>
-          <w:rFonts w:ascii="Charis SIL Italic" w:hAnsi="Charis SIL Italic" w:eastAsia="Charis SIL Italic"/>
-          <w:b w:val="0"/>
-          <w:i/>
-          <w:color w:val="000000"/>
-          <w:sz w:val="24"/>
-        </w:rPr>
-        <w:t>Rijksmuseum Amsterdam collection.</w:t>
-      </w:r>
-    </w:p>
-    <w:p>
-      <w:pPr>
-        <w:autoSpaceDN w:val="0"/>
-        <w:tabs>
-          <w:tab w:pos="800" w:val="left"/>
-        </w:tabs>
-        <w:autoSpaceDE w:val="0"/>
-        <w:widowControl/>
-        <w:spacing w:line="528" w:lineRule="exact" w:before="0" w:after="0"/>
-        <w:ind w:left="0" w:right="864" w:firstLine="0"/>
-        <w:jc w:val="left"/>
-      </w:pPr>
-      <w:r>
-        <w:tab/>
+            <w:t>905783269</w:t>
+          </w:r>
+        </w:hyperlink>
+      </w:r>
+      <w:r>
+        <w:rPr>
+          <w:rFonts w:ascii="Charis SIL Regular" w:hAnsi="Charis SIL Regular" w:eastAsia="Charis SIL Regular"/>
+          <w:b w:val="0"/>
+          <w:i w:val="0"/>
+          <w:color w:val="000000"/>
+          <w:sz w:val="24"/>
+        </w:rPr>
+        <w:t xml:space="preserve">, </w:t>
       </w:r>
       <w:r>
         <w:rPr>
@@ -13588,7 +13626,7 @@
             <w:rPr>
               <w:rStyle w:val="Hyperlink"/>
             </w:rPr>
-            <w:t>WorldCat</w:t>
+            <w:t>ISBN</w:t>
           </w:r>
         </w:hyperlink>
       </w:r>
@@ -13617,95 +13655,9 @@
             <w:rPr>
               <w:rStyle w:val="Hyperlink"/>
             </w:rPr>
-            <w:t>1041816245</w:t>
-          </w:r>
-        </w:hyperlink>
-      </w:r>
-      <w:r>
-        <w:rPr>
-          <w:rFonts w:ascii="Charis SIL Regular" w:hAnsi="Charis SIL Regular" w:eastAsia="Charis SIL Regular"/>
-          <w:b w:val="0"/>
-          <w:i w:val="0"/>
-          <w:color w:val="000000"/>
-          <w:sz w:val="24"/>
-        </w:rPr>
-        <w:t xml:space="preserve">, </w:t>
-      </w:r>
-      <w:r>
-        <w:rPr>
-          <w:rFonts w:ascii="Charis SIL Regular" w:hAnsi="Charis SIL Regular" w:eastAsia="Charis SIL Regular"/>
-          <w:b w:val="0"/>
-          <w:i w:val="0"/>
-          <w:color w:val="0000FF"/>
-          <w:sz w:val="24"/>
-          <w:u w:val="single"/>
-        </w:rPr>
-        <w:hyperlink r:id="rId101" w:history="1">
-          <w:r>
-            <w:rPr>
-              <w:rStyle w:val="Hyperlink"/>
-            </w:rPr>
-            <w:t>ISBN</w:t>
-          </w:r>
-        </w:hyperlink>
-      </w:r>
-      <w:r>
-        <w:rPr>
-          <w:rFonts w:ascii="Charis SIL Regular" w:hAnsi="Charis SIL Regular" w:eastAsia="Charis SIL Regular"/>
-          <w:b w:val="0"/>
-          <w:i w:val="0"/>
-          <w:color w:val="0000FF"/>
-          <w:sz w:val="24"/>
-          <w:u w:val="single"/>
-        </w:rPr>
-        <w:t xml:space="preserve"> </w:t>
-      </w:r>
-      <w:r>
-        <w:rPr>
-          <w:rFonts w:ascii="Charis SIL Regular" w:hAnsi="Charis SIL Regular" w:eastAsia="Charis SIL Regular"/>
-          <w:b w:val="0"/>
-          <w:i w:val="0"/>
-          <w:color w:val="0000FF"/>
-          <w:sz w:val="24"/>
-          <w:u w:val="single"/>
-        </w:rPr>
-        <w:hyperlink r:id="rId101" w:history="1">
-          <w:r>
-            <w:rPr>
-              <w:rStyle w:val="Hyperlink"/>
-            </w:rPr>
-            <w:t xml:space="preserve">9789460043567 </w:t>
-          </w:r>
-        </w:hyperlink>
-      </w:r>
-      <w:r>
-        <w:br/>
-      </w:r>
-      <w:r>
-        <w:rPr>
-          <w:rFonts w:ascii="Charis SIL Regular" w:hAnsi="Charis SIL Regular" w:eastAsia="Charis SIL Regular"/>
-          <w:b w:val="0"/>
-          <w:i w:val="0"/>
-          <w:color w:val="000000"/>
-          <w:sz w:val="24"/>
-        </w:rPr>
-        <w:t xml:space="preserve">Scientific article: </w:t>
-      </w:r>
-      <w:r>
-        <w:br/>
-      </w:r>
-      <w:r>
-        <w:tab/>
-      </w:r>
-      <w:r>
-        <w:rPr>
-          <w:rFonts w:ascii="Charis SIL Italic" w:hAnsi="Charis SIL Italic" w:eastAsia="Charis SIL Italic"/>
-          <w:b w:val="0"/>
-          <w:i/>
-          <w:color w:val="000000"/>
-          <w:sz w:val="24"/>
-        </w:rPr>
-        <w:t>Stipriaan, A. van ‘Caraïbisch erfgoed in de Nederlandse Black Atlantic’, OSO.</w:t>
+            <w:t>978-0-8070-8550-9</w:t>
+          </w:r>
+        </w:hyperlink>
       </w:r>
     </w:p>
     <w:p>
@@ -13713,189 +13665,19 @@
         <w:autoSpaceDN w:val="0"/>
         <w:autoSpaceDE w:val="0"/>
         <w:widowControl/>
-        <w:spacing w:line="288" w:lineRule="exact" w:before="64" w:after="0"/>
-        <w:ind w:left="800" w:right="1008" w:firstLine="0"/>
+        <w:spacing w:line="352" w:lineRule="exact" w:before="176" w:after="0"/>
+        <w:ind w:left="0" w:right="0" w:firstLine="0"/>
         <w:jc w:val="left"/>
       </w:pPr>
       <w:r>
         <w:rPr>
-          <w:rFonts w:ascii="Charis SIL Italic" w:hAnsi="Charis SIL Italic" w:eastAsia="Charis SIL Italic"/>
-          <w:b w:val="0"/>
-          <w:i/>
-          <w:color w:val="000000"/>
-          <w:sz w:val="24"/>
-        </w:rPr>
-        <w:t xml:space="preserve">Tijdschrift voor Surinaamse Taalkunde, Letterkunde en Geschiedenis, 35(1) </w:t>
-      </w:r>
-      <w:r>
-        <w:rPr>
-          <w:rFonts w:ascii="Charis SIL Italic" w:hAnsi="Charis SIL Italic" w:eastAsia="Charis SIL Italic"/>
-          <w:b w:val="0"/>
-          <w:i/>
-          <w:color w:val="000000"/>
-          <w:sz w:val="24"/>
-        </w:rPr>
-        <w:t>(2016), 11-37.</w:t>
-      </w:r>
-      <w:r>
-        <w:rPr>
-          <w:rFonts w:ascii="Charis SIL Italic" w:hAnsi="Charis SIL Italic" w:eastAsia="Charis SIL Italic"/>
-          <w:b w:val="0"/>
-          <w:i/>
-          <w:color w:val="000000"/>
-          <w:sz w:val="24"/>
-        </w:rPr>
-        <w:t xml:space="preserve">Article about the distribution of cultural heritage from the </w:t>
-      </w:r>
-      <w:r>
-        <w:rPr>
-          <w:rFonts w:ascii="Charis SIL Italic" w:hAnsi="Charis SIL Italic" w:eastAsia="Charis SIL Italic"/>
-          <w:b w:val="0"/>
-          <w:i/>
-          <w:color w:val="000000"/>
-          <w:sz w:val="24"/>
-        </w:rPr>
-        <w:t>Caribbean in the Netherlands and beyond.</w:t>
-      </w:r>
-    </w:p>
-    <w:p>
-      <w:pPr>
-        <w:autoSpaceDN w:val="0"/>
-        <w:tabs>
-          <w:tab w:pos="800" w:val="left"/>
-        </w:tabs>
-        <w:autoSpaceDE w:val="0"/>
-        <w:widowControl/>
-        <w:spacing w:line="448" w:lineRule="exact" w:before="80" w:after="0"/>
-        <w:ind w:left="0" w:right="288" w:firstLine="0"/>
-        <w:jc w:val="left"/>
-      </w:pPr>
-      <w:r>
-        <w:tab/>
-      </w:r>
-      <w:r>
-        <w:rPr>
-          <w:rFonts w:ascii="Charis SIL Regular" w:hAnsi="Charis SIL Regular" w:eastAsia="Charis SIL Regular"/>
-          <w:b w:val="0"/>
-          <w:i w:val="0"/>
-          <w:color w:val="0000FF"/>
-          <w:sz w:val="24"/>
-        </w:rPr>
-        <w:hyperlink r:id="rId102" w:history="1">
-          <w:r>
-            <w:rPr>
-              <w:rStyle w:val="Hyperlink"/>
-            </w:rPr>
-            <w:t>https://</w:t>
-          </w:r>
-        </w:hyperlink>
-      </w:r>
-      <w:r>
-        <w:rPr>
-          <w:rFonts w:ascii="Charis SIL Regular" w:hAnsi="Charis SIL Regular" w:eastAsia="Charis SIL Regular"/>
-          <w:b w:val="0"/>
-          <w:i w:val="0"/>
-          <w:color w:val="0000FF"/>
-          <w:sz w:val="24"/>
-        </w:rPr>
-        <w:hyperlink r:id="rId102" w:history="1">
-          <w:r>
-            <w:rPr>
-              <w:rStyle w:val="Hyperlink"/>
-            </w:rPr>
-            <w:t>www.dbnl.org/</w:t>
-          </w:r>
-        </w:hyperlink>
-      </w:r>
-      <w:r>
-        <w:rPr>
-          <w:rFonts w:ascii="Charis SIL Regular" w:hAnsi="Charis SIL Regular" w:eastAsia="Charis SIL Regular"/>
-          <w:b w:val="0"/>
-          <w:i w:val="0"/>
-          <w:color w:val="0000FF"/>
-          <w:sz w:val="24"/>
-        </w:rPr>
-        <w:hyperlink r:id="rId102" w:history="1">
-          <w:r>
-            <w:rPr>
-              <w:rStyle w:val="Hyperlink"/>
-            </w:rPr>
-            <w:t>tekst/</w:t>
-          </w:r>
-        </w:hyperlink>
-      </w:r>
-      <w:r>
-        <w:rPr>
-          <w:rFonts w:ascii="Charis SIL Regular" w:hAnsi="Charis SIL Regular" w:eastAsia="Charis SIL Regular"/>
-          <w:b w:val="0"/>
-          <w:i w:val="0"/>
-          <w:color w:val="0000FF"/>
-          <w:sz w:val="24"/>
-        </w:rPr>
-        <w:hyperlink r:id="rId102" w:history="1">
-          <w:r>
-            <w:rPr>
-              <w:rStyle w:val="Hyperlink"/>
-            </w:rPr>
-            <w:t>_oso001201601_01/</w:t>
-          </w:r>
-        </w:hyperlink>
-      </w:r>
-      <w:r>
-        <w:rPr>
-          <w:rFonts w:ascii="Charis SIL Regular" w:hAnsi="Charis SIL Regular" w:eastAsia="Charis SIL Regular"/>
-          <w:b w:val="0"/>
-          <w:i w:val="0"/>
-          <w:color w:val="0000FF"/>
-          <w:sz w:val="24"/>
-        </w:rPr>
-        <w:hyperlink r:id="rId102" w:history="1">
-          <w:r>
-            <w:rPr>
-              <w:rStyle w:val="Hyperlink"/>
-            </w:rPr>
-            <w:t xml:space="preserve">_oso001201601_01_0003.php </w:t>
-          </w:r>
-        </w:hyperlink>
-      </w:r>
-      <w:r>
-        <w:rPr>
-          <w:rFonts w:ascii="Charis SIL Regular" w:hAnsi="Charis SIL Regular" w:eastAsia="Charis SIL Regular"/>
-          <w:b w:val="0"/>
-          <w:i w:val="0"/>
-          <w:color w:val="000000"/>
-          <w:sz w:val="24"/>
-        </w:rPr>
-        <w:t xml:space="preserve">Scientific article: </w:t>
-      </w:r>
-      <w:r>
-        <w:br/>
-      </w:r>
-      <w:r>
-        <w:tab/>
-      </w:r>
-      <w:r>
-        <w:rPr>
-          <w:rFonts w:ascii="Charis SIL Italic" w:hAnsi="Charis SIL Italic" w:eastAsia="Charis SIL Italic"/>
-          <w:b w:val="0"/>
-          <w:i/>
-          <w:color w:val="000000"/>
-          <w:sz w:val="24"/>
-        </w:rPr>
-        <w:t xml:space="preserve">Vruggink, H. en B. Paasman ‘Overzicht van Suriname-collecties I’, OSO. Tijdschrift </w:t>
-      </w:r>
-      <w:r>
-        <w:tab/>
-      </w:r>
-      <w:r>
-        <w:rPr>
-          <w:rFonts w:ascii="Charis SIL Italic" w:hAnsi="Charis SIL Italic" w:eastAsia="Charis SIL Italic"/>
-          <w:b w:val="0"/>
-          <w:i/>
-          <w:color w:val="000000"/>
-          <w:sz w:val="24"/>
-        </w:rPr>
-        <w:t>voor Surinaamse Taalkunde, Letterkunde en Geschiedenis, 7(1) (1988), 189-244.</w:t>
+          <w:rFonts w:ascii="Charis SIL Regular" w:hAnsi="Charis SIL Regular" w:eastAsia="Charis SIL Regular"/>
+          <w:b w:val="0"/>
+          <w:i w:val="0"/>
+          <w:color w:val="000000"/>
+          <w:sz w:val="24"/>
+        </w:rPr>
+        <w:t>Scientific article:</w:t>
       </w:r>
     </w:p>
     <w:p>
@@ -13903,8 +13685,8 @@
         <w:autoSpaceDN w:val="0"/>
         <w:autoSpaceDE w:val="0"/>
         <w:widowControl/>
-        <w:spacing w:line="288" w:lineRule="exact" w:before="64" w:after="0"/>
-        <w:ind w:left="800" w:right="576" w:firstLine="0"/>
+        <w:spacing w:line="288" w:lineRule="exact" w:before="240" w:after="0"/>
+        <w:ind w:left="800" w:right="288" w:firstLine="0"/>
         <w:jc w:val="left"/>
       </w:pPr>
       <w:r>
@@ -13915,7 +13697,7 @@
           <w:color w:val="000000"/>
           <w:sz w:val="24"/>
         </w:rPr>
-        <w:t xml:space="preserve">First part of an overview of Suriname collections in the Netherlands, published in </w:t>
+        <w:t xml:space="preserve">Ruiter, I. de, T. van Andel, M. Françozo, C.F. Caromano ‘Surinamese Maroon and </w:t>
       </w:r>
       <w:r>
         <w:rPr>
@@ -13925,124 +13707,7 @@
           <w:color w:val="000000"/>
           <w:sz w:val="24"/>
         </w:rPr>
-        <w:t>the journal OSO in 1988.</w:t>
-      </w:r>
-    </w:p>
-    <w:p>
-      <w:pPr>
-        <w:autoSpaceDN w:val="0"/>
-        <w:tabs>
-          <w:tab w:pos="800" w:val="left"/>
-        </w:tabs>
-        <w:autoSpaceDE w:val="0"/>
-        <w:widowControl/>
-        <w:spacing w:line="384" w:lineRule="exact" w:before="144" w:after="0"/>
-        <w:ind w:left="0" w:right="288" w:firstLine="0"/>
-        <w:jc w:val="left"/>
-      </w:pPr>
-      <w:r>
-        <w:tab/>
-      </w:r>
-      <w:r>
-        <w:rPr>
-          <w:rFonts w:ascii="Charis SIL Regular" w:hAnsi="Charis SIL Regular" w:eastAsia="Charis SIL Regular"/>
-          <w:b w:val="0"/>
-          <w:i w:val="0"/>
-          <w:color w:val="0000FF"/>
-          <w:sz w:val="24"/>
-        </w:rPr>
-        <w:hyperlink r:id="rId103" w:history="1">
-          <w:r>
-            <w:rPr>
-              <w:rStyle w:val="Hyperlink"/>
-            </w:rPr>
-            <w:t>https://</w:t>
-          </w:r>
-        </w:hyperlink>
-      </w:r>
-      <w:r>
-        <w:rPr>
-          <w:rFonts w:ascii="Charis SIL Regular" w:hAnsi="Charis SIL Regular" w:eastAsia="Charis SIL Regular"/>
-          <w:b w:val="0"/>
-          <w:i w:val="0"/>
-          <w:color w:val="0000FF"/>
-          <w:sz w:val="24"/>
-        </w:rPr>
-        <w:hyperlink r:id="rId103" w:history="1">
-          <w:r>
-            <w:rPr>
-              <w:rStyle w:val="Hyperlink"/>
-            </w:rPr>
-            <w:t>www.dbnl.org/</w:t>
-          </w:r>
-        </w:hyperlink>
-      </w:r>
-      <w:r>
-        <w:rPr>
-          <w:rFonts w:ascii="Charis SIL Regular" w:hAnsi="Charis SIL Regular" w:eastAsia="Charis SIL Regular"/>
-          <w:b w:val="0"/>
-          <w:i w:val="0"/>
-          <w:color w:val="0000FF"/>
-          <w:sz w:val="24"/>
-        </w:rPr>
-        <w:hyperlink r:id="rId103" w:history="1">
-          <w:r>
-            <w:rPr>
-              <w:rStyle w:val="Hyperlink"/>
-            </w:rPr>
-            <w:t>tekst/</w:t>
-          </w:r>
-        </w:hyperlink>
-      </w:r>
-      <w:r>
-        <w:rPr>
-          <w:rFonts w:ascii="Charis SIL Regular" w:hAnsi="Charis SIL Regular" w:eastAsia="Charis SIL Regular"/>
-          <w:b w:val="0"/>
-          <w:i w:val="0"/>
-          <w:color w:val="0000FF"/>
-          <w:sz w:val="24"/>
-        </w:rPr>
-        <w:hyperlink r:id="rId103" w:history="1">
-          <w:r>
-            <w:rPr>
-              <w:rStyle w:val="Hyperlink"/>
-            </w:rPr>
-            <w:t>_oso001198801_01/</w:t>
-          </w:r>
-        </w:hyperlink>
-      </w:r>
-      <w:r>
-        <w:rPr>
-          <w:rFonts w:ascii="Charis SIL Regular" w:hAnsi="Charis SIL Regular" w:eastAsia="Charis SIL Regular"/>
-          <w:b w:val="0"/>
-          <w:i w:val="0"/>
-          <w:color w:val="0000FF"/>
-          <w:sz w:val="24"/>
-        </w:rPr>
-        <w:hyperlink r:id="rId103" w:history="1">
-          <w:r>
-            <w:rPr>
-              <w:rStyle w:val="Hyperlink"/>
-            </w:rPr>
-            <w:t xml:space="preserve">_oso001198801_01_0020.php </w:t>
-          </w:r>
-        </w:hyperlink>
-      </w:r>
-      <w:r>
-        <w:rPr>
-          <w:rFonts w:ascii="Charis SIL Regular" w:hAnsi="Charis SIL Regular" w:eastAsia="Charis SIL Regular"/>
-          <w:b w:val="0"/>
-          <w:i w:val="0"/>
-          <w:color w:val="000000"/>
-          <w:sz w:val="24"/>
-        </w:rPr>
-        <w:t xml:space="preserve">Scientific article: </w:t>
-      </w:r>
-      <w:r>
-        <w:br/>
-      </w:r>
-      <w:r>
-        <w:tab/>
+        <w:t xml:space="preserve">Indigenous Knowledge in the Creation of Natural and Ethnographic Collections </w:t>
       </w:r>
       <w:r>
         <w:rPr>
@@ -14052,10 +13717,7 @@
           <w:color w:val="000000"/>
           <w:sz w:val="24"/>
         </w:rPr>
-        <w:t xml:space="preserve">Vruggink, H. en B. Paasman ‘Overzicht van Suriname-collecties II’, OSO. Tijdschrift </w:t>
-      </w:r>
-      <w:r>
-        <w:tab/>
+        <w:t xml:space="preserve">Housed in The Netherlands’, New West Indian Guide / Nieuwe West-Indische Gids, </w:t>
       </w:r>
       <w:r>
         <w:rPr>
@@ -14065,10 +13727,7 @@
           <w:color w:val="000000"/>
           <w:sz w:val="24"/>
         </w:rPr>
-        <w:t xml:space="preserve">voor Surinaamse Taalkunde, Letterkunde en Geschiedenis, 8(1) (1989), 77-96. </w:t>
-      </w:r>
-      <w:r>
-        <w:tab/>
+        <w:t>99(3-4) (2025), 287-324.</w:t>
       </w:r>
       <w:r>
         <w:rPr>
@@ -14078,10 +13737,7 @@
           <w:color w:val="000000"/>
           <w:sz w:val="24"/>
         </w:rPr>
-        <w:t xml:space="preserve">Second part of an overview of Suriname collections in the Netherlands, published in </w:t>
-      </w:r>
-      <w:r>
-        <w:tab/>
+        <w:t xml:space="preserve">Scientific article about the contribution of Maroons and </w:t>
       </w:r>
       <w:r>
         <w:rPr>
@@ -14091,124 +13747,7 @@
           <w:color w:val="000000"/>
           <w:sz w:val="24"/>
         </w:rPr>
-        <w:t>the journal OSO in 1989.</w:t>
-      </w:r>
-    </w:p>
-    <w:p>
-      <w:pPr>
-        <w:autoSpaceDN w:val="0"/>
-        <w:tabs>
-          <w:tab w:pos="800" w:val="left"/>
-        </w:tabs>
-        <w:autoSpaceDE w:val="0"/>
-        <w:widowControl/>
-        <w:spacing w:line="528" w:lineRule="exact" w:before="0" w:after="0"/>
-        <w:ind w:left="0" w:right="288" w:firstLine="0"/>
-        <w:jc w:val="left"/>
-      </w:pPr>
-      <w:r>
-        <w:tab/>
-      </w:r>
-      <w:r>
-        <w:rPr>
-          <w:rFonts w:ascii="Charis SIL Regular" w:hAnsi="Charis SIL Regular" w:eastAsia="Charis SIL Regular"/>
-          <w:b w:val="0"/>
-          <w:i w:val="0"/>
-          <w:color w:val="0000FF"/>
-          <w:sz w:val="24"/>
-        </w:rPr>
-        <w:hyperlink r:id="rId104" w:history="1">
-          <w:r>
-            <w:rPr>
-              <w:rStyle w:val="Hyperlink"/>
-            </w:rPr>
-            <w:t>https://</w:t>
-          </w:r>
-        </w:hyperlink>
-      </w:r>
-      <w:r>
-        <w:rPr>
-          <w:rFonts w:ascii="Charis SIL Regular" w:hAnsi="Charis SIL Regular" w:eastAsia="Charis SIL Regular"/>
-          <w:b w:val="0"/>
-          <w:i w:val="0"/>
-          <w:color w:val="0000FF"/>
-          <w:sz w:val="24"/>
-        </w:rPr>
-        <w:hyperlink r:id="rId104" w:history="1">
-          <w:r>
-            <w:rPr>
-              <w:rStyle w:val="Hyperlink"/>
-            </w:rPr>
-            <w:t>www.dbnl.org/</w:t>
-          </w:r>
-        </w:hyperlink>
-      </w:r>
-      <w:r>
-        <w:rPr>
-          <w:rFonts w:ascii="Charis SIL Regular" w:hAnsi="Charis SIL Regular" w:eastAsia="Charis SIL Regular"/>
-          <w:b w:val="0"/>
-          <w:i w:val="0"/>
-          <w:color w:val="0000FF"/>
-          <w:sz w:val="24"/>
-        </w:rPr>
-        <w:hyperlink r:id="rId104" w:history="1">
-          <w:r>
-            <w:rPr>
-              <w:rStyle w:val="Hyperlink"/>
-            </w:rPr>
-            <w:t>tekst/</w:t>
-          </w:r>
-        </w:hyperlink>
-      </w:r>
-      <w:r>
-        <w:rPr>
-          <w:rFonts w:ascii="Charis SIL Regular" w:hAnsi="Charis SIL Regular" w:eastAsia="Charis SIL Regular"/>
-          <w:b w:val="0"/>
-          <w:i w:val="0"/>
-          <w:color w:val="0000FF"/>
-          <w:sz w:val="24"/>
-        </w:rPr>
-        <w:hyperlink r:id="rId104" w:history="1">
-          <w:r>
-            <w:rPr>
-              <w:rStyle w:val="Hyperlink"/>
-            </w:rPr>
-            <w:t>_oso001198901_01/</w:t>
-          </w:r>
-        </w:hyperlink>
-      </w:r>
-      <w:r>
-        <w:rPr>
-          <w:rFonts w:ascii="Charis SIL Regular" w:hAnsi="Charis SIL Regular" w:eastAsia="Charis SIL Regular"/>
-          <w:b w:val="0"/>
-          <w:i w:val="0"/>
-          <w:color w:val="0000FF"/>
-          <w:sz w:val="24"/>
-        </w:rPr>
-        <w:hyperlink r:id="rId104" w:history="1">
-          <w:r>
-            <w:rPr>
-              <w:rStyle w:val="Hyperlink"/>
-            </w:rPr>
-            <w:t xml:space="preserve">_oso001198901_01_0010.php </w:t>
-          </w:r>
-        </w:hyperlink>
-      </w:r>
-      <w:r>
-        <w:rPr>
-          <w:rFonts w:ascii="Charis SIL Regular" w:hAnsi="Charis SIL Regular" w:eastAsia="Charis SIL Regular"/>
-          <w:b w:val="0"/>
-          <w:i w:val="0"/>
-          <w:color w:val="000000"/>
-          <w:sz w:val="24"/>
-        </w:rPr>
-        <w:t xml:space="preserve">Scientific article: </w:t>
-      </w:r>
-      <w:r>
-        <w:br/>
-      </w:r>
-      <w:r>
-        <w:tab/>
+        <w:t xml:space="preserve">Amerindians to the creation of natural and ethnographic collections housed in the </w:t>
       </w:r>
       <w:r>
         <w:rPr>
@@ -14218,7 +13757,7 @@
           <w:color w:val="000000"/>
           <w:sz w:val="24"/>
         </w:rPr>
-        <w:t>Vruggink, H. en B. Paasman ‘Overzicht van Suriname-collecties III’, OSO.</w:t>
+        <w:t>Netherlands.</w:t>
       </w:r>
     </w:p>
     <w:p>
@@ -14226,66 +13765,477 @@
         <w:autoSpaceDN w:val="0"/>
         <w:autoSpaceDE w:val="0"/>
         <w:widowControl/>
-        <w:spacing w:line="288" w:lineRule="exact" w:before="64" w:after="0"/>
-        <w:ind w:left="800" w:right="288" w:firstLine="0"/>
+        <w:spacing w:line="352" w:lineRule="exact" w:before="176" w:after="0"/>
+        <w:ind w:left="800" w:right="0" w:firstLine="0"/>
         <w:jc w:val="left"/>
       </w:pPr>
       <w:r>
         <w:rPr>
-          <w:rFonts w:ascii="Charis SIL Italic" w:hAnsi="Charis SIL Italic" w:eastAsia="Charis SIL Italic"/>
-          <w:b w:val="0"/>
-          <w:i/>
-          <w:color w:val="000000"/>
-          <w:sz w:val="24"/>
-        </w:rPr>
-        <w:t xml:space="preserve">Tijdschrift voor Surinaamse Taalkunde, Letterkunde en Geschiedenis, 8(1) (1989), </w:t>
-      </w:r>
-      <w:r>
-        <w:rPr>
-          <w:rFonts w:ascii="Charis SIL Italic" w:hAnsi="Charis SIL Italic" w:eastAsia="Charis SIL Italic"/>
-          <w:b w:val="0"/>
-          <w:i/>
-          <w:color w:val="000000"/>
-          <w:sz w:val="24"/>
-        </w:rPr>
-        <w:t>196-226.</w:t>
-      </w:r>
-      <w:r>
-        <w:rPr>
-          <w:rFonts w:ascii="Charis SIL Italic" w:hAnsi="Charis SIL Italic" w:eastAsia="Charis SIL Italic"/>
-          <w:b w:val="0"/>
-          <w:i/>
-          <w:color w:val="000000"/>
-          <w:sz w:val="24"/>
-        </w:rPr>
-        <w:t xml:space="preserve">Third part of an overview of Suriname collections in the Netherlands, </w:t>
-      </w:r>
-      <w:r>
-        <w:rPr>
-          <w:rFonts w:ascii="Charis SIL Italic" w:hAnsi="Charis SIL Italic" w:eastAsia="Charis SIL Italic"/>
-          <w:b w:val="0"/>
-          <w:i/>
-          <w:color w:val="000000"/>
-          <w:sz w:val="24"/>
-        </w:rPr>
-        <w:t>published in the journal OSO in 1989.</w:t>
+          <w:rFonts w:ascii="Charis SIL Regular" w:hAnsi="Charis SIL Regular" w:eastAsia="Charis SIL Regular"/>
+          <w:b w:val="0"/>
+          <w:i w:val="0"/>
+          <w:color w:val="0000FF"/>
+          <w:sz w:val="24"/>
+          <w:u w:val="single"/>
+        </w:rPr>
+        <w:hyperlink r:id="rId101" w:history="1">
+          <w:r>
+            <w:rPr>
+              <w:rStyle w:val="Hyperlink"/>
+            </w:rPr>
+            <w:t>https://</w:t>
+          </w:r>
+        </w:hyperlink>
+      </w:r>
+      <w:r>
+        <w:rPr>
+          <w:rFonts w:ascii="Charis SIL Regular" w:hAnsi="Charis SIL Regular" w:eastAsia="Charis SIL Regular"/>
+          <w:b w:val="0"/>
+          <w:i w:val="0"/>
+          <w:color w:val="0000FF"/>
+          <w:sz w:val="24"/>
+          <w:u w:val="single"/>
+        </w:rPr>
+        <w:hyperlink r:id="rId101" w:history="1">
+          <w:r>
+            <w:rPr>
+              <w:rStyle w:val="Hyperlink"/>
+            </w:rPr>
+            <w:t>doi.org/10.1163/22134360-</w:t>
+          </w:r>
+        </w:hyperlink>
+      </w:r>
+      <w:r>
+        <w:rPr>
+          <w:rFonts w:ascii="Charis SIL Regular" w:hAnsi="Charis SIL Regular" w:eastAsia="Charis SIL Regular"/>
+          <w:b w:val="0"/>
+          <w:i w:val="0"/>
+          <w:color w:val="0000FF"/>
+          <w:sz w:val="24"/>
+          <w:u w:val="single"/>
+        </w:rPr>
+        <w:hyperlink r:id="rId101" w:history="1">
+          <w:r>
+            <w:rPr>
+              <w:rStyle w:val="Hyperlink"/>
+            </w:rPr>
+            <w:t>bja10038</w:t>
+          </w:r>
+        </w:hyperlink>
       </w:r>
     </w:p>
     <w:p>
       <w:pPr>
         <w:autoSpaceDN w:val="0"/>
-        <w:tabs>
-          <w:tab w:pos="800" w:val="left"/>
-        </w:tabs>
         <w:autoSpaceDE w:val="0"/>
         <w:widowControl/>
-        <w:spacing w:line="528" w:lineRule="exact" w:before="0" w:after="0"/>
-        <w:ind w:left="0" w:right="288" w:firstLine="0"/>
+        <w:spacing w:line="352" w:lineRule="exact" w:before="176" w:after="0"/>
+        <w:ind w:left="0" w:right="0" w:firstLine="0"/>
         <w:jc w:val="left"/>
       </w:pPr>
       <w:r>
-        <w:tab/>
-      </w:r>
+        <w:rPr>
+          <w:rFonts w:ascii="Charis SIL Regular" w:hAnsi="Charis SIL Regular" w:eastAsia="Charis SIL Regular"/>
+          <w:b w:val="0"/>
+          <w:i w:val="0"/>
+          <w:color w:val="000000"/>
+          <w:sz w:val="24"/>
+        </w:rPr>
+        <w:t>Scientific article:</w:t>
+      </w:r>
+    </w:p>
+    <w:p>
+      <w:pPr>
+        <w:autoSpaceDN w:val="0"/>
+        <w:autoSpaceDE w:val="0"/>
+        <w:widowControl/>
+        <w:spacing w:line="288" w:lineRule="exact" w:before="240" w:after="0"/>
+        <w:ind w:left="800" w:right="288" w:firstLine="0"/>
+        <w:jc w:val="left"/>
+      </w:pPr>
+      <w:r>
+        <w:rPr>
+          <w:rFonts w:ascii="Charis SIL Italic" w:hAnsi="Charis SIL Italic" w:eastAsia="Charis SIL Italic"/>
+          <w:b w:val="0"/>
+          <w:i/>
+          <w:color w:val="000000"/>
+          <w:sz w:val="24"/>
+        </w:rPr>
+        <w:t xml:space="preserve">Ruiter, I. de, C.F. Caromano ‘Looking Beyond Knives, Buttons and Beaded Aprons: </w:t>
+      </w:r>
+      <w:r>
+        <w:rPr>
+          <w:rFonts w:ascii="Charis SIL Italic" w:hAnsi="Charis SIL Italic" w:eastAsia="Charis SIL Italic"/>
+          <w:b w:val="0"/>
+          <w:i/>
+          <w:color w:val="000000"/>
+          <w:sz w:val="24"/>
+        </w:rPr>
+        <w:t xml:space="preserve">Indigenous and Maroon Agency in Colonial Collecting Practices and the </w:t>
+      </w:r>
+      <w:r>
+        <w:br/>
+      </w:r>
+      <w:r>
+        <w:rPr>
+          <w:rFonts w:ascii="Charis SIL Italic" w:hAnsi="Charis SIL Italic" w:eastAsia="Charis SIL Italic"/>
+          <w:b w:val="0"/>
+          <w:i/>
+          <w:color w:val="000000"/>
+          <w:sz w:val="24"/>
+        </w:rPr>
+        <w:t xml:space="preserve">Provenance of Ten Surinamese Objects in The Netherlands’, Museum International, </w:t>
+      </w:r>
+      <w:r>
+        <w:rPr>
+          <w:rFonts w:ascii="Charis SIL Italic" w:hAnsi="Charis SIL Italic" w:eastAsia="Charis SIL Italic"/>
+          <w:b w:val="0"/>
+          <w:i/>
+          <w:color w:val="000000"/>
+          <w:sz w:val="24"/>
+        </w:rPr>
+        <w:t>78(1-2) (2026), 110-123.</w:t>
+      </w:r>
+      <w:r>
+        <w:rPr>
+          <w:rFonts w:ascii="Charis SIL Italic" w:hAnsi="Charis SIL Italic" w:eastAsia="Charis SIL Italic"/>
+          <w:b w:val="0"/>
+          <w:i/>
+          <w:color w:val="000000"/>
+          <w:sz w:val="24"/>
+        </w:rPr>
+        <w:t xml:space="preserve">Scientific article about the agency of Maroons and </w:t>
+      </w:r>
+      <w:r>
+        <w:rPr>
+          <w:rFonts w:ascii="Charis SIL Italic" w:hAnsi="Charis SIL Italic" w:eastAsia="Charis SIL Italic"/>
+          <w:b w:val="0"/>
+          <w:i/>
+          <w:color w:val="000000"/>
+          <w:sz w:val="24"/>
+        </w:rPr>
+        <w:t>Amerindians in the collecting of ten objects housed in the Netherlands.</w:t>
+      </w:r>
+    </w:p>
+    <w:p>
+      <w:pPr>
+        <w:autoSpaceDN w:val="0"/>
+        <w:autoSpaceDE w:val="0"/>
+        <w:widowControl/>
+        <w:spacing w:line="352" w:lineRule="exact" w:before="176" w:after="0"/>
+        <w:ind w:left="800" w:right="0" w:firstLine="0"/>
+        <w:jc w:val="left"/>
+      </w:pPr>
+      <w:r>
+        <w:rPr>
+          <w:rFonts w:ascii="Charis SIL Regular" w:hAnsi="Charis SIL Regular" w:eastAsia="Charis SIL Regular"/>
+          <w:b w:val="0"/>
+          <w:i w:val="0"/>
+          <w:color w:val="0000FF"/>
+          <w:sz w:val="24"/>
+          <w:u w:val="single"/>
+        </w:rPr>
+        <w:hyperlink r:id="rId102" w:history="1">
+          <w:r>
+            <w:rPr>
+              <w:rStyle w:val="Hyperlink"/>
+            </w:rPr>
+            <w:t>https://</w:t>
+          </w:r>
+        </w:hyperlink>
+      </w:r>
+      <w:r>
+        <w:rPr>
+          <w:rFonts w:ascii="Charis SIL Regular" w:hAnsi="Charis SIL Regular" w:eastAsia="Charis SIL Regular"/>
+          <w:b w:val="0"/>
+          <w:i w:val="0"/>
+          <w:color w:val="0000FF"/>
+          <w:sz w:val="24"/>
+          <w:u w:val="single"/>
+        </w:rPr>
+        <w:hyperlink r:id="rId102" w:history="1">
+          <w:r>
+            <w:rPr>
+              <w:rStyle w:val="Hyperlink"/>
+            </w:rPr>
+            <w:t>doi.org/10.1080/13500775.2026.2683276</w:t>
+          </w:r>
+        </w:hyperlink>
+      </w:r>
+    </w:p>
+    <w:p>
+      <w:pPr>
+        <w:autoSpaceDN w:val="0"/>
+        <w:autoSpaceDE w:val="0"/>
+        <w:widowControl/>
+        <w:spacing w:line="352" w:lineRule="exact" w:before="176" w:after="0"/>
+        <w:ind w:left="0" w:right="0" w:firstLine="0"/>
+        <w:jc w:val="left"/>
+      </w:pPr>
+      <w:r>
+        <w:rPr>
+          <w:rFonts w:ascii="Charis SIL Regular" w:hAnsi="Charis SIL Regular" w:eastAsia="Charis SIL Regular"/>
+          <w:b w:val="0"/>
+          <w:i w:val="0"/>
+          <w:color w:val="000000"/>
+          <w:sz w:val="24"/>
+        </w:rPr>
+        <w:t>Book:</w:t>
+      </w:r>
+    </w:p>
+    <w:p>
+      <w:pPr>
+        <w:autoSpaceDN w:val="0"/>
+        <w:autoSpaceDE w:val="0"/>
+        <w:widowControl/>
+        <w:spacing w:line="288" w:lineRule="exact" w:before="240" w:after="0"/>
+        <w:ind w:left="800" w:right="576" w:firstLine="0"/>
+        <w:jc w:val="left"/>
+      </w:pPr>
+      <w:r>
+        <w:rPr>
+          <w:rFonts w:ascii="Charis SIL Italic" w:hAnsi="Charis SIL Italic" w:eastAsia="Charis SIL Italic"/>
+          <w:b w:val="0"/>
+          <w:i/>
+          <w:color w:val="000000"/>
+          <w:sz w:val="24"/>
+        </w:rPr>
+        <w:t xml:space="preserve">Sint Nicolaas, Eveline. Shackles and bonds: Suriname and the Netherlands since </w:t>
+      </w:r>
+      <w:r>
+        <w:rPr>
+          <w:rFonts w:ascii="Charis SIL Italic" w:hAnsi="Charis SIL Italic" w:eastAsia="Charis SIL Italic"/>
+          <w:b w:val="0"/>
+          <w:i/>
+          <w:color w:val="000000"/>
+          <w:sz w:val="24"/>
+        </w:rPr>
+        <w:t>1600. Nijmegen: Vantilt, 2018.</w:t>
+      </w:r>
+      <w:r>
+        <w:rPr>
+          <w:rFonts w:ascii="Charis SIL Italic" w:hAnsi="Charis SIL Italic" w:eastAsia="Charis SIL Italic"/>
+          <w:b w:val="0"/>
+          <w:i/>
+          <w:color w:val="000000"/>
+          <w:sz w:val="24"/>
+        </w:rPr>
+        <w:t xml:space="preserve">Book about objects from Suriname in the </w:t>
+      </w:r>
+      <w:r>
+        <w:rPr>
+          <w:rFonts w:ascii="Charis SIL Italic" w:hAnsi="Charis SIL Italic" w:eastAsia="Charis SIL Italic"/>
+          <w:b w:val="0"/>
+          <w:i/>
+          <w:color w:val="000000"/>
+          <w:sz w:val="24"/>
+        </w:rPr>
+        <w:t>Rijksmuseum Amsterdam collection.</w:t>
+      </w:r>
+    </w:p>
+    <w:p>
+      <w:pPr>
+        <w:autoSpaceDN w:val="0"/>
+        <w:autoSpaceDE w:val="0"/>
+        <w:widowControl/>
+        <w:spacing w:line="352" w:lineRule="exact" w:before="176" w:after="0"/>
+        <w:ind w:left="800" w:right="0" w:firstLine="0"/>
+        <w:jc w:val="left"/>
+      </w:pPr>
+      <w:r>
+        <w:rPr>
+          <w:rFonts w:ascii="Charis SIL Regular" w:hAnsi="Charis SIL Regular" w:eastAsia="Charis SIL Regular"/>
+          <w:b w:val="0"/>
+          <w:i w:val="0"/>
+          <w:color w:val="0000FF"/>
+          <w:sz w:val="24"/>
+          <w:u w:val="single"/>
+        </w:rPr>
+        <w:hyperlink r:id="rId103" w:history="1">
+          <w:r>
+            <w:rPr>
+              <w:rStyle w:val="Hyperlink"/>
+            </w:rPr>
+            <w:t>WorldCat</w:t>
+          </w:r>
+        </w:hyperlink>
+      </w:r>
+      <w:r>
+        <w:rPr>
+          <w:rFonts w:ascii="Charis SIL Regular" w:hAnsi="Charis SIL Regular" w:eastAsia="Charis SIL Regular"/>
+          <w:b w:val="0"/>
+          <w:i w:val="0"/>
+          <w:color w:val="0000FF"/>
+          <w:sz w:val="24"/>
+          <w:u w:val="single"/>
+        </w:rPr>
+        <w:t xml:space="preserve"> </w:t>
+      </w:r>
+      <w:r>
+        <w:rPr>
+          <w:rFonts w:ascii="Charis SIL Regular" w:hAnsi="Charis SIL Regular" w:eastAsia="Charis SIL Regular"/>
+          <w:b w:val="0"/>
+          <w:i w:val="0"/>
+          <w:color w:val="0000FF"/>
+          <w:sz w:val="24"/>
+          <w:u w:val="single"/>
+        </w:rPr>
+        <w:hyperlink r:id="rId103" w:history="1">
+          <w:r>
+            <w:rPr>
+              <w:rStyle w:val="Hyperlink"/>
+            </w:rPr>
+            <w:t>1041816245</w:t>
+          </w:r>
+        </w:hyperlink>
+      </w:r>
+      <w:r>
+        <w:rPr>
+          <w:rFonts w:ascii="Charis SIL Regular" w:hAnsi="Charis SIL Regular" w:eastAsia="Charis SIL Regular"/>
+          <w:b w:val="0"/>
+          <w:i w:val="0"/>
+          <w:color w:val="000000"/>
+          <w:sz w:val="24"/>
+        </w:rPr>
+        <w:t xml:space="preserve">, </w:t>
+      </w:r>
+      <w:r>
+        <w:rPr>
+          <w:rFonts w:ascii="Charis SIL Regular" w:hAnsi="Charis SIL Regular" w:eastAsia="Charis SIL Regular"/>
+          <w:b w:val="0"/>
+          <w:i w:val="0"/>
+          <w:color w:val="0000FF"/>
+          <w:sz w:val="24"/>
+          <w:u w:val="single"/>
+        </w:rPr>
+        <w:hyperlink r:id="rId104" w:history="1">
+          <w:r>
+            <w:rPr>
+              <w:rStyle w:val="Hyperlink"/>
+            </w:rPr>
+            <w:t>ISBN</w:t>
+          </w:r>
+        </w:hyperlink>
+      </w:r>
+      <w:r>
+        <w:rPr>
+          <w:rFonts w:ascii="Charis SIL Regular" w:hAnsi="Charis SIL Regular" w:eastAsia="Charis SIL Regular"/>
+          <w:b w:val="0"/>
+          <w:i w:val="0"/>
+          <w:color w:val="0000FF"/>
+          <w:sz w:val="24"/>
+          <w:u w:val="single"/>
+        </w:rPr>
+        <w:t xml:space="preserve"> </w:t>
+      </w:r>
+      <w:r>
+        <w:rPr>
+          <w:rFonts w:ascii="Charis SIL Regular" w:hAnsi="Charis SIL Regular" w:eastAsia="Charis SIL Regular"/>
+          <w:b w:val="0"/>
+          <w:i w:val="0"/>
+          <w:color w:val="0000FF"/>
+          <w:sz w:val="24"/>
+          <w:u w:val="single"/>
+        </w:rPr>
+        <w:hyperlink r:id="rId104" w:history="1">
+          <w:r>
+            <w:rPr>
+              <w:rStyle w:val="Hyperlink"/>
+            </w:rPr>
+            <w:t>9789460043567</w:t>
+          </w:r>
+        </w:hyperlink>
+      </w:r>
+    </w:p>
+    <w:p>
+      <w:pPr>
+        <w:autoSpaceDN w:val="0"/>
+        <w:autoSpaceDE w:val="0"/>
+        <w:widowControl/>
+        <w:spacing w:line="352" w:lineRule="exact" w:before="176" w:after="0"/>
+        <w:ind w:left="0" w:right="0" w:firstLine="0"/>
+        <w:jc w:val="left"/>
+      </w:pPr>
+      <w:r>
+        <w:rPr>
+          <w:rFonts w:ascii="Charis SIL Regular" w:hAnsi="Charis SIL Regular" w:eastAsia="Charis SIL Regular"/>
+          <w:b w:val="0"/>
+          <w:i w:val="0"/>
+          <w:color w:val="000000"/>
+          <w:sz w:val="24"/>
+        </w:rPr>
+        <w:t>Scientific article:</w:t>
+      </w:r>
+    </w:p>
+    <w:p>
+      <w:pPr>
+        <w:autoSpaceDN w:val="0"/>
+        <w:autoSpaceDE w:val="0"/>
+        <w:widowControl/>
+        <w:spacing w:line="288" w:lineRule="exact" w:before="240" w:after="0"/>
+        <w:ind w:left="800" w:right="864" w:firstLine="0"/>
+        <w:jc w:val="left"/>
+      </w:pPr>
+      <w:r>
+        <w:rPr>
+          <w:rFonts w:ascii="Charis SIL Italic" w:hAnsi="Charis SIL Italic" w:eastAsia="Charis SIL Italic"/>
+          <w:b w:val="0"/>
+          <w:i/>
+          <w:color w:val="000000"/>
+          <w:sz w:val="24"/>
+        </w:rPr>
+        <w:t xml:space="preserve">Stipriaan, A. van ‘Caraïbisch erfgoed in de Nederlandse Black Atlantic’, OSO. </w:t>
+      </w:r>
+      <w:r>
+        <w:rPr>
+          <w:rFonts w:ascii="Charis SIL Italic" w:hAnsi="Charis SIL Italic" w:eastAsia="Charis SIL Italic"/>
+          <w:b w:val="0"/>
+          <w:i/>
+          <w:color w:val="000000"/>
+          <w:sz w:val="24"/>
+        </w:rPr>
+        <w:t xml:space="preserve">Tijdschrift voor Surinaamse Taalkunde, Letterkunde en Geschiedenis, 35(1) </w:t>
+      </w:r>
+      <w:r>
+        <w:rPr>
+          <w:rFonts w:ascii="Charis SIL Italic" w:hAnsi="Charis SIL Italic" w:eastAsia="Charis SIL Italic"/>
+          <w:b w:val="0"/>
+          <w:i/>
+          <w:color w:val="000000"/>
+          <w:sz w:val="24"/>
+        </w:rPr>
+        <w:t>(2016), 11-37.</w:t>
+      </w:r>
+      <w:r>
+        <w:rPr>
+          <w:rFonts w:ascii="Charis SIL Italic" w:hAnsi="Charis SIL Italic" w:eastAsia="Charis SIL Italic"/>
+          <w:b w:val="0"/>
+          <w:i/>
+          <w:color w:val="000000"/>
+          <w:sz w:val="24"/>
+        </w:rPr>
+        <w:t xml:space="preserve">Article about the distribution of cultural heritage from the </w:t>
+      </w:r>
+      <w:r>
+        <w:rPr>
+          <w:rFonts w:ascii="Charis SIL Italic" w:hAnsi="Charis SIL Italic" w:eastAsia="Charis SIL Italic"/>
+          <w:b w:val="0"/>
+          <w:i/>
+          <w:color w:val="000000"/>
+          <w:sz w:val="24"/>
+        </w:rPr>
+        <w:t>Caribbean in the Netherlands and beyond.</w:t>
+      </w:r>
+    </w:p>
+    <w:p>
+      <w:pPr>
+        <w:autoSpaceDN w:val="0"/>
+        <w:autoSpaceDE w:val="0"/>
+        <w:widowControl/>
+        <w:spacing w:line="352" w:lineRule="exact" w:before="176" w:after="0"/>
+        <w:ind w:left="800" w:right="0" w:firstLine="0"/>
+        <w:jc w:val="left"/>
+      </w:pPr>
       <w:r>
         <w:rPr>
           <w:rFonts w:ascii="Charis SIL Regular" w:hAnsi="Charis SIL Regular" w:eastAsia="Charis SIL Regular"/>
@@ -14350,7 +14300,7 @@
             <w:rPr>
               <w:rStyle w:val="Hyperlink"/>
             </w:rPr>
-            <w:t>_oso001198901_01/</w:t>
+            <w:t>_oso001201601_01/</w:t>
           </w:r>
         </w:hyperlink>
       </w:r>
@@ -14367,26 +14317,251 @@
             <w:rPr>
               <w:rStyle w:val="Hyperlink"/>
             </w:rPr>
-            <w:t xml:space="preserve">_oso001198901_01_0026.php </w:t>
-          </w:r>
-        </w:hyperlink>
-      </w:r>
-      <w:r>
-        <w:rPr>
-          <w:rFonts w:ascii="Charis SIL Regular" w:hAnsi="Charis SIL Regular" w:eastAsia="Charis SIL Regular"/>
-          <w:b w:val="0"/>
-          <w:i w:val="0"/>
-          <w:color w:val="000000"/>
-          <w:sz w:val="24"/>
-        </w:rPr>
-        <w:t>Book:</w:t>
+            <w:t>_oso001201601_01_0003.php</w:t>
+          </w:r>
+        </w:hyperlink>
+      </w:r>
+    </w:p>
+    <w:p>
+      <w:pPr>
+        <w:autoSpaceDN w:val="0"/>
+        <w:autoSpaceDE w:val="0"/>
+        <w:widowControl/>
+        <w:spacing w:line="352" w:lineRule="exact" w:before="176" w:after="0"/>
+        <w:ind w:left="0" w:right="0" w:firstLine="0"/>
+        <w:jc w:val="left"/>
+      </w:pPr>
+      <w:r>
+        <w:rPr>
+          <w:rFonts w:ascii="Charis SIL Regular" w:hAnsi="Charis SIL Regular" w:eastAsia="Charis SIL Regular"/>
+          <w:b w:val="0"/>
+          <w:i w:val="0"/>
+          <w:color w:val="000000"/>
+          <w:sz w:val="24"/>
+        </w:rPr>
+        <w:t>Scientific article:</w:t>
+      </w:r>
+    </w:p>
+    <w:p>
+      <w:pPr>
+        <w:autoSpaceDN w:val="0"/>
+        <w:autoSpaceDE w:val="0"/>
+        <w:widowControl/>
+        <w:spacing w:line="288" w:lineRule="exact" w:before="240" w:after="0"/>
+        <w:ind w:left="800" w:right="288" w:firstLine="0"/>
+        <w:jc w:val="left"/>
+      </w:pPr>
+      <w:r>
+        <w:rPr>
+          <w:rFonts w:ascii="Charis SIL Italic" w:hAnsi="Charis SIL Italic" w:eastAsia="Charis SIL Italic"/>
+          <w:b w:val="0"/>
+          <w:i/>
+          <w:color w:val="000000"/>
+          <w:sz w:val="24"/>
+        </w:rPr>
+        <w:t xml:space="preserve">Vruggink, H. en B. Paasman ‘Overzicht van Suriname-collecties I’, OSO. Tijdschrift </w:t>
+      </w:r>
+      <w:r>
+        <w:rPr>
+          <w:rFonts w:ascii="Charis SIL Italic" w:hAnsi="Charis SIL Italic" w:eastAsia="Charis SIL Italic"/>
+          <w:b w:val="0"/>
+          <w:i/>
+          <w:color w:val="000000"/>
+          <w:sz w:val="24"/>
+        </w:rPr>
+        <w:t xml:space="preserve">voor Surinaamse Taalkunde, Letterkunde en Geschiedenis, 7(1) (1988), 189-244. </w:t>
+      </w:r>
+      <w:r>
+        <w:rPr>
+          <w:rFonts w:ascii="Charis SIL Italic" w:hAnsi="Charis SIL Italic" w:eastAsia="Charis SIL Italic"/>
+          <w:b w:val="0"/>
+          <w:i/>
+          <w:color w:val="000000"/>
+          <w:sz w:val="24"/>
+        </w:rPr>
+        <w:t xml:space="preserve">First part of an overview of Suriname collections in the Netherlands, published in </w:t>
+      </w:r>
+      <w:r>
+        <w:rPr>
+          <w:rFonts w:ascii="Charis SIL Italic" w:hAnsi="Charis SIL Italic" w:eastAsia="Charis SIL Italic"/>
+          <w:b w:val="0"/>
+          <w:i/>
+          <w:color w:val="000000"/>
+          <w:sz w:val="24"/>
+        </w:rPr>
+        <w:t>the journal OSO in 1988.</w:t>
+      </w:r>
+    </w:p>
+    <w:p>
+      <w:pPr>
+        <w:autoSpaceDN w:val="0"/>
+        <w:autoSpaceDE w:val="0"/>
+        <w:widowControl/>
+        <w:spacing w:line="352" w:lineRule="exact" w:before="176" w:after="0"/>
+        <w:ind w:left="800" w:right="0" w:firstLine="0"/>
+        <w:jc w:val="left"/>
+      </w:pPr>
+      <w:r>
+        <w:rPr>
+          <w:rFonts w:ascii="Charis SIL Regular" w:hAnsi="Charis SIL Regular" w:eastAsia="Charis SIL Regular"/>
+          <w:b w:val="0"/>
+          <w:i w:val="0"/>
+          <w:color w:val="0000FF"/>
+          <w:sz w:val="24"/>
+        </w:rPr>
+        <w:hyperlink r:id="rId106" w:history="1">
+          <w:r>
+            <w:rPr>
+              <w:rStyle w:val="Hyperlink"/>
+            </w:rPr>
+            <w:t>https://</w:t>
+          </w:r>
+        </w:hyperlink>
+      </w:r>
+      <w:r>
+        <w:rPr>
+          <w:rFonts w:ascii="Charis SIL Regular" w:hAnsi="Charis SIL Regular" w:eastAsia="Charis SIL Regular"/>
+          <w:b w:val="0"/>
+          <w:i w:val="0"/>
+          <w:color w:val="0000FF"/>
+          <w:sz w:val="24"/>
+        </w:rPr>
+        <w:hyperlink r:id="rId106" w:history="1">
+          <w:r>
+            <w:rPr>
+              <w:rStyle w:val="Hyperlink"/>
+            </w:rPr>
+            <w:t>www.dbnl.org/</w:t>
+          </w:r>
+        </w:hyperlink>
+      </w:r>
+      <w:r>
+        <w:rPr>
+          <w:rFonts w:ascii="Charis SIL Regular" w:hAnsi="Charis SIL Regular" w:eastAsia="Charis SIL Regular"/>
+          <w:b w:val="0"/>
+          <w:i w:val="0"/>
+          <w:color w:val="0000FF"/>
+          <w:sz w:val="24"/>
+        </w:rPr>
+        <w:hyperlink r:id="rId106" w:history="1">
+          <w:r>
+            <w:rPr>
+              <w:rStyle w:val="Hyperlink"/>
+            </w:rPr>
+            <w:t>tekst/</w:t>
+          </w:r>
+        </w:hyperlink>
+      </w:r>
+      <w:r>
+        <w:rPr>
+          <w:rFonts w:ascii="Charis SIL Regular" w:hAnsi="Charis SIL Regular" w:eastAsia="Charis SIL Regular"/>
+          <w:b w:val="0"/>
+          <w:i w:val="0"/>
+          <w:color w:val="0000FF"/>
+          <w:sz w:val="24"/>
+        </w:rPr>
+        <w:hyperlink r:id="rId106" w:history="1">
+          <w:r>
+            <w:rPr>
+              <w:rStyle w:val="Hyperlink"/>
+            </w:rPr>
+            <w:t>_oso001198801_01/</w:t>
+          </w:r>
+        </w:hyperlink>
+      </w:r>
+      <w:r>
+        <w:rPr>
+          <w:rFonts w:ascii="Charis SIL Regular" w:hAnsi="Charis SIL Regular" w:eastAsia="Charis SIL Regular"/>
+          <w:b w:val="0"/>
+          <w:i w:val="0"/>
+          <w:color w:val="0000FF"/>
+          <w:sz w:val="24"/>
+        </w:rPr>
+        <w:hyperlink r:id="rId106" w:history="1">
+          <w:r>
+            <w:rPr>
+              <w:rStyle w:val="Hyperlink"/>
+            </w:rPr>
+            <w:t>_oso001198801_01_0020.php</w:t>
+          </w:r>
+        </w:hyperlink>
+      </w:r>
+    </w:p>
+    <w:p>
+      <w:pPr>
+        <w:autoSpaceDN w:val="0"/>
+        <w:autoSpaceDE w:val="0"/>
+        <w:widowControl/>
+        <w:spacing w:line="352" w:lineRule="exact" w:before="176" w:after="0"/>
+        <w:ind w:left="0" w:right="0" w:firstLine="0"/>
+        <w:jc w:val="left"/>
+      </w:pPr>
+      <w:r>
+        <w:rPr>
+          <w:rFonts w:ascii="Charis SIL Regular" w:hAnsi="Charis SIL Regular" w:eastAsia="Charis SIL Regular"/>
+          <w:b w:val="0"/>
+          <w:i w:val="0"/>
+          <w:color w:val="000000"/>
+          <w:sz w:val="24"/>
+        </w:rPr>
+        <w:t>Scientific article:</w:t>
+      </w:r>
+    </w:p>
+    <w:p>
+      <w:pPr>
+        <w:autoSpaceDN w:val="0"/>
+        <w:autoSpaceDE w:val="0"/>
+        <w:widowControl/>
+        <w:spacing w:line="288" w:lineRule="exact" w:before="240" w:after="0"/>
+        <w:ind w:left="800" w:right="288" w:firstLine="0"/>
+        <w:jc w:val="left"/>
+      </w:pPr>
+      <w:r>
+        <w:rPr>
+          <w:rFonts w:ascii="Charis SIL Italic" w:hAnsi="Charis SIL Italic" w:eastAsia="Charis SIL Italic"/>
+          <w:b w:val="0"/>
+          <w:i/>
+          <w:color w:val="000000"/>
+          <w:sz w:val="24"/>
+        </w:rPr>
+        <w:t xml:space="preserve">Vruggink, H. en B. Paasman ‘Overzicht van Suriname-collecties II’, OSO. Tijdschrift </w:t>
+      </w:r>
+      <w:r>
+        <w:rPr>
+          <w:rFonts w:ascii="Charis SIL Italic" w:hAnsi="Charis SIL Italic" w:eastAsia="Charis SIL Italic"/>
+          <w:b w:val="0"/>
+          <w:i/>
+          <w:color w:val="000000"/>
+          <w:sz w:val="24"/>
+        </w:rPr>
+        <w:t xml:space="preserve">voor Surinaamse Taalkunde, Letterkunde en Geschiedenis, 8(1) (1989), 77-96. </w:t>
+      </w:r>
+      <w:r>
+        <w:rPr>
+          <w:rFonts w:ascii="Charis SIL Italic" w:hAnsi="Charis SIL Italic" w:eastAsia="Charis SIL Italic"/>
+          <w:b w:val="0"/>
+          <w:i/>
+          <w:color w:val="000000"/>
+          <w:sz w:val="24"/>
+        </w:rPr>
+        <w:t xml:space="preserve">Second part of an overview of Suriname collections in the Netherlands, published in </w:t>
+      </w:r>
+      <w:r>
+        <w:rPr>
+          <w:rFonts w:ascii="Charis SIL Italic" w:hAnsi="Charis SIL Italic" w:eastAsia="Charis SIL Italic"/>
+          <w:b w:val="0"/>
+          <w:i/>
+          <w:color w:val="000000"/>
+          <w:sz w:val="24"/>
+        </w:rPr>
+        <w:t>the journal OSO in 1989.</w:t>
       </w:r>
     </w:p>
     <w:p>
       <w:pPr>
         <w:sectPr>
           <w:pgSz w:w="11900" w:h="16840"/>
-          <w:pgMar w:top="324" w:right="1440" w:bottom="576" w:left="960" w:header="720" w:footer="720" w:gutter="0"/>
+          <w:pgMar w:top="324" w:right="1440" w:bottom="552" w:left="960" w:header="720" w:footer="720" w:gutter="0"/>
           <w:cols/>
           <w:docGrid w:linePitch="360"/>
         </w:sectPr>
@@ -14406,69 +14581,114 @@
         <w:autoSpaceDN w:val="0"/>
         <w:autoSpaceDE w:val="0"/>
         <w:widowControl/>
-        <w:spacing w:line="288" w:lineRule="exact" w:before="64" w:after="0"/>
-        <w:ind w:left="800" w:right="1008" w:firstLine="0"/>
+        <w:spacing w:line="352" w:lineRule="exact" w:before="0" w:after="0"/>
+        <w:ind w:left="800" w:right="0" w:firstLine="0"/>
         <w:jc w:val="left"/>
       </w:pPr>
       <w:r>
         <w:rPr>
-          <w:rFonts w:ascii="Charis SIL Italic" w:hAnsi="Charis SIL Italic" w:eastAsia="Charis SIL Italic"/>
-          <w:b w:val="0"/>
-          <w:i/>
-          <w:color w:val="000000"/>
-          <w:sz w:val="24"/>
-        </w:rPr>
-        <w:t xml:space="preserve">Wentholt, A. (red.), In kaart gebracht met kapmes en kompas: met het Koninklijk </w:t>
-      </w:r>
-      <w:r>
-        <w:rPr>
-          <w:rFonts w:ascii="Charis SIL Italic" w:hAnsi="Charis SIL Italic" w:eastAsia="Charis SIL Italic"/>
-          <w:b w:val="0"/>
-          <w:i/>
-          <w:color w:val="000000"/>
-          <w:sz w:val="24"/>
-        </w:rPr>
-        <w:t xml:space="preserve">Nederlands Aardrijkskundig Genootschap op expeditie tussen 1873 en 1960. </w:t>
-      </w:r>
-      <w:r>
-        <w:rPr>
-          <w:rFonts w:ascii="Charis SIL Italic" w:hAnsi="Charis SIL Italic" w:eastAsia="Charis SIL Italic"/>
-          <w:b w:val="0"/>
-          <w:i/>
-          <w:color w:val="000000"/>
-          <w:sz w:val="24"/>
-        </w:rPr>
-        <w:t>Heerlen/Utrecht: ABP/KNAG, 2003.</w:t>
-      </w:r>
-      <w:r>
-        <w:rPr>
-          <w:rFonts w:ascii="Charis SIL Italic" w:hAnsi="Charis SIL Italic" w:eastAsia="Charis SIL Italic"/>
-          <w:b w:val="0"/>
-          <w:i/>
-          <w:color w:val="000000"/>
-          <w:sz w:val="24"/>
-        </w:rPr>
-        <w:t xml:space="preserve">Book about the expeditions of the Royal </w:t>
-      </w:r>
-      <w:r>
-        <w:rPr>
-          <w:rFonts w:ascii="Charis SIL Italic" w:hAnsi="Charis SIL Italic" w:eastAsia="Charis SIL Italic"/>
-          <w:b w:val="0"/>
-          <w:i/>
-          <w:color w:val="000000"/>
-          <w:sz w:val="24"/>
-        </w:rPr>
-        <w:t xml:space="preserve">Netherlands Geographical Society, with attention also to the expeditions in </w:t>
-      </w:r>
-      <w:r>
-        <w:rPr>
-          <w:rFonts w:ascii="Charis SIL Italic" w:hAnsi="Charis SIL Italic" w:eastAsia="Charis SIL Italic"/>
-          <w:b w:val="0"/>
-          <w:i/>
-          <w:color w:val="000000"/>
-          <w:sz w:val="24"/>
-        </w:rPr>
-        <w:t>Suriname.</w:t>
+          <w:rFonts w:ascii="Charis SIL Regular" w:hAnsi="Charis SIL Regular" w:eastAsia="Charis SIL Regular"/>
+          <w:b w:val="0"/>
+          <w:i w:val="0"/>
+          <w:color w:val="0000FF"/>
+          <w:sz w:val="24"/>
+        </w:rPr>
+        <w:hyperlink r:id="rId107" w:history="1">
+          <w:r>
+            <w:rPr>
+              <w:rStyle w:val="Hyperlink"/>
+            </w:rPr>
+            <w:t>https://</w:t>
+          </w:r>
+        </w:hyperlink>
+      </w:r>
+      <w:r>
+        <w:rPr>
+          <w:rFonts w:ascii="Charis SIL Regular" w:hAnsi="Charis SIL Regular" w:eastAsia="Charis SIL Regular"/>
+          <w:b w:val="0"/>
+          <w:i w:val="0"/>
+          <w:color w:val="0000FF"/>
+          <w:sz w:val="24"/>
+        </w:rPr>
+        <w:hyperlink r:id="rId107" w:history="1">
+          <w:r>
+            <w:rPr>
+              <w:rStyle w:val="Hyperlink"/>
+            </w:rPr>
+            <w:t>www.dbnl.org/</w:t>
+          </w:r>
+        </w:hyperlink>
+      </w:r>
+      <w:r>
+        <w:rPr>
+          <w:rFonts w:ascii="Charis SIL Regular" w:hAnsi="Charis SIL Regular" w:eastAsia="Charis SIL Regular"/>
+          <w:b w:val="0"/>
+          <w:i w:val="0"/>
+          <w:color w:val="0000FF"/>
+          <w:sz w:val="24"/>
+        </w:rPr>
+        <w:hyperlink r:id="rId107" w:history="1">
+          <w:r>
+            <w:rPr>
+              <w:rStyle w:val="Hyperlink"/>
+            </w:rPr>
+            <w:t>tekst/</w:t>
+          </w:r>
+        </w:hyperlink>
+      </w:r>
+      <w:r>
+        <w:rPr>
+          <w:rFonts w:ascii="Charis SIL Regular" w:hAnsi="Charis SIL Regular" w:eastAsia="Charis SIL Regular"/>
+          <w:b w:val="0"/>
+          <w:i w:val="0"/>
+          <w:color w:val="0000FF"/>
+          <w:sz w:val="24"/>
+        </w:rPr>
+        <w:hyperlink r:id="rId107" w:history="1">
+          <w:r>
+            <w:rPr>
+              <w:rStyle w:val="Hyperlink"/>
+            </w:rPr>
+            <w:t>_oso001198901_01/</w:t>
+          </w:r>
+        </w:hyperlink>
+      </w:r>
+      <w:r>
+        <w:rPr>
+          <w:rFonts w:ascii="Charis SIL Regular" w:hAnsi="Charis SIL Regular" w:eastAsia="Charis SIL Regular"/>
+          <w:b w:val="0"/>
+          <w:i w:val="0"/>
+          <w:color w:val="0000FF"/>
+          <w:sz w:val="24"/>
+        </w:rPr>
+        <w:hyperlink r:id="rId107" w:history="1">
+          <w:r>
+            <w:rPr>
+              <w:rStyle w:val="Hyperlink"/>
+            </w:rPr>
+            <w:t>_oso001198901_01_0010.php</w:t>
+          </w:r>
+        </w:hyperlink>
+      </w:r>
+    </w:p>
+    <w:p>
+      <w:pPr>
+        <w:autoSpaceDN w:val="0"/>
+        <w:autoSpaceDE w:val="0"/>
+        <w:widowControl/>
+        <w:spacing w:line="352" w:lineRule="exact" w:before="176" w:after="0"/>
+        <w:ind w:left="0" w:right="0" w:firstLine="0"/>
+        <w:jc w:val="left"/>
+      </w:pPr>
+      <w:r>
+        <w:rPr>
+          <w:rFonts w:ascii="Charis SIL Regular" w:hAnsi="Charis SIL Regular" w:eastAsia="Charis SIL Regular"/>
+          <w:b w:val="0"/>
+          <w:i w:val="0"/>
+          <w:color w:val="000000"/>
+          <w:sz w:val="24"/>
+        </w:rPr>
+        <w:t>Scientific article:</w:t>
       </w:r>
     </w:p>
     <w:p>
@@ -14482,48 +14702,156 @@
       </w:pPr>
       <w:r>
         <w:rPr>
-          <w:rFonts w:ascii="Charis SIL Regular" w:hAnsi="Charis SIL Regular" w:eastAsia="Charis SIL Regular"/>
-          <w:b w:val="0"/>
-          <w:i w:val="0"/>
-          <w:color w:val="0000FF"/>
-          <w:sz w:val="24"/>
-          <w:u w:val="single"/>
-        </w:rPr>
-        <w:hyperlink r:id="rId106" w:history="1">
-          <w:r>
-            <w:rPr>
-              <w:rStyle w:val="Hyperlink"/>
-            </w:rPr>
-            <w:t>ISBN</w:t>
-          </w:r>
-        </w:hyperlink>
-      </w:r>
-      <w:r>
-        <w:rPr>
-          <w:rFonts w:ascii="Charis SIL Regular" w:hAnsi="Charis SIL Regular" w:eastAsia="Charis SIL Regular"/>
-          <w:b w:val="0"/>
-          <w:i w:val="0"/>
-          <w:color w:val="0000FF"/>
-          <w:sz w:val="24"/>
-          <w:u w:val="single"/>
-        </w:rPr>
-        <w:t xml:space="preserve"> </w:t>
-      </w:r>
-      <w:r>
-        <w:rPr>
-          <w:rFonts w:ascii="Charis SIL Regular" w:hAnsi="Charis SIL Regular" w:eastAsia="Charis SIL Regular"/>
-          <w:b w:val="0"/>
-          <w:i w:val="0"/>
-          <w:color w:val="0000FF"/>
-          <w:sz w:val="24"/>
-          <w:u w:val="single"/>
-        </w:rPr>
-        <w:hyperlink r:id="rId106" w:history="1">
-          <w:r>
-            <w:rPr>
-              <w:rStyle w:val="Hyperlink"/>
-            </w:rPr>
-            <w:t>978-90-6601-015-4</w:t>
+          <w:rFonts w:ascii="Charis SIL Italic" w:hAnsi="Charis SIL Italic" w:eastAsia="Charis SIL Italic"/>
+          <w:b w:val="0"/>
+          <w:i/>
+          <w:color w:val="000000"/>
+          <w:sz w:val="24"/>
+        </w:rPr>
+        <w:t>Vruggink, H. en B. Paasman ‘Overzicht van Suriname-collecties III’, OSO.</w:t>
+      </w:r>
+    </w:p>
+    <w:p>
+      <w:pPr>
+        <w:autoSpaceDN w:val="0"/>
+        <w:autoSpaceDE w:val="0"/>
+        <w:widowControl/>
+        <w:spacing w:line="288" w:lineRule="exact" w:before="64" w:after="0"/>
+        <w:ind w:left="800" w:right="864" w:firstLine="0"/>
+        <w:jc w:val="left"/>
+      </w:pPr>
+      <w:r>
+        <w:rPr>
+          <w:rFonts w:ascii="Charis SIL Italic" w:hAnsi="Charis SIL Italic" w:eastAsia="Charis SIL Italic"/>
+          <w:b w:val="0"/>
+          <w:i/>
+          <w:color w:val="000000"/>
+          <w:sz w:val="24"/>
+        </w:rPr>
+        <w:t xml:space="preserve">Tijdschrift voor Surinaamse Taalkunde, Letterkunde en Geschiedenis, 8(1) (1989), </w:t>
+      </w:r>
+      <w:r>
+        <w:rPr>
+          <w:rFonts w:ascii="Charis SIL Italic" w:hAnsi="Charis SIL Italic" w:eastAsia="Charis SIL Italic"/>
+          <w:b w:val="0"/>
+          <w:i/>
+          <w:color w:val="000000"/>
+          <w:sz w:val="24"/>
+        </w:rPr>
+        <w:t>196-226.</w:t>
+      </w:r>
+      <w:r>
+        <w:rPr>
+          <w:rFonts w:ascii="Charis SIL Italic" w:hAnsi="Charis SIL Italic" w:eastAsia="Charis SIL Italic"/>
+          <w:b w:val="0"/>
+          <w:i/>
+          <w:color w:val="000000"/>
+          <w:sz w:val="24"/>
+        </w:rPr>
+        <w:t xml:space="preserve">Third part of an overview of Suriname collections in the Netherlands, </w:t>
+      </w:r>
+      <w:r>
+        <w:rPr>
+          <w:rFonts w:ascii="Charis SIL Italic" w:hAnsi="Charis SIL Italic" w:eastAsia="Charis SIL Italic"/>
+          <w:b w:val="0"/>
+          <w:i/>
+          <w:color w:val="000000"/>
+          <w:sz w:val="24"/>
+        </w:rPr>
+        <w:t>published in the journal OSO in 1989.</w:t>
+      </w:r>
+    </w:p>
+    <w:p>
+      <w:pPr>
+        <w:autoSpaceDN w:val="0"/>
+        <w:autoSpaceDE w:val="0"/>
+        <w:widowControl/>
+        <w:spacing w:line="352" w:lineRule="exact" w:before="176" w:after="0"/>
+        <w:ind w:left="800" w:right="0" w:firstLine="0"/>
+        <w:jc w:val="left"/>
+      </w:pPr>
+      <w:r>
+        <w:rPr>
+          <w:rFonts w:ascii="Charis SIL Regular" w:hAnsi="Charis SIL Regular" w:eastAsia="Charis SIL Regular"/>
+          <w:b w:val="0"/>
+          <w:i w:val="0"/>
+          <w:color w:val="0000FF"/>
+          <w:sz w:val="24"/>
+        </w:rPr>
+        <w:hyperlink r:id="rId108" w:history="1">
+          <w:r>
+            <w:rPr>
+              <w:rStyle w:val="Hyperlink"/>
+            </w:rPr>
+            <w:t>https://</w:t>
+          </w:r>
+        </w:hyperlink>
+      </w:r>
+      <w:r>
+        <w:rPr>
+          <w:rFonts w:ascii="Charis SIL Regular" w:hAnsi="Charis SIL Regular" w:eastAsia="Charis SIL Regular"/>
+          <w:b w:val="0"/>
+          <w:i w:val="0"/>
+          <w:color w:val="0000FF"/>
+          <w:sz w:val="24"/>
+        </w:rPr>
+        <w:hyperlink r:id="rId108" w:history="1">
+          <w:r>
+            <w:rPr>
+              <w:rStyle w:val="Hyperlink"/>
+            </w:rPr>
+            <w:t>www.dbnl.org/</w:t>
+          </w:r>
+        </w:hyperlink>
+      </w:r>
+      <w:r>
+        <w:rPr>
+          <w:rFonts w:ascii="Charis SIL Regular" w:hAnsi="Charis SIL Regular" w:eastAsia="Charis SIL Regular"/>
+          <w:b w:val="0"/>
+          <w:i w:val="0"/>
+          <w:color w:val="0000FF"/>
+          <w:sz w:val="24"/>
+        </w:rPr>
+        <w:hyperlink r:id="rId108" w:history="1">
+          <w:r>
+            <w:rPr>
+              <w:rStyle w:val="Hyperlink"/>
+            </w:rPr>
+            <w:t>tekst/</w:t>
+          </w:r>
+        </w:hyperlink>
+      </w:r>
+      <w:r>
+        <w:rPr>
+          <w:rFonts w:ascii="Charis SIL Regular" w:hAnsi="Charis SIL Regular" w:eastAsia="Charis SIL Regular"/>
+          <w:b w:val="0"/>
+          <w:i w:val="0"/>
+          <w:color w:val="0000FF"/>
+          <w:sz w:val="24"/>
+        </w:rPr>
+        <w:hyperlink r:id="rId108" w:history="1">
+          <w:r>
+            <w:rPr>
+              <w:rStyle w:val="Hyperlink"/>
+            </w:rPr>
+            <w:t>_oso001198901_01/</w:t>
+          </w:r>
+        </w:hyperlink>
+      </w:r>
+      <w:r>
+        <w:rPr>
+          <w:rFonts w:ascii="Charis SIL Regular" w:hAnsi="Charis SIL Regular" w:eastAsia="Charis SIL Regular"/>
+          <w:b w:val="0"/>
+          <w:i w:val="0"/>
+          <w:color w:val="0000FF"/>
+          <w:sz w:val="24"/>
+        </w:rPr>
+        <w:hyperlink r:id="rId108" w:history="1">
+          <w:r>
+            <w:rPr>
+              <w:rStyle w:val="Hyperlink"/>
+            </w:rPr>
+            <w:t>_oso001198901_01_0026.php</w:t>
           </w:r>
         </w:hyperlink>
       </w:r>
@@ -14545,6 +14873,153 @@
           <w:color w:val="000000"/>
           <w:sz w:val="24"/>
         </w:rPr>
+        <w:t>Book:</w:t>
+      </w:r>
+    </w:p>
+    <w:p>
+      <w:pPr>
+        <w:autoSpaceDN w:val="0"/>
+        <w:autoSpaceDE w:val="0"/>
+        <w:widowControl/>
+        <w:spacing w:line="288" w:lineRule="exact" w:before="240" w:after="0"/>
+        <w:ind w:left="800" w:right="1008" w:firstLine="0"/>
+        <w:jc w:val="left"/>
+      </w:pPr>
+      <w:r>
+        <w:rPr>
+          <w:rFonts w:ascii="Charis SIL Italic" w:hAnsi="Charis SIL Italic" w:eastAsia="Charis SIL Italic"/>
+          <w:b w:val="0"/>
+          <w:i/>
+          <w:color w:val="000000"/>
+          <w:sz w:val="24"/>
+        </w:rPr>
+        <w:t xml:space="preserve">Wentholt, A. (red.), In kaart gebracht met kapmes en kompas: met het Koninklijk </w:t>
+      </w:r>
+      <w:r>
+        <w:rPr>
+          <w:rFonts w:ascii="Charis SIL Italic" w:hAnsi="Charis SIL Italic" w:eastAsia="Charis SIL Italic"/>
+          <w:b w:val="0"/>
+          <w:i/>
+          <w:color w:val="000000"/>
+          <w:sz w:val="24"/>
+        </w:rPr>
+        <w:t xml:space="preserve">Nederlands Aardrijkskundig Genootschap op expeditie tussen 1873 en 1960. </w:t>
+      </w:r>
+      <w:r>
+        <w:rPr>
+          <w:rFonts w:ascii="Charis SIL Italic" w:hAnsi="Charis SIL Italic" w:eastAsia="Charis SIL Italic"/>
+          <w:b w:val="0"/>
+          <w:i/>
+          <w:color w:val="000000"/>
+          <w:sz w:val="24"/>
+        </w:rPr>
+        <w:t>Heerlen/Utrecht: ABP/KNAG, 2003.</w:t>
+      </w:r>
+      <w:r>
+        <w:rPr>
+          <w:rFonts w:ascii="Charis SIL Italic" w:hAnsi="Charis SIL Italic" w:eastAsia="Charis SIL Italic"/>
+          <w:b w:val="0"/>
+          <w:i/>
+          <w:color w:val="000000"/>
+          <w:sz w:val="24"/>
+        </w:rPr>
+        <w:t xml:space="preserve">Book about the expeditions of the Royal </w:t>
+      </w:r>
+      <w:r>
+        <w:rPr>
+          <w:rFonts w:ascii="Charis SIL Italic" w:hAnsi="Charis SIL Italic" w:eastAsia="Charis SIL Italic"/>
+          <w:b w:val="0"/>
+          <w:i/>
+          <w:color w:val="000000"/>
+          <w:sz w:val="24"/>
+        </w:rPr>
+        <w:t xml:space="preserve">Netherlands Geographical Society, with attention also to the expeditions in </w:t>
+      </w:r>
+      <w:r>
+        <w:rPr>
+          <w:rFonts w:ascii="Charis SIL Italic" w:hAnsi="Charis SIL Italic" w:eastAsia="Charis SIL Italic"/>
+          <w:b w:val="0"/>
+          <w:i/>
+          <w:color w:val="000000"/>
+          <w:sz w:val="24"/>
+        </w:rPr>
+        <w:t>Suriname.</w:t>
+      </w:r>
+    </w:p>
+    <w:p>
+      <w:pPr>
+        <w:autoSpaceDN w:val="0"/>
+        <w:autoSpaceDE w:val="0"/>
+        <w:widowControl/>
+        <w:spacing w:line="352" w:lineRule="exact" w:before="176" w:after="0"/>
+        <w:ind w:left="800" w:right="0" w:firstLine="0"/>
+        <w:jc w:val="left"/>
+      </w:pPr>
+      <w:r>
+        <w:rPr>
+          <w:rFonts w:ascii="Charis SIL Regular" w:hAnsi="Charis SIL Regular" w:eastAsia="Charis SIL Regular"/>
+          <w:b w:val="0"/>
+          <w:i w:val="0"/>
+          <w:color w:val="0000FF"/>
+          <w:sz w:val="24"/>
+          <w:u w:val="single"/>
+        </w:rPr>
+        <w:hyperlink r:id="rId109" w:history="1">
+          <w:r>
+            <w:rPr>
+              <w:rStyle w:val="Hyperlink"/>
+            </w:rPr>
+            <w:t>ISBN</w:t>
+          </w:r>
+        </w:hyperlink>
+      </w:r>
+      <w:r>
+        <w:rPr>
+          <w:rFonts w:ascii="Charis SIL Regular" w:hAnsi="Charis SIL Regular" w:eastAsia="Charis SIL Regular"/>
+          <w:b w:val="0"/>
+          <w:i w:val="0"/>
+          <w:color w:val="0000FF"/>
+          <w:sz w:val="24"/>
+          <w:u w:val="single"/>
+        </w:rPr>
+        <w:t xml:space="preserve"> </w:t>
+      </w:r>
+      <w:r>
+        <w:rPr>
+          <w:rFonts w:ascii="Charis SIL Regular" w:hAnsi="Charis SIL Regular" w:eastAsia="Charis SIL Regular"/>
+          <w:b w:val="0"/>
+          <w:i w:val="0"/>
+          <w:color w:val="0000FF"/>
+          <w:sz w:val="24"/>
+          <w:u w:val="single"/>
+        </w:rPr>
+        <w:hyperlink r:id="rId109" w:history="1">
+          <w:r>
+            <w:rPr>
+              <w:rStyle w:val="Hyperlink"/>
+            </w:rPr>
+            <w:t>978-90-6601-015-4</w:t>
+          </w:r>
+        </w:hyperlink>
+      </w:r>
+    </w:p>
+    <w:p>
+      <w:pPr>
+        <w:autoSpaceDN w:val="0"/>
+        <w:autoSpaceDE w:val="0"/>
+        <w:widowControl/>
+        <w:spacing w:line="352" w:lineRule="exact" w:before="176" w:after="0"/>
+        <w:ind w:left="0" w:right="0" w:firstLine="0"/>
+        <w:jc w:val="left"/>
+      </w:pPr>
+      <w:r>
+        <w:rPr>
+          <w:rFonts w:ascii="Charis SIL Regular" w:hAnsi="Charis SIL Regular" w:eastAsia="Charis SIL Regular"/>
+          <w:b w:val="0"/>
+          <w:i w:val="0"/>
+          <w:color w:val="000000"/>
+          <w:sz w:val="24"/>
+        </w:rPr>
         <w:t>Publication:</w:t>
       </w:r>
     </w:p>
@@ -14615,7 +15090,7 @@
           <w:color w:val="0000FF"/>
           <w:sz w:val="24"/>
         </w:rPr>
-        <w:hyperlink r:id="rId107" w:history="1">
+        <w:hyperlink r:id="rId110" w:history="1">
           <w:r>
             <w:rPr>
               <w:rStyle w:val="Hyperlink"/>
@@ -14632,7 +15107,7 @@
           <w:color w:val="0000FF"/>
           <w:sz w:val="24"/>
         </w:rPr>
-        <w:hyperlink r:id="rId107" w:history="1">
+        <w:hyperlink r:id="rId110" w:history="1">
           <w:r>
             <w:rPr>
               <w:rStyle w:val="Hyperlink"/>
@@ -14649,7 +15124,7 @@
           <w:color w:val="0000FF"/>
           <w:sz w:val="24"/>
         </w:rPr>
-        <w:hyperlink r:id="rId107" w:history="1">
+        <w:hyperlink r:id="rId110" w:history="1">
           <w:r>
             <w:rPr>
               <w:rStyle w:val="Hyperlink"/>
@@ -14666,7 +15141,7 @@
           <w:color w:val="0000FF"/>
           <w:sz w:val="24"/>
         </w:rPr>
-        <w:hyperlink r:id="rId107" w:history="1">
+        <w:hyperlink r:id="rId110" w:history="1">
           <w:r>
             <w:rPr>
               <w:rStyle w:val="Hyperlink"/>
@@ -14683,7 +15158,7 @@
           <w:color w:val="0000FF"/>
           <w:sz w:val="24"/>
         </w:rPr>
-        <w:hyperlink r:id="rId107" w:history="1">
+        <w:hyperlink r:id="rId110" w:history="1">
           <w:r>
             <w:rPr>
               <w:rStyle w:val="Hyperlink"/>
@@ -14700,7 +15175,7 @@
           <w:color w:val="0000FF"/>
           <w:sz w:val="24"/>
         </w:rPr>
-        <w:hyperlink r:id="rId107" w:history="1">
+        <w:hyperlink r:id="rId110" w:history="1">
           <w:r>
             <w:rPr>
               <w:rStyle w:val="Hyperlink"/>
@@ -14717,7 +15192,7 @@
           <w:color w:val="0000FF"/>
           <w:sz w:val="24"/>
         </w:rPr>
-        <w:hyperlink r:id="rId107" w:history="1">
+        <w:hyperlink r:id="rId110" w:history="1">
           <w:r>
             <w:rPr>
               <w:rStyle w:val="Hyperlink"/>
@@ -14735,7 +15210,7 @@
           <w:sz w:val="24"/>
           <w:u w:val="single"/>
         </w:rPr>
-        <w:hyperlink r:id="rId107" w:history="1">
+        <w:hyperlink r:id="rId110" w:history="1">
           <w:r>
             <w:rPr>
               <w:rStyle w:val="Hyperlink"/>
@@ -14753,7 +15228,7 @@
           <w:sz w:val="24"/>
           <w:u w:val="single"/>
         </w:rPr>
-        <w:hyperlink r:id="rId107" w:history="1">
+        <w:hyperlink r:id="rId110" w:history="1">
           <w:r>
             <w:rPr>
               <w:rStyle w:val="Hyperlink"/>
@@ -14771,7 +15246,7 @@
           <w:sz w:val="24"/>
           <w:u w:val="single"/>
         </w:rPr>
-        <w:hyperlink r:id="rId107" w:history="1">
+        <w:hyperlink r:id="rId110" w:history="1">
           <w:r>
             <w:rPr>
               <w:rStyle w:val="Hyperlink"/>
@@ -14789,7 +15264,7 @@
           <w:sz w:val="24"/>
           <w:u w:val="single"/>
         </w:rPr>
-        <w:hyperlink r:id="rId107" w:history="1">
+        <w:hyperlink r:id="rId110" w:history="1">
           <w:r>
             <w:rPr>
               <w:rStyle w:val="Hyperlink"/>
@@ -14807,7 +15282,7 @@
           <w:sz w:val="24"/>
           <w:u w:val="single"/>
         </w:rPr>
-        <w:hyperlink r:id="rId107" w:history="1">
+        <w:hyperlink r:id="rId110" w:history="1">
           <w:r>
             <w:rPr>
               <w:rStyle w:val="Hyperlink"/>
@@ -14825,7 +15300,7 @@
           <w:sz w:val="24"/>
           <w:u w:val="single"/>
         </w:rPr>
-        <w:hyperlink r:id="rId107" w:history="1">
+        <w:hyperlink r:id="rId110" w:history="1">
           <w:r>
             <w:rPr>
               <w:rStyle w:val="Hyperlink"/>
@@ -14843,7 +15318,7 @@
           <w:sz w:val="24"/>
           <w:u w:val="single"/>
         </w:rPr>
-        <w:hyperlink r:id="rId107" w:history="1">
+        <w:hyperlink r:id="rId110" w:history="1">
           <w:r>
             <w:rPr>
               <w:rStyle w:val="Hyperlink"/>
@@ -14861,7 +15336,7 @@
           <w:sz w:val="24"/>
           <w:u w:val="single"/>
         </w:rPr>
-        <w:hyperlink r:id="rId107" w:history="1">
+        <w:hyperlink r:id="rId110" w:history="1">
           <w:r>
             <w:rPr>
               <w:rStyle w:val="Hyperlink"/>
@@ -14879,7 +15354,7 @@
           <w:sz w:val="24"/>
           <w:u w:val="single"/>
         </w:rPr>
-        <w:hyperlink r:id="rId107" w:history="1">
+        <w:hyperlink r:id="rId110" w:history="1">
           <w:r>
             <w:rPr>
               <w:rStyle w:val="Hyperlink"/>
@@ -14897,7 +15372,7 @@
           <w:sz w:val="24"/>
           <w:u w:val="single"/>
         </w:rPr>
-        <w:hyperlink r:id="rId107" w:history="1">
+        <w:hyperlink r:id="rId110" w:history="1">
           <w:r>
             <w:rPr>
               <w:rStyle w:val="Hyperlink"/>

--- a/EXPORTS/DOCX/published/niveau2/English/Suriname.docx
+++ b/EXPORTS/DOCX/published/niveau2/English/Suriname.docx
@@ -978,7 +978,6 @@
       </w:r>
       <w:r>
         <w:rPr>
-          <w:u w:val="single" w:color="0000ff"/>
           <w:rFonts w:ascii="Charis SIL Regular" w:hAnsi="Charis SIL Regular" w:eastAsia="Charis SIL Regular"/>
           <w:b w:val="0"/>
           <w:i w:val="0"/>
@@ -1518,64 +1517,188 @@
           <w:sz w:val="24"/>
           <w:u w:val="single"/>
         </w:rPr>
+        <w:hyperlink r:id="rId16" w:history="1">
+          <w:r>
+            <w:rPr>
+              <w:rStyle w:val="Hyperlink"/>
+            </w:rPr>
+            <w:t>Lam</w:t>
+          </w:r>
+        </w:hyperlink>
+      </w:r>
+      <w:r>
+        <w:rPr>
+          <w:rFonts w:ascii="Charis SIL Regular" w:hAnsi="Charis SIL Regular" w:eastAsia="Charis SIL Regular"/>
+          <w:b w:val="0"/>
+          <w:i w:val="0"/>
+          <w:color w:val="0000FF"/>
+          <w:sz w:val="24"/>
+          <w:u w:val="single"/>
+        </w:rPr>
+        <w:hyperlink r:id="rId16" w:history="1">
+          <w:r>
+            <w:rPr>
+              <w:rStyle w:val="Hyperlink"/>
+            </w:rPr>
+            <w:t>m</w:t>
+          </w:r>
+        </w:hyperlink>
+      </w:r>
+      <w:r>
+        <w:rPr>
+          <w:rFonts w:ascii="Charis SIL Regular" w:hAnsi="Charis SIL Regular" w:eastAsia="Charis SIL Regular"/>
+          <w:b w:val="0"/>
+          <w:i w:val="0"/>
+          <w:color w:val="0000FF"/>
+          <w:sz w:val="24"/>
+          <w:u w:val="single"/>
+        </w:rPr>
+        <w:hyperlink r:id="rId16" w:history="1">
+          <w:r>
+            <w:rPr>
+              <w:rStyle w:val="Hyperlink"/>
+            </w:rPr>
+            <w:t>ens</w:t>
+          </w:r>
+        </w:hyperlink>
+      </w:r>
+      <w:r>
+        <w:rPr>
+          <w:u w:val="single" w:color="0000ff"/>
+          <w:rFonts w:ascii="Charis SIL Regular" w:hAnsi="Charis SIL Regular" w:eastAsia="Charis SIL Regular"/>
+          <w:b w:val="0"/>
+          <w:i w:val="0"/>
+          <w:color w:val="000000"/>
+          <w:sz w:val="24"/>
+        </w:rPr>
         <w:hyperlink r:id="rId13" w:history="1">
           <w:r>
             <w:rPr>
               <w:rStyle w:val="Hyperlink"/>
             </w:rPr>
-            <w:t>Lam</w:t>
-          </w:r>
-        </w:hyperlink>
-      </w:r>
-      <w:r>
-        <w:rPr>
-          <w:rFonts w:ascii="Charis SIL Regular" w:hAnsi="Charis SIL Regular" w:eastAsia="Charis SIL Regular"/>
-          <w:b w:val="0"/>
-          <w:i w:val="0"/>
-          <w:color w:val="0000FF"/>
-          <w:sz w:val="24"/>
-          <w:u w:val="single"/>
+            <w:t>. La</w:t>
+          </w:r>
+        </w:hyperlink>
+      </w:r>
+      <w:r>
+        <w:rPr>
+          <w:rFonts w:ascii="Charis SIL Regular" w:hAnsi="Charis SIL Regular" w:eastAsia="Charis SIL Regular"/>
+          <w:b w:val="0"/>
+          <w:i w:val="0"/>
+          <w:color w:val="000000"/>
+          <w:sz w:val="24"/>
         </w:rPr>
         <w:t>m</w:t>
       </w:r>
       <w:r>
         <w:rPr>
-          <w:rFonts w:ascii="Charis SIL Regular" w:hAnsi="Charis SIL Regular" w:eastAsia="Charis SIL Regular"/>
-          <w:b w:val="0"/>
-          <w:i w:val="0"/>
-          <w:color w:val="0000FF"/>
-          <w:sz w:val="24"/>
-          <w:u w:val="single"/>
-        </w:rPr>
-        <w:hyperlink r:id="rId13" w:history="1">
-          <w:r>
-            <w:rPr>
-              <w:rStyle w:val="Hyperlink"/>
-            </w:rPr>
-            <w:t>ens</w:t>
-          </w:r>
-        </w:hyperlink>
-      </w:r>
-      <w:r>
-        <w:rPr>
-          <w:rFonts w:ascii="Charis SIL Regular" w:hAnsi="Charis SIL Regular" w:eastAsia="Charis SIL Regular"/>
-          <w:b w:val="0"/>
-          <w:i w:val="0"/>
-          <w:color w:val="000000"/>
-          <w:sz w:val="24"/>
-        </w:rPr>
-        <w:t xml:space="preserve">. Lammens, son-in-law and admirer of </w:t>
-      </w:r>
-      <w:r>
-        <w:rPr>
-          <w:rFonts w:ascii="Charis SIL Regular" w:hAnsi="Charis SIL Regular" w:eastAsia="Charis SIL Regular"/>
-          <w:b w:val="0"/>
-          <w:i w:val="0"/>
-          <w:color w:val="0000FF"/>
-          <w:sz w:val="24"/>
-          <w:u w:val="single"/>
-        </w:rPr>
-        <w:hyperlink r:id="rId17" w:history="1">
+          <w:u w:val="single" w:color="0000ff"/>
+          <w:rFonts w:ascii="Charis SIL Regular" w:hAnsi="Charis SIL Regular" w:eastAsia="Charis SIL Regular"/>
+          <w:b w:val="0"/>
+          <w:i w:val="0"/>
+          <w:color w:val="000000"/>
+          <w:sz w:val="24"/>
+        </w:rPr>
+        <w:hyperlink r:id="rId14" w:history="1">
+          <w:r>
+            <w:rPr>
+              <w:rStyle w:val="Hyperlink"/>
+            </w:rPr>
+            <w:t>mens, s</w:t>
+          </w:r>
+        </w:hyperlink>
+      </w:r>
+      <w:r>
+        <w:rPr>
+          <w:u w:val="single" w:color="0000ff"/>
+          <w:rFonts w:ascii="Charis SIL Regular" w:hAnsi="Charis SIL Regular" w:eastAsia="Charis SIL Regular"/>
+          <w:b w:val="0"/>
+          <w:i w:val="0"/>
+          <w:color w:val="000000"/>
+          <w:sz w:val="24"/>
+        </w:rPr>
+        <w:hyperlink r:id="rId14" w:history="1">
+          <w:r>
+            <w:rPr>
+              <w:rStyle w:val="Hyperlink"/>
+            </w:rPr>
+            <w:t>on-in-law an</w:t>
+          </w:r>
+        </w:hyperlink>
+      </w:r>
+      <w:r>
+        <w:rPr>
+          <w:rFonts w:ascii="Charis SIL Regular" w:hAnsi="Charis SIL Regular" w:eastAsia="Charis SIL Regular"/>
+          <w:b w:val="0"/>
+          <w:i w:val="0"/>
+          <w:color w:val="000000"/>
+          <w:sz w:val="24"/>
+        </w:rPr>
+        <w:t>d</w:t>
+      </w:r>
+      <w:r>
+        <w:rPr>
+          <w:u w:val="single" w:color="0000ff"/>
+          <w:rFonts w:ascii="Charis SIL Regular" w:hAnsi="Charis SIL Regular" w:eastAsia="Charis SIL Regular"/>
+          <w:b w:val="0"/>
+          <w:i w:val="0"/>
+          <w:color w:val="000000"/>
+          <w:sz w:val="24"/>
+        </w:rPr>
+        <w:hyperlink r:id="rId15" w:history="1">
+          <w:r>
+            <w:rPr>
+              <w:rStyle w:val="Hyperlink"/>
+            </w:rPr>
+            <w:t xml:space="preserve"> admire</w:t>
+          </w:r>
+        </w:hyperlink>
+      </w:r>
+      <w:r>
+        <w:rPr>
+          <w:u w:val="single" w:color="0000ff"/>
+          <w:rFonts w:ascii="Charis SIL Regular" w:hAnsi="Charis SIL Regular" w:eastAsia="Charis SIL Regular"/>
+          <w:b w:val="0"/>
+          <w:i w:val="0"/>
+          <w:color w:val="000000"/>
+          <w:sz w:val="24"/>
+        </w:rPr>
+        <w:hyperlink r:id="rId15" w:history="1">
+          <w:r>
+            <w:rPr>
+              <w:rStyle w:val="Hyperlink"/>
+            </w:rPr>
+            <w:t>r</w:t>
+          </w:r>
+        </w:hyperlink>
+      </w:r>
+      <w:r>
+        <w:rPr>
+          <w:rFonts w:ascii="Charis SIL Regular" w:hAnsi="Charis SIL Regular" w:eastAsia="Charis SIL Regular"/>
+          <w:b w:val="0"/>
+          <w:i w:val="0"/>
+          <w:color w:val="000000"/>
+          <w:sz w:val="24"/>
+        </w:rPr>
+        <w:hyperlink r:id="rId15" w:history="1">
+          <w:r>
+            <w:rPr>
+              <w:rStyle w:val="Hyperlink"/>
+            </w:rPr>
+            <w:t xml:space="preserve"> of </w:t>
+          </w:r>
+        </w:hyperlink>
+      </w:r>
+      <w:r>
+        <w:rPr>
+          <w:rFonts w:ascii="Charis SIL Regular" w:hAnsi="Charis SIL Regular" w:eastAsia="Charis SIL Regular"/>
+          <w:b w:val="0"/>
+          <w:i w:val="0"/>
+          <w:color w:val="0000FF"/>
+          <w:sz w:val="24"/>
+          <w:u w:val="single"/>
+        </w:rPr>
+        <w:hyperlink r:id="rId15" w:history="1">
           <w:r>
             <w:rPr>
               <w:rStyle w:val="Hyperlink"/>
@@ -1593,7 +1716,7 @@
           <w:sz w:val="24"/>
           <w:u w:val="single"/>
         </w:rPr>
-        <w:hyperlink r:id="rId17" w:history="1">
+        <w:hyperlink r:id="rId15" w:history="1">
           <w:r>
             <w:rPr>
               <w:rStyle w:val="Hyperlink"/>
@@ -1611,7 +1734,7 @@
           <w:sz w:val="24"/>
           <w:u w:val="single"/>
         </w:rPr>
-        <w:hyperlink r:id="rId17" w:history="1">
+        <w:hyperlink r:id="rId15" w:history="1">
           <w:r>
             <w:rPr>
               <w:rStyle w:val="Hyperlink"/>
@@ -1640,7 +1763,7 @@
           <w:sz w:val="24"/>
           <w:u w:val="single"/>
         </w:rPr>
-        <w:hyperlink r:id="rId17" w:history="1">
+        <w:hyperlink r:id="rId15" w:history="1">
           <w:r>
             <w:rPr>
               <w:rStyle w:val="Hyperlink"/>
@@ -3006,7 +3129,24 @@
             <w:rPr>
               <w:rStyle w:val="Hyperlink"/>
             </w:rPr>
-            <w:t>film</w:t>
+            <w:t>fil</w:t>
+          </w:r>
+        </w:hyperlink>
+      </w:r>
+      <w:r>
+        <w:rPr>
+          <w:rFonts w:ascii="Charis SIL Regular" w:hAnsi="Charis SIL Regular" w:eastAsia="Charis SIL Regular"/>
+          <w:b w:val="0"/>
+          <w:i w:val="0"/>
+          <w:color w:val="0000FF"/>
+          <w:sz w:val="24"/>
+        </w:rPr>
+        <w:hyperlink r:id="rId25" w:history="1">
+          <w:r>
+            <w:rPr>
+              <w:rStyle w:val="Hyperlink"/>
+            </w:rPr>
+            <w:t>m</w:t>
           </w:r>
         </w:hyperlink>
       </w:r>
@@ -3104,19 +3244,9 @@
             <w:rPr>
               <w:rStyle w:val="Hyperlink"/>
             </w:rPr>
-            <w:t>tape</w:t>
-          </w:r>
-        </w:hyperlink>
-      </w:r>
-      <w:r>
-        <w:rPr>
-          <w:rFonts w:ascii="Charis SIL Regular" w:hAnsi="Charis SIL Regular" w:eastAsia="Charis SIL Regular"/>
-          <w:b w:val="0"/>
-          <w:i w:val="0"/>
-          <w:color w:val="0000FF"/>
-          <w:sz w:val="24"/>
-        </w:rPr>
-        <w:t>s</w:t>
+            <w:t>tapes</w:t>
+          </w:r>
+        </w:hyperlink>
       </w:r>
       <w:r>
         <w:rPr>
@@ -3554,7 +3684,32 @@
           <w:color w:val="000000"/>
           <w:sz w:val="24"/>
         </w:rPr>
-        <w:t xml:space="preserve">r </w:t>
+        <w:hyperlink r:id="rId28" w:history="1">
+          <w:r>
+            <w:rPr>
+              <w:rStyle w:val="Hyperlink"/>
+            </w:rPr>
+            <w:t xml:space="preserve">r </w:t>
+          </w:r>
+        </w:hyperlink>
+      </w:r>
+      <w:r>
+        <w:rPr>
+          <w:rFonts w:ascii="Charis SIL Regular" w:hAnsi="Charis SIL Regular" w:eastAsia="Charis SIL Regular"/>
+          <w:b w:val="0"/>
+          <w:i w:val="0"/>
+          <w:color w:val="0000FF"/>
+          <w:sz w:val="24"/>
+          <w:u w:val="single"/>
+        </w:rPr>
+        <w:hyperlink r:id="rId28" w:history="1">
+          <w:r>
+            <w:rPr>
+              <w:rStyle w:val="Hyperlink"/>
+            </w:rPr>
+            <w:t>Assuee</w:t>
+          </w:r>
+        </w:hyperlink>
       </w:r>
       <w:r>
         <w:rPr>
@@ -3570,9 +3725,20 @@
             <w:rPr>
               <w:rStyle w:val="Hyperlink"/>
             </w:rPr>
-            <w:t>Assuee</w:t>
-          </w:r>
-        </w:hyperlink>
+            <w:t>r</w:t>
+          </w:r>
+        </w:hyperlink>
+      </w:r>
+      <w:r>
+        <w:rPr>
+          <w:rFonts w:ascii="Charis SIL Regular" w:hAnsi="Charis SIL Regular" w:eastAsia="Charis SIL Regular"/>
+          <w:b w:val="0"/>
+          <w:i w:val="0"/>
+          <w:color w:val="0000FF"/>
+          <w:sz w:val="24"/>
+          <w:u w:val="single"/>
+        </w:rPr>
+        <w:t xml:space="preserve"> </w:t>
       </w:r>
       <w:r>
         <w:rPr>
@@ -3588,6 +3754,340 @@
             <w:rPr>
               <w:rStyle w:val="Hyperlink"/>
             </w:rPr>
+            <w:t>Jacob</w:t>
+          </w:r>
+        </w:hyperlink>
+      </w:r>
+      <w:r>
+        <w:rPr>
+          <w:rFonts w:ascii="Charis SIL Regular" w:hAnsi="Charis SIL Regular" w:eastAsia="Charis SIL Regular"/>
+          <w:b w:val="0"/>
+          <w:i w:val="0"/>
+          <w:color w:val="0000FF"/>
+          <w:sz w:val="24"/>
+          <w:u w:val="single"/>
+        </w:rPr>
+        <w:t xml:space="preserve"> </w:t>
+      </w:r>
+      <w:r>
+        <w:rPr>
+          <w:rFonts w:ascii="Charis SIL Regular" w:hAnsi="Charis SIL Regular" w:eastAsia="Charis SIL Regular"/>
+          <w:b w:val="0"/>
+          <w:i w:val="0"/>
+          <w:color w:val="0000FF"/>
+          <w:sz w:val="24"/>
+          <w:u w:val="single"/>
+        </w:rPr>
+        <w:hyperlink r:id="rId30" w:history="1">
+          <w:r>
+            <w:rPr>
+              <w:rStyle w:val="Hyperlink"/>
+            </w:rPr>
+            <w:t xml:space="preserve">Schimmelpenninck </w:t>
+          </w:r>
+        </w:hyperlink>
+      </w:r>
+      <w:r>
+        <w:rPr>
+          <w:rFonts w:ascii="Charis SIL Regular" w:hAnsi="Charis SIL Regular" w:eastAsia="Charis SIL Regular"/>
+          <w:b w:val="0"/>
+          <w:i w:val="0"/>
+          <w:color w:val="0000FF"/>
+          <w:sz w:val="24"/>
+          <w:u w:val="single"/>
+        </w:rPr>
+        <w:hyperlink r:id="rId29" w:history="1">
+          <w:r>
+            <w:rPr>
+              <w:rStyle w:val="Hyperlink"/>
+            </w:rPr>
+            <w:t>van</w:t>
+          </w:r>
+        </w:hyperlink>
+      </w:r>
+      <w:r>
+        <w:rPr>
+          <w:rFonts w:ascii="Charis SIL Regular" w:hAnsi="Charis SIL Regular" w:eastAsia="Charis SIL Regular"/>
+          <w:b w:val="0"/>
+          <w:i w:val="0"/>
+          <w:color w:val="0000FF"/>
+          <w:sz w:val="24"/>
+          <w:u w:val="single"/>
+        </w:rPr>
+        <w:t xml:space="preserve"> </w:t>
+      </w:r>
+      <w:r>
+        <w:rPr>
+          <w:rFonts w:ascii="Charis SIL Regular" w:hAnsi="Charis SIL Regular" w:eastAsia="Charis SIL Regular"/>
+          <w:b w:val="0"/>
+          <w:i w:val="0"/>
+          <w:color w:val="0000FF"/>
+          <w:sz w:val="24"/>
+          <w:u w:val="single"/>
+        </w:rPr>
+        <w:hyperlink r:id="rId29" w:history="1">
+          <w:r>
+            <w:rPr>
+              <w:rStyle w:val="Hyperlink"/>
+            </w:rPr>
+            <w:t>der</w:t>
+          </w:r>
+        </w:hyperlink>
+      </w:r>
+      <w:r>
+        <w:rPr>
+          <w:rFonts w:ascii="Charis SIL Regular" w:hAnsi="Charis SIL Regular" w:eastAsia="Charis SIL Regular"/>
+          <w:b w:val="0"/>
+          <w:i w:val="0"/>
+          <w:color w:val="0000FF"/>
+          <w:sz w:val="24"/>
+          <w:u w:val="single"/>
+        </w:rPr>
+        <w:t xml:space="preserve"> </w:t>
+      </w:r>
+      <w:r>
+        <w:rPr>
+          <w:rFonts w:ascii="Charis SIL Regular" w:hAnsi="Charis SIL Regular" w:eastAsia="Charis SIL Regular"/>
+          <w:b w:val="0"/>
+          <w:i w:val="0"/>
+          <w:color w:val="0000FF"/>
+          <w:sz w:val="24"/>
+          <w:u w:val="single"/>
+        </w:rPr>
+        <w:hyperlink r:id="rId29" w:history="1">
+          <w:r>
+            <w:rPr>
+              <w:rStyle w:val="Hyperlink"/>
+            </w:rPr>
+            <w:t>Oye</w:t>
+          </w:r>
+        </w:hyperlink>
+      </w:r>
+      <w:r>
+        <w:rPr>
+          <w:u w:val="single" w:color="0000ff"/>
+          <w:rFonts w:ascii="Charis SIL Regular" w:hAnsi="Charis SIL Regular" w:eastAsia="Charis SIL Regular"/>
+          <w:b w:val="0"/>
+          <w:i w:val="0"/>
+          <w:color w:val="000000"/>
+          <w:sz w:val="24"/>
+        </w:rPr>
+        <w:hyperlink r:id="rId29" w:history="1">
+          <w:r>
+            <w:rPr>
+              <w:rStyle w:val="Hyperlink"/>
+            </w:rPr>
+            <w:t>. The</w:t>
+          </w:r>
+        </w:hyperlink>
+      </w:r>
+      <w:r>
+        <w:rPr>
+          <w:u w:val="single" w:color="0000ff"/>
+          <w:rFonts w:ascii="Charis SIL Regular" w:hAnsi="Charis SIL Regular" w:eastAsia="Charis SIL Regular"/>
+          <w:b w:val="0"/>
+          <w:i w:val="0"/>
+          <w:color w:val="000000"/>
+          <w:sz w:val="24"/>
+        </w:rPr>
+        <w:hyperlink r:id="rId29" w:history="1">
+          <w:r>
+            <w:rPr>
+              <w:rStyle w:val="Hyperlink"/>
+            </w:rPr>
+            <w:t>s</w:t>
+          </w:r>
+        </w:hyperlink>
+      </w:r>
+      <w:r>
+        <w:rPr>
+          <w:u w:val="single" w:color="0000ff"/>
+          <w:rFonts w:ascii="Charis SIL Regular" w:hAnsi="Charis SIL Regular" w:eastAsia="Charis SIL Regular"/>
+          <w:b w:val="0"/>
+          <w:i w:val="0"/>
+          <w:color w:val="000000"/>
+          <w:sz w:val="24"/>
+        </w:rPr>
+        <w:hyperlink r:id="rId29" w:history="1">
+          <w:r>
+            <w:rPr>
+              <w:rStyle w:val="Hyperlink"/>
+            </w:rPr>
+            <w:t>e w</w:t>
+          </w:r>
+        </w:hyperlink>
+      </w:r>
+      <w:r>
+        <w:rPr>
+          <w:u w:val="single" w:color="0000ff"/>
+          <w:rFonts w:ascii="Charis SIL Regular" w:hAnsi="Charis SIL Regular" w:eastAsia="Charis SIL Regular"/>
+          <w:b w:val="0"/>
+          <w:i w:val="0"/>
+          <w:color w:val="000000"/>
+          <w:sz w:val="24"/>
+        </w:rPr>
+        <w:hyperlink r:id="rId29" w:history="1">
+          <w:r>
+            <w:rPr>
+              <w:rStyle w:val="Hyperlink"/>
+            </w:rPr>
+            <w:t>e</w:t>
+          </w:r>
+        </w:hyperlink>
+      </w:r>
+      <w:r>
+        <w:rPr>
+          <w:u w:val="single" w:color="0000ff"/>
+          <w:rFonts w:ascii="Charis SIL Regular" w:hAnsi="Charis SIL Regular" w:eastAsia="Charis SIL Regular"/>
+          <w:b w:val="0"/>
+          <w:i w:val="0"/>
+          <w:color w:val="000000"/>
+          <w:sz w:val="24"/>
+        </w:rPr>
+        <w:hyperlink r:id="rId29" w:history="1">
+          <w:r>
+            <w:rPr>
+              <w:rStyle w:val="Hyperlink"/>
+            </w:rPr>
+            <w:t>re donate</w:t>
+          </w:r>
+        </w:hyperlink>
+      </w:r>
+      <w:r>
+        <w:rPr>
+          <w:rFonts w:ascii="Charis SIL Regular" w:hAnsi="Charis SIL Regular" w:eastAsia="Charis SIL Regular"/>
+          <w:b w:val="0"/>
+          <w:i w:val="0"/>
+          <w:color w:val="000000"/>
+          <w:sz w:val="24"/>
+        </w:rPr>
+        <w:t>d to the National Ethnograp</w:t>
+      </w:r>
+      <w:r>
+        <w:rPr>
+          <w:u w:val="single" w:color="0000ff"/>
+          <w:rFonts w:ascii="Charis SIL Regular" w:hAnsi="Charis SIL Regular" w:eastAsia="Charis SIL Regular"/>
+          <w:b w:val="0"/>
+          <w:i w:val="0"/>
+          <w:color w:val="000000"/>
+          <w:sz w:val="24"/>
+        </w:rPr>
+        <w:hyperlink r:id="rId30" w:history="1">
+          <w:r>
+            <w:rPr>
+              <w:rStyle w:val="Hyperlink"/>
+            </w:rPr>
+            <w:t>hic Mu</w:t>
+          </w:r>
+        </w:hyperlink>
+      </w:r>
+      <w:r>
+        <w:rPr>
+          <w:u w:val="single" w:color="0000ff"/>
+          <w:rFonts w:ascii="Charis SIL Regular" w:hAnsi="Charis SIL Regular" w:eastAsia="Charis SIL Regular"/>
+          <w:b w:val="0"/>
+          <w:i w:val="0"/>
+          <w:color w:val="000000"/>
+          <w:sz w:val="24"/>
+        </w:rPr>
+        <w:hyperlink r:id="rId30" w:history="1">
+          <w:r>
+            <w:rPr>
+              <w:rStyle w:val="Hyperlink"/>
+            </w:rPr>
+            <w:t>s</w:t>
+          </w:r>
+        </w:hyperlink>
+      </w:r>
+      <w:r>
+        <w:rPr>
+          <w:u w:val="single" w:color="0000ff"/>
+          <w:rFonts w:ascii="Charis SIL Regular" w:hAnsi="Charis SIL Regular" w:eastAsia="Charis SIL Regular"/>
+          <w:b w:val="0"/>
+          <w:i w:val="0"/>
+          <w:color w:val="000000"/>
+          <w:sz w:val="24"/>
+        </w:rPr>
+        <w:hyperlink r:id="rId30" w:history="1">
+          <w:r>
+            <w:rPr>
+              <w:rStyle w:val="Hyperlink"/>
+            </w:rPr>
+            <w:t xml:space="preserve">eum, </w:t>
+          </w:r>
+        </w:hyperlink>
+      </w:r>
+      <w:r>
+        <w:rPr>
+          <w:u w:val="single" w:color="0000ff"/>
+          <w:rFonts w:ascii="Charis SIL Regular" w:hAnsi="Charis SIL Regular" w:eastAsia="Charis SIL Regular"/>
+          <w:b w:val="0"/>
+          <w:i w:val="0"/>
+          <w:color w:val="000000"/>
+          <w:sz w:val="24"/>
+        </w:rPr>
+        <w:hyperlink r:id="rId30" w:history="1">
+          <w:r>
+            <w:rPr>
+              <w:rStyle w:val="Hyperlink"/>
+            </w:rPr>
+            <w:t>n</w:t>
+          </w:r>
+        </w:hyperlink>
+      </w:r>
+      <w:r>
+        <w:rPr>
+          <w:u w:val="single" w:color="0000ff"/>
+          <w:rFonts w:ascii="Charis SIL Regular" w:hAnsi="Charis SIL Regular" w:eastAsia="Charis SIL Regular"/>
+          <w:b w:val="0"/>
+          <w:i w:val="0"/>
+          <w:color w:val="000000"/>
+          <w:sz w:val="24"/>
+        </w:rPr>
+        <w:hyperlink r:id="rId30" w:history="1">
+          <w:r>
+            <w:rPr>
+              <w:rStyle w:val="Hyperlink"/>
+            </w:rPr>
+            <w:t xml:space="preserve">ow the </w:t>
+          </w:r>
+        </w:hyperlink>
+      </w:r>
+      <w:r>
+        <w:br/>
+      </w:r>
+      <w:r>
+        <w:rPr>
+          <w:rFonts w:ascii="Charis SIL Regular" w:hAnsi="Charis SIL Regular" w:eastAsia="Charis SIL Regular"/>
+          <w:b w:val="0"/>
+          <w:i w:val="0"/>
+          <w:color w:val="0000FF"/>
+          <w:sz w:val="24"/>
+          <w:u w:val="single"/>
+        </w:rPr>
+        <w:hyperlink r:id="rId30" w:history="1">
+          <w:r>
+            <w:rPr>
+              <w:rStyle w:val="Hyperlink"/>
+            </w:rPr>
+            <w:t>We</w:t>
+          </w:r>
+        </w:hyperlink>
+      </w:r>
+      <w:r>
+        <w:rPr>
+          <w:rFonts w:ascii="Charis SIL Regular" w:hAnsi="Charis SIL Regular" w:eastAsia="Charis SIL Regular"/>
+          <w:b w:val="0"/>
+          <w:i w:val="0"/>
+          <w:color w:val="0000FF"/>
+          <w:sz w:val="24"/>
+          <w:u w:val="single"/>
+        </w:rPr>
+        <w:hyperlink r:id="rId30" w:history="1">
+          <w:r>
+            <w:rPr>
+              <w:rStyle w:val="Hyperlink"/>
+            </w:rPr>
             <w:t>r</w:t>
           </w:r>
         </w:hyperlink>
@@ -3601,326 +4101,11 @@
           <w:sz w:val="24"/>
           <w:u w:val="single"/>
         </w:rPr>
-        <w:t xml:space="preserve"> </w:t>
-      </w:r>
-      <w:r>
-        <w:rPr>
-          <w:rFonts w:ascii="Charis SIL Regular" w:hAnsi="Charis SIL Regular" w:eastAsia="Charis SIL Regular"/>
-          <w:b w:val="0"/>
-          <w:i w:val="0"/>
-          <w:color w:val="0000FF"/>
-          <w:sz w:val="24"/>
-          <w:u w:val="single"/>
-        </w:rPr>
         <w:hyperlink r:id="rId30" w:history="1">
           <w:r>
             <w:rPr>
               <w:rStyle w:val="Hyperlink"/>
             </w:rPr>
-            <w:t>Jacob</w:t>
-          </w:r>
-        </w:hyperlink>
-      </w:r>
-      <w:r>
-        <w:rPr>
-          <w:rFonts w:ascii="Charis SIL Regular" w:hAnsi="Charis SIL Regular" w:eastAsia="Charis SIL Regular"/>
-          <w:b w:val="0"/>
-          <w:i w:val="0"/>
-          <w:color w:val="0000FF"/>
-          <w:sz w:val="24"/>
-          <w:u w:val="single"/>
-        </w:rPr>
-        <w:t xml:space="preserve"> </w:t>
-      </w:r>
-      <w:r>
-        <w:rPr>
-          <w:rFonts w:ascii="Charis SIL Regular" w:hAnsi="Charis SIL Regular" w:eastAsia="Charis SIL Regular"/>
-          <w:b w:val="0"/>
-          <w:i w:val="0"/>
-          <w:color w:val="0000FF"/>
-          <w:sz w:val="24"/>
-          <w:u w:val="single"/>
-        </w:rPr>
-        <w:hyperlink r:id="rId30" w:history="1">
-          <w:r>
-            <w:rPr>
-              <w:rStyle w:val="Hyperlink"/>
-            </w:rPr>
-            <w:t xml:space="preserve">Schimmelpenninck </w:t>
-          </w:r>
-        </w:hyperlink>
-      </w:r>
-      <w:r>
-        <w:rPr>
-          <w:rFonts w:ascii="Charis SIL Regular" w:hAnsi="Charis SIL Regular" w:eastAsia="Charis SIL Regular"/>
-          <w:b w:val="0"/>
-          <w:i w:val="0"/>
-          <w:color w:val="0000FF"/>
-          <w:sz w:val="24"/>
-        </w:rPr>
-        <w:t xml:space="preserve">van der </w:t>
-      </w:r>
-      <w:r>
-        <w:rPr>
-          <w:rFonts w:ascii="Charis SIL Regular" w:hAnsi="Charis SIL Regular" w:eastAsia="Charis SIL Regular"/>
-          <w:b w:val="0"/>
-          <w:i w:val="0"/>
-          <w:color w:val="0000FF"/>
-          <w:sz w:val="24"/>
-          <w:u w:val="single"/>
-        </w:rPr>
-        <w:hyperlink r:id="rId29" w:history="1">
-          <w:r>
-            <w:rPr>
-              <w:rStyle w:val="Hyperlink"/>
-            </w:rPr>
-            <w:t>Oye</w:t>
-          </w:r>
-        </w:hyperlink>
-      </w:r>
-      <w:r>
-        <w:rPr>
-          <w:u w:val="single" w:color="0000ff"/>
-          <w:rFonts w:ascii="Charis SIL Regular" w:hAnsi="Charis SIL Regular" w:eastAsia="Charis SIL Regular"/>
-          <w:b w:val="0"/>
-          <w:i w:val="0"/>
-          <w:color w:val="000000"/>
-          <w:sz w:val="24"/>
-        </w:rPr>
-        <w:hyperlink r:id="rId29" w:history="1">
-          <w:r>
-            <w:rPr>
-              <w:rStyle w:val="Hyperlink"/>
-            </w:rPr>
-            <w:t>. The</w:t>
-          </w:r>
-        </w:hyperlink>
-      </w:r>
-      <w:r>
-        <w:rPr>
-          <w:u w:val="single" w:color="0000ff"/>
-          <w:rFonts w:ascii="Charis SIL Regular" w:hAnsi="Charis SIL Regular" w:eastAsia="Charis SIL Regular"/>
-          <w:b w:val="0"/>
-          <w:i w:val="0"/>
-          <w:color w:val="000000"/>
-          <w:sz w:val="24"/>
-        </w:rPr>
-        <w:hyperlink r:id="rId29" w:history="1">
-          <w:r>
-            <w:rPr>
-              <w:rStyle w:val="Hyperlink"/>
-            </w:rPr>
-            <w:t>s</w:t>
-          </w:r>
-        </w:hyperlink>
-      </w:r>
-      <w:r>
-        <w:rPr>
-          <w:u w:val="single" w:color="0000ff"/>
-          <w:rFonts w:ascii="Charis SIL Regular" w:hAnsi="Charis SIL Regular" w:eastAsia="Charis SIL Regular"/>
-          <w:b w:val="0"/>
-          <w:i w:val="0"/>
-          <w:color w:val="000000"/>
-          <w:sz w:val="24"/>
-        </w:rPr>
-        <w:hyperlink r:id="rId29" w:history="1">
-          <w:r>
-            <w:rPr>
-              <w:rStyle w:val="Hyperlink"/>
-            </w:rPr>
-            <w:t>e w</w:t>
-          </w:r>
-        </w:hyperlink>
-      </w:r>
-      <w:r>
-        <w:rPr>
-          <w:u w:val="single" w:color="0000ff"/>
-          <w:rFonts w:ascii="Charis SIL Regular" w:hAnsi="Charis SIL Regular" w:eastAsia="Charis SIL Regular"/>
-          <w:b w:val="0"/>
-          <w:i w:val="0"/>
-          <w:color w:val="000000"/>
-          <w:sz w:val="24"/>
-        </w:rPr>
-        <w:hyperlink r:id="rId29" w:history="1">
-          <w:r>
-            <w:rPr>
-              <w:rStyle w:val="Hyperlink"/>
-            </w:rPr>
-            <w:t>e</w:t>
-          </w:r>
-        </w:hyperlink>
-      </w:r>
-      <w:r>
-        <w:rPr>
-          <w:u w:val="single" w:color="0000ff"/>
-          <w:rFonts w:ascii="Charis SIL Regular" w:hAnsi="Charis SIL Regular" w:eastAsia="Charis SIL Regular"/>
-          <w:b w:val="0"/>
-          <w:i w:val="0"/>
-          <w:color w:val="000000"/>
-          <w:sz w:val="24"/>
-        </w:rPr>
-        <w:hyperlink r:id="rId29" w:history="1">
-          <w:r>
-            <w:rPr>
-              <w:rStyle w:val="Hyperlink"/>
-            </w:rPr>
-            <w:t>re donate</w:t>
-          </w:r>
-        </w:hyperlink>
-      </w:r>
-      <w:r>
-        <w:rPr>
-          <w:rFonts w:ascii="Charis SIL Regular" w:hAnsi="Charis SIL Regular" w:eastAsia="Charis SIL Regular"/>
-          <w:b w:val="0"/>
-          <w:i w:val="0"/>
-          <w:color w:val="000000"/>
-          <w:sz w:val="24"/>
-        </w:rPr>
-        <w:t>d to the National Ethnograp</w:t>
-      </w:r>
-      <w:r>
-        <w:rPr>
-          <w:u w:val="single" w:color="0000ff"/>
-          <w:rFonts w:ascii="Charis SIL Regular" w:hAnsi="Charis SIL Regular" w:eastAsia="Charis SIL Regular"/>
-          <w:b w:val="0"/>
-          <w:i w:val="0"/>
-          <w:color w:val="000000"/>
-          <w:sz w:val="24"/>
-        </w:rPr>
-        <w:hyperlink r:id="rId30" w:history="1">
-          <w:r>
-            <w:rPr>
-              <w:rStyle w:val="Hyperlink"/>
-            </w:rPr>
-            <w:t>hic Mu</w:t>
-          </w:r>
-        </w:hyperlink>
-      </w:r>
-      <w:r>
-        <w:rPr>
-          <w:u w:val="single" w:color="0000ff"/>
-          <w:rFonts w:ascii="Charis SIL Regular" w:hAnsi="Charis SIL Regular" w:eastAsia="Charis SIL Regular"/>
-          <w:b w:val="0"/>
-          <w:i w:val="0"/>
-          <w:color w:val="000000"/>
-          <w:sz w:val="24"/>
-        </w:rPr>
-        <w:hyperlink r:id="rId30" w:history="1">
-          <w:r>
-            <w:rPr>
-              <w:rStyle w:val="Hyperlink"/>
-            </w:rPr>
-            <w:t>s</w:t>
-          </w:r>
-        </w:hyperlink>
-      </w:r>
-      <w:r>
-        <w:rPr>
-          <w:u w:val="single" w:color="0000ff"/>
-          <w:rFonts w:ascii="Charis SIL Regular" w:hAnsi="Charis SIL Regular" w:eastAsia="Charis SIL Regular"/>
-          <w:b w:val="0"/>
-          <w:i w:val="0"/>
-          <w:color w:val="000000"/>
-          <w:sz w:val="24"/>
-        </w:rPr>
-        <w:hyperlink r:id="rId30" w:history="1">
-          <w:r>
-            <w:rPr>
-              <w:rStyle w:val="Hyperlink"/>
-            </w:rPr>
-            <w:t xml:space="preserve">eum, </w:t>
-          </w:r>
-        </w:hyperlink>
-      </w:r>
-      <w:r>
-        <w:rPr>
-          <w:u w:val="single" w:color="0000ff"/>
-          <w:rFonts w:ascii="Charis SIL Regular" w:hAnsi="Charis SIL Regular" w:eastAsia="Charis SIL Regular"/>
-          <w:b w:val="0"/>
-          <w:i w:val="0"/>
-          <w:color w:val="000000"/>
-          <w:sz w:val="24"/>
-        </w:rPr>
-        <w:hyperlink r:id="rId30" w:history="1">
-          <w:r>
-            <w:rPr>
-              <w:rStyle w:val="Hyperlink"/>
-            </w:rPr>
-            <w:t>n</w:t>
-          </w:r>
-        </w:hyperlink>
-      </w:r>
-      <w:r>
-        <w:rPr>
-          <w:u w:val="single" w:color="0000ff"/>
-          <w:rFonts w:ascii="Charis SIL Regular" w:hAnsi="Charis SIL Regular" w:eastAsia="Charis SIL Regular"/>
-          <w:b w:val="0"/>
-          <w:i w:val="0"/>
-          <w:color w:val="000000"/>
-          <w:sz w:val="24"/>
-        </w:rPr>
-        <w:hyperlink r:id="rId30" w:history="1">
-          <w:r>
-            <w:rPr>
-              <w:rStyle w:val="Hyperlink"/>
-            </w:rPr>
-            <w:t xml:space="preserve">ow the </w:t>
-          </w:r>
-        </w:hyperlink>
-      </w:r>
-      <w:r>
-        <w:br/>
-      </w:r>
-      <w:r>
-        <w:rPr>
-          <w:rFonts w:ascii="Charis SIL Regular" w:hAnsi="Charis SIL Regular" w:eastAsia="Charis SIL Regular"/>
-          <w:b w:val="0"/>
-          <w:i w:val="0"/>
-          <w:color w:val="0000FF"/>
-          <w:sz w:val="24"/>
-          <w:u w:val="single"/>
-        </w:rPr>
-        <w:hyperlink r:id="rId30" w:history="1">
-          <w:r>
-            <w:rPr>
-              <w:rStyle w:val="Hyperlink"/>
-            </w:rPr>
-            <w:t>We</w:t>
-          </w:r>
-        </w:hyperlink>
-      </w:r>
-      <w:r>
-        <w:rPr>
-          <w:rFonts w:ascii="Charis SIL Regular" w:hAnsi="Charis SIL Regular" w:eastAsia="Charis SIL Regular"/>
-          <w:b w:val="0"/>
-          <w:i w:val="0"/>
-          <w:color w:val="0000FF"/>
-          <w:sz w:val="24"/>
-          <w:u w:val="single"/>
-        </w:rPr>
-        <w:hyperlink r:id="rId30" w:history="1">
-          <w:r>
-            <w:rPr>
-              <w:rStyle w:val="Hyperlink"/>
-            </w:rPr>
-            <w:t>r</w:t>
-          </w:r>
-        </w:hyperlink>
-      </w:r>
-      <w:r>
-        <w:rPr>
-          <w:rFonts w:ascii="Charis SIL Regular" w:hAnsi="Charis SIL Regular" w:eastAsia="Charis SIL Regular"/>
-          <w:b w:val="0"/>
-          <w:i w:val="0"/>
-          <w:color w:val="0000FF"/>
-          <w:sz w:val="24"/>
-          <w:u w:val="single"/>
-        </w:rPr>
-        <w:hyperlink r:id="rId30" w:history="1">
-          <w:r>
-            <w:rPr>
-              <w:rStyle w:val="Hyperlink"/>
-            </w:rPr>
             <w:t>eld</w:t>
           </w:r>
         </w:hyperlink>
@@ -3932,7 +4117,6 @@
           <w:i w:val="0"/>
           <w:color w:val="0000FF"/>
           <w:sz w:val="24"/>
-          <w:u w:val="single"/>
         </w:rPr>
         <w:t>m</w:t>
       </w:r>
@@ -5992,23 +6176,6 @@
       </w:r>
       <w:r>
         <w:rPr>
-          <w:rFonts w:ascii="Charis SIL Italic" w:hAnsi="Charis SIL Italic" w:eastAsia="Charis SIL Italic"/>
-          <w:b w:val="0"/>
-          <w:i/>
-          <w:color w:val="000000"/>
-          <w:sz w:val="24"/>
-        </w:rPr>
-        <w:hyperlink r:id="rId48" w:history="1">
-          <w:r>
-            <w:rPr>
-              <w:rStyle w:val="Hyperlink"/>
-            </w:rPr>
-            <w:t>m</w:t>
-          </w:r>
-        </w:hyperlink>
-      </w:r>
-      <w:r>
-        <w:rPr>
           <w:u w:val="single" w:color="0000ff"/>
           <w:rFonts w:ascii="Charis SIL Italic" w:hAnsi="Charis SIL Italic" w:eastAsia="Charis SIL Italic"/>
           <w:b w:val="0"/>
@@ -6016,7 +6183,7 @@
           <w:color w:val="000000"/>
           <w:sz w:val="24"/>
         </w:rPr>
-        <w:t>u</w:t>
+        <w:t>m</w:t>
       </w:r>
       <w:r>
         <w:rPr>
@@ -6026,7 +6193,7 @@
           <w:color w:val="000000"/>
           <w:sz w:val="24"/>
         </w:rPr>
-        <w:t>seet</w:t>
+        <w:t>useet</w:t>
       </w:r>
       <w:r>
         <w:rPr>
@@ -6533,7 +6700,7 @@
           <w:color w:val="000000"/>
           <w:sz w:val="24"/>
         </w:rPr>
-        <w:t xml:space="preserve">at time. This collection is now part of the </w:t>
+        <w:t xml:space="preserve">at time. These collections are now part of the </w:t>
       </w:r>
       <w:r>
         <w:rPr>
@@ -6655,9 +6822,15 @@
           <w:i w:val="0"/>
           <w:color w:val="0000FF"/>
           <w:sz w:val="24"/>
-          <w:u w:val="single"/>
-        </w:rPr>
-        <w:t>o</w:t>
+        </w:rPr>
+        <w:hyperlink r:id="rId52" w:history="1">
+          <w:r>
+            <w:rPr>
+              <w:rStyle w:val="Hyperlink"/>
+            </w:rPr>
+            <w:t>o</w:t>
+          </w:r>
+        </w:hyperlink>
       </w:r>
       <w:r>
         <w:rPr>
@@ -6934,7 +7107,6 @@
           <w:i w:val="0"/>
           <w:color w:val="0000FF"/>
           <w:sz w:val="24"/>
-          <w:u w:val="single"/>
         </w:rPr>
         <w:hyperlink r:id="rId55" w:history="1">
           <w:r>
@@ -6954,24 +7126,105 @@
           <w:sz w:val="24"/>
           <w:u w:val="single"/>
         </w:rPr>
+        <w:hyperlink r:id="rId54" w:history="1">
+          <w:r>
+            <w:rPr>
+              <w:rStyle w:val="Hyperlink"/>
+            </w:rPr>
+            <w:t>M-401</w:t>
+          </w:r>
+        </w:hyperlink>
+      </w:r>
+      <w:r>
+        <w:rPr>
+          <w:u w:val="single" w:color="0000ff"/>
+          <w:rFonts w:ascii="Charis SIL Regular" w:hAnsi="Charis SIL Regular" w:eastAsia="Charis SIL Regular"/>
+          <w:b w:val="0"/>
+          <w:i w:val="0"/>
+          <w:color w:val="000000"/>
+          <w:sz w:val="24"/>
+        </w:rPr>
+        <w:hyperlink r:id="rId54" w:history="1">
+          <w:r>
+            <w:rPr>
+              <w:rStyle w:val="Hyperlink"/>
+            </w:rPr>
+            <w:t xml:space="preserve"> with 86 </w:t>
+          </w:r>
+        </w:hyperlink>
+      </w:r>
+      <w:r>
+        <w:rPr>
+          <w:u w:val="single" w:color="0000ff"/>
+          <w:rFonts w:ascii="Charis SIL Regular" w:hAnsi="Charis SIL Regular" w:eastAsia="Charis SIL Regular"/>
+          <w:b w:val="0"/>
+          <w:i w:val="0"/>
+          <w:color w:val="000000"/>
+          <w:sz w:val="24"/>
+        </w:rPr>
+        <w:hyperlink r:id="rId54" w:history="1">
+          <w:r>
+            <w:rPr>
+              <w:rStyle w:val="Hyperlink"/>
+            </w:rPr>
+            <w:t xml:space="preserve">objects, the </w:t>
+          </w:r>
+        </w:hyperlink>
+      </w:r>
+      <w:r>
+        <w:rPr>
+          <w:rFonts w:ascii="Charis SIL Regular" w:hAnsi="Charis SIL Regular" w:eastAsia="Charis SIL Regular"/>
+          <w:b w:val="0"/>
+          <w:i w:val="0"/>
+          <w:color w:val="000000"/>
+          <w:sz w:val="24"/>
+        </w:rPr>
+        <w:t xml:space="preserve">1904 </w:t>
+      </w:r>
+      <w:r>
+        <w:rPr>
+          <w:rFonts w:ascii="Charis SIL Regular" w:hAnsi="Charis SIL Regular" w:eastAsia="Charis SIL Regular"/>
+          <w:b w:val="0"/>
+          <w:i w:val="0"/>
+          <w:color w:val="000000"/>
+          <w:sz w:val="24"/>
+        </w:rPr>
+        <w:t xml:space="preserve">expedition to the Tapanahony River yielded series </w:t>
+      </w:r>
+      <w:r>
+        <w:rPr>
+          <w:rFonts w:ascii="Charis SIL Regular" w:hAnsi="Charis SIL Regular" w:eastAsia="Charis SIL Regular"/>
+          <w:b w:val="0"/>
+          <w:i w:val="0"/>
+          <w:color w:val="0000FF"/>
+          <w:sz w:val="24"/>
+        </w:rPr>
+        <w:hyperlink r:id="rId56" w:history="1">
+          <w:r>
+            <w:rPr>
+              <w:rStyle w:val="Hyperlink"/>
+            </w:rPr>
+            <w:t>TM</w:t>
+          </w:r>
+        </w:hyperlink>
+      </w:r>
+      <w:r>
+        <w:rPr>
+          <w:rFonts w:ascii="Charis SIL Regular" w:hAnsi="Charis SIL Regular" w:eastAsia="Charis SIL Regular"/>
+          <w:b w:val="0"/>
+          <w:i w:val="0"/>
+          <w:color w:val="0000FF"/>
+          <w:sz w:val="24"/>
+          <w:u w:val="single"/>
+        </w:rPr>
         <w:hyperlink r:id="rId55" w:history="1">
           <w:r>
             <w:rPr>
               <w:rStyle w:val="Hyperlink"/>
             </w:rPr>
-            <w:t>M-401</w:t>
-          </w:r>
-        </w:hyperlink>
-      </w:r>
-      <w:r>
-        <w:rPr>
-          <w:rFonts w:ascii="Charis SIL Regular" w:hAnsi="Charis SIL Regular" w:eastAsia="Charis SIL Regular"/>
-          <w:b w:val="0"/>
-          <w:i w:val="0"/>
-          <w:color w:val="000000"/>
-          <w:sz w:val="24"/>
-        </w:rPr>
-        <w:t xml:space="preserve"> with 86 </w:t>
+            <w:t>-402</w:t>
+          </w:r>
+        </w:hyperlink>
       </w:r>
       <w:r>
         <w:rPr>
@@ -6982,41 +7235,42 @@
           <w:color w:val="000000"/>
           <w:sz w:val="24"/>
         </w:rPr>
-        <w:hyperlink r:id="rId54" w:history="1">
-          <w:r>
-            <w:rPr>
-              <w:rStyle w:val="Hyperlink"/>
-            </w:rPr>
-            <w:t xml:space="preserve">objects, the </w:t>
-          </w:r>
-        </w:hyperlink>
-      </w:r>
-      <w:r>
-        <w:rPr>
-          <w:rFonts w:ascii="Charis SIL Regular" w:hAnsi="Charis SIL Regular" w:eastAsia="Charis SIL Regular"/>
-          <w:b w:val="0"/>
-          <w:i w:val="0"/>
-          <w:color w:val="000000"/>
-          <w:sz w:val="24"/>
-        </w:rPr>
-        <w:t xml:space="preserve">1904 </w:t>
-      </w:r>
-      <w:r>
-        <w:rPr>
-          <w:rFonts w:ascii="Charis SIL Regular" w:hAnsi="Charis SIL Regular" w:eastAsia="Charis SIL Regular"/>
-          <w:b w:val="0"/>
-          <w:i w:val="0"/>
-          <w:color w:val="000000"/>
-          <w:sz w:val="24"/>
-        </w:rPr>
-        <w:t xml:space="preserve">expedition to the Tapanahony River yielded series </w:t>
-      </w:r>
-      <w:r>
-        <w:rPr>
-          <w:rFonts w:ascii="Charis SIL Regular" w:hAnsi="Charis SIL Regular" w:eastAsia="Charis SIL Regular"/>
-          <w:b w:val="0"/>
-          <w:i w:val="0"/>
-          <w:color w:val="0000FF"/>
+        <w:hyperlink r:id="rId55" w:history="1">
+          <w:r>
+            <w:rPr>
+              <w:rStyle w:val="Hyperlink"/>
+            </w:rPr>
+            <w:t xml:space="preserve"> co</w:t>
+          </w:r>
+        </w:hyperlink>
+      </w:r>
+      <w:r>
+        <w:rPr>
+          <w:rFonts w:ascii="Charis SIL Regular" w:hAnsi="Charis SIL Regular" w:eastAsia="Charis SIL Regular"/>
+          <w:b w:val="0"/>
+          <w:i w:val="0"/>
+          <w:color w:val="000000"/>
+          <w:sz w:val="24"/>
+        </w:rPr>
+        <w:t xml:space="preserve">mprising 493 objects and the </w:t>
+      </w:r>
+      <w:r>
+        <w:rPr>
+          <w:rFonts w:ascii="Charis SIL Regular" w:hAnsi="Charis SIL Regular" w:eastAsia="Charis SIL Regular"/>
+          <w:b w:val="0"/>
+          <w:i w:val="0"/>
+          <w:color w:val="000000"/>
+          <w:sz w:val="24"/>
+        </w:rPr>
+        <w:t>1907 expedition to the Tumuk Humak Mountains y</w:t>
+      </w:r>
+      <w:r>
+        <w:rPr>
+          <w:u w:val="single" w:color="0000ff"/>
+          <w:rFonts w:ascii="Charis SIL Regular" w:hAnsi="Charis SIL Regular" w:eastAsia="Charis SIL Regular"/>
+          <w:b w:val="0"/>
+          <w:i w:val="0"/>
+          <w:color w:val="000000"/>
           <w:sz w:val="24"/>
         </w:rPr>
         <w:hyperlink r:id="rId56" w:history="1">
@@ -7024,27 +7278,104 @@
             <w:rPr>
               <w:rStyle w:val="Hyperlink"/>
             </w:rPr>
-            <w:t>TM</w:t>
-          </w:r>
-        </w:hyperlink>
-      </w:r>
-      <w:r>
-        <w:rPr>
-          <w:rFonts w:ascii="Charis SIL Regular" w:hAnsi="Charis SIL Regular" w:eastAsia="Charis SIL Regular"/>
-          <w:b w:val="0"/>
-          <w:i w:val="0"/>
-          <w:color w:val="0000FF"/>
-          <w:sz w:val="24"/>
-          <w:u w:val="single"/>
-        </w:rPr>
-        <w:hyperlink r:id="rId55" w:history="1">
-          <w:r>
-            <w:rPr>
-              <w:rStyle w:val="Hyperlink"/>
-            </w:rPr>
-            <w:t>-402</w:t>
-          </w:r>
-        </w:hyperlink>
+            <w:t>ielded s</w:t>
+          </w:r>
+        </w:hyperlink>
+      </w:r>
+      <w:r>
+        <w:rPr>
+          <w:rFonts w:ascii="Charis SIL Regular" w:hAnsi="Charis SIL Regular" w:eastAsia="Charis SIL Regular"/>
+          <w:b w:val="0"/>
+          <w:i w:val="0"/>
+          <w:color w:val="000000"/>
+          <w:sz w:val="24"/>
+        </w:rPr>
+        <w:t xml:space="preserve">eries </w:t>
+      </w:r>
+      <w:r>
+        <w:rPr>
+          <w:rFonts w:ascii="Charis SIL Regular" w:hAnsi="Charis SIL Regular" w:eastAsia="Charis SIL Regular"/>
+          <w:b w:val="0"/>
+          <w:i w:val="0"/>
+          <w:color w:val="0000FF"/>
+          <w:sz w:val="24"/>
+          <w:u w:val="single"/>
+        </w:rPr>
+        <w:hyperlink r:id="rId57" w:history="1">
+          <w:r>
+            <w:rPr>
+              <w:rStyle w:val="Hyperlink"/>
+            </w:rPr>
+            <w:t>TM-403</w:t>
+          </w:r>
+        </w:hyperlink>
+      </w:r>
+      <w:r>
+        <w:rPr>
+          <w:rFonts w:ascii="Charis SIL Regular" w:hAnsi="Charis SIL Regular" w:eastAsia="Charis SIL Regular"/>
+          <w:b w:val="0"/>
+          <w:i w:val="0"/>
+          <w:color w:val="000000"/>
+          <w:sz w:val="24"/>
+        </w:rPr>
+        <w:t xml:space="preserve"> with 186 objects. A </w:t>
+      </w:r>
+      <w:r>
+        <w:rPr>
+          <w:rFonts w:ascii="Charis SIL Regular" w:hAnsi="Charis SIL Regular" w:eastAsia="Charis SIL Regular"/>
+          <w:b w:val="0"/>
+          <w:i w:val="0"/>
+          <w:color w:val="0000FF"/>
+          <w:sz w:val="24"/>
+          <w:u w:val="single"/>
+        </w:rPr>
+        <w:hyperlink r:id="rId58" w:history="1">
+          <w:r>
+            <w:rPr>
+              <w:rStyle w:val="Hyperlink"/>
+            </w:rPr>
+            <w:t>jewellery</w:t>
+          </w:r>
+        </w:hyperlink>
+      </w:r>
+      <w:r>
+        <w:rPr>
+          <w:rFonts w:ascii="Charis SIL Regular" w:hAnsi="Charis SIL Regular" w:eastAsia="Charis SIL Regular"/>
+          <w:b w:val="0"/>
+          <w:i w:val="0"/>
+          <w:color w:val="0000FF"/>
+          <w:sz w:val="24"/>
+          <w:u w:val="single"/>
+        </w:rPr>
+        <w:t xml:space="preserve"> </w:t>
+      </w:r>
+      <w:r>
+        <w:rPr>
+          <w:rFonts w:ascii="Charis SIL Regular" w:hAnsi="Charis SIL Regular" w:eastAsia="Charis SIL Regular"/>
+          <w:b w:val="0"/>
+          <w:i w:val="0"/>
+          <w:color w:val="0000FF"/>
+          <w:sz w:val="24"/>
+          <w:u w:val="single"/>
+        </w:rPr>
+        <w:hyperlink r:id="rId58" w:history="1">
+          <w:r>
+            <w:rPr>
+              <w:rStyle w:val="Hyperlink"/>
+            </w:rPr>
+            <w:t>box</w:t>
+          </w:r>
+        </w:hyperlink>
+      </w:r>
+      <w:r>
+        <w:rPr>
+          <w:rFonts w:ascii="Charis SIL Regular" w:hAnsi="Charis SIL Regular" w:eastAsia="Charis SIL Regular"/>
+          <w:b w:val="0"/>
+          <w:i w:val="0"/>
+          <w:color w:val="000000"/>
+          <w:sz w:val="24"/>
+        </w:rPr>
+        <w:t xml:space="preserve"> referencing the Gonini expedition is part of the co</w:t>
       </w:r>
       <w:r>
         <w:rPr>
@@ -7055,34 +7386,7 @@
           <w:color w:val="000000"/>
           <w:sz w:val="24"/>
         </w:rPr>
-        <w:hyperlink r:id="rId55" w:history="1">
-          <w:r>
-            <w:rPr>
-              <w:rStyle w:val="Hyperlink"/>
-            </w:rPr>
-            <w:t xml:space="preserve"> co</w:t>
-          </w:r>
-        </w:hyperlink>
-      </w:r>
-      <w:r>
-        <w:rPr>
-          <w:rFonts w:ascii="Charis SIL Regular" w:hAnsi="Charis SIL Regular" w:eastAsia="Charis SIL Regular"/>
-          <w:b w:val="0"/>
-          <w:i w:val="0"/>
-          <w:color w:val="000000"/>
-          <w:sz w:val="24"/>
-        </w:rPr>
-        <w:t xml:space="preserve">mprising 493 objects and the </w:t>
-      </w:r>
-      <w:r>
-        <w:rPr>
-          <w:rFonts w:ascii="Charis SIL Regular" w:hAnsi="Charis SIL Regular" w:eastAsia="Charis SIL Regular"/>
-          <w:b w:val="0"/>
-          <w:i w:val="0"/>
-          <w:color w:val="000000"/>
-          <w:sz w:val="24"/>
-        </w:rPr>
-        <w:t>1907 expedition to the Tumuk Humak Mountains y</w:t>
+        <w:t>l</w:t>
       </w:r>
       <w:r>
         <w:rPr>
@@ -7093,52 +7397,42 @@
           <w:color w:val="000000"/>
           <w:sz w:val="24"/>
         </w:rPr>
-        <w:hyperlink r:id="rId56" w:history="1">
-          <w:r>
-            <w:rPr>
-              <w:rStyle w:val="Hyperlink"/>
-            </w:rPr>
-            <w:t>ielded s</w:t>
-          </w:r>
-        </w:hyperlink>
-      </w:r>
-      <w:r>
-        <w:rPr>
-          <w:rFonts w:ascii="Charis SIL Regular" w:hAnsi="Charis SIL Regular" w:eastAsia="Charis SIL Regular"/>
-          <w:b w:val="0"/>
-          <w:i w:val="0"/>
-          <w:color w:val="000000"/>
-          <w:sz w:val="24"/>
-        </w:rPr>
-        <w:t xml:space="preserve">eries </w:t>
-      </w:r>
-      <w:r>
-        <w:rPr>
-          <w:rFonts w:ascii="Charis SIL Regular" w:hAnsi="Charis SIL Regular" w:eastAsia="Charis SIL Regular"/>
-          <w:b w:val="0"/>
-          <w:i w:val="0"/>
-          <w:color w:val="0000FF"/>
-          <w:sz w:val="24"/>
-          <w:u w:val="single"/>
-        </w:rPr>
         <w:hyperlink r:id="rId57" w:history="1">
           <w:r>
             <w:rPr>
               <w:rStyle w:val="Hyperlink"/>
             </w:rPr>
-            <w:t>TM-403</w:t>
-          </w:r>
-        </w:hyperlink>
-      </w:r>
-      <w:r>
-        <w:rPr>
-          <w:rFonts w:ascii="Charis SIL Regular" w:hAnsi="Charis SIL Regular" w:eastAsia="Charis SIL Regular"/>
-          <w:b w:val="0"/>
-          <w:i w:val="0"/>
-          <w:color w:val="000000"/>
-          <w:sz w:val="24"/>
-        </w:rPr>
-        <w:t xml:space="preserve"> with 186 objects. A </w:t>
+            <w:t xml:space="preserve">lection </w:t>
+          </w:r>
+        </w:hyperlink>
+      </w:r>
+      <w:r>
+        <w:rPr>
+          <w:rFonts w:ascii="Charis SIL Regular" w:hAnsi="Charis SIL Regular" w:eastAsia="Charis SIL Regular"/>
+          <w:b w:val="0"/>
+          <w:i w:val="0"/>
+          <w:color w:val="000000"/>
+          <w:sz w:val="24"/>
+        </w:rPr>
+        <w:t xml:space="preserve">of the </w:t>
+      </w:r>
+      <w:r>
+        <w:rPr>
+          <w:rFonts w:ascii="Charis SIL Regular" w:hAnsi="Charis SIL Regular" w:eastAsia="Charis SIL Regular"/>
+          <w:b w:val="0"/>
+          <w:i w:val="0"/>
+          <w:color w:val="0000FF"/>
+          <w:sz w:val="24"/>
+          <w:u w:val="single"/>
+        </w:rPr>
+        <w:hyperlink r:id="rId59" w:history="1">
+          <w:r>
+            <w:rPr>
+              <w:rStyle w:val="Hyperlink"/>
+            </w:rPr>
+            <w:t xml:space="preserve">Rijksmuseum </w:t>
+          </w:r>
+        </w:hyperlink>
       </w:r>
       <w:r>
         <w:rPr>
@@ -7154,20 +7448,9 @@
             <w:rPr>
               <w:rStyle w:val="Hyperlink"/>
             </w:rPr>
-            <w:t>jewellery</w:t>
-          </w:r>
-        </w:hyperlink>
-      </w:r>
-      <w:r>
-        <w:rPr>
-          <w:rFonts w:ascii="Charis SIL Regular" w:hAnsi="Charis SIL Regular" w:eastAsia="Charis SIL Regular"/>
-          <w:b w:val="0"/>
-          <w:i w:val="0"/>
-          <w:color w:val="0000FF"/>
-          <w:sz w:val="24"/>
-          <w:u w:val="single"/>
-        </w:rPr>
-        <w:t xml:space="preserve"> </w:t>
+            <w:t>Amsterda</w:t>
+          </w:r>
+        </w:hyperlink>
       </w:r>
       <w:r>
         <w:rPr>
@@ -7183,140 +7466,19 @@
             <w:rPr>
               <w:rStyle w:val="Hyperlink"/>
             </w:rPr>
-            <w:t>box</w:t>
-          </w:r>
-        </w:hyperlink>
-      </w:r>
-      <w:r>
-        <w:rPr>
-          <w:rFonts w:ascii="Charis SIL Regular" w:hAnsi="Charis SIL Regular" w:eastAsia="Charis SIL Regular"/>
-          <w:b w:val="0"/>
-          <w:i w:val="0"/>
-          <w:color w:val="000000"/>
-          <w:sz w:val="24"/>
-        </w:rPr>
-        <w:t xml:space="preserve"> referencing the Gonini expedition is part of the co</w:t>
-      </w:r>
-      <w:r>
-        <w:rPr>
-          <w:u w:val="single" w:color="0000ff"/>
-          <w:rFonts w:ascii="Charis SIL Regular" w:hAnsi="Charis SIL Regular" w:eastAsia="Charis SIL Regular"/>
-          <w:b w:val="0"/>
-          <w:i w:val="0"/>
-          <w:color w:val="000000"/>
-          <w:sz w:val="24"/>
-        </w:rPr>
-        <w:t>l</w:t>
-      </w:r>
-      <w:r>
-        <w:rPr>
-          <w:u w:val="single" w:color="0000ff"/>
-          <w:rFonts w:ascii="Charis SIL Regular" w:hAnsi="Charis SIL Regular" w:eastAsia="Charis SIL Regular"/>
-          <w:b w:val="0"/>
-          <w:i w:val="0"/>
-          <w:color w:val="000000"/>
-          <w:sz w:val="24"/>
-        </w:rPr>
-        <w:hyperlink r:id="rId57" w:history="1">
-          <w:r>
-            <w:rPr>
-              <w:rStyle w:val="Hyperlink"/>
-            </w:rPr>
-            <w:t xml:space="preserve">lection </w:t>
-          </w:r>
-        </w:hyperlink>
-      </w:r>
-      <w:r>
-        <w:rPr>
-          <w:rFonts w:ascii="Charis SIL Regular" w:hAnsi="Charis SIL Regular" w:eastAsia="Charis SIL Regular"/>
-          <w:b w:val="0"/>
-          <w:i w:val="0"/>
-          <w:color w:val="000000"/>
-          <w:sz w:val="24"/>
-        </w:rPr>
-        <w:t xml:space="preserve">of the </w:t>
-      </w:r>
-      <w:r>
-        <w:rPr>
-          <w:rFonts w:ascii="Charis SIL Regular" w:hAnsi="Charis SIL Regular" w:eastAsia="Charis SIL Regular"/>
-          <w:b w:val="0"/>
-          <w:i w:val="0"/>
-          <w:color w:val="0000FF"/>
-          <w:sz w:val="24"/>
-          <w:u w:val="single"/>
-        </w:rPr>
-        <w:hyperlink r:id="rId59" w:history="1">
-          <w:r>
-            <w:rPr>
-              <w:rStyle w:val="Hyperlink"/>
-            </w:rPr>
-            <w:t xml:space="preserve">Rijksmuseum </w:t>
-          </w:r>
-        </w:hyperlink>
-      </w:r>
-      <w:r>
-        <w:rPr>
-          <w:rFonts w:ascii="Charis SIL Regular" w:hAnsi="Charis SIL Regular" w:eastAsia="Charis SIL Regular"/>
-          <w:b w:val="0"/>
-          <w:i w:val="0"/>
-          <w:color w:val="0000FF"/>
-          <w:sz w:val="24"/>
-          <w:u w:val="single"/>
-        </w:rPr>
-        <w:hyperlink r:id="rId58" w:history="1">
-          <w:r>
-            <w:rPr>
-              <w:rStyle w:val="Hyperlink"/>
-            </w:rPr>
-            <w:t>Amsterda</w:t>
-          </w:r>
-        </w:hyperlink>
-      </w:r>
-      <w:r>
-        <w:rPr>
-          <w:rFonts w:ascii="Charis SIL Regular" w:hAnsi="Charis SIL Regular" w:eastAsia="Charis SIL Regular"/>
-          <w:b w:val="0"/>
-          <w:i w:val="0"/>
-          <w:color w:val="0000FF"/>
-          <w:sz w:val="24"/>
-          <w:u w:val="single"/>
-        </w:rPr>
-        <w:hyperlink r:id="rId58" w:history="1">
-          <w:r>
-            <w:rPr>
-              <w:rStyle w:val="Hyperlink"/>
-            </w:rPr>
             <w:t>m</w:t>
           </w:r>
         </w:hyperlink>
       </w:r>
       <w:r>
         <w:rPr>
-          <w:u w:val="single" w:color="0000ff"/>
-          <w:rFonts w:ascii="Charis SIL Regular" w:hAnsi="Charis SIL Regular" w:eastAsia="Charis SIL Regular"/>
-          <w:b w:val="0"/>
-          <w:i w:val="0"/>
-          <w:color w:val="000000"/>
-          <w:sz w:val="24"/>
-        </w:rPr>
-        <w:hyperlink r:id="rId58" w:history="1">
-          <w:r>
-            <w:rPr>
-              <w:rStyle w:val="Hyperlink"/>
-            </w:rPr>
-            <w:t>. I</w:t>
-          </w:r>
-        </w:hyperlink>
-      </w:r>
-      <w:r>
-        <w:rPr>
-          <w:rFonts w:ascii="Charis SIL Regular" w:hAnsi="Charis SIL Regular" w:eastAsia="Charis SIL Regular"/>
-          <w:b w:val="0"/>
-          <w:i w:val="0"/>
-          <w:color w:val="000000"/>
-          <w:sz w:val="24"/>
-        </w:rPr>
-        <w:t xml:space="preserve">n 1904 expedition member </w:t>
+          <w:rFonts w:ascii="Charis SIL Regular" w:hAnsi="Charis SIL Regular" w:eastAsia="Charis SIL Regular"/>
+          <w:b w:val="0"/>
+          <w:i w:val="0"/>
+          <w:color w:val="000000"/>
+          <w:sz w:val="24"/>
+        </w:rPr>
+        <w:t xml:space="preserve">. In 1904 expedition member </w:t>
       </w:r>
       <w:r>
         <w:rPr>
@@ -8045,7 +8207,7 @@
           <w:sz w:val="24"/>
           <w:u w:val="single"/>
         </w:rPr>
-        <w:hyperlink r:id="rId68" w:history="1">
+        <w:hyperlink r:id="rId67" w:history="1">
           <w:r>
             <w:rPr>
               <w:rStyle w:val="Hyperlink"/>
@@ -8464,41 +8626,70 @@
           <w:color w:val="000000"/>
           <w:sz w:val="24"/>
         </w:rPr>
+        <w:t xml:space="preserve"> at the </w:t>
+      </w:r>
+      <w:r>
+        <w:rPr>
+          <w:rFonts w:ascii="Charis SIL Regular" w:hAnsi="Charis SIL Regular" w:eastAsia="Charis SIL Regular"/>
+          <w:b w:val="0"/>
+          <w:i w:val="0"/>
+          <w:color w:val="0000FF"/>
+          <w:sz w:val="24"/>
+          <w:u w:val="single"/>
+        </w:rPr>
         <w:hyperlink r:id="rId70" w:history="1">
           <w:r>
             <w:rPr>
               <w:rStyle w:val="Hyperlink"/>
             </w:rPr>
-            <w:t xml:space="preserve"> at th</w:t>
-          </w:r>
-        </w:hyperlink>
-      </w:r>
-      <w:r>
-        <w:rPr>
-          <w:u w:val="single" w:color="0000ff"/>
-          <w:rFonts w:ascii="Charis SIL Regular" w:hAnsi="Charis SIL Regular" w:eastAsia="Charis SIL Regular"/>
-          <w:b w:val="0"/>
-          <w:i w:val="0"/>
-          <w:color w:val="000000"/>
-          <w:sz w:val="24"/>
+            <w:t>Schom</w:t>
+          </w:r>
+        </w:hyperlink>
+      </w:r>
+      <w:r>
+        <w:rPr>
+          <w:rFonts w:ascii="Charis SIL Regular" w:hAnsi="Charis SIL Regular" w:eastAsia="Charis SIL Regular"/>
+          <w:b w:val="0"/>
+          <w:i w:val="0"/>
+          <w:color w:val="0000FF"/>
+          <w:sz w:val="24"/>
+          <w:u w:val="single"/>
         </w:rPr>
         <w:hyperlink r:id="rId70" w:history="1">
           <w:r>
             <w:rPr>
               <w:rStyle w:val="Hyperlink"/>
             </w:rPr>
-            <w:t>e</w:t>
-          </w:r>
-        </w:hyperlink>
-      </w:r>
-      <w:r>
-        <w:rPr>
-          <w:u w:val="single" w:color="0000ff"/>
-          <w:rFonts w:ascii="Charis SIL Regular" w:hAnsi="Charis SIL Regular" w:eastAsia="Charis SIL Regular"/>
-          <w:b w:val="0"/>
-          <w:i w:val="0"/>
-          <w:color w:val="000000"/>
-          <w:sz w:val="24"/>
+            <w:t>b</w:t>
+          </w:r>
+        </w:hyperlink>
+      </w:r>
+      <w:r>
+        <w:rPr>
+          <w:rFonts w:ascii="Charis SIL Regular" w:hAnsi="Charis SIL Regular" w:eastAsia="Charis SIL Regular"/>
+          <w:b w:val="0"/>
+          <w:i w:val="0"/>
+          <w:color w:val="0000FF"/>
+          <w:sz w:val="24"/>
+          <w:u w:val="single"/>
+        </w:rPr>
+        <w:hyperlink r:id="rId70" w:history="1">
+          <w:r>
+            <w:rPr>
+              <w:rStyle w:val="Hyperlink"/>
+            </w:rPr>
+            <w:t>urg</w:t>
+          </w:r>
+        </w:hyperlink>
+      </w:r>
+      <w:r>
+        <w:rPr>
+          <w:rFonts w:ascii="Charis SIL Regular" w:hAnsi="Charis SIL Regular" w:eastAsia="Charis SIL Regular"/>
+          <w:b w:val="0"/>
+          <w:i w:val="0"/>
+          <w:color w:val="0000FF"/>
+          <w:sz w:val="24"/>
+          <w:u w:val="single"/>
         </w:rPr>
         <w:t xml:space="preserve"> </w:t>
       </w:r>
@@ -8516,43 +8707,25 @@
             <w:rPr>
               <w:rStyle w:val="Hyperlink"/>
             </w:rPr>
-            <w:t>Schom</w:t>
-          </w:r>
-        </w:hyperlink>
-      </w:r>
-      <w:r>
-        <w:rPr>
-          <w:rFonts w:ascii="Charis SIL Regular" w:hAnsi="Charis SIL Regular" w:eastAsia="Charis SIL Regular"/>
-          <w:b w:val="0"/>
-          <w:i w:val="0"/>
-          <w:color w:val="0000FF"/>
-          <w:sz w:val="24"/>
-          <w:u w:val="single"/>
-        </w:rPr>
-        <w:hyperlink r:id="rId70" w:history="1">
-          <w:r>
-            <w:rPr>
-              <w:rStyle w:val="Hyperlink"/>
-            </w:rPr>
-            <w:t>b</w:t>
-          </w:r>
-        </w:hyperlink>
-      </w:r>
-      <w:r>
-        <w:rPr>
-          <w:rFonts w:ascii="Charis SIL Regular" w:hAnsi="Charis SIL Regular" w:eastAsia="Charis SIL Regular"/>
-          <w:b w:val="0"/>
-          <w:i w:val="0"/>
-          <w:color w:val="0000FF"/>
-          <w:sz w:val="24"/>
-          <w:u w:val="single"/>
-        </w:rPr>
-        <w:hyperlink r:id="rId70" w:history="1">
-          <w:r>
-            <w:rPr>
-              <w:rStyle w:val="Hyperlink"/>
-            </w:rPr>
-            <w:t>urg</w:t>
+            <w:t>C</w:t>
+          </w:r>
+        </w:hyperlink>
+      </w:r>
+      <w:r>
+        <w:rPr>
+          <w:rFonts w:ascii="Charis SIL Regular" w:hAnsi="Charis SIL Regular" w:eastAsia="Charis SIL Regular"/>
+          <w:b w:val="0"/>
+          <w:i w:val="0"/>
+          <w:color w:val="0000FF"/>
+          <w:sz w:val="24"/>
+          <w:u w:val="single"/>
+        </w:rPr>
+        <w:hyperlink r:id="rId71" w:history="1">
+          <w:r>
+            <w:rPr>
+              <w:rStyle w:val="Hyperlink"/>
+            </w:rPr>
+            <w:t>enter</w:t>
           </w:r>
         </w:hyperlink>
       </w:r>
@@ -8576,30 +8749,12 @@
           <w:sz w:val="24"/>
           <w:u w:val="single"/>
         </w:rPr>
-        <w:hyperlink r:id="rId70" w:history="1">
-          <w:r>
-            <w:rPr>
-              <w:rStyle w:val="Hyperlink"/>
-            </w:rPr>
-            <w:t>C</w:t>
-          </w:r>
-        </w:hyperlink>
-      </w:r>
-      <w:r>
-        <w:rPr>
-          <w:rFonts w:ascii="Charis SIL Regular" w:hAnsi="Charis SIL Regular" w:eastAsia="Charis SIL Regular"/>
-          <w:b w:val="0"/>
-          <w:i w:val="0"/>
-          <w:color w:val="0000FF"/>
-          <w:sz w:val="24"/>
-          <w:u w:val="single"/>
-        </w:rPr>
         <w:hyperlink r:id="rId71" w:history="1">
           <w:r>
             <w:rPr>
               <w:rStyle w:val="Hyperlink"/>
             </w:rPr>
-            <w:t>enter</w:t>
+            <w:t>for</w:t>
           </w:r>
         </w:hyperlink>
       </w:r>
@@ -8628,7 +8783,7 @@
             <w:rPr>
               <w:rStyle w:val="Hyperlink"/>
             </w:rPr>
-            <w:t>for</w:t>
+            <w:t>Research</w:t>
           </w:r>
         </w:hyperlink>
       </w:r>
@@ -8657,7 +8812,7 @@
             <w:rPr>
               <w:rStyle w:val="Hyperlink"/>
             </w:rPr>
-            <w:t>Research</w:t>
+            <w:t>in</w:t>
           </w:r>
         </w:hyperlink>
       </w:r>
@@ -8686,7 +8841,7 @@
             <w:rPr>
               <w:rStyle w:val="Hyperlink"/>
             </w:rPr>
-            <w:t>in</w:t>
+            <w:t>Black</w:t>
           </w:r>
         </w:hyperlink>
       </w:r>
@@ -8715,7 +8870,45 @@
             <w:rPr>
               <w:rStyle w:val="Hyperlink"/>
             </w:rPr>
-            <w:t>Black</w:t>
+            <w:t>Culture</w:t>
+          </w:r>
+        </w:hyperlink>
+      </w:r>
+      <w:r>
+        <w:rPr>
+          <w:rFonts w:ascii="Charis SIL Regular" w:hAnsi="Charis SIL Regular" w:eastAsia="Charis SIL Regular"/>
+          <w:b w:val="0"/>
+          <w:i w:val="0"/>
+          <w:color w:val="000000"/>
+          <w:sz w:val="24"/>
+        </w:rPr>
+        <w:t xml:space="preserve"> in </w:t>
+      </w:r>
+      <w:r>
+        <w:rPr>
+          <w:rFonts w:ascii="Charis SIL Regular" w:hAnsi="Charis SIL Regular" w:eastAsia="Charis SIL Regular"/>
+          <w:b w:val="0"/>
+          <w:i w:val="0"/>
+          <w:color w:val="000000"/>
+          <w:sz w:val="24"/>
+        </w:rPr>
+        <w:t xml:space="preserve">New York. The photographs are held in the </w:t>
+      </w:r>
+      <w:r>
+        <w:rPr>
+          <w:rFonts w:ascii="Charis SIL Regular" w:hAnsi="Charis SIL Regular" w:eastAsia="Charis SIL Regular"/>
+          <w:b w:val="0"/>
+          <w:i w:val="0"/>
+          <w:color w:val="0000FF"/>
+          <w:sz w:val="24"/>
+          <w:u w:val="single"/>
+        </w:rPr>
+        <w:hyperlink r:id="rId71" w:history="1">
+          <w:r>
+            <w:rPr>
+              <w:rStyle w:val="Hyperlink"/>
+            </w:rPr>
+            <w:t>Eliot</w:t>
           </w:r>
         </w:hyperlink>
       </w:r>
@@ -8739,68 +8932,48 @@
           <w:sz w:val="24"/>
           <w:u w:val="single"/>
         </w:rPr>
-        <w:hyperlink r:id="rId71" w:history="1">
-          <w:r>
-            <w:rPr>
-              <w:rStyle w:val="Hyperlink"/>
-            </w:rPr>
-            <w:t>Culture</w:t>
-          </w:r>
-        </w:hyperlink>
-      </w:r>
-      <w:r>
-        <w:rPr>
-          <w:rFonts w:ascii="Charis SIL Regular" w:hAnsi="Charis SIL Regular" w:eastAsia="Charis SIL Regular"/>
-          <w:b w:val="0"/>
-          <w:i w:val="0"/>
-          <w:color w:val="000000"/>
-          <w:sz w:val="24"/>
-        </w:rPr>
-        <w:t xml:space="preserve"> in </w:t>
-      </w:r>
-      <w:r>
-        <w:rPr>
-          <w:rFonts w:ascii="Charis SIL Regular" w:hAnsi="Charis SIL Regular" w:eastAsia="Charis SIL Regular"/>
-          <w:b w:val="0"/>
-          <w:i w:val="0"/>
-          <w:color w:val="000000"/>
-          <w:sz w:val="24"/>
-        </w:rPr>
-        <w:t>New York. The photographs are held in</w:t>
-      </w:r>
-      <w:r>
-        <w:rPr>
-          <w:u w:val="single" w:color="0000ff"/>
-          <w:rFonts w:ascii="Charis SIL Regular" w:hAnsi="Charis SIL Regular" w:eastAsia="Charis SIL Regular"/>
-          <w:b w:val="0"/>
-          <w:i w:val="0"/>
-          <w:color w:val="000000"/>
-          <w:sz w:val="24"/>
-        </w:rPr>
-        <w:hyperlink r:id="rId71" w:history="1">
-          <w:r>
-            <w:rPr>
-              <w:rStyle w:val="Hyperlink"/>
-            </w:rPr>
-            <w:t xml:space="preserve"> the </w:t>
-          </w:r>
-        </w:hyperlink>
-      </w:r>
-      <w:r>
-        <w:rPr>
-          <w:rFonts w:ascii="Charis SIL Regular" w:hAnsi="Charis SIL Regular" w:eastAsia="Charis SIL Regular"/>
-          <w:b w:val="0"/>
-          <w:i w:val="0"/>
-          <w:color w:val="0000FF"/>
-          <w:sz w:val="24"/>
-          <w:u w:val="single"/>
-        </w:rPr>
-        <w:hyperlink r:id="rId71" w:history="1">
-          <w:r>
-            <w:rPr>
-              <w:rStyle w:val="Hyperlink"/>
-            </w:rPr>
-            <w:t>Eliot</w:t>
+        <w:hyperlink r:id="rId72" w:history="1">
+          <w:r>
+            <w:rPr>
+              <w:rStyle w:val="Hyperlink"/>
+            </w:rPr>
+            <w:t>El</w:t>
+          </w:r>
+        </w:hyperlink>
+      </w:r>
+      <w:r>
+        <w:rPr>
+          <w:rFonts w:ascii="Charis SIL Regular" w:hAnsi="Charis SIL Regular" w:eastAsia="Charis SIL Regular"/>
+          <w:b w:val="0"/>
+          <w:i w:val="0"/>
+          <w:color w:val="0000FF"/>
+          <w:sz w:val="24"/>
+          <w:u w:val="single"/>
+        </w:rPr>
+        <w:hyperlink r:id="rId72" w:history="1">
+          <w:r>
+            <w:rPr>
+              <w:rStyle w:val="Hyperlink"/>
+            </w:rPr>
+            <w:t>i</w:t>
+          </w:r>
+        </w:hyperlink>
+      </w:r>
+      <w:r>
+        <w:rPr>
+          <w:rFonts w:ascii="Charis SIL Regular" w:hAnsi="Charis SIL Regular" w:eastAsia="Charis SIL Regular"/>
+          <w:b w:val="0"/>
+          <w:i w:val="0"/>
+          <w:color w:val="0000FF"/>
+          <w:sz w:val="24"/>
+          <w:u w:val="single"/>
+        </w:rPr>
+        <w:hyperlink r:id="rId72" w:history="1">
+          <w:r>
+            <w:rPr>
+              <w:rStyle w:val="Hyperlink"/>
+            </w:rPr>
+            <w:t>sofon</w:t>
           </w:r>
         </w:hyperlink>
       </w:r>
@@ -8824,48 +8997,66 @@
           <w:sz w:val="24"/>
           <w:u w:val="single"/>
         </w:rPr>
-        <w:hyperlink r:id="rId71" w:history="1">
-          <w:r>
-            <w:rPr>
-              <w:rStyle w:val="Hyperlink"/>
-            </w:rPr>
-            <w:t>El</w:t>
-          </w:r>
-        </w:hyperlink>
-      </w:r>
-      <w:r>
-        <w:rPr>
-          <w:rFonts w:ascii="Charis SIL Regular" w:hAnsi="Charis SIL Regular" w:eastAsia="Charis SIL Regular"/>
-          <w:b w:val="0"/>
-          <w:i w:val="0"/>
-          <w:color w:val="0000FF"/>
-          <w:sz w:val="24"/>
-          <w:u w:val="single"/>
-        </w:rPr>
-        <w:hyperlink r:id="rId71" w:history="1">
-          <w:r>
-            <w:rPr>
-              <w:rStyle w:val="Hyperlink"/>
-            </w:rPr>
-            <w:t>i</w:t>
-          </w:r>
-        </w:hyperlink>
-      </w:r>
-      <w:r>
-        <w:rPr>
-          <w:rFonts w:ascii="Charis SIL Regular" w:hAnsi="Charis SIL Regular" w:eastAsia="Charis SIL Regular"/>
-          <w:b w:val="0"/>
-          <w:i w:val="0"/>
-          <w:color w:val="0000FF"/>
-          <w:sz w:val="24"/>
-          <w:u w:val="single"/>
-        </w:rPr>
-        <w:hyperlink r:id="rId71" w:history="1">
-          <w:r>
-            <w:rPr>
-              <w:rStyle w:val="Hyperlink"/>
-            </w:rPr>
-            <w:t>sofon</w:t>
+        <w:hyperlink r:id="rId72" w:history="1">
+          <w:r>
+            <w:rPr>
+              <w:rStyle w:val="Hyperlink"/>
+            </w:rPr>
+            <w:t>P</w:t>
+          </w:r>
+        </w:hyperlink>
+      </w:r>
+      <w:r>
+        <w:rPr>
+          <w:rFonts w:ascii="Charis SIL Regular" w:hAnsi="Charis SIL Regular" w:eastAsia="Charis SIL Regular"/>
+          <w:b w:val="0"/>
+          <w:i w:val="0"/>
+          <w:color w:val="0000FF"/>
+          <w:sz w:val="24"/>
+          <w:u w:val="single"/>
+        </w:rPr>
+        <w:hyperlink r:id="rId72" w:history="1">
+          <w:r>
+            <w:rPr>
+              <w:rStyle w:val="Hyperlink"/>
+            </w:rPr>
+            <w:t>ho</w:t>
+          </w:r>
+        </w:hyperlink>
+      </w:r>
+      <w:r>
+        <w:rPr>
+          <w:rFonts w:ascii="Charis SIL Regular" w:hAnsi="Charis SIL Regular" w:eastAsia="Charis SIL Regular"/>
+          <w:b w:val="0"/>
+          <w:i w:val="0"/>
+          <w:color w:val="0000FF"/>
+          <w:sz w:val="24"/>
+          <w:u w:val="single"/>
+        </w:rPr>
+        <w:hyperlink r:id="rId72" w:history="1">
+          <w:r>
+            <w:rPr>
+              <w:rStyle w:val="Hyperlink"/>
+            </w:rPr>
+            <w:t>t</w:t>
+          </w:r>
+        </w:hyperlink>
+      </w:r>
+      <w:r>
+        <w:rPr>
+          <w:rFonts w:ascii="Charis SIL Regular" w:hAnsi="Charis SIL Regular" w:eastAsia="Charis SIL Regular"/>
+          <w:b w:val="0"/>
+          <w:i w:val="0"/>
+          <w:color w:val="0000FF"/>
+          <w:sz w:val="24"/>
+          <w:u w:val="single"/>
+        </w:rPr>
+        <w:hyperlink r:id="rId72" w:history="1">
+          <w:r>
+            <w:rPr>
+              <w:rStyle w:val="Hyperlink"/>
+            </w:rPr>
+            <w:t>ographic</w:t>
           </w:r>
         </w:hyperlink>
       </w:r>
@@ -8889,66 +9080,66 @@
           <w:sz w:val="24"/>
           <w:u w:val="single"/>
         </w:rPr>
-        <w:hyperlink r:id="rId71" w:history="1">
-          <w:r>
-            <w:rPr>
-              <w:rStyle w:val="Hyperlink"/>
-            </w:rPr>
-            <w:t>P</w:t>
-          </w:r>
-        </w:hyperlink>
-      </w:r>
-      <w:r>
-        <w:rPr>
-          <w:rFonts w:ascii="Charis SIL Regular" w:hAnsi="Charis SIL Regular" w:eastAsia="Charis SIL Regular"/>
-          <w:b w:val="0"/>
-          <w:i w:val="0"/>
-          <w:color w:val="0000FF"/>
-          <w:sz w:val="24"/>
-          <w:u w:val="single"/>
-        </w:rPr>
-        <w:hyperlink r:id="rId71" w:history="1">
-          <w:r>
-            <w:rPr>
-              <w:rStyle w:val="Hyperlink"/>
-            </w:rPr>
-            <w:t>ho</w:t>
-          </w:r>
-        </w:hyperlink>
-      </w:r>
-      <w:r>
-        <w:rPr>
-          <w:rFonts w:ascii="Charis SIL Regular" w:hAnsi="Charis SIL Regular" w:eastAsia="Charis SIL Regular"/>
-          <w:b w:val="0"/>
-          <w:i w:val="0"/>
-          <w:color w:val="0000FF"/>
-          <w:sz w:val="24"/>
-          <w:u w:val="single"/>
-        </w:rPr>
-        <w:hyperlink r:id="rId71" w:history="1">
-          <w:r>
-            <w:rPr>
-              <w:rStyle w:val="Hyperlink"/>
-            </w:rPr>
-            <w:t>t</w:t>
-          </w:r>
-        </w:hyperlink>
-      </w:r>
-      <w:r>
-        <w:rPr>
-          <w:rFonts w:ascii="Charis SIL Regular" w:hAnsi="Charis SIL Regular" w:eastAsia="Charis SIL Regular"/>
-          <w:b w:val="0"/>
-          <w:i w:val="0"/>
-          <w:color w:val="0000FF"/>
-          <w:sz w:val="24"/>
-          <w:u w:val="single"/>
-        </w:rPr>
-        <w:hyperlink r:id="rId71" w:history="1">
-          <w:r>
-            <w:rPr>
-              <w:rStyle w:val="Hyperlink"/>
-            </w:rPr>
-            <w:t>ographic</w:t>
+        <w:hyperlink r:id="rId72" w:history="1">
+          <w:r>
+            <w:rPr>
+              <w:rStyle w:val="Hyperlink"/>
+            </w:rPr>
+            <w:t>Ar</w:t>
+          </w:r>
+        </w:hyperlink>
+      </w:r>
+      <w:r>
+        <w:rPr>
+          <w:rFonts w:ascii="Charis SIL Regular" w:hAnsi="Charis SIL Regular" w:eastAsia="Charis SIL Regular"/>
+          <w:b w:val="0"/>
+          <w:i w:val="0"/>
+          <w:color w:val="0000FF"/>
+          <w:sz w:val="24"/>
+          <w:u w:val="single"/>
+        </w:rPr>
+        <w:hyperlink r:id="rId72" w:history="1">
+          <w:r>
+            <w:rPr>
+              <w:rStyle w:val="Hyperlink"/>
+            </w:rPr>
+            <w:t>chive</w:t>
+          </w:r>
+        </w:hyperlink>
+      </w:r>
+      <w:r>
+        <w:rPr>
+          <w:rFonts w:ascii="Charis SIL Regular" w:hAnsi="Charis SIL Regular" w:eastAsia="Charis SIL Regular"/>
+          <w:b w:val="0"/>
+          <w:i w:val="0"/>
+          <w:color w:val="0000FF"/>
+          <w:sz w:val="24"/>
+          <w:u w:val="single"/>
+        </w:rPr>
+        <w:hyperlink r:id="rId72" w:history="1">
+          <w:r>
+            <w:rPr>
+              <w:rStyle w:val="Hyperlink"/>
+            </w:rPr>
+            <w:t>s</w:t>
+          </w:r>
+        </w:hyperlink>
+      </w:r>
+      <w:r>
+        <w:rPr>
+          <w:rFonts w:ascii="Charis SIL Regular" w:hAnsi="Charis SIL Regular" w:eastAsia="Charis SIL Regular"/>
+          <w:b w:val="0"/>
+          <w:i w:val="0"/>
+          <w:color w:val="0000FF"/>
+          <w:sz w:val="24"/>
+          <w:u w:val="single"/>
+        </w:rPr>
+        <w:hyperlink r:id="rId72" w:history="1">
+          <w:r>
+            <w:rPr>
+              <w:rStyle w:val="Hyperlink"/>
+            </w:rPr>
+            <w:t>,</w:t>
           </w:r>
         </w:hyperlink>
       </w:r>
@@ -8972,90 +9163,7 @@
           <w:sz w:val="24"/>
           <w:u w:val="single"/>
         </w:rPr>
-        <w:hyperlink r:id="rId71" w:history="1">
-          <w:r>
-            <w:rPr>
-              <w:rStyle w:val="Hyperlink"/>
-            </w:rPr>
-            <w:t>Ar</w:t>
-          </w:r>
-        </w:hyperlink>
-      </w:r>
-      <w:r>
-        <w:rPr>
-          <w:rFonts w:ascii="Charis SIL Regular" w:hAnsi="Charis SIL Regular" w:eastAsia="Charis SIL Regular"/>
-          <w:b w:val="0"/>
-          <w:i w:val="0"/>
-          <w:color w:val="0000FF"/>
-          <w:sz w:val="24"/>
-          <w:u w:val="single"/>
-        </w:rPr>
-        <w:hyperlink r:id="rId71" w:history="1">
-          <w:r>
-            <w:rPr>
-              <w:rStyle w:val="Hyperlink"/>
-            </w:rPr>
-            <w:t>chive</w:t>
-          </w:r>
-        </w:hyperlink>
-      </w:r>
-      <w:r>
-        <w:rPr>
-          <w:rFonts w:ascii="Charis SIL Regular" w:hAnsi="Charis SIL Regular" w:eastAsia="Charis SIL Regular"/>
-          <w:b w:val="0"/>
-          <w:i w:val="0"/>
-          <w:color w:val="0000FF"/>
-          <w:sz w:val="24"/>
-          <w:u w:val="single"/>
-        </w:rPr>
-        <w:hyperlink r:id="rId71" w:history="1">
-          <w:r>
-            <w:rPr>
-              <w:rStyle w:val="Hyperlink"/>
-            </w:rPr>
-            <w:t>s</w:t>
-          </w:r>
-        </w:hyperlink>
-      </w:r>
-      <w:r>
-        <w:rPr>
-          <w:rFonts w:ascii="Charis SIL Regular" w:hAnsi="Charis SIL Regular" w:eastAsia="Charis SIL Regular"/>
-          <w:b w:val="0"/>
-          <w:i w:val="0"/>
-          <w:color w:val="0000FF"/>
-          <w:sz w:val="24"/>
-          <w:u w:val="single"/>
-        </w:rPr>
-        <w:hyperlink r:id="rId71" w:history="1">
-          <w:r>
-            <w:rPr>
-              <w:rStyle w:val="Hyperlink"/>
-            </w:rPr>
-            <w:t>,</w:t>
-          </w:r>
-        </w:hyperlink>
-      </w:r>
-      <w:r>
-        <w:rPr>
-          <w:rFonts w:ascii="Charis SIL Regular" w:hAnsi="Charis SIL Regular" w:eastAsia="Charis SIL Regular"/>
-          <w:b w:val="0"/>
-          <w:i w:val="0"/>
-          <w:color w:val="0000FF"/>
-          <w:sz w:val="24"/>
-          <w:u w:val="single"/>
-        </w:rPr>
-        <w:t xml:space="preserve"> </w:t>
-      </w:r>
-      <w:r>
-        <w:rPr>
-          <w:rFonts w:ascii="Charis SIL Regular" w:hAnsi="Charis SIL Regular" w:eastAsia="Charis SIL Regular"/>
-          <w:b w:val="0"/>
-          <w:i w:val="0"/>
-          <w:color w:val="0000FF"/>
-          <w:sz w:val="24"/>
-          <w:u w:val="single"/>
-        </w:rPr>
-        <w:hyperlink r:id="rId71" w:history="1">
+        <w:hyperlink r:id="rId72" w:history="1">
           <w:r>
             <w:rPr>
               <w:rStyle w:val="Hyperlink"/>
@@ -9480,23 +9588,40 @@
             <w:rPr>
               <w:rStyle w:val="Hyperlink"/>
             </w:rPr>
-            <w:t>finance</w:t>
-          </w:r>
-        </w:hyperlink>
+            <w:t>financ</w:t>
+          </w:r>
+        </w:hyperlink>
+      </w:r>
+      <w:r>
+        <w:rPr>
+          <w:rFonts w:ascii="Charis SIL Regular" w:hAnsi="Charis SIL Regular" w:eastAsia="Charis SIL Regular"/>
+          <w:b w:val="0"/>
+          <w:i w:val="0"/>
+          <w:color w:val="000000"/>
+          <w:sz w:val="24"/>
+        </w:rPr>
+        <w:hyperlink r:id="rId74" w:history="1">
+          <w:r>
+            <w:rPr>
+              <w:rStyle w:val="Hyperlink"/>
+            </w:rPr>
+            <w:t>e</w:t>
+          </w:r>
+        </w:hyperlink>
+      </w:r>
+      <w:r>
+        <w:rPr>
+          <w:rFonts w:ascii="Charis SIL Regular" w:hAnsi="Charis SIL Regular" w:eastAsia="Charis SIL Regular"/>
+          <w:b w:val="0"/>
+          <w:i w:val="0"/>
+          <w:color w:val="000000"/>
+          <w:sz w:val="24"/>
+        </w:rPr>
+        <w:t>d</w:t>
       </w:r>
       <w:r>
         <w:rPr>
           <w:u w:val="single" w:color="0000ff"/>
-          <w:rFonts w:ascii="Charis SIL Regular" w:hAnsi="Charis SIL Regular" w:eastAsia="Charis SIL Regular"/>
-          <w:b w:val="0"/>
-          <w:i w:val="0"/>
-          <w:color w:val="000000"/>
-          <w:sz w:val="24"/>
-        </w:rPr>
-        <w:t>d</w:t>
-      </w:r>
-      <w:r>
-        <w:rPr>
           <w:rFonts w:ascii="Charis SIL Regular" w:hAnsi="Charis SIL Regular" w:eastAsia="Charis SIL Regular"/>
           <w:b w:val="0"/>
           <w:i w:val="0"/>
@@ -10245,23 +10370,6 @@
       </w:r>
       <w:r>
         <w:rPr>
-          <w:rFonts w:ascii="Charis SIL Regular" w:hAnsi="Charis SIL Regular" w:eastAsia="Charis SIL Regular"/>
-          <w:b w:val="0"/>
-          <w:i w:val="0"/>
-          <w:color w:val="000000"/>
-          <w:sz w:val="24"/>
-        </w:rPr>
-        <w:hyperlink r:id="rId81" w:history="1">
-          <w:r>
-            <w:rPr>
-              <w:rStyle w:val="Hyperlink"/>
-            </w:rPr>
-            <w:t>n</w:t>
-          </w:r>
-        </w:hyperlink>
-      </w:r>
-      <w:r>
-        <w:rPr>
           <w:u w:val="single" w:color="0000ff"/>
           <w:rFonts w:ascii="Charis SIL Regular" w:hAnsi="Charis SIL Regular" w:eastAsia="Charis SIL Regular"/>
           <w:b w:val="0"/>
@@ -10269,17 +10377,17 @@
           <w:color w:val="000000"/>
           <w:sz w:val="24"/>
         </w:rPr>
-        <w:t>c</w:t>
-      </w:r>
-      <w:r>
-        <w:rPr>
-          <w:rFonts w:ascii="Charis SIL Regular" w:hAnsi="Charis SIL Regular" w:eastAsia="Charis SIL Regular"/>
-          <w:b w:val="0"/>
-          <w:i w:val="0"/>
-          <w:color w:val="000000"/>
-          <w:sz w:val="24"/>
-        </w:rPr>
-        <w:t xml:space="preserve">e for the collections </w:t>
+        <w:t>n</w:t>
+      </w:r>
+      <w:r>
+        <w:rPr>
+          <w:rFonts w:ascii="Charis SIL Regular" w:hAnsi="Charis SIL Regular" w:eastAsia="Charis SIL Regular"/>
+          <w:b w:val="0"/>
+          <w:i w:val="0"/>
+          <w:color w:val="000000"/>
+          <w:sz w:val="24"/>
+        </w:rPr>
+        <w:t xml:space="preserve">ce for the collections </w:t>
       </w:r>
       <w:r>
         <w:rPr>
@@ -11188,7 +11296,7 @@
           <w:sz w:val="24"/>
           <w:u w:val="single"/>
         </w:rPr>
-        <w:hyperlink r:id="rId88" w:history="1">
+        <w:hyperlink r:id="rId87" w:history="1">
           <w:r>
             <w:rPr>
               <w:rStyle w:val="Hyperlink"/>
@@ -11987,24 +12095,36 @@
             <w:rPr>
               <w:rStyle w:val="Hyperlink"/>
             </w:rPr>
-            <w:t>profie</w:t>
-          </w:r>
-        </w:hyperlink>
-      </w:r>
-      <w:r>
-        <w:rPr>
-          <w:rFonts w:ascii="Charis SIL Regular" w:hAnsi="Charis SIL Regular" w:eastAsia="Charis SIL Regular"/>
-          <w:b w:val="0"/>
-          <w:i w:val="0"/>
-          <w:color w:val="0000FF"/>
-          <w:sz w:val="24"/>
+            <w:t>profiel</w:t>
+          </w:r>
+        </w:hyperlink>
+      </w:r>
+      <w:r>
+        <w:rPr>
+          <w:rFonts w:ascii="Charis SIL Regular" w:hAnsi="Charis SIL Regular" w:eastAsia="Charis SIL Regular"/>
+          <w:b w:val="0"/>
+          <w:i w:val="0"/>
+          <w:color w:val="0000FF"/>
+          <w:sz w:val="24"/>
+          <w:u w:val="single"/>
+        </w:rPr>
+        <w:t>-</w:t>
+      </w:r>
+      <w:r>
+        <w:rPr>
+          <w:rFonts w:ascii="Charis SIL Regular" w:hAnsi="Charis SIL Regular" w:eastAsia="Charis SIL Regular"/>
+          <w:b w:val="0"/>
+          <w:i w:val="0"/>
+          <w:color w:val="0000FF"/>
+          <w:sz w:val="24"/>
+          <w:u w:val="single"/>
         </w:rPr>
         <w:hyperlink r:id="rId90" w:history="1">
           <w:r>
             <w:rPr>
               <w:rStyle w:val="Hyperlink"/>
             </w:rPr>
-            <w:t>l</w:t>
+            <w:t>als</w:t>
           </w:r>
         </w:hyperlink>
       </w:r>
@@ -12017,24 +12137,6 @@
           <w:sz w:val="24"/>
         </w:rPr>
         <w:t>-</w:t>
-      </w:r>
-      <w:r>
-        <w:rPr>
-          <w:rFonts w:ascii="Charis SIL Regular" w:hAnsi="Charis SIL Regular" w:eastAsia="Charis SIL Regular"/>
-          <w:b w:val="0"/>
-          <w:i w:val="0"/>
-          <w:color w:val="0000FF"/>
-          <w:sz w:val="24"/>
-          <w:u w:val="single"/>
-        </w:rPr>
-        <w:hyperlink r:id="rId90" w:history="1">
-          <w:r>
-            <w:rPr>
-              <w:rStyle w:val="Hyperlink"/>
-            </w:rPr>
-            <w:t>als-</w:t>
-          </w:r>
-        </w:hyperlink>
       </w:r>
       <w:r>
         <w:rPr>
@@ -12403,7 +12505,7 @@
           <w:sz w:val="24"/>
           <w:u w:val="single"/>
         </w:rPr>
-        <w:hyperlink r:id="rId91" w:history="1">
+        <w:hyperlink r:id="rId92" w:history="1">
           <w:r>
             <w:rPr>
               <w:rStyle w:val="Hyperlink"/>
@@ -12432,7 +12534,7 @@
           <w:sz w:val="24"/>
           <w:u w:val="single"/>
         </w:rPr>
-        <w:hyperlink r:id="rId91" w:history="1">
+        <w:hyperlink r:id="rId92" w:history="1">
           <w:r>
             <w:rPr>
               <w:rStyle w:val="Hyperlink"/>
@@ -12548,7 +12650,7 @@
           <w:sz w:val="24"/>
           <w:u w:val="single"/>
         </w:rPr>
-        <w:hyperlink r:id="rId92" w:history="1">
+        <w:hyperlink r:id="rId93" w:history="1">
           <w:r>
             <w:rPr>
               <w:rStyle w:val="Hyperlink"/>
@@ -12566,7 +12668,7 @@
           <w:sz w:val="24"/>
           <w:u w:val="single"/>
         </w:rPr>
-        <w:hyperlink r:id="rId92" w:history="1">
+        <w:hyperlink r:id="rId93" w:history="1">
           <w:r>
             <w:rPr>
               <w:rStyle w:val="Hyperlink"/>
@@ -12584,7 +12686,7 @@
           <w:sz w:val="24"/>
           <w:u w:val="single"/>
         </w:rPr>
-        <w:hyperlink r:id="rId92" w:history="1">
+        <w:hyperlink r:id="rId93" w:history="1">
           <w:r>
             <w:rPr>
               <w:rStyle w:val="Hyperlink"/>
@@ -12612,7 +12714,7 @@
           <w:sz w:val="24"/>
           <w:u w:val="single"/>
         </w:rPr>
-        <w:hyperlink r:id="rId93" w:history="1">
+        <w:hyperlink r:id="rId94" w:history="1">
           <w:r>
             <w:rPr>
               <w:rStyle w:val="Hyperlink"/>
@@ -12641,7 +12743,7 @@
           <w:sz w:val="24"/>
           <w:u w:val="single"/>
         </w:rPr>
-        <w:hyperlink r:id="rId93" w:history="1">
+        <w:hyperlink r:id="rId94" w:history="1">
           <w:r>
             <w:rPr>
               <w:rStyle w:val="Hyperlink"/>
@@ -12772,7 +12874,7 @@
           <w:sz w:val="24"/>
           <w:u w:val="single"/>
         </w:rPr>
-        <w:hyperlink r:id="rId94" w:history="1">
+        <w:hyperlink r:id="rId95" w:history="1">
           <w:r>
             <w:rPr>
               <w:rStyle w:val="Hyperlink"/>
@@ -12790,7 +12892,7 @@
           <w:sz w:val="24"/>
           <w:u w:val="single"/>
         </w:rPr>
-        <w:hyperlink r:id="rId94" w:history="1">
+        <w:hyperlink r:id="rId95" w:history="1">
           <w:r>
             <w:rPr>
               <w:rStyle w:val="Hyperlink"/>
@@ -12808,7 +12910,7 @@
           <w:sz w:val="24"/>
           <w:u w:val="single"/>
         </w:rPr>
-        <w:hyperlink r:id="rId94" w:history="1">
+        <w:hyperlink r:id="rId95" w:history="1">
           <w:r>
             <w:rPr>
               <w:rStyle w:val="Hyperlink"/>
@@ -12826,7 +12928,7 @@
           <w:sz w:val="24"/>
           <w:u w:val="single"/>
         </w:rPr>
-        <w:hyperlink r:id="rId94" w:history="1">
+        <w:hyperlink r:id="rId95" w:history="1">
           <w:r>
             <w:rPr>
               <w:rStyle w:val="Hyperlink"/>
@@ -12854,7 +12956,7 @@
           <w:sz w:val="24"/>
           <w:u w:val="single"/>
         </w:rPr>
-        <w:hyperlink r:id="rId95" w:history="1">
+        <w:hyperlink r:id="rId96" w:history="1">
           <w:r>
             <w:rPr>
               <w:rStyle w:val="Hyperlink"/>
@@ -13029,7 +13131,7 @@
           <w:sz w:val="24"/>
           <w:u w:val="single"/>
         </w:rPr>
-        <w:hyperlink r:id="rId96" w:history="1">
+        <w:hyperlink r:id="rId97" w:history="1">
           <w:r>
             <w:rPr>
               <w:rStyle w:val="Hyperlink"/>
@@ -13047,7 +13149,7 @@
           <w:sz w:val="24"/>
           <w:u w:val="single"/>
         </w:rPr>
-        <w:hyperlink r:id="rId96" w:history="1">
+        <w:hyperlink r:id="rId97" w:history="1">
           <w:r>
             <w:rPr>
               <w:rStyle w:val="Hyperlink"/>
@@ -13065,7 +13167,7 @@
           <w:sz w:val="24"/>
           <w:u w:val="single"/>
         </w:rPr>
-        <w:hyperlink r:id="rId96" w:history="1">
+        <w:hyperlink r:id="rId97" w:history="1">
           <w:r>
             <w:rPr>
               <w:rStyle w:val="Hyperlink"/>
@@ -13093,7 +13195,7 @@
           <w:sz w:val="24"/>
           <w:u w:val="single"/>
         </w:rPr>
-        <w:hyperlink r:id="rId96" w:history="1">
+        <w:hyperlink r:id="rId97" w:history="1">
           <w:r>
             <w:rPr>
               <w:rStyle w:val="Hyperlink"/>
@@ -13111,7 +13213,7 @@
           <w:sz w:val="24"/>
           <w:u w:val="single"/>
         </w:rPr>
-        <w:hyperlink r:id="rId96" w:history="1">
+        <w:hyperlink r:id="rId97" w:history="1">
           <w:r>
             <w:rPr>
               <w:rStyle w:val="Hyperlink"/>
@@ -13129,7 +13231,7 @@
           <w:sz w:val="24"/>
           <w:u w:val="single"/>
         </w:rPr>
-        <w:hyperlink r:id="rId96" w:history="1">
+        <w:hyperlink r:id="rId97" w:history="1">
           <w:r>
             <w:rPr>
               <w:rStyle w:val="Hyperlink"/>
@@ -13147,7 +13249,7 @@
           <w:sz w:val="24"/>
           <w:u w:val="single"/>
         </w:rPr>
-        <w:hyperlink r:id="rId96" w:history="1">
+        <w:hyperlink r:id="rId97" w:history="1">
           <w:r>
             <w:rPr>
               <w:rStyle w:val="Hyperlink"/>
@@ -13175,7 +13277,7 @@
           <w:sz w:val="24"/>
           <w:u w:val="single"/>
         </w:rPr>
-        <w:hyperlink r:id="rId96" w:history="1">
+        <w:hyperlink r:id="rId97" w:history="1">
           <w:r>
             <w:rPr>
               <w:rStyle w:val="Hyperlink"/>
@@ -13204,7 +13306,7 @@
           <w:sz w:val="24"/>
           <w:u w:val="single"/>
         </w:rPr>
-        <w:hyperlink r:id="rId96" w:history="1">
+        <w:hyperlink r:id="rId97" w:history="1">
           <w:r>
             <w:rPr>
               <w:rStyle w:val="Hyperlink"/>
@@ -13312,7 +13414,7 @@
           <w:sz w:val="24"/>
           <w:u w:val="single"/>
         </w:rPr>
-        <w:hyperlink r:id="rId97" w:history="1">
+        <w:hyperlink r:id="rId98" w:history="1">
           <w:r>
             <w:rPr>
               <w:rStyle w:val="Hyperlink"/>
@@ -13330,7 +13432,7 @@
           <w:sz w:val="24"/>
           <w:u w:val="single"/>
         </w:rPr>
-        <w:hyperlink r:id="rId97" w:history="1">
+        <w:hyperlink r:id="rId98" w:history="1">
           <w:r>
             <w:rPr>
               <w:rStyle w:val="Hyperlink"/>
@@ -13428,7 +13530,7 @@
           <w:sz w:val="24"/>
           <w:u w:val="single"/>
         </w:rPr>
-        <w:hyperlink r:id="rId98" w:history="1">
+        <w:hyperlink r:id="rId99" w:history="1">
           <w:r>
             <w:rPr>
               <w:rStyle w:val="Hyperlink"/>
@@ -13457,7 +13559,7 @@
           <w:sz w:val="24"/>
           <w:u w:val="single"/>
         </w:rPr>
-        <w:hyperlink r:id="rId98" w:history="1">
+        <w:hyperlink r:id="rId99" w:history="1">
           <w:r>
             <w:rPr>
               <w:rStyle w:val="Hyperlink"/>
@@ -13564,7 +13666,7 @@
           <w:sz w:val="24"/>
           <w:u w:val="single"/>
         </w:rPr>
-        <w:hyperlink r:id="rId99" w:history="1">
+        <w:hyperlink r:id="rId100" w:history="1">
           <w:r>
             <w:rPr>
               <w:rStyle w:val="Hyperlink"/>
@@ -13593,7 +13695,7 @@
           <w:sz w:val="24"/>
           <w:u w:val="single"/>
         </w:rPr>
-        <w:hyperlink r:id="rId99" w:history="1">
+        <w:hyperlink r:id="rId100" w:history="1">
           <w:r>
             <w:rPr>
               <w:rStyle w:val="Hyperlink"/>
@@ -13621,7 +13723,7 @@
           <w:sz w:val="24"/>
           <w:u w:val="single"/>
         </w:rPr>
-        <w:hyperlink r:id="rId100" w:history="1">
+        <w:hyperlink r:id="rId101" w:history="1">
           <w:r>
             <w:rPr>
               <w:rStyle w:val="Hyperlink"/>
@@ -13650,7 +13752,7 @@
           <w:sz w:val="24"/>
           <w:u w:val="single"/>
         </w:rPr>
-        <w:hyperlink r:id="rId100" w:history="1">
+        <w:hyperlink r:id="rId101" w:history="1">
           <w:r>
             <w:rPr>
               <w:rStyle w:val="Hyperlink"/>
@@ -13778,7 +13880,7 @@
           <w:sz w:val="24"/>
           <w:u w:val="single"/>
         </w:rPr>
-        <w:hyperlink r:id="rId101" w:history="1">
+        <w:hyperlink r:id="rId102" w:history="1">
           <w:r>
             <w:rPr>
               <w:rStyle w:val="Hyperlink"/>
@@ -13796,7 +13898,7 @@
           <w:sz w:val="24"/>
           <w:u w:val="single"/>
         </w:rPr>
-        <w:hyperlink r:id="rId101" w:history="1">
+        <w:hyperlink r:id="rId102" w:history="1">
           <w:r>
             <w:rPr>
               <w:rStyle w:val="Hyperlink"/>
@@ -13814,7 +13916,7 @@
           <w:sz w:val="24"/>
           <w:u w:val="single"/>
         </w:rPr>
-        <w:hyperlink r:id="rId101" w:history="1">
+        <w:hyperlink r:id="rId102" w:history="1">
           <w:r>
             <w:rPr>
               <w:rStyle w:val="Hyperlink"/>
@@ -13935,7 +14037,7 @@
           <w:sz w:val="24"/>
           <w:u w:val="single"/>
         </w:rPr>
-        <w:hyperlink r:id="rId102" w:history="1">
+        <w:hyperlink r:id="rId103" w:history="1">
           <w:r>
             <w:rPr>
               <w:rStyle w:val="Hyperlink"/>
@@ -13953,7 +14055,7 @@
           <w:sz w:val="24"/>
           <w:u w:val="single"/>
         </w:rPr>
-        <w:hyperlink r:id="rId102" w:history="1">
+        <w:hyperlink r:id="rId103" w:history="1">
           <w:r>
             <w:rPr>
               <w:rStyle w:val="Hyperlink"/>
@@ -14051,7 +14153,7 @@
           <w:sz w:val="24"/>
           <w:u w:val="single"/>
         </w:rPr>
-        <w:hyperlink r:id="rId103" w:history="1">
+        <w:hyperlink r:id="rId104" w:history="1">
           <w:r>
             <w:rPr>
               <w:rStyle w:val="Hyperlink"/>
@@ -14080,7 +14182,7 @@
           <w:sz w:val="24"/>
           <w:u w:val="single"/>
         </w:rPr>
-        <w:hyperlink r:id="rId103" w:history="1">
+        <w:hyperlink r:id="rId104" w:history="1">
           <w:r>
             <w:rPr>
               <w:rStyle w:val="Hyperlink"/>
@@ -14108,7 +14210,7 @@
           <w:sz w:val="24"/>
           <w:u w:val="single"/>
         </w:rPr>
-        <w:hyperlink r:id="rId104" w:history="1">
+        <w:hyperlink r:id="rId105" w:history="1">
           <w:r>
             <w:rPr>
               <w:rStyle w:val="Hyperlink"/>
@@ -14137,7 +14239,7 @@
           <w:sz w:val="24"/>
           <w:u w:val="single"/>
         </w:rPr>
-        <w:hyperlink r:id="rId104" w:history="1">
+        <w:hyperlink r:id="rId105" w:history="1">
           <w:r>
             <w:rPr>
               <w:rStyle w:val="Hyperlink"/>
@@ -14244,7 +14346,7 @@
           <w:color w:val="0000FF"/>
           <w:sz w:val="24"/>
         </w:rPr>
-        <w:hyperlink r:id="rId105" w:history="1">
+        <w:hyperlink r:id="rId106" w:history="1">
           <w:r>
             <w:rPr>
               <w:rStyle w:val="Hyperlink"/>
@@ -14261,7 +14363,7 @@
           <w:color w:val="0000FF"/>
           <w:sz w:val="24"/>
         </w:rPr>
-        <w:hyperlink r:id="rId105" w:history="1">
+        <w:hyperlink r:id="rId106" w:history="1">
           <w:r>
             <w:rPr>
               <w:rStyle w:val="Hyperlink"/>
@@ -14278,7 +14380,7 @@
           <w:color w:val="0000FF"/>
           <w:sz w:val="24"/>
         </w:rPr>
-        <w:hyperlink r:id="rId105" w:history="1">
+        <w:hyperlink r:id="rId106" w:history="1">
           <w:r>
             <w:rPr>
               <w:rStyle w:val="Hyperlink"/>
@@ -14295,7 +14397,7 @@
           <w:color w:val="0000FF"/>
           <w:sz w:val="24"/>
         </w:rPr>
-        <w:hyperlink r:id="rId105" w:history="1">
+        <w:hyperlink r:id="rId106" w:history="1">
           <w:r>
             <w:rPr>
               <w:rStyle w:val="Hyperlink"/>
@@ -14312,7 +14414,7 @@
           <w:color w:val="0000FF"/>
           <w:sz w:val="24"/>
         </w:rPr>
-        <w:hyperlink r:id="rId105" w:history="1">
+        <w:hyperlink r:id="rId106" w:history="1">
           <w:r>
             <w:rPr>
               <w:rStyle w:val="Hyperlink"/>
@@ -14409,7 +14511,7 @@
           <w:color w:val="0000FF"/>
           <w:sz w:val="24"/>
         </w:rPr>
-        <w:hyperlink r:id="rId106" w:history="1">
+        <w:hyperlink r:id="rId107" w:history="1">
           <w:r>
             <w:rPr>
               <w:rStyle w:val="Hyperlink"/>
@@ -14426,7 +14528,7 @@
           <w:color w:val="0000FF"/>
           <w:sz w:val="24"/>
         </w:rPr>
-        <w:hyperlink r:id="rId106" w:history="1">
+        <w:hyperlink r:id="rId107" w:history="1">
           <w:r>
             <w:rPr>
               <w:rStyle w:val="Hyperlink"/>
@@ -14443,7 +14545,7 @@
           <w:color w:val="0000FF"/>
           <w:sz w:val="24"/>
         </w:rPr>
-        <w:hyperlink r:id="rId106" w:history="1">
+        <w:hyperlink r:id="rId107" w:history="1">
           <w:r>
             <w:rPr>
               <w:rStyle w:val="Hyperlink"/>
@@ -14460,7 +14562,7 @@
           <w:color w:val="0000FF"/>
           <w:sz w:val="24"/>
         </w:rPr>
-        <w:hyperlink r:id="rId106" w:history="1">
+        <w:hyperlink r:id="rId107" w:history="1">
           <w:r>
             <w:rPr>
               <w:rStyle w:val="Hyperlink"/>
@@ -14477,7 +14579,7 @@
           <w:color w:val="0000FF"/>
           <w:sz w:val="24"/>
         </w:rPr>
-        <w:hyperlink r:id="rId106" w:history="1">
+        <w:hyperlink r:id="rId107" w:history="1">
           <w:r>
             <w:rPr>
               <w:rStyle w:val="Hyperlink"/>
@@ -14593,7 +14695,7 @@
           <w:color w:val="0000FF"/>
           <w:sz w:val="24"/>
         </w:rPr>
-        <w:hyperlink r:id="rId107" w:history="1">
+        <w:hyperlink r:id="rId108" w:history="1">
           <w:r>
             <w:rPr>
               <w:rStyle w:val="Hyperlink"/>
@@ -14610,7 +14712,7 @@
           <w:color w:val="0000FF"/>
           <w:sz w:val="24"/>
         </w:rPr>
-        <w:hyperlink r:id="rId107" w:history="1">
+        <w:hyperlink r:id="rId108" w:history="1">
           <w:r>
             <w:rPr>
               <w:rStyle w:val="Hyperlink"/>
@@ -14627,7 +14729,7 @@
           <w:color w:val="0000FF"/>
           <w:sz w:val="24"/>
         </w:rPr>
-        <w:hyperlink r:id="rId107" w:history="1">
+        <w:hyperlink r:id="rId108" w:history="1">
           <w:r>
             <w:rPr>
               <w:rStyle w:val="Hyperlink"/>
@@ -14644,7 +14746,7 @@
           <w:color w:val="0000FF"/>
           <w:sz w:val="24"/>
         </w:rPr>
-        <w:hyperlink r:id="rId107" w:history="1">
+        <w:hyperlink r:id="rId108" w:history="1">
           <w:r>
             <w:rPr>
               <w:rStyle w:val="Hyperlink"/>
@@ -14661,7 +14763,7 @@
           <w:color w:val="0000FF"/>
           <w:sz w:val="24"/>
         </w:rPr>
-        <w:hyperlink r:id="rId107" w:history="1">
+        <w:hyperlink r:id="rId108" w:history="1">
           <w:r>
             <w:rPr>
               <w:rStyle w:val="Hyperlink"/>
@@ -14778,7 +14880,7 @@
           <w:color w:val="0000FF"/>
           <w:sz w:val="24"/>
         </w:rPr>
-        <w:hyperlink r:id="rId108" w:history="1">
+        <w:hyperlink r:id="rId109" w:history="1">
           <w:r>
             <w:rPr>
               <w:rStyle w:val="Hyperlink"/>
@@ -14795,7 +14897,7 @@
           <w:color w:val="0000FF"/>
           <w:sz w:val="24"/>
         </w:rPr>
-        <w:hyperlink r:id="rId108" w:history="1">
+        <w:hyperlink r:id="rId109" w:history="1">
           <w:r>
             <w:rPr>
               <w:rStyle w:val="Hyperlink"/>
@@ -14812,7 +14914,7 @@
           <w:color w:val="0000FF"/>
           <w:sz w:val="24"/>
         </w:rPr>
-        <w:hyperlink r:id="rId108" w:history="1">
+        <w:hyperlink r:id="rId109" w:history="1">
           <w:r>
             <w:rPr>
               <w:rStyle w:val="Hyperlink"/>
@@ -14829,7 +14931,7 @@
           <w:color w:val="0000FF"/>
           <w:sz w:val="24"/>
         </w:rPr>
-        <w:hyperlink r:id="rId108" w:history="1">
+        <w:hyperlink r:id="rId109" w:history="1">
           <w:r>
             <w:rPr>
               <w:rStyle w:val="Hyperlink"/>
@@ -14846,7 +14948,7 @@
           <w:color w:val="0000FF"/>
           <w:sz w:val="24"/>
         </w:rPr>
-        <w:hyperlink r:id="rId108" w:history="1">
+        <w:hyperlink r:id="rId109" w:history="1">
           <w:r>
             <w:rPr>
               <w:rStyle w:val="Hyperlink"/>
@@ -14964,7 +15066,7 @@
           <w:sz w:val="24"/>
           <w:u w:val="single"/>
         </w:rPr>
-        <w:hyperlink r:id="rId109" w:history="1">
+        <w:hyperlink r:id="rId110" w:history="1">
           <w:r>
             <w:rPr>
               <w:rStyle w:val="Hyperlink"/>
@@ -14993,7 +15095,7 @@
           <w:sz w:val="24"/>
           <w:u w:val="single"/>
         </w:rPr>
-        <w:hyperlink r:id="rId109" w:history="1">
+        <w:hyperlink r:id="rId110" w:history="1">
           <w:r>
             <w:rPr>
               <w:rStyle w:val="Hyperlink"/>
@@ -15090,7 +15192,7 @@
           <w:color w:val="0000FF"/>
           <w:sz w:val="24"/>
         </w:rPr>
-        <w:hyperlink r:id="rId110" w:history="1">
+        <w:hyperlink r:id="rId111" w:history="1">
           <w:r>
             <w:rPr>
               <w:rStyle w:val="Hyperlink"/>
@@ -15107,7 +15209,7 @@
           <w:color w:val="0000FF"/>
           <w:sz w:val="24"/>
         </w:rPr>
-        <w:hyperlink r:id="rId110" w:history="1">
+        <w:hyperlink r:id="rId111" w:history="1">
           <w:r>
             <w:rPr>
               <w:rStyle w:val="Hyperlink"/>
@@ -15124,7 +15226,7 @@
           <w:color w:val="0000FF"/>
           <w:sz w:val="24"/>
         </w:rPr>
-        <w:hyperlink r:id="rId110" w:history="1">
+        <w:hyperlink r:id="rId111" w:history="1">
           <w:r>
             <w:rPr>
               <w:rStyle w:val="Hyperlink"/>
@@ -15141,7 +15243,7 @@
           <w:color w:val="0000FF"/>
           <w:sz w:val="24"/>
         </w:rPr>
-        <w:hyperlink r:id="rId110" w:history="1">
+        <w:hyperlink r:id="rId111" w:history="1">
           <w:r>
             <w:rPr>
               <w:rStyle w:val="Hyperlink"/>
@@ -15158,7 +15260,7 @@
           <w:color w:val="0000FF"/>
           <w:sz w:val="24"/>
         </w:rPr>
-        <w:hyperlink r:id="rId110" w:history="1">
+        <w:hyperlink r:id="rId111" w:history="1">
           <w:r>
             <w:rPr>
               <w:rStyle w:val="Hyperlink"/>
@@ -15175,7 +15277,7 @@
           <w:color w:val="0000FF"/>
           <w:sz w:val="24"/>
         </w:rPr>
-        <w:hyperlink r:id="rId110" w:history="1">
+        <w:hyperlink r:id="rId111" w:history="1">
           <w:r>
             <w:rPr>
               <w:rStyle w:val="Hyperlink"/>
@@ -15192,7 +15294,7 @@
           <w:color w:val="0000FF"/>
           <w:sz w:val="24"/>
         </w:rPr>
-        <w:hyperlink r:id="rId110" w:history="1">
+        <w:hyperlink r:id="rId111" w:history="1">
           <w:r>
             <w:rPr>
               <w:rStyle w:val="Hyperlink"/>
@@ -15210,7 +15312,7 @@
           <w:sz w:val="24"/>
           <w:u w:val="single"/>
         </w:rPr>
-        <w:hyperlink r:id="rId110" w:history="1">
+        <w:hyperlink r:id="rId111" w:history="1">
           <w:r>
             <w:rPr>
               <w:rStyle w:val="Hyperlink"/>
@@ -15228,7 +15330,7 @@
           <w:sz w:val="24"/>
           <w:u w:val="single"/>
         </w:rPr>
-        <w:hyperlink r:id="rId110" w:history="1">
+        <w:hyperlink r:id="rId111" w:history="1">
           <w:r>
             <w:rPr>
               <w:rStyle w:val="Hyperlink"/>
@@ -15246,7 +15348,7 @@
           <w:sz w:val="24"/>
           <w:u w:val="single"/>
         </w:rPr>
-        <w:hyperlink r:id="rId110" w:history="1">
+        <w:hyperlink r:id="rId111" w:history="1">
           <w:r>
             <w:rPr>
               <w:rStyle w:val="Hyperlink"/>
@@ -15264,7 +15366,7 @@
           <w:sz w:val="24"/>
           <w:u w:val="single"/>
         </w:rPr>
-        <w:hyperlink r:id="rId110" w:history="1">
+        <w:hyperlink r:id="rId111" w:history="1">
           <w:r>
             <w:rPr>
               <w:rStyle w:val="Hyperlink"/>
@@ -15282,7 +15384,7 @@
           <w:sz w:val="24"/>
           <w:u w:val="single"/>
         </w:rPr>
-        <w:hyperlink r:id="rId110" w:history="1">
+        <w:hyperlink r:id="rId111" w:history="1">
           <w:r>
             <w:rPr>
               <w:rStyle w:val="Hyperlink"/>
@@ -15300,7 +15402,7 @@
           <w:sz w:val="24"/>
           <w:u w:val="single"/>
         </w:rPr>
-        <w:hyperlink r:id="rId110" w:history="1">
+        <w:hyperlink r:id="rId111" w:history="1">
           <w:r>
             <w:rPr>
               <w:rStyle w:val="Hyperlink"/>
@@ -15318,7 +15420,7 @@
           <w:sz w:val="24"/>
           <w:u w:val="single"/>
         </w:rPr>
-        <w:hyperlink r:id="rId110" w:history="1">
+        <w:hyperlink r:id="rId111" w:history="1">
           <w:r>
             <w:rPr>
               <w:rStyle w:val="Hyperlink"/>
@@ -15336,7 +15438,7 @@
           <w:sz w:val="24"/>
           <w:u w:val="single"/>
         </w:rPr>
-        <w:hyperlink r:id="rId110" w:history="1">
+        <w:hyperlink r:id="rId111" w:history="1">
           <w:r>
             <w:rPr>
               <w:rStyle w:val="Hyperlink"/>
@@ -15354,7 +15456,7 @@
           <w:sz w:val="24"/>
           <w:u w:val="single"/>
         </w:rPr>
-        <w:hyperlink r:id="rId110" w:history="1">
+        <w:hyperlink r:id="rId111" w:history="1">
           <w:r>
             <w:rPr>
               <w:rStyle w:val="Hyperlink"/>
@@ -15372,7 +15474,7 @@
           <w:sz w:val="24"/>
           <w:u w:val="single"/>
         </w:rPr>
-        <w:hyperlink r:id="rId110" w:history="1">
+        <w:hyperlink r:id="rId111" w:history="1">
           <w:r>
             <w:rPr>
               <w:rStyle w:val="Hyperlink"/>
